--- a/downloads/teacher/ai-5-week-23.docx
+++ b/downloads/teacher/ai-5-week-23.docx
@@ -2203,6 +2203,396 @@
         <w:t>For your Image-pattern Network Investigation, save the input, procedure, observed result and limitation of this check. Label this worked example as practice; use a different, previously unreviewed case when checking independent understanding.</w:t>
       </w:r>
     </w:p>
+    <w:p>
+      <w:pPr>
+        <w:pStyle w:val="Heading1"/>
+      </w:pPr>
+      <w:r>
+        <w:t>07. Prepare, teach and assess</w:t>
+      </w:r>
+    </w:p>
+    <w:p>
+      <w:r>
+        <w:t>Teaching target: Trace a complete image model with fixed features and one trained weight</w:t>
+      </w:r>
+    </w:p>
+    <w:p>
+      <w:r>
+        <w:t>Prepare the labelled worked-case picture, the matching workbook, fictional input cards and a place for individual responses. Check a local Python 3 environment before class; have a paper-trace version ready.</w:t>
+      </w:r>
+    </w:p>
+    <w:tbl>
+      <w:tblPr>
+        <w:tblStyle w:val="LightShading-Accent1"/>
+        <w:tblW w:type="auto" w:w="0"/>
+        <w:tblLook w:firstColumn="1" w:firstRow="1" w:lastColumn="0" w:lastRow="0" w:noHBand="0" w:noVBand="1" w:val="04A0"/>
+      </w:tblPr>
+      <w:tblGrid>
+        <w:gridCol w:w="3408"/>
+        <w:gridCol w:w="3408"/>
+        <w:gridCol w:w="3408"/>
+      </w:tblGrid>
+      <w:tr>
+        <w:trPr>
+          <w:tblHeader/>
+        </w:trPr>
+        <w:tc>
+          <w:tcPr>
+            <w:tcW w:type="dxa" w:w="3408"/>
+          </w:tcPr>
+          <w:p>
+            <w:r>
+              <w:t>Session</w:t>
+            </w:r>
+          </w:p>
+        </w:tc>
+        <w:tc>
+          <w:tcPr>
+            <w:tcW w:type="dxa" w:w="3408"/>
+          </w:tcPr>
+          <w:p>
+            <w:r>
+              <w:t>Plan</w:t>
+            </w:r>
+          </w:p>
+        </w:tc>
+        <w:tc>
+          <w:tcPr>
+            <w:tcW w:type="dxa" w:w="3408"/>
+          </w:tcPr>
+          <w:p>
+            <w:r>
+              <w:t>Resources</w:t>
+            </w:r>
+          </w:p>
+        </w:tc>
+      </w:tr>
+      <w:tr>
+        <w:tc>
+          <w:tcPr>
+            <w:tcW w:type="dxa" w:w="3408"/>
+          </w:tcPr>
+          <w:p>
+            <w:r>
+              <w:t>Session 1 · Understand · 45 min</w:t>
+            </w:r>
+          </w:p>
+        </w:tc>
+        <w:tc>
+          <w:tcPr>
+            <w:tcW w:type="dxa" w:w="3408"/>
+          </w:tcPr>
+          <w:p>
+            <w:r>
+              <w:t>0–7: recall and prerequisite; 7–15: inspect the concrete case and predict; 15–30: teacher models the worked trace; 30–40: learners explain a step using the text and visual; 40–45: check the core idea.</w:t>
+            </w:r>
+          </w:p>
+        </w:tc>
+        <w:tc>
+          <w:tcPr>
+            <w:tcW w:type="dxa" w:w="3408"/>
+          </w:tcPr>
+          <w:p>
+            <w:r>
+              <w:t>Sections 1–6; record the brief recall in the workbook.</w:t>
+            </w:r>
+          </w:p>
+        </w:tc>
+      </w:tr>
+      <w:tr>
+        <w:tc>
+          <w:tcPr>
+            <w:tcW w:type="dxa" w:w="3408"/>
+          </w:tcPr>
+          <w:p>
+            <w:r>
+              <w:t>Session 2 · Practise · 45 min</w:t>
+            </w:r>
+          </w:p>
+        </w:tc>
+        <w:tc>
+          <w:tcPr>
+            <w:tcW w:type="dxa" w:w="3408"/>
+          </w:tcPr>
+          <w:p>
+            <w:r>
+              <w:t>0–5: retrieve the procedure; 5–15: W2 completion practice; 15–23: explain and check with a partner; 23–30: each learner answers the misconception check; 30–40: targeted reteaching or a harder variation; 40–45: prepare the investigation.</w:t>
+            </w:r>
+          </w:p>
+        </w:tc>
+        <w:tc>
+          <w:tcPr>
+            <w:tcW w:type="dxa" w:w="3408"/>
+          </w:tcPr>
+          <w:p>
+            <w:r>
+              <w:t>Sections 7–10; use the matching workbook W2 and misconception check.</w:t>
+            </w:r>
+          </w:p>
+        </w:tc>
+      </w:tr>
+      <w:tr>
+        <w:tc>
+          <w:tcPr>
+            <w:tcW w:type="dxa" w:w="3408"/>
+          </w:tcPr>
+          <w:p>
+            <w:r>
+              <w:t>Session 3 · Investigate and transfer · 45 min</w:t>
+            </w:r>
+          </w:p>
+        </w:tc>
+        <w:tc>
+          <w:tcPr>
+            <w:tcW w:type="dxa" w:w="3408"/>
+          </w:tcPr>
+          <w:p>
+            <w:r>
+              <w:t>0–5: retrieve the decision rule; 5–20: investigate or trace; 20–30: start the independent case; 30–38: connect the project; 38–43: act on feedback; 43–45: plan the return check.</w:t>
+            </w:r>
+          </w:p>
+        </w:tc>
+        <w:tc>
+          <w:tcPr>
+            <w:tcW w:type="dxa" w:w="3408"/>
+          </w:tcPr>
+          <w:p>
+            <w:r>
+              <w:t>Sections 9 and 11–14. Give extra time to finish the full task set; use Section 15 when the week includes a coding lab.</w:t>
+            </w:r>
+          </w:p>
+        </w:tc>
+      </w:tr>
+    </w:tbl>
+    <w:p>
+      <w:r>
+        <w:t>Before class, solve the supported practice: Starting at a = 0, use gradient 5a - 3 and rate 0.1 for two updates. Give each gradient, new weight and training MSE.</w:t>
+      </w:r>
+    </w:p>
+    <w:p>
+      <w:r>
+        <w:t>Reasoned practice answer: Teacher explanation: First gradient -3 gives a = 0.3 and MSE 0.325. Second gradient -1.5 gives a = 0.45 and MSE 0.15625. Each gradient is computed at the current weight before the update.</w:t>
+      </w:r>
+    </w:p>
+    <w:p>
+      <w:r>
+        <w:t>Check every learner before discussion: Use the worked case for Training a small image model. Proposed explanation: “All parameters in a trained model must have been learned”. Decide whether this explanation is supported. Point to the step or supplied fact that decides; explain your repair if needed.</w:t>
+      </w:r>
+    </w:p>
+    <w:p>
+      <w:r>
+        <w:t>Misconception repair: The declared experiment freezes the feature kernels and adjusts only a.</w:t>
+      </w:r>
+    </w:p>
+    <w:p>
+      <w:r>
+        <w:t>Support: read the exact case aloud, enlarge the labelled picture, supply input cards and model only the first deciding step. Accept a spoken explanation or drawing; retain the reasoning goal.</w:t>
+      </w:r>
+    </w:p>
+    <w:p>
+      <w:r>
+        <w:t>Extension: Double the two-update budget while keeping the same training rule. Require a prediction and a reason before comparing. Expected result: Next a values 0.875 and 0.9375; training loss falls to 0.015625. Reason: Each update halves the distance to the training optimum1 in this toy system.</w:t>
+      </w:r>
+    </w:p>
+    <w:p>
+      <w:r>
+        <w:t>Independent assessment: withhold the reserved answer until the learner has attempted the new case. Record support separately from correctness.</w:t>
+      </w:r>
+    </w:p>
+    <w:tbl>
+      <w:tblPr>
+        <w:tblStyle w:val="LightShading-Accent1"/>
+        <w:tblW w:type="auto" w:w="0"/>
+        <w:tblLook w:firstColumn="1" w:firstRow="1" w:lastColumn="0" w:lastRow="0" w:noHBand="0" w:noVBand="1" w:val="04A0"/>
+      </w:tblPr>
+      <w:tblGrid>
+        <w:gridCol w:w="2556"/>
+        <w:gridCol w:w="2556"/>
+        <w:gridCol w:w="2556"/>
+        <w:gridCol w:w="2556"/>
+      </w:tblGrid>
+      <w:tr>
+        <w:trPr>
+          <w:tblHeader/>
+        </w:trPr>
+        <w:tc>
+          <w:tcPr>
+            <w:tcW w:type="dxa" w:w="2556"/>
+          </w:tcPr>
+          <w:p>
+            <w:r>
+              <w:t>Criterion</w:t>
+            </w:r>
+          </w:p>
+        </w:tc>
+        <w:tc>
+          <w:tcPr>
+            <w:tcW w:type="dxa" w:w="2556"/>
+          </w:tcPr>
+          <w:p>
+            <w:r>
+              <w:t>Not yet</w:t>
+            </w:r>
+          </w:p>
+        </w:tc>
+        <w:tc>
+          <w:tcPr>
+            <w:tcW w:type="dxa" w:w="2556"/>
+          </w:tcPr>
+          <w:p>
+            <w:r>
+              <w:t>With support</w:t>
+            </w:r>
+          </w:p>
+        </w:tc>
+        <w:tc>
+          <w:tcPr>
+            <w:tcW w:type="dxa" w:w="2556"/>
+          </w:tcPr>
+          <w:p>
+            <w:r>
+              <w:t>Independent</w:t>
+            </w:r>
+          </w:p>
+        </w:tc>
+      </w:tr>
+      <w:tr>
+        <w:tc>
+          <w:tcPr>
+            <w:tcW w:type="dxa" w:w="2556"/>
+          </w:tcPr>
+          <w:p>
+            <w:r>
+              <w:t>Explanation</w:t>
+            </w:r>
+          </w:p>
+        </w:tc>
+        <w:tc>
+          <w:tcPr>
+            <w:tcW w:type="dxa" w:w="2556"/>
+          </w:tcPr>
+          <w:p>
+            <w:r>
+              <w:t>Names an answer without a deciding fact</w:t>
+            </w:r>
+          </w:p>
+        </w:tc>
+        <w:tc>
+          <w:tcPr>
+            <w:tcW w:type="dxa" w:w="2556"/>
+          </w:tcPr>
+          <w:p>
+            <w:r>
+              <w:t>Uses a hint to link fact and decision</w:t>
+            </w:r>
+          </w:p>
+        </w:tc>
+        <w:tc>
+          <w:tcPr>
+            <w:tcW w:type="dxa" w:w="2556"/>
+          </w:tcPr>
+          <w:p>
+            <w:r>
+              <w:t>Explains the deciding fact in own words</w:t>
+            </w:r>
+          </w:p>
+        </w:tc>
+      </w:tr>
+      <w:tr>
+        <w:tc>
+          <w:tcPr>
+            <w:tcW w:type="dxa" w:w="2556"/>
+          </w:tcPr>
+          <w:p>
+            <w:r>
+              <w:t>Trace or test</w:t>
+            </w:r>
+          </w:p>
+        </w:tc>
+        <w:tc>
+          <w:tcPr>
+            <w:tcW w:type="dxa" w:w="2556"/>
+          </w:tcPr>
+          <w:p>
+            <w:r>
+              <w:t>Cannot connect input and result</w:t>
+            </w:r>
+          </w:p>
+        </w:tc>
+        <w:tc>
+          <w:tcPr>
+            <w:tcW w:type="dxa" w:w="2556"/>
+          </w:tcPr>
+          <w:p>
+            <w:r>
+              <w:t>Completes steps with prompts</w:t>
+            </w:r>
+          </w:p>
+        </w:tc>
+        <w:tc>
+          <w:tcPr>
+            <w:tcW w:type="dxa" w:w="2556"/>
+          </w:tcPr>
+          <w:p>
+            <w:r>
+              <w:t>Traces or tests a changed case accurately</w:t>
+            </w:r>
+          </w:p>
+        </w:tc>
+      </w:tr>
+      <w:tr>
+        <w:tc>
+          <w:tcPr>
+            <w:tcW w:type="dxa" w:w="2556"/>
+          </w:tcPr>
+          <w:p>
+            <w:r>
+              <w:t>Limits and revision</w:t>
+            </w:r>
+          </w:p>
+        </w:tc>
+        <w:tc>
+          <w:tcPr>
+            <w:tcW w:type="dxa" w:w="2556"/>
+          </w:tcPr>
+          <w:p>
+            <w:r>
+              <w:t>Claims more than evidence supports</w:t>
+            </w:r>
+          </w:p>
+        </w:tc>
+        <w:tc>
+          <w:tcPr>
+            <w:tcW w:type="dxa" w:w="2556"/>
+          </w:tcPr>
+          <w:p>
+            <w:r>
+              <w:t>Names a limit after a prompt</w:t>
+            </w:r>
+          </w:p>
+        </w:tc>
+        <w:tc>
+          <w:tcPr>
+            <w:tcW w:type="dxa" w:w="2556"/>
+          </w:tcPr>
+          <w:p>
+            <w:r>
+              <w:t>States a defensible limit and useful next test</w:t>
+            </w:r>
+          </w:p>
+        </w:tc>
+      </w:tr>
+    </w:tbl>
+    <w:p>
+      <w:r>
+        <w:t>Project checkpoint: Evaluate and revise. Compare with your starting method, explain errors and record a justified revision.</w:t>
+      </w:r>
+    </w:p>
+    <w:p>
+      <w:r>
+        <w:t>Use the weekly teacher answer for topic-specific reasoning. A saved progress tick is an activity record; judge mastery from the learner’s explanation and evidence.</w:t>
+      </w:r>
+    </w:p>
     <w:sectPr>
       <w:pgSz w:w="12240" w:h="15840"/>
       <w:pgMar w:top="936" w:right="1008" w:bottom="936" w:left="1008" w:header="720" w:footer="720" w:gutter="0"/>

--- a/downloads/teacher/ai-5-week-23.docx
+++ b/downloads/teacher/ai-5-week-23.docx
@@ -2593,6 +2593,39 @@
         <w:t>Use the weekly teacher answer for topic-specific reasoning. A saved progress tick is an activity record; judge mastery from the learner’s explanation and evidence.</w:t>
       </w:r>
     </w:p>
+    <w:p>
+      <w:pPr>
+        <w:pStyle w:val="Heading1"/>
+      </w:pPr>
+      <w:r>
+        <w:t>08. Use feedback, labs and repair paths</w:t>
+      </w:r>
+    </w:p>
+    <w:p>
+      <w:r>
+        <w:t>Use the two formative questions as supported practice, not as independent mastery scores. Discuss the deciding evidence rather than accepting a guessed selection.</w:t>
+      </w:r>
+    </w:p>
+    <w:p>
+      <w:r>
+        <w:t>The feedback comes from the reviewed public worked case. Do not reveal the separately reserved independent teacher answer until the learner has attempted that case.</w:t>
+      </w:r>
+    </w:p>
+    <w:p>
+      <w:r>
+        <w:t>Ask students to predict before running code. Preserve errors and actual outputs; collect a changed test and an explanation. The branch-boundary and indexing lessons deliberately include failure cases.</w:t>
+      </w:r>
+    </w:p>
+    <w:p>
+      <w:r>
+        <w:t>Use the earlier worked-explanation links to address a specific missing building block, then return to the current question. Adapt this suggestion after observing the learner; it is not an automatic diagnosis.</w:t>
+      </w:r>
+    </w:p>
+    <w:p>
+      <w:r>
+        <w:t>Collect the completed-work portfolio as evidence. Record support separately from correctness, and assess explanation, trace/test and limitations. Progress ticks and quiz selections alone do not establish mastery.</w:t>
+      </w:r>
+    </w:p>
     <w:sectPr>
       <w:pgSz w:w="12240" w:h="15840"/>
       <w:pgMar w:top="936" w:right="1008" w:bottom="936" w:left="1008" w:header="720" w:footer="720" w:gutter="0"/>

--- a/downloads/teacher/ai-5-week-23.docx
+++ b/downloads/teacher/ai-5-week-23.docx
@@ -29,15 +29,26 @@
       </w:r>
     </w:p>
     <w:p>
-      <w:pPr>
-        <w:pStyle w:val="Heading3"/>
-      </w:pPr>
-      <w:r>
-        <w:t>Teach the learning cycle</w:t>
+      <w:r>
+        <w:t>Prepare Training a small image model: check the target, prerequisites, resources and adaptable teaching schedule.</w:t>
       </w:r>
     </w:p>
     <w:p>
-      <w:r>
+      <w:pPr>
+        <w:pStyle w:val="Heading3"/>
+      </w:pPr>
+      <w:r>
+        <w:t>Teach the learning cycle</w:t>
+      </w:r>
+    </w:p>
+    <w:p>
+      <w:pPr>
+        <w:spacing w:line="336" w:lineRule="auto" w:after="180"/>
+      </w:pPr>
+      <w:r>
+        <w:rPr>
+          <w:b w:val="0"/>
+        </w:rPr>
         <w:t>Primary target: Trace a complete image model with fixed features and one trained weight</w:t>
       </w:r>
     </w:p>
@@ -185,16 +196,37 @@
       </w:tr>
     </w:tbl>
     <w:p>
-      <w:r>
-        <w:t>This is a starting allocation of 135 minutes, not a validated duration. Preserve all named topics. Schedule extra time for connected examples, the full investigation, independent cases and project building. Repeated copies of a case share one recorded attempt; they are not new evidence.</w:t>
+      <w:pPr>
+        <w:spacing w:line="336" w:lineRule="auto" w:after="180"/>
+      </w:pPr>
+      <w:r>
+        <w:rPr>
+          <w:b w:val="0"/>
+        </w:rPr>
+        <w:t>This is a starting allocation of 135 minutes, not a validated duration. Preserve all named topics. Schedule extra time for connected examples, the full investigation, independent cases and project building.</w:t>
       </w:r>
     </w:p>
     <w:p>
       <w:pPr>
-        <w:pStyle w:val="Heading3"/>
-      </w:pPr>
-      <w:r>
-        <w:t>Retrieval answer guidance</w:t>
+        <w:spacing w:line="336" w:lineRule="auto" w:after="180"/>
+      </w:pPr>
+      <w:r>
+        <w:rPr>
+          <w:b w:val="0"/>
+        </w:rPr>
+        <w:t xml:space="preserve">Repeated copies of a case share one recorded attempt; they are not new </w:t>
+      </w:r>
+      <w:r>
+        <w:rPr>
+          <w:b/>
+        </w:rPr>
+        <w:t>evidence</w:t>
+      </w:r>
+      <w:r>
+        <w:rPr>
+          <w:b w:val="0"/>
+        </w:rPr>
+        <w:t>.</w:t>
       </w:r>
     </w:p>
     <w:p>
@@ -202,183 +234,645 @@
         <w:pStyle w:val="Heading3"/>
       </w:pPr>
       <w:r>
-        <w:t>Pooling and spatial information</w:t>
+        <w:t>Retrieval answer guidance</w:t>
       </w:r>
     </w:p>
     <w:p>
-      <w:r>
-        <w:t>Without opening the old lesson, explain one key idea from Pooling and spatial information. Give an example and a mistake that the idea helps you avoid.</w:t>
+      <w:pPr>
+        <w:pStyle w:val="Heading3"/>
+      </w:pPr>
+      <w:r>
+        <w:t>Pooling and spatial information</w:t>
       </w:r>
     </w:p>
     <w:p>
-      <w:r>
-        <w:t>Look for: Compute max and mean pooling under an explicit window rule</w:t>
+      <w:pPr>
+        <w:spacing w:line="336" w:lineRule="auto" w:after="180"/>
+      </w:pPr>
+      <w:r>
+        <w:rPr>
+          <w:b w:val="0"/>
+        </w:rPr>
+        <w:t>Without opening the old lesson, explain one key idea from Pooling and spatial information. Give an example and a mistake that the idea helps you avoid.</w:t>
       </w:r>
     </w:p>
     <w:p>
-      <w:r>
-        <w:t>Reference example, not the only acceptable wording: Teacher explanation: Values are 1, 3, 2 and 7. Sum is 13, maximum 7 and mean 3.25. Each pooled output has shape 2 by 2.</w:t>
+      <w:pPr>
+        <w:spacing w:line="336" w:lineRule="auto" w:after="180"/>
+      </w:pPr>
+      <w:r>
+        <w:rPr>
+          <w:b w:val="0"/>
+        </w:rPr>
+        <w:t>Look for: Compute max and mean pooling under an explicit window rule</w:t>
       </w:r>
     </w:p>
     <w:p>
       <w:pPr>
-        <w:pStyle w:val="Heading3"/>
-      </w:pPr>
-      <w:r>
-        <w:t>Image tensors and channels</w:t>
+        <w:spacing w:line="336" w:lineRule="auto" w:after="180"/>
+      </w:pPr>
+      <w:r>
+        <w:rPr>
+          <w:b w:val="0"/>
+        </w:rPr>
+        <w:t xml:space="preserve">Reference example, not the only acceptable wording: Teacher explanation: Values are 1, 3, 2 and 7. Sum is 13, maximum 7 and mean 3.25. Each pooled </w:t>
+      </w:r>
+      <w:r>
+        <w:rPr>
+          <w:b/>
+        </w:rPr>
+        <w:t>output</w:t>
+      </w:r>
+      <w:r>
+        <w:rPr>
+          <w:b w:val="0"/>
+        </w:rPr>
+        <w:t xml:space="preserve"> has shape 2 by 2.</w:t>
       </w:r>
     </w:p>
     <w:p>
-      <w:r>
-        <w:t>Without opening the old lesson, explain one key idea from Image tensors and channels. Give an example and a mistake that the idea helps you avoid.</w:t>
+      <w:pPr>
+        <w:pStyle w:val="Heading3"/>
+      </w:pPr>
+      <w:r>
+        <w:t>Image tensors and channels</w:t>
       </w:r>
     </w:p>
     <w:p>
-      <w:r>
-        <w:t>Look for: Read a pixel using declared row column and channel axes</w:t>
+      <w:pPr>
+        <w:spacing w:line="336" w:lineRule="auto" w:after="180"/>
+      </w:pPr>
+      <w:r>
+        <w:rPr>
+          <w:b w:val="0"/>
+        </w:rPr>
+        <w:t>Without opening the old lesson, explain one key idea from Image tensors and channels. Give an example and a mistake that the idea helps you avoid.</w:t>
       </w:r>
     </w:p>
     <w:p>
-      <w:r>
-        <w:t>Reference example, not the only acceptable wording: Teacher explanation: The RGB pixel is [0, 0, 255]; its blue value is 255. Shape is 2 by 2 by 3, with four pixels and twelve channel values.</w:t>
+      <w:pPr>
+        <w:spacing w:line="336" w:lineRule="auto" w:after="180"/>
+      </w:pPr>
+      <w:r>
+        <w:rPr>
+          <w:b w:val="0"/>
+        </w:rPr>
+        <w:t>Look for: Read a pixel using declared row column and channel axes</w:t>
       </w:r>
     </w:p>
     <w:p>
       <w:pPr>
-        <w:pStyle w:val="Heading3"/>
-      </w:pPr>
-      <w:r>
-        <w:t>Initialisation and reproducibility</w:t>
+        <w:spacing w:line="336" w:lineRule="auto" w:after="180"/>
+      </w:pPr>
+      <w:r>
+        <w:rPr>
+          <w:b w:val="0"/>
+        </w:rPr>
+        <w:t>Reference example, not the only acceptable wording: Teacher explanation: The RGB pixel is [0, 0, 255]; its blue value is 255. Shape is 2 by 2 by 3, with four pixels and twelve channel values.</w:t>
       </w:r>
     </w:p>
     <w:p>
-      <w:r>
-        <w:t>Without opening the old lesson, explain one key idea from Initialisation and reproducibility. Give an example and a mistake that the idea helps you avoid.</w:t>
+      <w:pPr>
+        <w:pStyle w:val="Heading3"/>
+      </w:pPr>
+      <w:r>
+        <w:t>Initialisation and reproducibility</w:t>
       </w:r>
     </w:p>
     <w:p>
-      <w:r>
-        <w:t>Look for: Trace how starting values affect a fixed training budget</w:t>
+      <w:pPr>
+        <w:spacing w:line="336" w:lineRule="auto" w:after="180"/>
+      </w:pPr>
+      <w:r>
+        <w:rPr>
+          <w:b w:val="0"/>
+        </w:rPr>
+        <w:t>Without opening the old lesson, explain one key idea from Initialisation and reproducibility. Give an example and a mistake that the idea helps you avoid.</w:t>
       </w:r>
     </w:p>
     <w:p>
-      <w:r>
-        <w:t>Reference example, not the only acceptable wording: Teacher explanation: States are -2, 0 and 1. Final training MSE is 2.5. Each step halves the signed distance from 2.</w:t>
+      <w:pPr>
+        <w:spacing w:line="336" w:lineRule="auto" w:after="180"/>
+      </w:pPr>
+      <w:r>
+        <w:rPr>
+          <w:b w:val="0"/>
+        </w:rPr>
+        <w:t xml:space="preserve">Look for: Trace how starting values affect a fixed </w:t>
+      </w:r>
+      <w:r>
+        <w:rPr>
+          <w:b/>
+        </w:rPr>
+        <w:t>training</w:t>
+      </w:r>
+      <w:r>
+        <w:rPr>
+          <w:b w:val="0"/>
+        </w:rPr>
+        <w:t xml:space="preserve"> budget</w:t>
       </w:r>
     </w:p>
     <w:p>
-      <w:r>
-        <w:t>Use two 45-minute sessions. The model deliberately trains only one output scalar; do not present the fixed kernels as learned. Keep the final cases below teacher-only until students record the selected checkpoint and threshold. Supply each final image first for prediction, then reveal its label. No image download, account or external training library is needed.</w:t>
+      <w:pPr>
+        <w:spacing w:line="336" w:lineRule="auto" w:after="180"/>
+      </w:pPr>
+      <w:r>
+        <w:rPr>
+          <w:b w:val="0"/>
+        </w:rPr>
+        <w:t xml:space="preserve">Reference example, not the only acceptable wording: Teacher explanation: States are -2, 0 and 1. Final </w:t>
+      </w:r>
+      <w:r>
+        <w:rPr>
+          <w:b/>
+        </w:rPr>
+        <w:t>training</w:t>
+      </w:r>
+      <w:r>
+        <w:rPr>
+          <w:b w:val="0"/>
+        </w:rPr>
+        <w:t xml:space="preserve"> MSE is 2.5. Each step halves the signed distance from 2.</w:t>
       </w:r>
     </w:p>
     <w:p>
       <w:pPr>
-        <w:pStyle w:val="Heading3"/>
-      </w:pPr>
-      <w:r>
-        <w:t>Outcomes</w:t>
+        <w:spacing w:line="336" w:lineRule="auto" w:after="180"/>
+      </w:pPr>
+      <w:r>
+        <w:rPr>
+          <w:b w:val="0"/>
+        </w:rPr>
+        <w:t xml:space="preserve">Use two 45-minute sessions. The model deliberately trains only one </w:t>
+      </w:r>
+      <w:r>
+        <w:rPr>
+          <w:b/>
+        </w:rPr>
+        <w:t>output</w:t>
+      </w:r>
+      <w:r>
+        <w:rPr>
+          <w:b w:val="0"/>
+        </w:rPr>
+        <w:t xml:space="preserve"> scalar; do not present the fixed kernels as learned.</w:t>
       </w:r>
     </w:p>
     <w:p>
-      <w:r>
-        <w:t>Trace a complete image model with fixed features and one trained weight</w:t>
+      <w:pPr>
+        <w:spacing w:line="336" w:lineRule="auto" w:after="180"/>
+      </w:pPr>
+      <w:r>
+        <w:rPr>
+          <w:b w:val="0"/>
+        </w:rPr>
+        <w:t xml:space="preserve">Keep the final cases below teacher-only until students record the selected </w:t>
+      </w:r>
+      <w:r>
+        <w:rPr>
+          <w:b/>
+        </w:rPr>
+        <w:t>checkpoint</w:t>
+      </w:r>
+      <w:r>
+        <w:rPr>
+          <w:b w:val="0"/>
+        </w:rPr>
+        <w:t xml:space="preserve"> and threshold. Supply each final image first for </w:t>
+      </w:r>
+      <w:r>
+        <w:rPr>
+          <w:b/>
+        </w:rPr>
+        <w:t>prediction</w:t>
+      </w:r>
+      <w:r>
+        <w:rPr>
+          <w:b w:val="0"/>
+        </w:rPr>
+        <w:t>, then reveal its label.</w:t>
       </w:r>
     </w:p>
     <w:p>
-      <w:r>
-        <w:t>Select a checkpoint using a declared validation rule</w:t>
+      <w:pPr>
+        <w:spacing w:line="336" w:lineRule="auto" w:after="180"/>
+      </w:pPr>
+      <w:r>
+        <w:rPr>
+          <w:b w:val="0"/>
+        </w:rPr>
+        <w:t xml:space="preserve">No image download, account or external </w:t>
+      </w:r>
+      <w:r>
+        <w:rPr>
+          <w:b/>
+        </w:rPr>
+        <w:t>training</w:t>
+      </w:r>
+      <w:r>
+        <w:rPr>
+          <w:b w:val="0"/>
+        </w:rPr>
+        <w:t xml:space="preserve"> library is needed.</w:t>
       </w:r>
     </w:p>
     <w:p>
-      <w:r>
-        <w:t>Evaluate a frozen model against a baseline and limit the conclusion</w:t>
+      <w:pPr>
+        <w:pStyle w:val="Heading3"/>
+      </w:pPr>
+      <w:r>
+        <w:t>Outcomes</w:t>
       </w:r>
     </w:p>
     <w:p>
       <w:pPr>
-        <w:pStyle w:val="Heading3"/>
-      </w:pPr>
-      <w:r>
-        <w:t>Preparation</w:t>
+        <w:spacing w:line="336" w:lineRule="auto" w:after="180"/>
+      </w:pPr>
+      <w:r>
+        <w:rPr>
+          <w:b w:val="0"/>
+        </w:rPr>
+        <w:t>Trace a complete image model with fixed features and one trained weight</w:t>
       </w:r>
     </w:p>
     <w:p>
-      <w:r>
-        <w:t>Printed lesson and workbook; paper and pencil</w:t>
+      <w:pPr>
+        <w:spacing w:line="336" w:lineRule="auto" w:after="180"/>
+      </w:pPr>
+      <w:r>
+        <w:rPr>
+          <w:b w:val="0"/>
+        </w:rPr>
+        <w:t xml:space="preserve">Select a </w:t>
+      </w:r>
+      <w:r>
+        <w:rPr>
+          <w:b/>
+        </w:rPr>
+        <w:t>checkpoint</w:t>
+      </w:r>
+      <w:r>
+        <w:rPr>
+          <w:b w:val="0"/>
+        </w:rPr>
+        <w:t xml:space="preserve"> using a declared validation rule</w:t>
       </w:r>
     </w:p>
     <w:p>
-      <w:r>
-        <w:t>Calculator and optional local Python 3 editor; no packages or AI accounts needed</w:t>
+      <w:pPr>
+        <w:spacing w:line="336" w:lineRule="auto" w:after="180"/>
+      </w:pPr>
+      <w:r>
+        <w:rPr>
+          <w:b w:val="0"/>
+        </w:rPr>
+        <w:t xml:space="preserve">Evaluate a frozen model against a </w:t>
+      </w:r>
+      <w:r>
+        <w:rPr>
+          <w:b/>
+        </w:rPr>
+        <w:t>baseline</w:t>
+      </w:r>
+      <w:r>
+        <w:rPr>
+          <w:b w:val="0"/>
+        </w:rPr>
+        <w:t xml:space="preserve"> and limit the conclusion</w:t>
       </w:r>
     </w:p>
     <w:p>
-      <w:r>
-        <w:t>Use the fictional examples supplied; prepare the fresh retry before class</w:t>
+      <w:pPr>
+        <w:pStyle w:val="Heading3"/>
+      </w:pPr>
+      <w:r>
+        <w:t>Preparation</w:t>
       </w:r>
     </w:p>
     <w:p>
       <w:pPr>
-        <w:pStyle w:val="Heading3"/>
-      </w:pPr>
-      <w:r>
-        <w:t>Prerequisite answer</w:t>
+        <w:spacing w:line="336" w:lineRule="auto" w:after="180"/>
+      </w:pPr>
+      <w:r>
+        <w:rPr>
+          <w:b w:val="0"/>
+        </w:rPr>
+        <w:t>Printed lesson and workbook; paper and pencil</w:t>
       </w:r>
     </w:p>
     <w:p>
-      <w:r>
-        <w:t>Moving the same values between left and right can preserve the maximum and mean. A summary of all four positions may discard the distinction the task needs.</w:t>
+      <w:pPr>
+        <w:spacing w:line="336" w:lineRule="auto" w:after="180"/>
+      </w:pPr>
+      <w:r>
+        <w:rPr>
+          <w:b w:val="0"/>
+        </w:rPr>
+        <w:t>Calculator and optional local Python 3 editor; no packages or AI accounts needed</w:t>
       </w:r>
     </w:p>
     <w:p>
       <w:pPr>
-        <w:pStyle w:val="Heading3"/>
-      </w:pPr>
-      <w:r>
-        <w:t>End goal for the pictorial case</w:t>
+        <w:spacing w:line="336" w:lineRule="auto" w:after="180"/>
+      </w:pPr>
+      <w:r>
+        <w:rPr>
+          <w:b w:val="0"/>
+        </w:rPr>
+        <w:t>Use the fictional examples supplied; prepare the fresh retry before class</w:t>
       </w:r>
     </w:p>
     <w:p>
-      <w:r>
-        <w:t>By the end, I can explain training a small image model using a traced example and a stated limitation.</w:t>
+      <w:pPr>
+        <w:pStyle w:val="Heading3"/>
+      </w:pPr>
+      <w:r>
+        <w:t>Prerequisite answer</w:t>
       </w:r>
     </w:p>
     <w:p>
-      <w:r>
-        <w:t>This added worked case illustrates the week’s main idea. Retain all original and connected topics; schedule its practice within the teaching cycle.</w:t>
+      <w:pPr>
+        <w:spacing w:line="336" w:lineRule="auto" w:after="180"/>
+      </w:pPr>
+      <w:r>
+        <w:rPr>
+          <w:b w:val="0"/>
+        </w:rPr>
+        <w:t>Moving the same values between left and right can preserve the maximum and mean. A summary of all four positions may discard the distinction the task needs.</w:t>
       </w:r>
     </w:p>
     <w:p>
       <w:pPr>
-        <w:pStyle w:val="Heading1"/>
-      </w:pPr>
-      <w:r>
-        <w:t>02. Explain and model the mechanism</w:t>
+        <w:pStyle w:val="Heading3"/>
+      </w:pPr>
+      <w:r>
+        <w:t>End goal for the pictorial case</w:t>
       </w:r>
     </w:p>
     <w:p>
-      <w:r>
-        <w:t>Use fictional 2 by 2 binary images, stored as two rows. Predict class 1 when the left column sum exceeds the right column sum; otherwise predict class 0. Equal sums belong to class 0. This known arithmetic task makes every step checkable; it does not establish real-world image recognition.</w:t>
+      <w:pPr>
+        <w:spacing w:line="336" w:lineRule="auto" w:after="180"/>
+      </w:pPr>
+      <w:r>
+        <w:rPr>
+          <w:b w:val="0"/>
+        </w:rPr>
+        <w:t xml:space="preserve">By the end, I can explain </w:t>
+      </w:r>
+      <w:r>
+        <w:rPr>
+          <w:b/>
+        </w:rPr>
+        <w:t>training</w:t>
+      </w:r>
+      <w:r>
+        <w:rPr>
+          <w:b w:val="0"/>
+        </w:rPr>
+        <w:t xml:space="preserve"> a small image model using a traced example and a stated limitation.</w:t>
       </w:r>
     </w:p>
     <w:p>
-      <w:r>
-        <w:t>Apply the fixed kernel [[1, -1], [1, -1]] to the entire image to obtain d. Its negative gives -d. ReLU produces h1 = max(0, d) and h2 = max(0, -d). The output score is a(h1 - h2) = ad. Only the shared scalar a is trained; both kernels stay frozen and there is no bias or pooling.</w:t>
+      <w:pPr>
+        <w:spacing w:line="336" w:lineRule="auto" w:after="180"/>
+      </w:pPr>
+      <w:r>
+        <w:rPr>
+          <w:b w:val="0"/>
+        </w:rPr>
+        <w:t>This added worked case illustrates the week’s main idea. Retain all original and connected topics; schedule its practice within the teaching cycle.</w:t>
       </w:r>
     </w:p>
     <w:p>
-      <w:r>
-        <w:t>For squared-error training, map class 1 to target t = 1 and class 0 to t = -1. Predict class 1 only when score &gt; 0; otherwise class 0. The score is not a probability. Keep the teacher-held final cases unseen until the checkpoint is selected and recorded.</w:t>
+      <w:pPr>
+        <w:pStyle w:val="Heading1"/>
+      </w:pPr>
+      <w:r>
+        <w:t>02. Explain and model the mechanism</w:t>
       </w:r>
     </w:p>
     <w:p>
       <w:r>
-        <w:t>Start a = 0. Use all four training examples in each update, ordinary mean squared error and learning rate 0.1. Save checkpoints at updates 0, 1 and 2. The training loss is 2.5a squared - 3a + 1, with gradient 5a - 3. Subtract learning rate times gradient; this gives a = 0.3 then a = 0.45.</w:t>
+        <w:t>Model Training a small image model using the supplied case, labelled mechanism and reasoning. Make the scope of each conclusion explicit.</w:t>
       </w:r>
     </w:p>
     <w:p>
-      <w:r>
-        <w:t>The code assumes valid 2 by 2 numeric images and nonempty labelled lists. It prints update, weight, training MSE and validation MSE. Validation examples are scored but never used in the gradient. A single-channel filter spanning the whole image produces one value here, so no further spatial pooling is needed.</w:t>
+      <w:pPr>
+        <w:pStyle w:val="Heading3"/>
+      </w:pPr>
+      <w:r>
+        <w:t>Explain Training a small image model · 1</w:t>
+      </w:r>
+    </w:p>
+    <w:p>
+      <w:pPr>
+        <w:spacing w:line="336" w:lineRule="auto" w:after="180"/>
+      </w:pPr>
+      <w:r>
+        <w:rPr>
+          <w:b w:val="0"/>
+        </w:rPr>
+        <w:t>Use fictional 2 by 2 binary images, stored as two rows. Predict class 1 when the left column sum exceeds the right column sum; otherwise predict class 0. Equal sums belong to class 0.</w:t>
+      </w:r>
+    </w:p>
+    <w:p>
+      <w:pPr>
+        <w:spacing w:line="336" w:lineRule="auto" w:after="180"/>
+      </w:pPr>
+      <w:r>
+        <w:rPr>
+          <w:b w:val="0"/>
+        </w:rPr>
+        <w:t>This known arithmetic task makes every step checkable; it does not establish real-world image recognition.</w:t>
+      </w:r>
+    </w:p>
+    <w:p>
+      <w:pPr>
+        <w:spacing w:line="336" w:lineRule="auto" w:after="180"/>
+      </w:pPr>
+      <w:r>
+        <w:rPr>
+          <w:b w:val="0"/>
+        </w:rPr>
+        <w:t xml:space="preserve">Apply the fixed kernel [[1, -1], [1, -1]] to the entire image to obtain d. Its negative gives -d. ReLU produces h1 = max(0, d) and h2 = max(0, -d). The </w:t>
+      </w:r>
+      <w:r>
+        <w:rPr>
+          <w:b/>
+        </w:rPr>
+        <w:t>output</w:t>
+      </w:r>
+      <w:r>
+        <w:rPr>
+          <w:b w:val="0"/>
+        </w:rPr>
+        <w:t xml:space="preserve"> score is a(h1 - h2) = ad.</w:t>
+      </w:r>
+    </w:p>
+    <w:p>
+      <w:pPr>
+        <w:spacing w:line="336" w:lineRule="auto" w:after="180"/>
+      </w:pPr>
+      <w:r>
+        <w:rPr>
+          <w:b w:val="0"/>
+        </w:rPr>
+        <w:t>Only the shared scalar a is trained; both kernels stay frozen and there is no bias or pooling.</w:t>
+      </w:r>
+    </w:p>
+    <w:p>
+      <w:pPr>
+        <w:spacing w:line="336" w:lineRule="auto" w:after="180"/>
+      </w:pPr>
+      <w:r>
+        <w:rPr>
+          <w:b w:val="0"/>
+        </w:rPr>
+        <w:t xml:space="preserve">For squared-error </w:t>
+      </w:r>
+      <w:r>
+        <w:rPr>
+          <w:b/>
+        </w:rPr>
+        <w:t>training</w:t>
+      </w:r>
+      <w:r>
+        <w:rPr>
+          <w:b w:val="0"/>
+        </w:rPr>
+        <w:t>, map class 1 to target t = 1 and class 0 to t = -1. Predict class 1 only when score &gt; 0; otherwise class 0. The score is not a probability.</w:t>
+      </w:r>
+    </w:p>
+    <w:p>
+      <w:pPr>
+        <w:spacing w:line="336" w:lineRule="auto" w:after="180"/>
+      </w:pPr>
+      <w:r>
+        <w:rPr>
+          <w:b w:val="0"/>
+        </w:rPr>
+        <w:t xml:space="preserve">Keep the teacher-held final cases unseen until the </w:t>
+      </w:r>
+      <w:r>
+        <w:rPr>
+          <w:b/>
+        </w:rPr>
+        <w:t>checkpoint</w:t>
+      </w:r>
+      <w:r>
+        <w:rPr>
+          <w:b w:val="0"/>
+        </w:rPr>
+        <w:t xml:space="preserve"> is selected and recorded.</w:t>
+      </w:r>
+    </w:p>
+    <w:p>
+      <w:pPr>
+        <w:pStyle w:val="Heading3"/>
+      </w:pPr>
+      <w:r>
+        <w:t>Explain Training a small image model · 2</w:t>
+      </w:r>
+    </w:p>
+    <w:p>
+      <w:pPr>
+        <w:spacing w:line="336" w:lineRule="auto" w:after="180"/>
+      </w:pPr>
+      <w:r>
+        <w:rPr>
+          <w:b w:val="0"/>
+        </w:rPr>
+        <w:t xml:space="preserve">Start a = 0. Use all four </w:t>
+      </w:r>
+      <w:r>
+        <w:rPr>
+          <w:b/>
+        </w:rPr>
+        <w:t>training</w:t>
+      </w:r>
+      <w:r>
+        <w:rPr>
+          <w:b w:val="0"/>
+        </w:rPr>
+        <w:t xml:space="preserve"> examples in each update, ordinary mean squared error and learning rate 0.1. Save </w:t>
+      </w:r>
+      <w:r>
+        <w:rPr>
+          <w:b/>
+        </w:rPr>
+        <w:t>checkpoint</w:t>
+      </w:r>
+      <w:r>
+        <w:rPr>
+          <w:b w:val="0"/>
+        </w:rPr>
+        <w:t xml:space="preserve">s at updates 0, 1 and 2. The </w:t>
+      </w:r>
+      <w:r>
+        <w:rPr>
+          <w:b/>
+        </w:rPr>
+        <w:t>training</w:t>
+      </w:r>
+      <w:r>
+        <w:rPr>
+          <w:b w:val="0"/>
+        </w:rPr>
+        <w:t xml:space="preserve"> loss is 2.5a squared - 3a + 1, with gradient 5a - 3.</w:t>
+      </w:r>
+    </w:p>
+    <w:p>
+      <w:pPr>
+        <w:spacing w:line="336" w:lineRule="auto" w:after="180"/>
+      </w:pPr>
+      <w:r>
+        <w:rPr>
+          <w:b w:val="0"/>
+        </w:rPr>
+        <w:t>Subtract learning rate times gradient; this gives a = 0.3 then a = 0.45.</w:t>
+      </w:r>
+    </w:p>
+    <w:p>
+      <w:pPr>
+        <w:pStyle w:val="Heading3"/>
+      </w:pPr>
+      <w:r>
+        <w:t>Explain Training a small image model · 3</w:t>
+      </w:r>
+    </w:p>
+    <w:p>
+      <w:pPr>
+        <w:spacing w:line="336" w:lineRule="auto" w:after="180"/>
+      </w:pPr>
+      <w:r>
+        <w:rPr>
+          <w:b w:val="0"/>
+        </w:rPr>
+        <w:t xml:space="preserve">The code assumes valid 2 by 2 numeric images and nonempty labelled lists. It prints update, weight, </w:t>
+      </w:r>
+      <w:r>
+        <w:rPr>
+          <w:b/>
+        </w:rPr>
+        <w:t>training</w:t>
+      </w:r>
+      <w:r>
+        <w:rPr>
+          <w:b w:val="0"/>
+        </w:rPr>
+        <w:t xml:space="preserve"> MSE and validation MSE. Validation examples are scored but never used in the gradient.</w:t>
+      </w:r>
+    </w:p>
+    <w:p>
+      <w:pPr>
+        <w:spacing w:line="336" w:lineRule="auto" w:after="180"/>
+      </w:pPr>
+      <w:r>
+        <w:rPr>
+          <w:b w:val="0"/>
+        </w:rPr>
+        <w:t>A single-channel filter spanning the whole image produces one value here, so no further spatial pooling is needed.</w:t>
       </w:r>
     </w:p>
     <w:tbl>
@@ -662,21 +1156,157 @@
       </w:r>
     </w:p>
     <w:p>
-      <w:r>
-        <w:t>Guided: at a = 0.3, E and F score 0.3 and -0.3; at a = 0.45 they score 0.45 and -0.45. Both checkpoints predict classes 1 and 0 correctly, while squared residuals change from 0.49 to 0.3025. Final cases: G rows [1, 1], [1, 0], class 1; H rows [1, 1], [0, 1], class 0; I rows [1, 0], [0, 1], class 0. Differences are 1, -1, 0; scores 0.45, -0.45, 0; predictions 1, 0, 0. Model accuracy is 3 of 3, baseline 2 of 3. Signed-target squared errors are 0.3025, 0.3025, 1, so final MSE is 0.535. The tie case is classified correctly despite nonzero regression error. Exit: only a was learned; using final results to choose a model contaminates final evaluation. Preserve setup, predictions, baseline and limits.</w:t>
+      <w:pPr>
+        <w:pStyle w:val="Heading3"/>
+      </w:pPr>
+      <w:r>
+        <w:t>Explain Training a small image model · 4</w:t>
       </w:r>
     </w:p>
     <w:p>
       <w:pPr>
-        <w:pStyle w:val="Heading3"/>
-      </w:pPr>
-      <w:r>
-        <w:t>Model the reasoning aloud</w:t>
+        <w:spacing w:line="336" w:lineRule="auto" w:after="180"/>
+      </w:pPr>
+      <w:r>
+        <w:rPr>
+          <w:b w:val="0"/>
+        </w:rPr>
+        <w:t xml:space="preserve">Guided: at a = 0.3, E and F score 0.3 and -0.3; at a = 0.45 they score 0.45 and -0.45. Both </w:t>
+      </w:r>
+      <w:r>
+        <w:rPr>
+          <w:b/>
+        </w:rPr>
+        <w:t>checkpoint</w:t>
+      </w:r>
+      <w:r>
+        <w:rPr>
+          <w:b w:val="0"/>
+        </w:rPr>
+        <w:t>s predict classes 1 and 0 correctly, while squared residuals change from 0.49 to 0.3025.</w:t>
       </w:r>
     </w:p>
     <w:p>
-      <w:r>
-        <w:t>Use the complete worked example below before asking learners to complete W2. Reveal a small part, invite a prediction, then explain the deciding step. These teacher notes contain solutions; do not reveal the independent case answer during modelling.</w:t>
+      <w:pPr>
+        <w:spacing w:line="336" w:lineRule="auto" w:after="180"/>
+      </w:pPr>
+      <w:r>
+        <w:rPr>
+          <w:b w:val="0"/>
+        </w:rPr>
+        <w:t xml:space="preserve">Final cases: G rows [1, 1], [1, 0], class 1; H rows [1, 1], [0, 1], class 0; I rows [1, 0], [0, 1], class 0. Differences are 1, -1, 0; scores 0.45, -0.45, 0; </w:t>
+      </w:r>
+      <w:r>
+        <w:rPr>
+          <w:b/>
+        </w:rPr>
+        <w:t>prediction</w:t>
+      </w:r>
+      <w:r>
+        <w:rPr>
+          <w:b w:val="0"/>
+        </w:rPr>
+        <w:t xml:space="preserve">s 1, 0, 0. Model accuracy is 3 of 3, </w:t>
+      </w:r>
+      <w:r>
+        <w:rPr>
+          <w:b/>
+        </w:rPr>
+        <w:t>baseline</w:t>
+      </w:r>
+      <w:r>
+        <w:rPr>
+          <w:b w:val="0"/>
+        </w:rPr>
+        <w:t xml:space="preserve"> 2 of 3.</w:t>
+      </w:r>
+    </w:p>
+    <w:p>
+      <w:pPr>
+        <w:spacing w:line="336" w:lineRule="auto" w:after="180"/>
+      </w:pPr>
+      <w:r>
+        <w:rPr>
+          <w:b w:val="0"/>
+        </w:rPr>
+        <w:t>Signed-target squared errors are 0.3025, 0.3025, 1, so final MSE is 0.535. The tie case is classified correctly despite nonzero regression error.</w:t>
+      </w:r>
+    </w:p>
+    <w:p>
+      <w:pPr>
+        <w:spacing w:line="336" w:lineRule="auto" w:after="180"/>
+      </w:pPr>
+      <w:r>
+        <w:rPr>
+          <w:b w:val="0"/>
+        </w:rPr>
+        <w:t xml:space="preserve">Exit: only a was learned; using final results to choose a model contaminates final evaluation. Preserve setup, </w:t>
+      </w:r>
+      <w:r>
+        <w:rPr>
+          <w:b/>
+        </w:rPr>
+        <w:t>prediction</w:t>
+      </w:r>
+      <w:r>
+        <w:rPr>
+          <w:b w:val="0"/>
+        </w:rPr>
+        <w:t xml:space="preserve">s, </w:t>
+      </w:r>
+      <w:r>
+        <w:rPr>
+          <w:b/>
+        </w:rPr>
+        <w:t>baseline</w:t>
+      </w:r>
+      <w:r>
+        <w:rPr>
+          <w:b w:val="0"/>
+        </w:rPr>
+        <w:t xml:space="preserve"> and limits.</w:t>
+      </w:r>
+    </w:p>
+    <w:p>
+      <w:pPr>
+        <w:pStyle w:val="Heading3"/>
+      </w:pPr>
+      <w:r>
+        <w:t>Model the reasoning aloud</w:t>
+      </w:r>
+    </w:p>
+    <w:p>
+      <w:pPr>
+        <w:spacing w:line="336" w:lineRule="auto" w:after="180"/>
+      </w:pPr>
+      <w:r>
+        <w:rPr>
+          <w:b w:val="0"/>
+        </w:rPr>
+        <w:t xml:space="preserve">Use the complete worked example below before asking learners to complete W2. Reveal a small part, invite a </w:t>
+      </w:r>
+      <w:r>
+        <w:rPr>
+          <w:b/>
+        </w:rPr>
+        <w:t>prediction</w:t>
+      </w:r>
+      <w:r>
+        <w:rPr>
+          <w:b w:val="0"/>
+        </w:rPr>
+        <w:t>, then explain the deciding step.</w:t>
+      </w:r>
+    </w:p>
+    <w:p>
+      <w:pPr>
+        <w:spacing w:line="336" w:lineRule="auto" w:after="180"/>
+      </w:pPr>
+      <w:r>
+        <w:rPr>
+          <w:b w:val="0"/>
+        </w:rPr>
+        <w:t>These teacher notes contain solutions; do not reveal the independent case answer during modelling.</w:t>
       </w:r>
     </w:p>
     <w:p>
@@ -966,7 +1596,13 @@
       </w:tr>
     </w:tbl>
     <w:p>
-      <w:r>
+      <w:pPr>
+        <w:spacing w:line="336" w:lineRule="auto" w:after="180"/>
+      </w:pPr>
+      <w:r>
+        <w:rPr>
+          <w:b w:val="0"/>
+        </w:rPr>
         <w:t>Use the diagram and verbal explanation together. Ask learners to match a sentence to a specific visual step; do not assign learners fixed visual or auditory learning styles.</w:t>
       </w:r>
     </w:p>
@@ -979,7 +1615,13 @@
       </w:r>
     </w:p>
     <w:p>
-      <w:r>
+      <w:pPr>
+        <w:spacing w:line="336" w:lineRule="auto" w:after="180"/>
+      </w:pPr>
+      <w:r>
+        <w:rPr>
+          <w:b w:val="0"/>
+        </w:rPr>
         <w:t>Train one tiny image score with a fixed budget and a separately reserved check.</w:t>
       </w:r>
     </w:p>
@@ -992,13 +1634,67 @@
       </w:r>
     </w:p>
     <w:p>
-      <w:r>
-        <w:t>Toy brightness difference d=left−right; score=a×d. Training pair d=2, target 2; start a=0; squared loss; learning rate 1/16; two updates.</w:t>
+      <w:pPr>
+        <w:pStyle w:val="Heading3"/>
+      </w:pPr>
+      <w:r>
+        <w:t>Supplied facts</w:t>
       </w:r>
     </w:p>
     <w:p>
-      <w:r>
-        <w:t>All inputs and outcomes in this worked example are invented classroom data; no real model run is claimed.</w:t>
+      <w:pPr>
+        <w:spacing w:line="336" w:lineRule="auto" w:after="180"/>
+        <w:shd w:fill="F1F6FC"/>
+      </w:pPr>
+      <w:r>
+        <w:rPr>
+          <w:b w:val="0"/>
+        </w:rPr>
+        <w:t xml:space="preserve">Toy brightness difference d=left−right; score=a×d. </w:t>
+      </w:r>
+      <w:r>
+        <w:rPr>
+          <w:b/>
+        </w:rPr>
+        <w:t>Training</w:t>
+      </w:r>
+      <w:r>
+        <w:rPr>
+          <w:b w:val="0"/>
+        </w:rPr>
+        <w:t xml:space="preserve"> pair d=2, target 2; start a=0; squared loss; learning rate 1/16; two updates.</w:t>
+      </w:r>
+    </w:p>
+    <w:p>
+      <w:pPr>
+        <w:pStyle w:val="Heading3"/>
+      </w:pPr>
+      <w:r>
+        <w:t>Supplied facts</w:t>
+      </w:r>
+    </w:p>
+    <w:p>
+      <w:pPr>
+        <w:spacing w:line="336" w:lineRule="auto" w:after="180"/>
+        <w:shd w:fill="F1F6FC"/>
+      </w:pPr>
+      <w:r>
+        <w:rPr>
+          <w:b w:val="0"/>
+        </w:rPr>
+        <w:t xml:space="preserve">All </w:t>
+      </w:r>
+      <w:r>
+        <w:rPr>
+          <w:b/>
+        </w:rPr>
+        <w:t>input</w:t>
+      </w:r>
+      <w:r>
+        <w:rPr>
+          <w:b w:val="0"/>
+        </w:rPr>
+        <w:t>s and outcomes in this worked example are invented classroom data; no real model run is claimed.</w:t>
       </w:r>
     </w:p>
     <w:p>
@@ -1161,21 +1857,107 @@
       </w:r>
     </w:p>
     <w:p>
-      <w:r>
-        <w:t>The image feature is a brightness difference, and training adjusts one output weight multiplying it. Each gradient is computed using the current prediction before the next update. In this example, the rate halves the distance to the training optimum each time. More updates reduce this training loss, but choosing a budget still requires separate validation evidence.</w:t>
+      <w:pPr>
+        <w:pStyle w:val="Heading3"/>
+      </w:pPr>
+      <w:r>
+        <w:t>Why the result follows</w:t>
       </w:r>
     </w:p>
     <w:p>
       <w:pPr>
-        <w:pStyle w:val="Heading3"/>
-      </w:pPr>
-      <w:r>
-        <w:t>What this example does not establish</w:t>
+        <w:spacing w:line="336" w:lineRule="auto" w:after="180"/>
+        <w:shd w:fill="F1F6FC"/>
+      </w:pPr>
+      <w:r>
+        <w:rPr>
+          <w:b w:val="0"/>
+        </w:rPr>
+        <w:t xml:space="preserve">The image feature is a brightness difference, and </w:t>
+      </w:r>
+      <w:r>
+        <w:rPr>
+          <w:b/>
+        </w:rPr>
+        <w:t>training</w:t>
+      </w:r>
+      <w:r>
+        <w:rPr>
+          <w:b w:val="0"/>
+        </w:rPr>
+        <w:t xml:space="preserve"> adjusts one </w:t>
+      </w:r>
+      <w:r>
+        <w:rPr>
+          <w:b/>
+        </w:rPr>
+        <w:t>output</w:t>
+      </w:r>
+      <w:r>
+        <w:rPr>
+          <w:b w:val="0"/>
+        </w:rPr>
+        <w:t xml:space="preserve"> weight multiplying it. Each gradient is computed using the current </w:t>
+      </w:r>
+      <w:r>
+        <w:rPr>
+          <w:b/>
+        </w:rPr>
+        <w:t>prediction</w:t>
+      </w:r>
+      <w:r>
+        <w:rPr>
+          <w:b w:val="0"/>
+        </w:rPr>
+        <w:t xml:space="preserve"> before the next update.</w:t>
       </w:r>
     </w:p>
     <w:p>
-      <w:r>
-        <w:t>This scalar brightness model is a transparent toy image task, not a claim that a full image network was run.</w:t>
+      <w:pPr>
+        <w:spacing w:line="336" w:lineRule="auto" w:after="180"/>
+        <w:shd w:fill="F1F6FC"/>
+      </w:pPr>
+      <w:r>
+        <w:rPr>
+          <w:b w:val="0"/>
+        </w:rPr>
+        <w:t xml:space="preserve">In this example, the rate halves the distance to the </w:t>
+      </w:r>
+      <w:r>
+        <w:rPr>
+          <w:b/>
+        </w:rPr>
+        <w:t>training</w:t>
+      </w:r>
+      <w:r>
+        <w:rPr>
+          <w:b w:val="0"/>
+        </w:rPr>
+        <w:t xml:space="preserve"> optimum each time. More updates reduce this </w:t>
+      </w:r>
+      <w:r>
+        <w:rPr>
+          <w:b/>
+        </w:rPr>
+        <w:t>training</w:t>
+      </w:r>
+      <w:r>
+        <w:rPr>
+          <w:b w:val="0"/>
+        </w:rPr>
+        <w:t xml:space="preserve"> loss, but choosing a budget still requires separate validation </w:t>
+      </w:r>
+      <w:r>
+        <w:rPr>
+          <w:b/>
+        </w:rPr>
+        <w:t>evidence</w:t>
+      </w:r>
+      <w:r>
+        <w:rPr>
+          <w:b w:val="0"/>
+        </w:rPr>
+        <w:t>.</w:t>
       </w:r>
     </w:p>
     <w:p>
@@ -1183,22 +1965,35 @@
         <w:pStyle w:val="Heading3"/>
       </w:pPr>
       <w:r>
-        <w:t>Change one thing in the pictured case</w:t>
+        <w:t>What this example does not establish</w:t>
       </w:r>
     </w:p>
     <w:p>
-      <w:r>
-        <w:t>Change: Double the two-update budget while keeping the same training rule.</w:t>
+      <w:pPr>
+        <w:pStyle w:val="Heading3"/>
+      </w:pPr>
+      <w:r>
+        <w:t>Keep the stated limit</w:t>
       </w:r>
     </w:p>
     <w:p>
-      <w:r>
-        <w:t>Prediction: Next a values 0.875 and 0.9375; training loss falls to 0.015625.</w:t>
+      <w:pPr>
+        <w:spacing w:line="336" w:lineRule="auto" w:after="180"/>
+        <w:shd w:fill="FFF5E6"/>
+      </w:pPr>
+      <w:r>
+        <w:rPr>
+          <w:b w:val="0"/>
+        </w:rPr>
+        <w:t>This scalar brightness model is a transparent toy image task, not a claim that a full image network was run.</w:t>
       </w:r>
     </w:p>
     <w:p>
-      <w:r>
-        <w:t>Reason: Each update halves the distance to the training optimum1 in this toy system.</w:t>
+      <w:pPr>
+        <w:pStyle w:val="Heading3"/>
+      </w:pPr>
+      <w:r>
+        <w:t>Change one thing in the pictured case</w:t>
       </w:r>
     </w:p>
     <w:p>
@@ -1206,20 +2001,176 @@
         <w:pStyle w:val="Heading3"/>
       </w:pPr>
       <w:r>
-        <w:t>Ask while showing the picture</w:t>
+        <w:t>Change one thing</w:t>
       </w:r>
     </w:p>
     <w:p>
-      <w:r>
-        <w:t>Cover the result. Ask learners to name the inputs and predict the next step. Uncover one step, connect the icon to the actual procedure, and explain its evidence. Then change the supplied condition and compare. The picture is a representation; it does not document execution of a real AI model.</w:t>
+      <w:pPr>
+        <w:spacing w:line="336" w:lineRule="auto" w:after="180"/>
+        <w:shd w:fill="F5F1FB"/>
+      </w:pPr>
+      <w:r>
+        <w:rPr>
+          <w:b w:val="0"/>
+        </w:rPr>
+        <w:t xml:space="preserve">Change: Double the two-update budget while keeping the same </w:t>
+      </w:r>
+      <w:r>
+        <w:rPr>
+          <w:b/>
+        </w:rPr>
+        <w:t>training</w:t>
+      </w:r>
+      <w:r>
+        <w:rPr>
+          <w:b w:val="0"/>
+        </w:rPr>
+        <w:t xml:space="preserve"> rule.</w:t>
       </w:r>
     </w:p>
     <w:p>
       <w:pPr>
+        <w:pStyle w:val="Heading3"/>
+      </w:pPr>
+      <w:r>
+        <w:t>Predicted result</w:t>
+      </w:r>
+    </w:p>
+    <w:p>
+      <w:pPr>
+        <w:spacing w:line="336" w:lineRule="auto" w:after="180"/>
+        <w:shd w:fill="F1F6FC"/>
+      </w:pPr>
+      <w:r>
+        <w:rPr>
+          <w:b/>
+        </w:rPr>
+        <w:t>Prediction</w:t>
+      </w:r>
+      <w:r>
+        <w:rPr>
+          <w:b w:val="0"/>
+        </w:rPr>
+        <w:t xml:space="preserve">: Next a values 0.875 and 0.9375; </w:t>
+      </w:r>
+      <w:r>
+        <w:rPr>
+          <w:b/>
+        </w:rPr>
+        <w:t>training</w:t>
+      </w:r>
+      <w:r>
+        <w:rPr>
+          <w:b w:val="0"/>
+        </w:rPr>
+        <w:t xml:space="preserve"> loss falls to 0.015625.</w:t>
+      </w:r>
+    </w:p>
+    <w:p>
+      <w:pPr>
+        <w:pStyle w:val="Heading3"/>
+      </w:pPr>
+      <w:r>
+        <w:t>Why the result follows</w:t>
+      </w:r>
+    </w:p>
+    <w:p>
+      <w:pPr>
+        <w:spacing w:line="336" w:lineRule="auto" w:after="180"/>
+        <w:shd w:fill="F1F6FC"/>
+      </w:pPr>
+      <w:r>
+        <w:rPr>
+          <w:b w:val="0"/>
+        </w:rPr>
+        <w:t xml:space="preserve">Reason: Each update halves the distance to the </w:t>
+      </w:r>
+      <w:r>
+        <w:rPr>
+          <w:b/>
+        </w:rPr>
+        <w:t>training</w:t>
+      </w:r>
+      <w:r>
+        <w:rPr>
+          <w:b w:val="0"/>
+        </w:rPr>
+        <w:t xml:space="preserve"> optimum1 in this toy system.</w:t>
+      </w:r>
+    </w:p>
+    <w:p>
+      <w:pPr>
+        <w:pStyle w:val="Heading3"/>
+      </w:pPr>
+      <w:r>
+        <w:t>Ask while showing the picture</w:t>
+      </w:r>
+    </w:p>
+    <w:p>
+      <w:pPr>
+        <w:pStyle w:val="Heading3"/>
+      </w:pPr>
+      <w:r>
+        <w:t>Ask while showing the picture · 5</w:t>
+      </w:r>
+    </w:p>
+    <w:p>
+      <w:pPr>
+        <w:spacing w:line="336" w:lineRule="auto" w:after="180"/>
+      </w:pPr>
+      <w:r>
+        <w:rPr>
+          <w:b w:val="0"/>
+        </w:rPr>
+        <w:t xml:space="preserve">Cover the result. Ask learners to name the </w:t>
+      </w:r>
+      <w:r>
+        <w:rPr>
+          <w:b/>
+        </w:rPr>
+        <w:t>input</w:t>
+      </w:r>
+      <w:r>
+        <w:rPr>
+          <w:b w:val="0"/>
+        </w:rPr>
+        <w:t xml:space="preserve">s and predict the next step. Uncover one step, connect the icon to the actual procedure, and explain its </w:t>
+      </w:r>
+      <w:r>
+        <w:rPr>
+          <w:b/>
+        </w:rPr>
+        <w:t>evidence</w:t>
+      </w:r>
+      <w:r>
+        <w:rPr>
+          <w:b w:val="0"/>
+        </w:rPr>
+        <w:t>. Then change the supplied condition and compare.</w:t>
+      </w:r>
+    </w:p>
+    <w:p>
+      <w:pPr>
+        <w:spacing w:line="336" w:lineRule="auto" w:after="180"/>
+      </w:pPr>
+      <w:r>
+        <w:rPr>
+          <w:b w:val="0"/>
+        </w:rPr>
+        <w:t>The picture is a representation; it does not document execution of a real AI model.</w:t>
+      </w:r>
+    </w:p>
+    <w:p>
+      <w:pPr>
         <w:pStyle w:val="Heading1"/>
       </w:pPr>
       <w:r>
         <w:t>03. Demonstrate and guide practice</w:t>
+      </w:r>
+    </w:p>
+    <w:p>
+      <w:r>
+        <w:t>Demonstrate Training a small image model, reduce support deliberately and check individual reasoning before discussing answers.</w:t>
       </w:r>
     </w:p>
     <w:tbl>
@@ -1435,36 +2386,88 @@
       </w:tr>
     </w:tbl>
     <w:p>
-      <w:r>
-        <w:t>Use the worked example in Sections 3 and 6. Collect a prediction before revealing its result; ask the learner to point to each intermediate fact.</w:t>
+      <w:pPr>
+        <w:spacing w:line="336" w:lineRule="auto" w:after="180"/>
+      </w:pPr>
+      <w:r>
+        <w:rPr>
+          <w:b w:val="0"/>
+        </w:rPr>
+        <w:t xml:space="preserve">Use the worked example in Sections 3 and 6. Collect a </w:t>
+      </w:r>
+      <w:r>
+        <w:rPr>
+          <w:b/>
+        </w:rPr>
+        <w:t>prediction</w:t>
+      </w:r>
+      <w:r>
+        <w:rPr>
+          <w:b w:val="0"/>
+        </w:rPr>
+        <w:t xml:space="preserve"> before revealing its result; ask the learner to point to each intermediate fact.</w:t>
       </w:r>
     </w:p>
     <w:p>
-      <w:r>
-        <w:t>Provide a ledger for image, difference, signed target, score, residual and class. Allow calculators and distinguish class 0 from signed target -1. Extension: enumerate all sixteen binary 2 by 2 images under the frozen model and exact task rule; label this exhaustive toy-domain audit separately from the three-case held-out evaluation.</w:t>
+      <w:pPr>
+        <w:spacing w:line="336" w:lineRule="auto" w:after="180"/>
+      </w:pPr>
+      <w:r>
+        <w:rPr>
+          <w:b w:val="0"/>
+        </w:rPr>
+        <w:t>Provide a ledger for image, difference, signed target, score, residual and class. Allow calculators and distinguish class 0 from signed target -1.</w:t>
       </w:r>
     </w:p>
     <w:p>
       <w:pPr>
-        <w:pStyle w:val="Heading3"/>
-      </w:pPr>
-      <w:r>
-        <w:t>Reduce help deliberately</w:t>
+        <w:spacing w:line="336" w:lineRule="auto" w:after="180"/>
+      </w:pPr>
+      <w:r>
+        <w:rPr>
+          <w:b w:val="0"/>
+        </w:rPr>
+        <w:t>Extension: enumerate all sixteen binary 2 by 2 images under the frozen model and exact task rule; label this exhaustive toy-domain audit separately from the three-case held-out evaluation.</w:t>
       </w:r>
     </w:p>
     <w:p>
-      <w:r>
-        <w:t>Completion task: Starting at a = 0, use gradient 5a - 3 and rate 0.1 for two updates. Give each gradient, new weight and training MSE.</w:t>
+      <w:pPr>
+        <w:pStyle w:val="Heading3"/>
+      </w:pPr>
+      <w:r>
+        <w:t>Reduce help deliberately</w:t>
       </w:r>
     </w:p>
     <w:p>
-      <w:r>
-        <w:t>Teacher check: Teacher explanation: First gradient -3 gives a = 0.3 and MSE 0.325. Second gradient -1.5 gives a = 0.45 and MSE 0.15625. Each gradient is computed at the current weight before the update.</w:t>
+      <w:pPr>
+        <w:pStyle w:val="Heading3"/>
+      </w:pPr>
+      <w:r>
+        <w:t>Completion practice</w:t>
       </w:r>
     </w:p>
     <w:p>
-      <w:r>
-        <w:t>Start by identifying the given inputs together. Leave the intermediate steps blank. If needed, model one step, then withdraw that help on the next step. Move to a full trace only when the partial trace is understood. For partners, alternate explainer and checker; collect a response from every learner before discussion.</w:t>
+      <w:pPr>
+        <w:spacing w:line="336" w:lineRule="auto" w:after="180"/>
+        <w:shd w:fill="F5F1FB"/>
+      </w:pPr>
+      <w:r>
+        <w:rPr>
+          <w:b w:val="0"/>
+        </w:rPr>
+        <w:t xml:space="preserve">Completion task: Starting at a = 0, use gradient 5a - 3 and rate 0.1 for two updates. Give each gradient, new weight and </w:t>
+      </w:r>
+      <w:r>
+        <w:rPr>
+          <w:b/>
+        </w:rPr>
+        <w:t>training</w:t>
+      </w:r>
+      <w:r>
+        <w:rPr>
+          <w:b w:val="0"/>
+        </w:rPr>
+        <w:t xml:space="preserve"> MSE.</w:t>
       </w:r>
     </w:p>
     <w:p>
@@ -1472,22 +2475,53 @@
         <w:pStyle w:val="Heading3"/>
       </w:pPr>
       <w:r>
-        <w:t>Individual reasoning check</w:t>
+        <w:t>Reasoning to listen for</w:t>
       </w:r>
     </w:p>
     <w:p>
-      <w:r>
-        <w:t>Use the worked case for Training a small image model. Proposed explanation: “All parameters in a trained model must have been learned”. Decide whether this explanation is supported. Point to the step or supplied fact that decides; explain your repair if needed.</w:t>
+      <w:pPr>
+        <w:spacing w:line="336" w:lineRule="auto" w:after="180"/>
+        <w:shd w:fill="F1F6FC"/>
+      </w:pPr>
+      <w:r>
+        <w:rPr>
+          <w:b w:val="0"/>
+        </w:rPr>
+        <w:t>Teacher check: Teacher explanation: First gradient -3 gives a = 0.3 and MSE 0.325. Second gradient -1.5 gives a = 0.45 and MSE 0.15625. Each gradient is computed at the current weight before the update.</w:t>
       </w:r>
     </w:p>
     <w:p>
-      <w:r>
-        <w:t>Expected correction: The declared experiment freezes the feature kernels and adjusts only a.</w:t>
+      <w:pPr>
+        <w:spacing w:line="336" w:lineRule="auto" w:after="180"/>
+      </w:pPr>
+      <w:r>
+        <w:rPr>
+          <w:b w:val="0"/>
+        </w:rPr>
+        <w:t xml:space="preserve">Start by identifying the given </w:t>
+      </w:r>
+      <w:r>
+        <w:rPr>
+          <w:b/>
+        </w:rPr>
+        <w:t>input</w:t>
+      </w:r>
+      <w:r>
+        <w:rPr>
+          <w:b w:val="0"/>
+        </w:rPr>
+        <w:t>s together. Leave the intermediate steps blank. If needed, model one step, then withdraw that help on the next step. Move to a full trace only when the partial trace is understood.</w:t>
       </w:r>
     </w:p>
     <w:p>
-      <w:r>
-        <w:t>Collect explanations, not only yes/no votes. If a misunderstanding is common, re-model the relevant step for the class. If it affects a few learners, give a short targeted group explanation while others solve a more demanding variation.</w:t>
+      <w:pPr>
+        <w:spacing w:line="336" w:lineRule="auto" w:after="180"/>
+      </w:pPr>
+      <w:r>
+        <w:rPr>
+          <w:b w:val="0"/>
+        </w:rPr>
+        <w:t>For partners, alternate explainer and checker; collect a response from every learner before discussion.</w:t>
       </w:r>
     </w:p>
     <w:p>
@@ -1495,63 +2529,367 @@
         <w:pStyle w:val="Heading3"/>
       </w:pPr>
       <w:r>
-        <w:t>Pictorial practice question</w:t>
+        <w:t>Individual reasoning check</w:t>
       </w:r>
     </w:p>
     <w:p>
-      <w:r>
-        <w:t>Does lower training loss alone establish that four updates generalise better? Point to the relevant step in the picture, then write the changed result and the rule or evidence that supports it.</w:t>
+      <w:pPr>
+        <w:spacing w:line="336" w:lineRule="auto" w:after="180"/>
+      </w:pPr>
+      <w:r>
+        <w:rPr>
+          <w:b w:val="0"/>
+        </w:rPr>
+        <w:t xml:space="preserve">Use the worked case for </w:t>
+      </w:r>
+      <w:r>
+        <w:rPr>
+          <w:b/>
+        </w:rPr>
+        <w:t>Training</w:t>
+      </w:r>
+      <w:r>
+        <w:rPr>
+          <w:b w:val="0"/>
+        </w:rPr>
+        <w:t xml:space="preserve"> a small image model. Proposed explanation: “All parameters in a trained model must have been learned”. Decide whether this explanation is supported.</w:t>
       </w:r>
     </w:p>
     <w:p>
       <w:pPr>
-        <w:pStyle w:val="Heading3"/>
-      </w:pPr>
-      <w:r>
-        <w:t>Reasoned teacher answer</w:t>
+        <w:spacing w:line="336" w:lineRule="auto" w:after="180"/>
+      </w:pPr>
+      <w:r>
+        <w:rPr>
+          <w:b w:val="0"/>
+        </w:rPr>
+        <w:t>Point to the step or supplied fact that decides; explain your repair if needed.</w:t>
       </w:r>
     </w:p>
     <w:p>
-      <w:r>
-        <w:t>No. Record the extra budget and score suitable validation evidence; use an untouched final evaluation after selecting a schedule. Changed-case check: Next a values 0.875 and 0.9375; training loss falls to 0.015625. Each update halves the distance to the training optimum1 in this toy system.</w:t>
+      <w:pPr>
+        <w:pStyle w:val="Heading3"/>
+      </w:pPr>
+      <w:r>
+        <w:t>Expected repair</w:t>
       </w:r>
     </w:p>
     <w:p>
-      <w:r>
-        <w:t>Changed-case reasoning: Next a values 0.875 and 0.9375; training loss falls to 0.015625. Each update halves the distance to the training optimum1 in this toy system.</w:t>
+      <w:pPr>
+        <w:spacing w:line="336" w:lineRule="auto" w:after="180"/>
+        <w:shd w:fill="F1F6FC"/>
+      </w:pPr>
+      <w:r>
+        <w:rPr>
+          <w:b w:val="0"/>
+        </w:rPr>
+        <w:t>Expected correction: The declared experiment freezes the feature kernels and adjusts only a.</w:t>
       </w:r>
     </w:p>
     <w:p>
-      <w:r>
-        <w:t>Collect each learner’s explanation before discussion. Use the first missing connection between input, deciding step and result to choose support. This question is worked-case practice, not fresh mastery evidence.</w:t>
+      <w:pPr>
+        <w:spacing w:line="336" w:lineRule="auto" w:after="180"/>
+      </w:pPr>
+      <w:r>
+        <w:rPr>
+          <w:b w:val="0"/>
+        </w:rPr>
+        <w:t>Collect explanations, not only yes/no votes. If a misunderstanding is common, re-model the relevant step for the class.</w:t>
       </w:r>
     </w:p>
     <w:p>
       <w:pPr>
-        <w:pStyle w:val="Heading1"/>
-      </w:pPr>
-      <w:r>
-        <w:t>04. Run the investigation and diagnose misconceptions</w:t>
+        <w:spacing w:line="336" w:lineRule="auto" w:after="180"/>
+      </w:pPr>
+      <w:r>
+        <w:rPr>
+          <w:b w:val="0"/>
+        </w:rPr>
+        <w:t>If it affects a few learners, give a short targeted group explanation while others solve a more demanding variation.</w:t>
       </w:r>
     </w:p>
     <w:p>
-      <w:r>
-        <w:t>All parameters in a trained model must have been learned: The declared experiment freezes the feature kernels and adjusts only a.</w:t>
+      <w:pPr>
+        <w:pStyle w:val="Heading3"/>
+      </w:pPr>
+      <w:r>
+        <w:t>Pictorial practice question</w:t>
       </w:r>
     </w:p>
     <w:p>
-      <w:r>
-        <w:t>Perfect accuracy means zero MSE: Thresholded classes can all be correct while continuous scores differ from signed targets.</w:t>
+      <w:pPr>
+        <w:spacing w:line="336" w:lineRule="auto" w:after="180"/>
+      </w:pPr>
+      <w:r>
+        <w:rPr>
+          <w:b w:val="0"/>
+        </w:rPr>
+        <w:t xml:space="preserve">Does lower </w:t>
+      </w:r>
+      <w:r>
+        <w:rPr>
+          <w:b/>
+        </w:rPr>
+        <w:t>training</w:t>
+      </w:r>
+      <w:r>
+        <w:rPr>
+          <w:b w:val="0"/>
+        </w:rPr>
+        <w:t xml:space="preserve"> loss alone establish that four updates generalise better? Point to the relevant step in the picture, then write the changed result and the rule or </w:t>
+      </w:r>
+      <w:r>
+        <w:rPr>
+          <w:b/>
+        </w:rPr>
+        <w:t>evidence</w:t>
+      </w:r>
+      <w:r>
+        <w:rPr>
+          <w:b w:val="0"/>
+        </w:rPr>
+        <w:t xml:space="preserve"> that supports it.</w:t>
       </w:r>
     </w:p>
     <w:p>
-      <w:r>
-        <w:t>The last checkpoint must be best: Selection depends on the declared validation rule, not update order or training loss alone.</w:t>
+      <w:pPr>
+        <w:pStyle w:val="Heading3"/>
+      </w:pPr>
+      <w:r>
+        <w:t>Reasoned teacher answer</w:t>
       </w:r>
     </w:p>
     <w:p>
-      <w:r>
-        <w:t>Use Section 9 for the evidence ledger. Add a boundary or missing-input case and record the expected response before checking. More successful repeats of one case do not establish wider coverage.</w:t>
+      <w:pPr>
+        <w:spacing w:line="336" w:lineRule="auto" w:after="180"/>
+      </w:pPr>
+      <w:r>
+        <w:rPr>
+          <w:b w:val="0"/>
+        </w:rPr>
+        <w:t xml:space="preserve">No. Record the extra budget and score suitable validation </w:t>
+      </w:r>
+      <w:r>
+        <w:rPr>
+          <w:b/>
+        </w:rPr>
+        <w:t>evidence</w:t>
+      </w:r>
+      <w:r>
+        <w:rPr>
+          <w:b w:val="0"/>
+        </w:rPr>
+        <w:t xml:space="preserve">; use an untouched final evaluation after selecting a schedule. Changed-case check: Next a values 0.875 and 0.9375; </w:t>
+      </w:r>
+      <w:r>
+        <w:rPr>
+          <w:b/>
+        </w:rPr>
+        <w:t>training</w:t>
+      </w:r>
+      <w:r>
+        <w:rPr>
+          <w:b w:val="0"/>
+        </w:rPr>
+        <w:t xml:space="preserve"> loss falls to 0.015625.</w:t>
+      </w:r>
+    </w:p>
+    <w:p>
+      <w:pPr>
+        <w:spacing w:line="336" w:lineRule="auto" w:after="180"/>
+      </w:pPr>
+      <w:r>
+        <w:rPr>
+          <w:b w:val="0"/>
+        </w:rPr>
+        <w:t xml:space="preserve">Each update halves the distance to the </w:t>
+      </w:r>
+      <w:r>
+        <w:rPr>
+          <w:b/>
+        </w:rPr>
+        <w:t>training</w:t>
+      </w:r>
+      <w:r>
+        <w:rPr>
+          <w:b w:val="0"/>
+        </w:rPr>
+        <w:t xml:space="preserve"> optimum1 in this toy system.</w:t>
+      </w:r>
+    </w:p>
+    <w:p>
+      <w:pPr>
+        <w:spacing w:line="336" w:lineRule="auto" w:after="180"/>
+      </w:pPr>
+      <w:r>
+        <w:rPr>
+          <w:b w:val="0"/>
+        </w:rPr>
+        <w:t xml:space="preserve">Changed-case reasoning: Next a values 0.875 and 0.9375; </w:t>
+      </w:r>
+      <w:r>
+        <w:rPr>
+          <w:b/>
+        </w:rPr>
+        <w:t>training</w:t>
+      </w:r>
+      <w:r>
+        <w:rPr>
+          <w:b w:val="0"/>
+        </w:rPr>
+        <w:t xml:space="preserve"> loss falls to 0.015625. Each update halves the distance to the </w:t>
+      </w:r>
+      <w:r>
+        <w:rPr>
+          <w:b/>
+        </w:rPr>
+        <w:t>training</w:t>
+      </w:r>
+      <w:r>
+        <w:rPr>
+          <w:b w:val="0"/>
+        </w:rPr>
+        <w:t xml:space="preserve"> optimum1 in this toy system.</w:t>
+      </w:r>
+    </w:p>
+    <w:p>
+      <w:pPr>
+        <w:spacing w:line="336" w:lineRule="auto" w:after="180"/>
+      </w:pPr>
+      <w:r>
+        <w:rPr>
+          <w:b w:val="0"/>
+        </w:rPr>
+        <w:t xml:space="preserve">Collect each learner’s explanation before discussion. Use the first missing connection between </w:t>
+      </w:r>
+      <w:r>
+        <w:rPr>
+          <w:b/>
+        </w:rPr>
+        <w:t>input</w:t>
+      </w:r>
+      <w:r>
+        <w:rPr>
+          <w:b w:val="0"/>
+        </w:rPr>
+        <w:t xml:space="preserve">, deciding step and result to choose support. This question is worked-case practice, not fresh mastery </w:t>
+      </w:r>
+      <w:r>
+        <w:rPr>
+          <w:b/>
+        </w:rPr>
+        <w:t>evidence</w:t>
+      </w:r>
+      <w:r>
+        <w:rPr>
+          <w:b w:val="0"/>
+        </w:rPr>
+        <w:t>.</w:t>
+      </w:r>
+    </w:p>
+    <w:p>
+      <w:pPr>
+        <w:pStyle w:val="Heading1"/>
+      </w:pPr>
+      <w:r>
+        <w:t>04. Run the investigation and diagnose misconceptions</w:t>
+      </w:r>
+    </w:p>
+    <w:p>
+      <w:r>
+        <w:t>Run the Training a small image model investigation and use the first unsupported step to choose a teaching response.</w:t>
+      </w:r>
+    </w:p>
+    <w:p>
+      <w:pPr>
+        <w:spacing w:line="336" w:lineRule="auto" w:after="180"/>
+      </w:pPr>
+      <w:r>
+        <w:rPr>
+          <w:b w:val="0"/>
+        </w:rPr>
+        <w:t>All parameters in a trained model must have been learned: The declared experiment freezes the feature kernels and adjusts only a.</w:t>
+      </w:r>
+    </w:p>
+    <w:p>
+      <w:pPr>
+        <w:spacing w:line="336" w:lineRule="auto" w:after="180"/>
+      </w:pPr>
+      <w:r>
+        <w:rPr>
+          <w:b w:val="0"/>
+        </w:rPr>
+        <w:t>Perfect accuracy means zero MSE: Thresholded classes can all be correct while continuous scores differ from signed targets.</w:t>
+      </w:r>
+    </w:p>
+    <w:p>
+      <w:pPr>
+        <w:spacing w:line="336" w:lineRule="auto" w:after="180"/>
+      </w:pPr>
+      <w:r>
+        <w:rPr>
+          <w:b w:val="0"/>
+        </w:rPr>
+        <w:t xml:space="preserve">The last </w:t>
+      </w:r>
+      <w:r>
+        <w:rPr>
+          <w:b/>
+        </w:rPr>
+        <w:t>checkpoint</w:t>
+      </w:r>
+      <w:r>
+        <w:rPr>
+          <w:b w:val="0"/>
+        </w:rPr>
+        <w:t xml:space="preserve"> must be best: Selection depends on the declared validation rule, not update order or </w:t>
+      </w:r>
+      <w:r>
+        <w:rPr>
+          <w:b/>
+        </w:rPr>
+        <w:t>training</w:t>
+      </w:r>
+      <w:r>
+        <w:rPr>
+          <w:b w:val="0"/>
+        </w:rPr>
+        <w:t xml:space="preserve"> loss alone.</w:t>
+      </w:r>
+    </w:p>
+    <w:p>
+      <w:pPr>
+        <w:spacing w:line="336" w:lineRule="auto" w:after="180"/>
+      </w:pPr>
+      <w:r>
+        <w:rPr>
+          <w:b w:val="0"/>
+        </w:rPr>
+        <w:t xml:space="preserve">Use Section 9 for the </w:t>
+      </w:r>
+      <w:r>
+        <w:rPr>
+          <w:b/>
+        </w:rPr>
+        <w:t>evidence</w:t>
+      </w:r>
+      <w:r>
+        <w:rPr>
+          <w:b w:val="0"/>
+        </w:rPr>
+        <w:t xml:space="preserve"> ledger. Add a boundary or missing-</w:t>
+      </w:r>
+      <w:r>
+        <w:rPr>
+          <w:b/>
+        </w:rPr>
+        <w:t>input</w:t>
+      </w:r>
+      <w:r>
+        <w:rPr>
+          <w:b w:val="0"/>
+        </w:rPr>
+        <w:t xml:space="preserve"> case and record the expected response before checking. More successful repeats of one case do not establish wider coverage.</w:t>
       </w:r>
     </w:p>
     <w:p>
@@ -1709,29 +3047,38 @@
       </w:tr>
     </w:tbl>
     <w:p>
-      <w:r>
-        <w:t>Offer an oral explanation, drawing, enlarged visual or fewer examples when that removes a reading/writing barrier. Keep the same reasoning goal. Stretch secure learners by changing a boundary or assumption and asking them to defend the effect, not simply by assigning more of the same questions.</w:t>
+      <w:pPr>
+        <w:spacing w:line="336" w:lineRule="auto" w:after="180"/>
+      </w:pPr>
+      <w:r>
+        <w:rPr>
+          <w:b w:val="0"/>
+        </w:rPr>
+        <w:t>Offer an oral explanation, drawing, enlarged visual or fewer examples when that removes a reading/writing barrier. Keep the same reasoning goal.</w:t>
       </w:r>
     </w:p>
     <w:p>
       <w:pPr>
-        <w:pStyle w:val="Heading1"/>
-      </w:pPr>
-      <w:r>
-        <w:t>05. Assess and explain the answers</w:t>
+        <w:spacing w:line="336" w:lineRule="auto" w:after="180"/>
+      </w:pPr>
+      <w:r>
+        <w:rPr>
+          <w:b w:val="0"/>
+        </w:rPr>
+        <w:t>Stretch secure learners by changing a boundary or assumption and asking them to defend the effect, not simply by assigning more of the same questions.</w:t>
       </w:r>
     </w:p>
     <w:p>
       <w:pPr>
-        <w:pStyle w:val="Heading3"/>
-      </w:pPr>
-      <w:r>
-        <w:t>Guided and exit questions</w:t>
+        <w:pStyle w:val="Heading1"/>
+      </w:pPr>
+      <w:r>
+        <w:t>05. Assess and explain the answers</w:t>
       </w:r>
     </w:p>
     <w:p>
       <w:r>
-        <w:t>Guided: at a = 0.3, E and F score 0.3 and -0.3; at a = 0.45 they score 0.45 and -0.45. Both checkpoints predict classes 1 and 0 correctly, while squared residuals change from 0.49 to 0.3025. Final cases: G rows [1, 1], [1, 0], class 1; H rows [1, 1], [0, 1], class 0; I rows [1, 0], [0, 1], class 0. Differences are 1, -1, 0; scores 0.45, -0.45, 0; predictions 1, 0, 0. Model accuracy is 3 of 3, baseline 2 of 3. Signed-target squared errors are 0.3025, 0.3025, 1, so final MSE is 0.535. The tie case is classified correctly despite nonzero regression error. Exit: only a was learned; using final results to choose a model contaminates final evaluation. Preserve setup, predictions, baseline and limits.</w:t>
+        <w:t>Use the Training a small image model questions, teacher keys and criteria after the relevant attempts. Previously discussed cases are practice; protect the separately selected independent task.</w:t>
       </w:r>
     </w:p>
     <w:p>
@@ -1739,35 +3086,119 @@
         <w:pStyle w:val="Heading3"/>
       </w:pPr>
       <w:r>
-        <w:t>W1 Trace features and a prediction</w:t>
+        <w:t>Guided and exit questions</w:t>
       </w:r>
     </w:p>
     <w:p>
-      <w:r>
-        <w:t>For Train B, compute d, h1, h2 and the score at a = 0.45. Give the class prediction and squared error against its signed target.</w:t>
+      <w:pPr>
+        <w:spacing w:line="336" w:lineRule="auto" w:after="180"/>
+      </w:pPr>
+      <w:r>
+        <w:rPr>
+          <w:b w:val="0"/>
+        </w:rPr>
+        <w:t xml:space="preserve">Guided: at a = 0.3, E and F score 0.3 and -0.3; at a = 0.45 they score 0.45 and -0.45. Both </w:t>
+      </w:r>
+      <w:r>
+        <w:rPr>
+          <w:b/>
+        </w:rPr>
+        <w:t>checkpoint</w:t>
+      </w:r>
+      <w:r>
+        <w:rPr>
+          <w:b w:val="0"/>
+        </w:rPr>
+        <w:t>s predict classes 1 and 0 correctly, while squared residuals change from 0.49 to 0.3025.</w:t>
       </w:r>
     </w:p>
     <w:p>
-      <w:r>
-        <w:t>Teacher explanation: d = 2, h1 = 2 and h2 = 0. Score is 0.9, prediction class 1 and squared error (0.9 - 1) squared = 0.01.</w:t>
+      <w:pPr>
+        <w:spacing w:line="336" w:lineRule="auto" w:after="180"/>
+      </w:pPr>
+      <w:r>
+        <w:rPr>
+          <w:b w:val="0"/>
+        </w:rPr>
+        <w:t xml:space="preserve">Final cases: G rows [1, 1], [1, 0], class 1; H rows [1, 1], [0, 1], class 0; I rows [1, 0], [0, 1], class 0. Differences are 1, -1, 0; scores 0.45, -0.45, 0; </w:t>
+      </w:r>
+      <w:r>
+        <w:rPr>
+          <w:b/>
+        </w:rPr>
+        <w:t>prediction</w:t>
+      </w:r>
+      <w:r>
+        <w:rPr>
+          <w:b w:val="0"/>
+        </w:rPr>
+        <w:t xml:space="preserve">s 1, 0, 0. Model accuracy is 3 of 3, </w:t>
+      </w:r>
+      <w:r>
+        <w:rPr>
+          <w:b/>
+        </w:rPr>
+        <w:t>baseline</w:t>
+      </w:r>
+      <w:r>
+        <w:rPr>
+          <w:b w:val="0"/>
+        </w:rPr>
+        <w:t xml:space="preserve"> 2 of 3.</w:t>
       </w:r>
     </w:p>
     <w:p>
       <w:pPr>
-        <w:pStyle w:val="Heading3"/>
-      </w:pPr>
-      <w:r>
-        <w:t>W2 Check both updates</w:t>
+        <w:spacing w:line="336" w:lineRule="auto" w:after="180"/>
+      </w:pPr>
+      <w:r>
+        <w:rPr>
+          <w:b w:val="0"/>
+        </w:rPr>
+        <w:t>Signed-target squared errors are 0.3025, 0.3025, 1, so final MSE is 0.535. The tie case is classified correctly despite nonzero regression error.</w:t>
       </w:r>
     </w:p>
     <w:p>
-      <w:r>
-        <w:t>Starting at a = 0, use gradient 5a - 3 and rate 0.1 for two updates. Give each gradient, new weight and training MSE.</w:t>
+      <w:pPr>
+        <w:spacing w:line="336" w:lineRule="auto" w:after="180"/>
+      </w:pPr>
+      <w:r>
+        <w:rPr>
+          <w:b w:val="0"/>
+        </w:rPr>
+        <w:t xml:space="preserve">Exit: only a was learned; using final results to choose a model contaminates final evaluation. Preserve setup, </w:t>
+      </w:r>
+      <w:r>
+        <w:rPr>
+          <w:b/>
+        </w:rPr>
+        <w:t>prediction</w:t>
+      </w:r>
+      <w:r>
+        <w:rPr>
+          <w:b w:val="0"/>
+        </w:rPr>
+        <w:t xml:space="preserve">s, </w:t>
+      </w:r>
+      <w:r>
+        <w:rPr>
+          <w:b/>
+        </w:rPr>
+        <w:t>baseline</w:t>
+      </w:r>
+      <w:r>
+        <w:rPr>
+          <w:b w:val="0"/>
+        </w:rPr>
+        <w:t xml:space="preserve"> and limits.</w:t>
       </w:r>
     </w:p>
     <w:p>
-      <w:r>
-        <w:t>Teacher explanation: First gradient -3 gives a = 0.3 and MSE 0.325. Second gradient -1.5 gives a = 0.45 and MSE 0.15625. Each gradient is computed at the current weight before the update.</w:t>
+      <w:pPr>
+        <w:pStyle w:val="Heading3"/>
+      </w:pPr>
+      <w:r>
+        <w:t>W1 Trace features and a prediction</w:t>
       </w:r>
     </w:p>
     <w:p>
@@ -1775,53 +3206,123 @@
         <w:pStyle w:val="Heading3"/>
       </w:pPr>
       <w:r>
-        <w:t>W3 Apply the selection rule</w:t>
+        <w:t>Workbook question · W1</w:t>
       </w:r>
     </w:p>
     <w:p>
-      <w:r>
-        <w:t>Select among the three saved lesson checkpoints using validation MSE, with earliest update breaking a tie. Is selecting by training accuracy the same declared procedure?</w:t>
+      <w:pPr>
+        <w:spacing w:line="336" w:lineRule="auto" w:after="180"/>
+        <w:shd w:fill="F5F1FB"/>
+      </w:pPr>
+      <w:r>
+        <w:rPr>
+          <w:b w:val="0"/>
+        </w:rPr>
+        <w:t xml:space="preserve">For Train B, compute d, h1, h2 and the score at a = 0.45. Give the class </w:t>
+      </w:r>
+      <w:r>
+        <w:rPr>
+          <w:b/>
+        </w:rPr>
+        <w:t>prediction</w:t>
+      </w:r>
+      <w:r>
+        <w:rPr>
+          <w:b w:val="0"/>
+        </w:rPr>
+        <w:t xml:space="preserve"> and squared error against its signed target.</w:t>
       </w:r>
     </w:p>
     <w:p>
-      <w:r>
-        <w:t>Teacher explanation: Select update 2 with a = 0.45 and validation MSE 0.3025. Training accuracy is a different selection metric; both trained checkpoints have perfect training accuracy, so it does not establish the same choice.</w:t>
+      <w:pPr>
+        <w:pStyle w:val="Heading3"/>
+      </w:pPr>
+      <w:r>
+        <w:t>Teacher reasoning · W1</w:t>
       </w:r>
     </w:p>
     <w:p>
       <w:pPr>
-        <w:pStyle w:val="Heading3"/>
-      </w:pPr>
-      <w:r>
-        <w:t>W4 Choose a checkpoint independently</w:t>
+        <w:spacing w:line="336" w:lineRule="auto" w:after="180"/>
+        <w:shd w:fill="F1F6FC"/>
+      </w:pPr>
+      <w:r>
+        <w:rPr>
+          <w:b w:val="0"/>
+        </w:rPr>
+        <w:t xml:space="preserve">Teacher explanation: d = 2, h1 = 2 and h2 = 0. Score is 0.9, </w:t>
+      </w:r>
+      <w:r>
+        <w:rPr>
+          <w:b/>
+        </w:rPr>
+        <w:t>prediction</w:t>
+      </w:r>
+      <w:r>
+        <w:rPr>
+          <w:b w:val="0"/>
+        </w:rPr>
+        <w:t xml:space="preserve"> class 1 and squared error (0.9 - 1) squared = 0.01.</w:t>
       </w:r>
     </w:p>
     <w:p>
-      <w:r>
-        <w:t>A separate model scores bd. Its training examples have d = 1 and -1 with signed targets 1 and -1. Start b = 0; gradient is 2(b - 1), rate 0.25 and budget two updates. Validation differences are 2 and -2 with targets 1 and -1. Calculate all three weights and their validation MSEs, then select by lowest validation MSE.</w:t>
+      <w:pPr>
+        <w:pStyle w:val="Heading3"/>
+      </w:pPr>
+      <w:r>
+        <w:t>W2 Check both updates</w:t>
       </w:r>
     </w:p>
     <w:p>
-      <w:r>
-        <w:t>Teacher explanation: Weights are 0, 0.5 and 0.75. Validation scores are [0, 0], [1, -1] and [1.5, -1.5], so validation MSEs are 1, 0 and 0.25. Select update 1 with b = 0.5, even though a later update exists. Training MSE falls from 1 to 0.25 to 0.0625.</w:t>
+      <w:pPr>
+        <w:pStyle w:val="Heading3"/>
+      </w:pPr>
+      <w:r>
+        <w:t>Workbook question · W2</w:t>
       </w:r>
     </w:p>
     <w:p>
       <w:pPr>
-        <w:pStyle w:val="Heading3"/>
-      </w:pPr>
-      <w:r>
-        <w:t>W5 Audit a final evaluation</w:t>
+        <w:spacing w:line="336" w:lineRule="auto" w:after="180"/>
+        <w:shd w:fill="F5F1FB"/>
+      </w:pPr>
+      <w:r>
+        <w:rPr>
+          <w:b w:val="0"/>
+        </w:rPr>
+        <w:t xml:space="preserve">Starting at a = 0, use gradient 5a - 3 and rate 0.1 for two updates. Give each gradient, new weight and </w:t>
+      </w:r>
+      <w:r>
+        <w:rPr>
+          <w:b/>
+        </w:rPr>
+        <w:t>training</w:t>
+      </w:r>
+      <w:r>
+        <w:rPr>
+          <w:b w:val="0"/>
+        </w:rPr>
+        <w:t xml:space="preserve"> MSE.</w:t>
       </w:r>
     </w:p>
     <w:p>
-      <w:r>
-        <w:t>After inspecting the final cases, a team changes the decision threshold and reports the best result as an unseen test score. Explain the problem and list two things the original report should preserve.</w:t>
+      <w:pPr>
+        <w:pStyle w:val="Heading3"/>
+      </w:pPr>
+      <w:r>
+        <w:t>Teacher reasoning · W2</w:t>
       </w:r>
     </w:p>
     <w:p>
-      <w:r>
-        <w:t>Teacher explanation: Final outcomes influenced the revised model, so that set is no longer unseen evidence for the revision. Preserve the original frozen checkpoint and threshold, per-case predictions and errors, baseline results, and split IDs. Evaluate the revision on new reserved cases.</w:t>
+      <w:pPr>
+        <w:spacing w:line="336" w:lineRule="auto" w:after="180"/>
+        <w:shd w:fill="F1F6FC"/>
+      </w:pPr>
+      <w:r>
+        <w:rPr>
+          <w:b w:val="0"/>
+        </w:rPr>
+        <w:t>Teacher explanation: First gradient -3 gives a = 0.3 and MSE 0.325. Second gradient -1.5 gives a = 0.45 and MSE 0.15625. Each gradient is computed at the current weight before the update.</w:t>
       </w:r>
     </w:p>
     <w:p>
@@ -1829,38 +3330,461 @@
         <w:pStyle w:val="Heading3"/>
       </w:pPr>
       <w:r>
-        <w:t>Independent assessment and fresh retry</w:t>
+        <w:t>W3 Apply the selection rule</w:t>
       </w:r>
     </w:p>
     <w:p>
-      <w:r>
-        <w:t>W4 requires weights 0, 0.5, 0.75 and validation MSEs 1, 0, 0.25; select update 1. Fresh retry: train on d = 2 and -2, signed targets 1 and -1; gradient 8b - 4, rate 0.0625, start 0 and two updates. Weights are 0, 0.25, 0.375. Validate on d = 4 and -4 with targets 1 and -1: MSEs are 1, 0, 0.25. Select update 1 with b = 0.25.</w:t>
+      <w:pPr>
+        <w:pStyle w:val="Heading3"/>
+      </w:pPr>
+      <w:r>
+        <w:t>Workbook question · W3</w:t>
       </w:r>
     </w:p>
     <w:p>
       <w:pPr>
-        <w:pStyle w:val="Heading3"/>
-      </w:pPr>
-      <w:r>
-        <w:t>Assess independent transfer</w:t>
+        <w:spacing w:line="336" w:lineRule="auto" w:after="180"/>
+        <w:shd w:fill="F5F1FB"/>
+      </w:pPr>
+      <w:r>
+        <w:rPr>
+          <w:b w:val="0"/>
+        </w:rPr>
+        <w:t xml:space="preserve">Select among the three saved lesson </w:t>
+      </w:r>
+      <w:r>
+        <w:rPr>
+          <w:b/>
+        </w:rPr>
+        <w:t>checkpoint</w:t>
+      </w:r>
+      <w:r>
+        <w:rPr>
+          <w:b w:val="0"/>
+        </w:rPr>
+        <w:t xml:space="preserve">s using validation MSE, with earliest update breaking a tie. Is selecting by </w:t>
+      </w:r>
+      <w:r>
+        <w:rPr>
+          <w:b/>
+        </w:rPr>
+        <w:t>training</w:t>
+      </w:r>
+      <w:r>
+        <w:rPr>
+          <w:b w:val="0"/>
+        </w:rPr>
+        <w:t xml:space="preserve"> accuracy the same declared procedure?</w:t>
       </w:r>
     </w:p>
     <w:p>
-      <w:r>
-        <w:t>Selected case: A separate model scores bd. Its training examples have d = 1 and -1 with signed targets 1 and -1. Start b = 0; gradient is 2(b - 1), rate 0.25 and budget two updates. Validation differences are 2 and -2 with targets 1 and -1. Calculate all three weights and their validation MSEs, then select by lowest validation MSE.</w:t>
+      <w:pPr>
+        <w:pStyle w:val="Heading3"/>
+      </w:pPr>
+      <w:r>
+        <w:t>Teacher reasoning · W3</w:t>
       </w:r>
     </w:p>
     <w:p>
       <w:pPr>
-        <w:pStyle w:val="Heading3"/>
-      </w:pPr>
-      <w:r>
-        <w:t>Selected case answer</w:t>
+        <w:spacing w:line="336" w:lineRule="auto" w:after="180"/>
+        <w:shd w:fill="F1F6FC"/>
+      </w:pPr>
+      <w:r>
+        <w:rPr>
+          <w:b w:val="0"/>
+        </w:rPr>
+        <w:t>Teacher explanation: Select update 2 with a = 0.45 and validation MSE 0.3025.</w:t>
       </w:r>
     </w:p>
     <w:p>
-      <w:r>
-        <w:t>Teacher explanation: Weights are 0, 0.5 and 0.75. Validation scores are [0, 0], [1, -1] and [1.5, -1.5], so validation MSEs are 1, 0 and 0.25. Select update 1 with b = 0.5, even though a later update exists. Training MSE falls from 1 to 0.25 to 0.0625.</w:t>
+      <w:pPr>
+        <w:spacing w:line="336" w:lineRule="auto" w:after="180"/>
+        <w:shd w:fill="F1F6FC"/>
+      </w:pPr>
+      <w:r>
+        <w:rPr>
+          <w:b/>
+        </w:rPr>
+        <w:t>Training</w:t>
+      </w:r>
+      <w:r>
+        <w:rPr>
+          <w:b w:val="0"/>
+        </w:rPr>
+        <w:t xml:space="preserve"> accuracy is a different </w:t>
+      </w:r>
+      <w:r>
+        <w:rPr>
+          <w:b/>
+        </w:rPr>
+        <w:t>selection metric</w:t>
+      </w:r>
+      <w:r>
+        <w:rPr>
+          <w:b w:val="0"/>
+        </w:rPr>
+        <w:t xml:space="preserve">; both trained </w:t>
+      </w:r>
+      <w:r>
+        <w:rPr>
+          <w:b/>
+        </w:rPr>
+        <w:t>checkpoint</w:t>
+      </w:r>
+      <w:r>
+        <w:rPr>
+          <w:b w:val="0"/>
+        </w:rPr>
+        <w:t xml:space="preserve">s have perfect </w:t>
+      </w:r>
+      <w:r>
+        <w:rPr>
+          <w:b/>
+        </w:rPr>
+        <w:t>training</w:t>
+      </w:r>
+      <w:r>
+        <w:rPr>
+          <w:b w:val="0"/>
+        </w:rPr>
+        <w:t xml:space="preserve"> accuracy, so it does not establish the same choice.</w:t>
+      </w:r>
+    </w:p>
+    <w:p>
+      <w:pPr>
+        <w:pStyle w:val="Heading3"/>
+      </w:pPr>
+      <w:r>
+        <w:t>W4 Choose a checkpoint independently</w:t>
+      </w:r>
+    </w:p>
+    <w:p>
+      <w:pPr>
+        <w:pStyle w:val="Heading3"/>
+      </w:pPr>
+      <w:r>
+        <w:t>Workbook question · W4</w:t>
+      </w:r>
+    </w:p>
+    <w:p>
+      <w:pPr>
+        <w:spacing w:line="336" w:lineRule="auto" w:after="180"/>
+        <w:shd w:fill="F5F1FB"/>
+      </w:pPr>
+      <w:r>
+        <w:rPr>
+          <w:b w:val="0"/>
+        </w:rPr>
+        <w:t xml:space="preserve">A separate model scores bd. Its </w:t>
+      </w:r>
+      <w:r>
+        <w:rPr>
+          <w:b/>
+        </w:rPr>
+        <w:t>training</w:t>
+      </w:r>
+      <w:r>
+        <w:rPr>
+          <w:b w:val="0"/>
+        </w:rPr>
+        <w:t xml:space="preserve"> examples have d = 1 and -1 with signed targets 1 and -1. Start b = 0; gradient is 2(b - 1), rate 0.25 and budget two updates. Validation differences are 2 and -2 with targets 1 and -1.</w:t>
+      </w:r>
+    </w:p>
+    <w:p>
+      <w:pPr>
+        <w:spacing w:line="336" w:lineRule="auto" w:after="180"/>
+        <w:shd w:fill="F5F1FB"/>
+      </w:pPr>
+      <w:r>
+        <w:rPr>
+          <w:b w:val="0"/>
+        </w:rPr>
+        <w:t>Calculate all three weights and their validation MSEs, then select by lowest validation MSE.</w:t>
+      </w:r>
+    </w:p>
+    <w:p>
+      <w:pPr>
+        <w:pStyle w:val="Heading3"/>
+      </w:pPr>
+      <w:r>
+        <w:t>Teacher reasoning · W4</w:t>
+      </w:r>
+    </w:p>
+    <w:p>
+      <w:pPr>
+        <w:spacing w:line="336" w:lineRule="auto" w:after="180"/>
+        <w:shd w:fill="F1F6FC"/>
+      </w:pPr>
+      <w:r>
+        <w:rPr>
+          <w:b w:val="0"/>
+        </w:rPr>
+        <w:t>Teacher explanation: Weights are 0, 0.5 and 0.75. Validation scores are [0, 0], [1, -1] and [1.5, -1.5], so validation MSEs are 1, 0 and 0.25. Select update 1 with b = 0.5, even though a later update exists.</w:t>
+      </w:r>
+    </w:p>
+    <w:p>
+      <w:pPr>
+        <w:spacing w:line="336" w:lineRule="auto" w:after="180"/>
+        <w:shd w:fill="F1F6FC"/>
+      </w:pPr>
+      <w:r>
+        <w:rPr>
+          <w:b/>
+        </w:rPr>
+        <w:t>Training</w:t>
+      </w:r>
+      <w:r>
+        <w:rPr>
+          <w:b w:val="0"/>
+        </w:rPr>
+        <w:t xml:space="preserve"> MSE falls from 1 to 0.25 to 0.0625.</w:t>
+      </w:r>
+    </w:p>
+    <w:p>
+      <w:pPr>
+        <w:pStyle w:val="Heading3"/>
+      </w:pPr>
+      <w:r>
+        <w:t>W5 Audit a final evaluation</w:t>
+      </w:r>
+    </w:p>
+    <w:p>
+      <w:pPr>
+        <w:pStyle w:val="Heading3"/>
+      </w:pPr>
+      <w:r>
+        <w:t>Workbook question · W5</w:t>
+      </w:r>
+    </w:p>
+    <w:p>
+      <w:pPr>
+        <w:spacing w:line="336" w:lineRule="auto" w:after="180"/>
+        <w:shd w:fill="F5F1FB"/>
+      </w:pPr>
+      <w:r>
+        <w:rPr>
+          <w:b w:val="0"/>
+        </w:rPr>
+        <w:t>After inspecting the final cases, a team changes the decision threshold and reports the best result as an unseen test score. Explain the problem and list two things the original report should preserve.</w:t>
+      </w:r>
+    </w:p>
+    <w:p>
+      <w:pPr>
+        <w:pStyle w:val="Heading3"/>
+      </w:pPr>
+      <w:r>
+        <w:t>Teacher reasoning · W5</w:t>
+      </w:r>
+    </w:p>
+    <w:p>
+      <w:pPr>
+        <w:spacing w:line="336" w:lineRule="auto" w:after="180"/>
+        <w:shd w:fill="F1F6FC"/>
+      </w:pPr>
+      <w:r>
+        <w:rPr>
+          <w:b w:val="0"/>
+        </w:rPr>
+        <w:t xml:space="preserve">Teacher explanation: Final outcomes influenced the revised model, so that set is no longer unseen </w:t>
+      </w:r>
+      <w:r>
+        <w:rPr>
+          <w:b/>
+        </w:rPr>
+        <w:t>evidence</w:t>
+      </w:r>
+      <w:r>
+        <w:rPr>
+          <w:b w:val="0"/>
+        </w:rPr>
+        <w:t xml:space="preserve"> for the revision.</w:t>
+      </w:r>
+    </w:p>
+    <w:p>
+      <w:pPr>
+        <w:spacing w:line="336" w:lineRule="auto" w:after="180"/>
+        <w:shd w:fill="F1F6FC"/>
+      </w:pPr>
+      <w:r>
+        <w:rPr>
+          <w:b w:val="0"/>
+        </w:rPr>
+        <w:t xml:space="preserve">Preserve the original frozen </w:t>
+      </w:r>
+      <w:r>
+        <w:rPr>
+          <w:b/>
+        </w:rPr>
+        <w:t>checkpoint</w:t>
+      </w:r>
+      <w:r>
+        <w:rPr>
+          <w:b w:val="0"/>
+        </w:rPr>
+        <w:t xml:space="preserve"> and threshold, per-case </w:t>
+      </w:r>
+      <w:r>
+        <w:rPr>
+          <w:b/>
+        </w:rPr>
+        <w:t>prediction</w:t>
+      </w:r>
+      <w:r>
+        <w:rPr>
+          <w:b w:val="0"/>
+        </w:rPr>
+        <w:t xml:space="preserve">s and errors, </w:t>
+      </w:r>
+      <w:r>
+        <w:rPr>
+          <w:b/>
+        </w:rPr>
+        <w:t>baseline</w:t>
+      </w:r>
+      <w:r>
+        <w:rPr>
+          <w:b w:val="0"/>
+        </w:rPr>
+        <w:t xml:space="preserve"> results, and split IDs. Evaluate the revision on new reserved cases.</w:t>
+      </w:r>
+    </w:p>
+    <w:p>
+      <w:pPr>
+        <w:pStyle w:val="Heading3"/>
+      </w:pPr>
+      <w:r>
+        <w:t>Independent assessment and fresh retry</w:t>
+      </w:r>
+    </w:p>
+    <w:p>
+      <w:pPr>
+        <w:pStyle w:val="Heading3"/>
+      </w:pPr>
+      <w:r>
+        <w:t>Teacher key · Independent assessment and fresh retry</w:t>
+      </w:r>
+    </w:p>
+    <w:p>
+      <w:pPr>
+        <w:spacing w:line="336" w:lineRule="auto" w:after="180"/>
+        <w:shd w:fill="F1F6FC"/>
+      </w:pPr>
+      <w:r>
+        <w:rPr>
+          <w:b w:val="0"/>
+        </w:rPr>
+        <w:t>W4 requires weights 0, 0.5, 0.75 and validation MSEs 1, 0, 0.25; select update 1. Fresh retry: train on d = 2 and -2, signed targets 1 and -1; gradient 8b - 4, rate 0.0625, start 0 and two updates. Weights are 0, 0.25, 0.375.</w:t>
+      </w:r>
+    </w:p>
+    <w:p>
+      <w:pPr>
+        <w:spacing w:line="336" w:lineRule="auto" w:after="180"/>
+        <w:shd w:fill="F1F6FC"/>
+      </w:pPr>
+      <w:r>
+        <w:rPr>
+          <w:b w:val="0"/>
+        </w:rPr>
+        <w:t>Validate on d = 4 and -4 with targets 1 and -1: MSEs are 1, 0, 0.25. Select update 1 with b = 0.25.</w:t>
+      </w:r>
+    </w:p>
+    <w:p>
+      <w:pPr>
+        <w:pStyle w:val="Heading3"/>
+      </w:pPr>
+      <w:r>
+        <w:t>Assess independent transfer</w:t>
+      </w:r>
+    </w:p>
+    <w:p>
+      <w:pPr>
+        <w:pStyle w:val="Heading3"/>
+      </w:pPr>
+      <w:r>
+        <w:t>Independent question · withhold the key</w:t>
+      </w:r>
+    </w:p>
+    <w:p>
+      <w:pPr>
+        <w:spacing w:line="336" w:lineRule="auto" w:after="180"/>
+        <w:shd w:fill="F5F1FB"/>
+      </w:pPr>
+      <w:r>
+        <w:rPr>
+          <w:b w:val="0"/>
+        </w:rPr>
+        <w:t xml:space="preserve">Selected case: A separate model scores bd. Its </w:t>
+      </w:r>
+      <w:r>
+        <w:rPr>
+          <w:b/>
+        </w:rPr>
+        <w:t>training</w:t>
+      </w:r>
+      <w:r>
+        <w:rPr>
+          <w:b w:val="0"/>
+        </w:rPr>
+        <w:t xml:space="preserve"> examples have d = 1 and -1 with signed targets 1 and -1. Start b = 0; gradient is 2(b - 1), rate 0.25 and budget two updates.</w:t>
+      </w:r>
+    </w:p>
+    <w:p>
+      <w:pPr>
+        <w:spacing w:line="336" w:lineRule="auto" w:after="180"/>
+        <w:shd w:fill="F5F1FB"/>
+      </w:pPr>
+      <w:r>
+        <w:rPr>
+          <w:b w:val="0"/>
+        </w:rPr>
+        <w:t>Validation differences are 2 and -2 with targets 1 and -1. Calculate all three weights and their validation MSEs, then select by lowest validation MSE.</w:t>
+      </w:r>
+    </w:p>
+    <w:p>
+      <w:pPr>
+        <w:pStyle w:val="Heading3"/>
+      </w:pPr>
+      <w:r>
+        <w:t>Selected case answer</w:t>
+      </w:r>
+    </w:p>
+    <w:p>
+      <w:pPr>
+        <w:pStyle w:val="Heading3"/>
+      </w:pPr>
+      <w:r>
+        <w:t>Teacher key · Selected case answer</w:t>
+      </w:r>
+    </w:p>
+    <w:p>
+      <w:pPr>
+        <w:spacing w:line="336" w:lineRule="auto" w:after="180"/>
+        <w:shd w:fill="F1F6FC"/>
+      </w:pPr>
+      <w:r>
+        <w:rPr>
+          <w:b w:val="0"/>
+        </w:rPr>
+        <w:t>Teacher explanation: Weights are 0, 0.5 and 0.75. Validation scores are [0, 0], [1, -1] and [1.5, -1.5], so validation MSEs are 1, 0 and 0.25. Select update 1 with b = 0.5, even though a later update exists.</w:t>
+      </w:r>
+    </w:p>
+    <w:p>
+      <w:pPr>
+        <w:spacing w:line="336" w:lineRule="auto" w:after="180"/>
+        <w:shd w:fill="F1F6FC"/>
+      </w:pPr>
+      <w:r>
+        <w:rPr>
+          <w:b/>
+        </w:rPr>
+        <w:t>Training</w:t>
+      </w:r>
+      <w:r>
+        <w:rPr>
+          <w:b w:val="0"/>
+        </w:rPr>
+        <w:t xml:space="preserve"> MSE falls from 1 to 0.25 to 0.0625.</w:t>
       </w:r>
     </w:p>
     <w:tbl>
@@ -1966,67 +3890,245 @@
       </w:tr>
     </w:tbl>
     <w:p>
-      <w:r>
-        <w:t>Record each dimension as not yet, with support, or independent. Accept a valid alternative procedure with a defensible trace. Do not penalise an honestly recorded model failure if the learner correctly explains its evidence and limits.</w:t>
+      <w:pPr>
+        <w:pStyle w:val="Heading3"/>
+      </w:pPr>
+      <w:r>
+        <w:t>Teacher key · Selected case answer</w:t>
       </w:r>
     </w:p>
     <w:p>
       <w:pPr>
-        <w:pStyle w:val="Heading3"/>
-      </w:pPr>
-      <w:r>
-        <w:t>Feedback that the learner uses</w:t>
+        <w:spacing w:line="336" w:lineRule="auto" w:after="180"/>
+        <w:shd w:fill="F1F6FC"/>
+      </w:pPr>
+      <w:r>
+        <w:rPr>
+          <w:b w:val="0"/>
+        </w:rPr>
+        <w:t>Record each dimension as not yet, with support, or independent. Accept a valid alternative procedure with a defensible trace.</w:t>
       </w:r>
     </w:p>
     <w:p>
-      <w:r>
-        <w:t>Name the earliest unsupported step and give one action to repair it. Have the learner make that repair now and explain why. Then assess the relevant skill on a fresh, fully specified case. Confirm it was not previously practised with feedback; solve and check the new case before assigning it. A follow-up design prompt is a starting brief, not automatically an equivalent test.</w:t>
+      <w:pPr>
+        <w:spacing w:line="336" w:lineRule="auto" w:after="180"/>
+        <w:shd w:fill="F1F6FC"/>
+      </w:pPr>
+      <w:r>
+        <w:rPr>
+          <w:b w:val="0"/>
+        </w:rPr>
+        <w:t xml:space="preserve">Do not penalise an honestly recorded model failure if the learner correctly explains its </w:t>
+      </w:r>
+      <w:r>
+        <w:rPr>
+          <w:b/>
+        </w:rPr>
+        <w:t>evidence</w:t>
+      </w:r>
+      <w:r>
+        <w:rPr>
+          <w:b w:val="0"/>
+        </w:rPr>
+        <w:t xml:space="preserve"> and limits.</w:t>
       </w:r>
     </w:p>
     <w:p>
       <w:pPr>
-        <w:pStyle w:val="Heading1"/>
-      </w:pPr>
-      <w:r>
-        <w:t>06. Connect the project, support and next lesson</w:t>
+        <w:pStyle w:val="Heading3"/>
+      </w:pPr>
+      <w:r>
+        <w:t>Feedback that the learner uses</w:t>
       </w:r>
     </w:p>
     <w:p>
-      <w:r>
-        <w:t>Add a labelled training a small image model evidence sheet to Image-pattern Network Investigation. Show how you can trace a complete image model with fixed features and one trained weight. Use the supplied fictional case and keep its inputs, intermediate steps, calculation or prediction, and limitation. Connect this record to last week’s record; a matching answer without a trace is insufficient.</w:t>
+      <w:pPr>
+        <w:spacing w:line="336" w:lineRule="auto" w:after="180"/>
+      </w:pPr>
+      <w:r>
+        <w:rPr>
+          <w:b w:val="0"/>
+        </w:rPr>
+        <w:t>Name the earliest unsupported step and give one action to repair it. Have the learner make that repair now and explain why. Then assess the relevant skill on a fresh, fully specified case.</w:t>
       </w:r>
     </w:p>
     <w:p>
-      <w:r>
-        <w:t>Provide a ledger for image, difference, signed target, score, residual and class. Allow calculators and distinguish class 0 from signed target -1. Extension: enumerate all sixteen binary 2 by 2 images under the frozen model and exact task rule; label this exhaustive toy-domain audit separately from the three-case held-out evaluation.</w:t>
+      <w:pPr>
+        <w:spacing w:line="336" w:lineRule="auto" w:after="180"/>
+      </w:pPr>
+      <w:r>
+        <w:rPr>
+          <w:b w:val="0"/>
+        </w:rPr>
+        <w:t>Confirm it was not previously practised with feedback; solve and check the new case before assigning it. A follow-up design prompt is a starting brief, not automatically an equivalent test.</w:t>
       </w:r>
     </w:p>
     <w:p>
-      <w:r>
-        <w:t>Week 24 examines augmentation and leakage, including how related image variants should remain in the same split.</w:t>
+      <w:pPr>
+        <w:pStyle w:val="Heading1"/>
+      </w:pPr>
+      <w:r>
+        <w:t>06. Connect the project, support and next lesson</w:t>
       </w:r>
     </w:p>
     <w:p>
       <w:r>
-        <w:t>Retain the project ledger and assess a changed case after support. Check the relevant prerequisite before carrying this component forward.</w:t>
+        <w:t>Connect Training a small image model to Image-pattern Network Investigation, adapt support and plan a later changed-case check.</w:t>
       </w:r>
     </w:p>
     <w:p>
       <w:pPr>
-        <w:pStyle w:val="Heading3"/>
-      </w:pPr>
-      <w:r>
-        <w:t>Plan the delayed return</w:t>
+        <w:spacing w:line="336" w:lineRule="auto" w:after="180"/>
+      </w:pPr>
+      <w:r>
+        <w:rPr>
+          <w:b w:val="0"/>
+        </w:rPr>
+        <w:t xml:space="preserve">Add a labelled </w:t>
+      </w:r>
+      <w:r>
+        <w:rPr>
+          <w:b/>
+        </w:rPr>
+        <w:t>training</w:t>
+      </w:r>
+      <w:r>
+        <w:rPr>
+          <w:b w:val="0"/>
+        </w:rPr>
+        <w:t xml:space="preserve"> a small image model </w:t>
+      </w:r>
+      <w:r>
+        <w:rPr>
+          <w:b/>
+        </w:rPr>
+        <w:t>evidence</w:t>
+      </w:r>
+      <w:r>
+        <w:rPr>
+          <w:b w:val="0"/>
+        </w:rPr>
+        <w:t xml:space="preserve"> sheet to Image-pattern Network Investigation. Show how you can trace a complete image model with fixed features and one trained weight.</w:t>
       </w:r>
     </w:p>
     <w:p>
-      <w:r>
-        <w:t>Suggested return points in this level: ai-5/24, ai-5/26, ai-5/29. Use actual classroom dates, adjusting for holidays and gaps. One, three and six teaching weeks are scheduling choices, not a claimed optimal spacing.</w:t>
+      <w:pPr>
+        <w:spacing w:line="336" w:lineRule="auto" w:after="180"/>
+      </w:pPr>
+      <w:r>
+        <w:rPr>
+          <w:b w:val="0"/>
+        </w:rPr>
+        <w:t xml:space="preserve">Use the supplied fictional case and keep its </w:t>
+      </w:r>
+      <w:r>
+        <w:rPr>
+          <w:b/>
+        </w:rPr>
+        <w:t>input</w:t>
+      </w:r>
+      <w:r>
+        <w:rPr>
+          <w:b w:val="0"/>
+        </w:rPr>
+        <w:t xml:space="preserve">s, intermediate steps, calculation or </w:t>
+      </w:r>
+      <w:r>
+        <w:rPr>
+          <w:b/>
+        </w:rPr>
+        <w:t>prediction</w:t>
+      </w:r>
+      <w:r>
+        <w:rPr>
+          <w:b w:val="0"/>
+        </w:rPr>
+        <w:t>, and limitation. Connect this record to last week’s record; a matching answer without a trace is insufficient.</w:t>
       </w:r>
     </w:p>
     <w:p>
-      <w:r>
-        <w:t>At a delayed check, ask for the idea from memory and a changed application. Compare with the earlier independent response and record support used. For a new level, revisit the previous capstone before checking the new prerequisites.</w:t>
+      <w:pPr>
+        <w:spacing w:line="336" w:lineRule="auto" w:after="180"/>
+      </w:pPr>
+      <w:r>
+        <w:rPr>
+          <w:b w:val="0"/>
+        </w:rPr>
+        <w:t>Provide a ledger for image, difference, signed target, score, residual and class. Allow calculators and distinguish class 0 from signed target -1.</w:t>
+      </w:r>
+    </w:p>
+    <w:p>
+      <w:pPr>
+        <w:spacing w:line="336" w:lineRule="auto" w:after="180"/>
+      </w:pPr>
+      <w:r>
+        <w:rPr>
+          <w:b w:val="0"/>
+        </w:rPr>
+        <w:t>Extension: enumerate all sixteen binary 2 by 2 images under the frozen model and exact task rule; label this exhaustive toy-domain audit separately from the three-case held-out evaluation.</w:t>
+      </w:r>
+    </w:p>
+    <w:p>
+      <w:pPr>
+        <w:spacing w:line="336" w:lineRule="auto" w:after="180"/>
+      </w:pPr>
+      <w:r>
+        <w:rPr>
+          <w:b w:val="0"/>
+        </w:rPr>
+        <w:t>Week 24 examines augmentation and leakage, including how related image variants should remain in the same split.</w:t>
+      </w:r>
+    </w:p>
+    <w:p>
+      <w:pPr>
+        <w:spacing w:line="336" w:lineRule="auto" w:after="180"/>
+      </w:pPr>
+      <w:r>
+        <w:rPr>
+          <w:b w:val="0"/>
+        </w:rPr>
+        <w:t>Retain the project ledger and assess a changed case after support. Check the relevant prerequisite before carrying this component forward.</w:t>
+      </w:r>
+    </w:p>
+    <w:p>
+      <w:pPr>
+        <w:pStyle w:val="Heading3"/>
+      </w:pPr>
+      <w:r>
+        <w:t>Plan the delayed return</w:t>
+      </w:r>
+    </w:p>
+    <w:p>
+      <w:pPr>
+        <w:spacing w:line="336" w:lineRule="auto" w:after="180"/>
+      </w:pPr>
+      <w:r>
+        <w:rPr>
+          <w:b w:val="0"/>
+        </w:rPr>
+        <w:t>Suggested return points in this level: ai-5/24, ai-5/26, ai-5/29. Use actual classroom dates, adjusting for holidays and gaps. One, three and six teaching weeks are scheduling choices, not a claimed optimal spacing.</w:t>
+      </w:r>
+    </w:p>
+    <w:p>
+      <w:pPr>
+        <w:spacing w:line="336" w:lineRule="auto" w:after="180"/>
+      </w:pPr>
+      <w:r>
+        <w:rPr>
+          <w:b w:val="0"/>
+        </w:rPr>
+        <w:t>At a delayed check, ask for the idea from memory and a changed application. Compare with the earlier independent response and record support used.</w:t>
+      </w:r>
+    </w:p>
+    <w:p>
+      <w:pPr>
+        <w:spacing w:line="336" w:lineRule="auto" w:after="180"/>
+      </w:pPr>
+      <w:r>
+        <w:rPr>
+          <w:b w:val="0"/>
+        </w:rPr>
+        <w:t>For a new level, revisit the previous capstone before checking the new prerequisites.</w:t>
       </w:r>
     </w:p>
     <w:tbl>
@@ -2186,8 +4288,26 @@
       </w:tr>
     </w:tbl>
     <w:p>
-      <w:r>
-        <w:t>Use the evidence to choose reteaching or the next step. A completed page, confidence rating or attractive project does not by itself demonstrate understanding.</w:t>
+      <w:pPr>
+        <w:spacing w:line="336" w:lineRule="auto" w:after="180"/>
+      </w:pPr>
+      <w:r>
+        <w:rPr>
+          <w:b w:val="0"/>
+        </w:rPr>
+        <w:t xml:space="preserve">Use the </w:t>
+      </w:r>
+      <w:r>
+        <w:rPr>
+          <w:b/>
+        </w:rPr>
+        <w:t>evidence</w:t>
+      </w:r>
+      <w:r>
+        <w:rPr>
+          <w:b w:val="0"/>
+        </w:rPr>
+        <w:t xml:space="preserve"> to choose reteaching or the next step. A completed page, confidence rating or attractive project does not by itself demonstrate understanding.</w:t>
       </w:r>
     </w:p>
     <w:p>
@@ -2199,26 +4319,93 @@
       </w:r>
     </w:p>
     <w:p>
-      <w:r>
-        <w:t>For your Image-pattern Network Investigation, save the input, procedure, observed result and limitation of this check. Label this worked example as practice; use a different, previously unreviewed case when checking independent understanding.</w:t>
+      <w:pPr>
+        <w:spacing w:line="336" w:lineRule="auto" w:after="180"/>
+      </w:pPr>
+      <w:r>
+        <w:rPr>
+          <w:b w:val="0"/>
+        </w:rPr>
+        <w:t xml:space="preserve">For your Image-pattern Network Investigation, save the </w:t>
+      </w:r>
+      <w:r>
+        <w:rPr>
+          <w:b/>
+        </w:rPr>
+        <w:t>input</w:t>
+      </w:r>
+      <w:r>
+        <w:rPr>
+          <w:b w:val="0"/>
+        </w:rPr>
+        <w:t>, procedure, observed result and limitation of this check.</w:t>
       </w:r>
     </w:p>
     <w:p>
       <w:pPr>
-        <w:pStyle w:val="Heading1"/>
-      </w:pPr>
-      <w:r>
-        <w:t>07. Prepare, teach and assess</w:t>
+        <w:spacing w:line="336" w:lineRule="auto" w:after="180"/>
+      </w:pPr>
+      <w:r>
+        <w:rPr>
+          <w:b w:val="0"/>
+        </w:rPr>
+        <w:t>Label this worked example as practice; use a different, previously unreviewed case when checking independent understanding.</w:t>
       </w:r>
     </w:p>
     <w:p>
-      <w:r>
-        <w:t>Teaching target: Trace a complete image model with fixed features and one trained weight</w:t>
+      <w:pPr>
+        <w:pStyle w:val="Heading1"/>
+      </w:pPr>
+      <w:r>
+        <w:t>07. Prepare, teach and assess</w:t>
       </w:r>
     </w:p>
     <w:p>
       <w:r>
-        <w:t>Prepare the labelled worked-case picture, the matching workbook, fictional input cards and a place for individual responses. Check a local Python 3 environment before class; have a paper-trace version ready.</w:t>
+        <w:t>Use this preparation summary alongside the detailed Training a small image model lesson; it is a checklist rather than a replacement for the full sequence.</w:t>
+      </w:r>
+    </w:p>
+    <w:p>
+      <w:pPr>
+        <w:pStyle w:val="Heading3"/>
+      </w:pPr>
+      <w:r>
+        <w:t>Teaching target</w:t>
+      </w:r>
+    </w:p>
+    <w:p>
+      <w:pPr>
+        <w:spacing w:line="336" w:lineRule="auto" w:after="180"/>
+        <w:shd w:fill="EDF7F3"/>
+      </w:pPr>
+      <w:r>
+        <w:rPr>
+          <w:b w:val="0"/>
+        </w:rPr>
+        <w:t>Teaching target: Trace a complete image model with fixed features and one trained weight</w:t>
+      </w:r>
+    </w:p>
+    <w:p>
+      <w:pPr>
+        <w:spacing w:line="336" w:lineRule="auto" w:after="180"/>
+      </w:pPr>
+      <w:r>
+        <w:rPr>
+          <w:b w:val="0"/>
+        </w:rPr>
+        <w:t xml:space="preserve">Prepare the labelled worked-case picture, the matching workbook, fictional </w:t>
+      </w:r>
+      <w:r>
+        <w:rPr>
+          <w:b/>
+        </w:rPr>
+        <w:t>input</w:t>
+      </w:r>
+      <w:r>
+        <w:rPr>
+          <w:b w:val="0"/>
+        </w:rPr>
+        <w:t xml:space="preserve"> cards and a place for individual responses. Check a local Python 3 environment before class; have a paper-trace version ready.</w:t>
       </w:r>
     </w:p>
     <w:tbl>
@@ -2365,37 +4552,231 @@
       </w:tr>
     </w:tbl>
     <w:p>
-      <w:r>
-        <w:t>Before class, solve the supported practice: Starting at a = 0, use gradient 5a - 3 and rate 0.1 for two updates. Give each gradient, new weight and training MSE.</w:t>
+      <w:pPr>
+        <w:spacing w:line="336" w:lineRule="auto" w:after="180"/>
+      </w:pPr>
+      <w:r>
+        <w:rPr>
+          <w:b w:val="0"/>
+        </w:rPr>
+        <w:t xml:space="preserve">Before class, solve the supported practice: Starting at a = 0, use gradient 5a - 3 and rate 0.1 for two updates. Give each gradient, new weight and </w:t>
+      </w:r>
+      <w:r>
+        <w:rPr>
+          <w:b/>
+        </w:rPr>
+        <w:t>training</w:t>
+      </w:r>
+      <w:r>
+        <w:rPr>
+          <w:b w:val="0"/>
+        </w:rPr>
+        <w:t xml:space="preserve"> MSE.</w:t>
       </w:r>
     </w:p>
     <w:p>
-      <w:r>
-        <w:t>Reasoned practice answer: Teacher explanation: First gradient -3 gives a = 0.3 and MSE 0.325. Second gradient -1.5 gives a = 0.45 and MSE 0.15625. Each gradient is computed at the current weight before the update.</w:t>
+      <w:pPr>
+        <w:pStyle w:val="Heading3"/>
+      </w:pPr>
+      <w:r>
+        <w:t>Supported practice answer</w:t>
       </w:r>
     </w:p>
     <w:p>
-      <w:r>
-        <w:t>Check every learner before discussion: Use the worked case for Training a small image model. Proposed explanation: “All parameters in a trained model must have been learned”. Decide whether this explanation is supported. Point to the step or supplied fact that decides; explain your repair if needed.</w:t>
+      <w:pPr>
+        <w:spacing w:line="336" w:lineRule="auto" w:after="180"/>
+        <w:shd w:fill="F1F6FC"/>
+      </w:pPr>
+      <w:r>
+        <w:rPr>
+          <w:b w:val="0"/>
+        </w:rPr>
+        <w:t>Reasoned practice answer: Teacher explanation: First gradient -3 gives a = 0.3 and MSE 0.325. Second gradient -1.5 gives a = 0.45 and MSE 0.15625. Each gradient is computed at the current weight before the update.</w:t>
       </w:r>
     </w:p>
     <w:p>
-      <w:r>
-        <w:t>Misconception repair: The declared experiment freezes the feature kernels and adjusts only a.</w:t>
+      <w:pPr>
+        <w:spacing w:line="336" w:lineRule="auto" w:after="180"/>
+      </w:pPr>
+      <w:r>
+        <w:rPr>
+          <w:b w:val="0"/>
+        </w:rPr>
+        <w:t xml:space="preserve">Check every learner before discussion: Use the worked case for </w:t>
+      </w:r>
+      <w:r>
+        <w:rPr>
+          <w:b/>
+        </w:rPr>
+        <w:t>Training</w:t>
+      </w:r>
+      <w:r>
+        <w:rPr>
+          <w:b w:val="0"/>
+        </w:rPr>
+        <w:t xml:space="preserve"> a small image model. Proposed explanation: “All parameters in a trained model must have been learned”. Decide whether this explanation is supported.</w:t>
       </w:r>
     </w:p>
     <w:p>
-      <w:r>
-        <w:t>Support: read the exact case aloud, enlarge the labelled picture, supply input cards and model only the first deciding step. Accept a spoken explanation or drawing; retain the reasoning goal.</w:t>
+      <w:pPr>
+        <w:spacing w:line="336" w:lineRule="auto" w:after="180"/>
+      </w:pPr>
+      <w:r>
+        <w:rPr>
+          <w:b w:val="0"/>
+        </w:rPr>
+        <w:t>Point to the step or supplied fact that decides; explain your repair if needed.</w:t>
       </w:r>
     </w:p>
     <w:p>
-      <w:r>
-        <w:t>Extension: Double the two-update budget while keeping the same training rule. Require a prediction and a reason before comparing. Expected result: Next a values 0.875 and 0.9375; training loss falls to 0.015625. Reason: Each update halves the distance to the training optimum1 in this toy system.</w:t>
+      <w:pPr>
+        <w:pStyle w:val="Heading3"/>
+      </w:pPr>
+      <w:r>
+        <w:t>Repair the misconception</w:t>
       </w:r>
     </w:p>
     <w:p>
-      <w:r>
+      <w:pPr>
+        <w:spacing w:line="336" w:lineRule="auto" w:after="180"/>
+        <w:shd w:fill="FFF5E6"/>
+      </w:pPr>
+      <w:r>
+        <w:rPr>
+          <w:b w:val="0"/>
+        </w:rPr>
+        <w:t>Misconception repair: The declared experiment freezes the feature kernels and adjusts only a.</w:t>
+      </w:r>
+    </w:p>
+    <w:p>
+      <w:pPr>
+        <w:pStyle w:val="Heading3"/>
+      </w:pPr>
+      <w:r>
+        <w:t>Support without giving away the answer</w:t>
+      </w:r>
+    </w:p>
+    <w:p>
+      <w:pPr>
+        <w:spacing w:line="336" w:lineRule="auto" w:after="180"/>
+        <w:shd w:fill="F1F6F8"/>
+      </w:pPr>
+      <w:r>
+        <w:rPr>
+          <w:b w:val="0"/>
+        </w:rPr>
+        <w:t xml:space="preserve">Support: read the exact case aloud, enlarge the labelled picture, supply </w:t>
+      </w:r>
+      <w:r>
+        <w:rPr>
+          <w:b/>
+        </w:rPr>
+        <w:t>input</w:t>
+      </w:r>
+      <w:r>
+        <w:rPr>
+          <w:b w:val="0"/>
+        </w:rPr>
+        <w:t xml:space="preserve"> cards and model only the first deciding step. Accept a spoken explanation or drawing; retain the reasoning goal.</w:t>
+      </w:r>
+    </w:p>
+    <w:p>
+      <w:pPr>
+        <w:pStyle w:val="Heading3"/>
+      </w:pPr>
+      <w:r>
+        <w:t>Extend the reasoning</w:t>
+      </w:r>
+    </w:p>
+    <w:p>
+      <w:pPr>
+        <w:spacing w:line="336" w:lineRule="auto" w:after="180"/>
+        <w:shd w:fill="F5F1FB"/>
+      </w:pPr>
+      <w:r>
+        <w:rPr>
+          <w:b w:val="0"/>
+        </w:rPr>
+        <w:t xml:space="preserve">Extension: Double the two-update budget while keeping the same </w:t>
+      </w:r>
+      <w:r>
+        <w:rPr>
+          <w:b/>
+        </w:rPr>
+        <w:t>training</w:t>
+      </w:r>
+      <w:r>
+        <w:rPr>
+          <w:b w:val="0"/>
+        </w:rPr>
+        <w:t xml:space="preserve"> rule. Require a </w:t>
+      </w:r>
+      <w:r>
+        <w:rPr>
+          <w:b/>
+        </w:rPr>
+        <w:t>prediction</w:t>
+      </w:r>
+      <w:r>
+        <w:rPr>
+          <w:b w:val="0"/>
+        </w:rPr>
+        <w:t xml:space="preserve"> and a reason before comparing. Expected result: Next a values 0.875 and 0.9375; </w:t>
+      </w:r>
+      <w:r>
+        <w:rPr>
+          <w:b/>
+        </w:rPr>
+        <w:t>training</w:t>
+      </w:r>
+      <w:r>
+        <w:rPr>
+          <w:b w:val="0"/>
+        </w:rPr>
+        <w:t xml:space="preserve"> loss falls to 0.015625.</w:t>
+      </w:r>
+    </w:p>
+    <w:p>
+      <w:pPr>
+        <w:spacing w:line="336" w:lineRule="auto" w:after="180"/>
+        <w:shd w:fill="F5F1FB"/>
+      </w:pPr>
+      <w:r>
+        <w:rPr>
+          <w:b w:val="0"/>
+        </w:rPr>
+        <w:t xml:space="preserve">Reason: Each update halves the distance to the </w:t>
+      </w:r>
+      <w:r>
+        <w:rPr>
+          <w:b/>
+        </w:rPr>
+        <w:t>training</w:t>
+      </w:r>
+      <w:r>
+        <w:rPr>
+          <w:b w:val="0"/>
+        </w:rPr>
+        <w:t xml:space="preserve"> optimum1 in this toy system.</w:t>
+      </w:r>
+    </w:p>
+    <w:p>
+      <w:pPr>
+        <w:pStyle w:val="Heading3"/>
+      </w:pPr>
+      <w:r>
+        <w:t>Protect the independent attempt</w:t>
+      </w:r>
+    </w:p>
+    <w:p>
+      <w:pPr>
+        <w:spacing w:line="336" w:lineRule="auto" w:after="180"/>
+        <w:shd w:fill="FFF5E6"/>
+      </w:pPr>
+      <w:r>
+        <w:rPr>
+          <w:b w:val="0"/>
+        </w:rPr>
         <w:t>Independent assessment: withhold the reserved answer until the learner has attempted the new case. Record support separately from correctness.</w:t>
       </w:r>
     </w:p>
@@ -2584,46 +4965,1164 @@
       </w:tr>
     </w:tbl>
     <w:p>
-      <w:r>
-        <w:t>Project checkpoint: Evaluate and revise. Compare with your starting method, explain errors and record a justified revision.</w:t>
+      <w:pPr>
+        <w:pStyle w:val="Heading3"/>
+      </w:pPr>
+      <w:r>
+        <w:t>Project checkpoint</w:t>
       </w:r>
     </w:p>
     <w:p>
-      <w:r>
-        <w:t>Use the weekly teacher answer for topic-specific reasoning. A saved progress tick is an activity record; judge mastery from the learner’s explanation and evidence.</w:t>
+      <w:pPr>
+        <w:spacing w:line="336" w:lineRule="auto" w:after="180"/>
+        <w:shd w:fill="EDF7F3"/>
+      </w:pPr>
+      <w:r>
+        <w:rPr>
+          <w:b w:val="0"/>
+        </w:rPr>
+        <w:t xml:space="preserve">Project </w:t>
+      </w:r>
+      <w:r>
+        <w:rPr>
+          <w:b/>
+        </w:rPr>
+        <w:t>checkpoint</w:t>
+      </w:r>
+      <w:r>
+        <w:rPr>
+          <w:b w:val="0"/>
+        </w:rPr>
+        <w:t>: Evaluate and revise. Compare with your starting method, explain errors and record a justified revision.</w:t>
       </w:r>
     </w:p>
     <w:p>
       <w:pPr>
-        <w:pStyle w:val="Heading1"/>
-      </w:pPr>
-      <w:r>
-        <w:t>08. Use feedback, labs and repair paths</w:t>
+        <w:spacing w:line="336" w:lineRule="auto" w:after="180"/>
+      </w:pPr>
+      <w:r>
+        <w:rPr>
+          <w:b w:val="0"/>
+        </w:rPr>
+        <w:t xml:space="preserve">Use the weekly teacher answer for topic-specific reasoning. A saved progress tick is an activity record; judge mastery from the learner’s explanation and </w:t>
+      </w:r>
+      <w:r>
+        <w:rPr>
+          <w:b/>
+        </w:rPr>
+        <w:t>evidence</w:t>
+      </w:r>
+      <w:r>
+        <w:rPr>
+          <w:b w:val="0"/>
+        </w:rPr>
+        <w:t>.</w:t>
       </w:r>
     </w:p>
     <w:p>
-      <w:r>
-        <w:t>Use the two formative questions as supported practice, not as independent mastery scores. Discuss the deciding evidence rather than accepting a guessed selection.</w:t>
+      <w:pPr>
+        <w:pStyle w:val="Heading1"/>
+      </w:pPr>
+      <w:r>
+        <w:t>08. Use feedback, labs and repair paths</w:t>
       </w:r>
     </w:p>
     <w:p>
       <w:r>
-        <w:t>The feedback comes from the reviewed public worked case. Do not reveal the separately reserved independent teacher answer until the learner has attempted that case.</w:t>
+        <w:t>Use feedback, earlier review and portfolios purposefully. Apply the coding routine only when this lesson has an executable lab.</w:t>
       </w:r>
     </w:p>
     <w:p>
-      <w:r>
-        <w:t>Ask students to predict before running code. Preserve errors and actual outputs; collect a changed test and an explanation. The branch-boundary and indexing lessons deliberately include failure cases.</w:t>
+      <w:pPr>
+        <w:spacing w:line="336" w:lineRule="auto" w:after="180"/>
+      </w:pPr>
+      <w:r>
+        <w:rPr>
+          <w:b w:val="0"/>
+        </w:rPr>
+        <w:t xml:space="preserve">Use the two formative questions as supported practice, not as independent mastery scores. Discuss the deciding </w:t>
+      </w:r>
+      <w:r>
+        <w:rPr>
+          <w:b/>
+        </w:rPr>
+        <w:t>evidence</w:t>
+      </w:r>
+      <w:r>
+        <w:rPr>
+          <w:b w:val="0"/>
+        </w:rPr>
+        <w:t xml:space="preserve"> rather than accepting a guessed selection.</w:t>
       </w:r>
     </w:p>
     <w:p>
-      <w:r>
-        <w:t>Use the earlier worked-explanation links to address a specific missing building block, then return to the current question. Adapt this suggestion after observing the learner; it is not an automatic diagnosis.</w:t>
+      <w:pPr>
+        <w:spacing w:line="336" w:lineRule="auto" w:after="180"/>
+      </w:pPr>
+      <w:r>
+        <w:rPr>
+          <w:b w:val="0"/>
+        </w:rPr>
+        <w:t>The feedback comes from the reviewed public worked case. Do not reveal the separately reserved independent teacher answer until the learner has attempted that case.</w:t>
       </w:r>
     </w:p>
     <w:p>
-      <w:r>
-        <w:t>Collect the completed-work portfolio as evidence. Record support separately from correctness, and assess explanation, trace/test and limitations. Progress ticks and quiz selections alone do not establish mastery.</w:t>
+      <w:pPr>
+        <w:spacing w:line="336" w:lineRule="auto" w:after="180"/>
+      </w:pPr>
+      <w:r>
+        <w:rPr>
+          <w:b w:val="0"/>
+        </w:rPr>
+        <w:t xml:space="preserve">Ask students to predict before running code. Preserve errors and actual </w:t>
+      </w:r>
+      <w:r>
+        <w:rPr>
+          <w:b/>
+        </w:rPr>
+        <w:t>output</w:t>
+      </w:r>
+      <w:r>
+        <w:rPr>
+          <w:b w:val="0"/>
+        </w:rPr>
+        <w:t>s; collect a changed test and an explanation. The branch-boundary and indexing lessons deliberately include failure cases.</w:t>
+      </w:r>
+    </w:p>
+    <w:p>
+      <w:pPr>
+        <w:spacing w:line="336" w:lineRule="auto" w:after="180"/>
+      </w:pPr>
+      <w:r>
+        <w:rPr>
+          <w:b w:val="0"/>
+        </w:rPr>
+        <w:t>Use the earlier worked-explanation links to address a specific missing building block, then return to the current question. Adapt this suggestion after observing the learner; it is not an automatic diagnosis.</w:t>
+      </w:r>
+    </w:p>
+    <w:p>
+      <w:pPr>
+        <w:spacing w:line="336" w:lineRule="auto" w:after="180"/>
+      </w:pPr>
+      <w:r>
+        <w:rPr>
+          <w:b w:val="0"/>
+        </w:rPr>
+        <w:t xml:space="preserve">Collect the completed-work portfolio as </w:t>
+      </w:r>
+      <w:r>
+        <w:rPr>
+          <w:b/>
+        </w:rPr>
+        <w:t>evidence</w:t>
+      </w:r>
+      <w:r>
+        <w:rPr>
+          <w:b w:val="0"/>
+        </w:rPr>
+        <w:t>. Record support separately from correctness, and assess explanation, trace/test and limitations. Progress ticks and quiz selections alone do not establish mastery.</w:t>
+      </w:r>
+    </w:p>
+    <w:p>
+      <w:pPr>
+        <w:pStyle w:val="Heading1"/>
+      </w:pPr>
+      <w:r>
+        <w:t>09. Visual concept journey</w:t>
+      </w:r>
+    </w:p>
+    <w:p>
+      <w:r>
+        <w:t>Show one Training a small image model graphic at a time, request a prediction and discuss its trace before the independent assessment.</w:t>
+      </w:r>
+    </w:p>
+    <w:p>
+      <w:pPr>
+        <w:spacing w:line="336" w:lineRule="auto" w:after="180"/>
+      </w:pPr>
+      <w:r>
+        <w:rPr>
+          <w:b w:val="0"/>
+        </w:rPr>
+        <w:t xml:space="preserve">Use one picture at a time. Hide a worked result before asking for a </w:t>
+      </w:r>
+      <w:r>
+        <w:rPr>
+          <w:b/>
+        </w:rPr>
+        <w:t>prediction</w:t>
+      </w:r>
+      <w:r>
+        <w:rPr>
+          <w:b w:val="0"/>
+        </w:rPr>
+        <w:t>, then reveal it for feedback. These are supported teaching cases; retain the separate independent assessment for a fresh first attempt.</w:t>
+      </w:r>
+    </w:p>
+    <w:p>
+      <w:pPr>
+        <w:pStyle w:val="Heading3"/>
+      </w:pPr>
+      <w:r>
+        <w:t>01. Training a small image model: the case</w:t>
+      </w:r>
+    </w:p>
+    <w:p>
+      <w:r>
+        <w:drawing>
+          <wp:inline xmlns:a="http://schemas.openxmlformats.org/drawingml/2006/main" xmlns:pic="http://schemas.openxmlformats.org/drawingml/2006/picture">
+            <wp:extent cx="5486400" cy="3291840"/>
+            <wp:docPr id="2" name="Picture 2" descr="Train one tiny image score with a fixed budget and a separately reserved check. Supplied facts: Toy brightness difference d=left−right; score=a×d. Training pair d=2, target 2; start a=0; squared loss; learning rate 1/16; two updates. All inputs and outcomes in this worked example are invented classroom data; no real model run is claimed."/>
+            <wp:cNvGraphicFramePr>
+              <a:graphicFrameLocks noChangeAspect="1"/>
+            </wp:cNvGraphicFramePr>
+            <a:graphic>
+              <a:graphicData uri="http://schemas.openxmlformats.org/drawingml/2006/picture">
+                <pic:pic>
+                  <pic:nvPicPr>
+                    <pic:cNvPr id="0" name="academy-story-ai-5-23-01.png"/>
+                    <pic:cNvPicPr/>
+                  </pic:nvPicPr>
+                  <pic:blipFill>
+                    <a:blip r:embed="rId10"/>
+                    <a:stretch>
+                      <a:fillRect/>
+                    </a:stretch>
+                  </pic:blipFill>
+                  <pic:spPr>
+                    <a:xfrm>
+                      <a:off x="0" y="0"/>
+                      <a:ext cx="5486400" cy="3291840"/>
+                    </a:xfrm>
+                    <a:prstGeom prst="rect"/>
+                  </pic:spPr>
+                </pic:pic>
+              </a:graphicData>
+            </a:graphic>
+          </wp:inline>
+        </w:drawing>
+      </w:r>
+    </w:p>
+    <w:p>
+      <w:pPr>
+        <w:spacing w:line="336" w:lineRule="auto" w:after="180"/>
+      </w:pPr>
+      <w:r>
+        <w:rPr>
+          <w:b w:val="0"/>
+        </w:rPr>
+        <w:t>Train one tiny image score with a fixed budget and a separately reserved check. Supplied facts: Toy brightness difference d=left−right; score=a×d.</w:t>
+      </w:r>
+    </w:p>
+    <w:p>
+      <w:pPr>
+        <w:spacing w:line="336" w:lineRule="auto" w:after="180"/>
+      </w:pPr>
+      <w:r>
+        <w:rPr>
+          <w:b/>
+        </w:rPr>
+        <w:t>Training</w:t>
+      </w:r>
+      <w:r>
+        <w:rPr>
+          <w:b w:val="0"/>
+        </w:rPr>
+        <w:t xml:space="preserve"> pair d=2, target 2; start a=0; squared loss; learning rate 1/16; two updates. All </w:t>
+      </w:r>
+      <w:r>
+        <w:rPr>
+          <w:b/>
+        </w:rPr>
+        <w:t>input</w:t>
+      </w:r>
+      <w:r>
+        <w:rPr>
+          <w:b w:val="0"/>
+        </w:rPr>
+        <w:t>s and outcomes in this worked example are invented classroom data; no real model run is claimed.</w:t>
+      </w:r>
+    </w:p>
+    <w:p>
+      <w:pPr>
+        <w:spacing w:line="336" w:lineRule="auto" w:after="180"/>
+        <w:shd w:fill="F5F1FB"/>
+      </w:pPr>
+      <w:r>
+        <w:rPr>
+          <w:b w:val="0"/>
+        </w:rPr>
+        <w:t>Point to the given fact that matters most. Explain why it matters.</w:t>
+      </w:r>
+    </w:p>
+    <w:p>
+      <w:pPr>
+        <w:pStyle w:val="Heading3"/>
+      </w:pPr>
+      <w:r>
+        <w:t>Discuss while showing the picture</w:t>
+      </w:r>
+    </w:p>
+    <w:p>
+      <w:pPr>
+        <w:spacing w:line="336" w:lineRule="auto" w:after="180"/>
+        <w:shd w:fill="F1F6F8"/>
+      </w:pPr>
+      <w:r>
+        <w:rPr>
+          <w:b w:val="0"/>
+        </w:rPr>
+        <w:t>Teacher prompt: Point to the given fact that matters most. Explain why it matters. Ask learners to describe one label or arrow in ordinary words. Use the adjacent transcript if the image is difficult to see.</w:t>
+      </w:r>
+    </w:p>
+    <w:p>
+      <w:pPr>
+        <w:pStyle w:val="Heading3"/>
+      </w:pPr>
+      <w:r>
+        <w:t>02. Follow the deciding steps</w:t>
+      </w:r>
+    </w:p>
+    <w:p>
+      <w:r>
+        <w:drawing>
+          <wp:inline xmlns:a="http://schemas.openxmlformats.org/drawingml/2006/main" xmlns:pic="http://schemas.openxmlformats.org/drawingml/2006/picture">
+            <wp:extent cx="5486400" cy="3182112"/>
+            <wp:docPr id="3" name="Picture 3" descr="First update: Gradient2(2a-2)×2=-8; new a =  = 0.5, training loss 1. → Second update: Gradient at 0.5 is-4; new a =  = 0.75, training loss 0.25. → Validation score: At reserved d1, target 1: prediction 0.75, squared error0.0625."/>
+            <wp:cNvGraphicFramePr>
+              <a:graphicFrameLocks noChangeAspect="1"/>
+            </wp:cNvGraphicFramePr>
+            <a:graphic>
+              <a:graphicData uri="http://schemas.openxmlformats.org/drawingml/2006/picture">
+                <pic:pic>
+                  <pic:nvPicPr>
+                    <pic:cNvPr id="0" name="academy-story-ai-5-23-02.png"/>
+                    <pic:cNvPicPr/>
+                  </pic:nvPicPr>
+                  <pic:blipFill>
+                    <a:blip r:embed="rId11"/>
+                    <a:stretch>
+                      <a:fillRect/>
+                    </a:stretch>
+                  </pic:blipFill>
+                  <pic:spPr>
+                    <a:xfrm>
+                      <a:off x="0" y="0"/>
+                      <a:ext cx="5486400" cy="3182112"/>
+                    </a:xfrm>
+                    <a:prstGeom prst="rect"/>
+                  </pic:spPr>
+                </pic:pic>
+              </a:graphicData>
+            </a:graphic>
+          </wp:inline>
+        </w:drawing>
+      </w:r>
+    </w:p>
+    <w:p>
+      <w:pPr>
+        <w:spacing w:line="336" w:lineRule="auto" w:after="180"/>
+      </w:pPr>
+      <w:r>
+        <w:rPr>
+          <w:b w:val="0"/>
+        </w:rPr>
+        <w:t xml:space="preserve">First update: Gradient2(2a-2)×2=-8; new a =  = 0.5, </w:t>
+      </w:r>
+      <w:r>
+        <w:rPr>
+          <w:b/>
+        </w:rPr>
+        <w:t>training</w:t>
+      </w:r>
+      <w:r>
+        <w:rPr>
+          <w:b w:val="0"/>
+        </w:rPr>
+        <w:t xml:space="preserve"> loss 1. → Second update: Gradient at 0.5 is-4; new a =  = 0.75, </w:t>
+      </w:r>
+      <w:r>
+        <w:rPr>
+          <w:b/>
+        </w:rPr>
+        <w:t>training</w:t>
+      </w:r>
+      <w:r>
+        <w:rPr>
+          <w:b w:val="0"/>
+        </w:rPr>
+        <w:t xml:space="preserve"> loss 0.25. → Validation score: At reserved d1, target 1: </w:t>
+      </w:r>
+      <w:r>
+        <w:rPr>
+          <w:b/>
+        </w:rPr>
+        <w:t>prediction</w:t>
+      </w:r>
+      <w:r>
+        <w:rPr>
+          <w:b w:val="0"/>
+        </w:rPr>
+        <w:t xml:space="preserve"> 0.75, squared error0.0625.</w:t>
+      </w:r>
+    </w:p>
+    <w:p>
+      <w:pPr>
+        <w:spacing w:line="336" w:lineRule="auto" w:after="180"/>
+        <w:shd w:fill="F5F1FB"/>
+      </w:pPr>
+      <w:r>
+        <w:rPr>
+          <w:b w:val="0"/>
+        </w:rPr>
+        <w:t xml:space="preserve">Point to each numbered stage and explain which recorded </w:t>
+      </w:r>
+      <w:r>
+        <w:rPr>
+          <w:b/>
+        </w:rPr>
+        <w:t>input</w:t>
+      </w:r>
+      <w:r>
+        <w:rPr>
+          <w:b w:val="0"/>
+        </w:rPr>
+        <w:t xml:space="preserve"> it uses.</w:t>
+      </w:r>
+    </w:p>
+    <w:p>
+      <w:pPr>
+        <w:pStyle w:val="Heading3"/>
+      </w:pPr>
+      <w:r>
+        <w:t>Discuss while showing the picture</w:t>
+      </w:r>
+    </w:p>
+    <w:p>
+      <w:pPr>
+        <w:spacing w:line="336" w:lineRule="auto" w:after="180"/>
+        <w:shd w:fill="F1F6F8"/>
+      </w:pPr>
+      <w:r>
+        <w:rPr>
+          <w:b w:val="0"/>
+        </w:rPr>
+        <w:t xml:space="preserve">Teacher prompt: Point to each numbered stage and explain which recorded </w:t>
+      </w:r>
+      <w:r>
+        <w:rPr>
+          <w:b/>
+        </w:rPr>
+        <w:t>input</w:t>
+      </w:r>
+      <w:r>
+        <w:rPr>
+          <w:b w:val="0"/>
+        </w:rPr>
+        <w:t xml:space="preserve"> it uses. Ask learners to describe one label or arrow in ordinary words. Use the adjacent transcript if the image is difficult to see.</w:t>
+      </w:r>
+    </w:p>
+    <w:p>
+      <w:pPr>
+        <w:pStyle w:val="Heading3"/>
+      </w:pPr>
+      <w:r>
+        <w:t>03. Compare the saved checkpoints</w:t>
+      </w:r>
+    </w:p>
+    <w:p>
+      <w:r>
+        <w:drawing>
+          <wp:inline xmlns:a="http://schemas.openxmlformats.org/drawingml/2006/main" xmlns:pic="http://schemas.openxmlformats.org/drawingml/2006/picture">
+            <wp:extent cx="5486400" cy="2834640"/>
+            <wp:docPr id="4" name="Picture 4" descr="Compare the saved checkpoints. 0 with a 0 | 1 | 1. 1 with a 0.3 | 0.325 | 0.49. 2 with a 0.45 | 0.15625 | 0.3025"/>
+            <wp:cNvGraphicFramePr>
+              <a:graphicFrameLocks noChangeAspect="1"/>
+            </wp:cNvGraphicFramePr>
+            <a:graphic>
+              <a:graphicData uri="http://schemas.openxmlformats.org/drawingml/2006/picture">
+                <pic:pic>
+                  <pic:nvPicPr>
+                    <pic:cNvPr id="0" name="academy-story-ai-5-23-03.png"/>
+                    <pic:cNvPicPr/>
+                  </pic:nvPicPr>
+                  <pic:blipFill>
+                    <a:blip r:embed="rId12"/>
+                    <a:stretch>
+                      <a:fillRect/>
+                    </a:stretch>
+                  </pic:blipFill>
+                  <pic:spPr>
+                    <a:xfrm>
+                      <a:off x="0" y="0"/>
+                      <a:ext cx="5486400" cy="2834640"/>
+                    </a:xfrm>
+                    <a:prstGeom prst="rect"/>
+                  </pic:spPr>
+                </pic:pic>
+              </a:graphicData>
+            </a:graphic>
+          </wp:inline>
+        </w:drawing>
+      </w:r>
+    </w:p>
+    <w:p>
+      <w:pPr>
+        <w:spacing w:line="336" w:lineRule="auto" w:after="180"/>
+      </w:pPr>
+      <w:r>
+        <w:rPr>
+          <w:b w:val="0"/>
+        </w:rPr>
+        <w:t xml:space="preserve">Compare the saved </w:t>
+      </w:r>
+      <w:r>
+        <w:rPr>
+          <w:b/>
+        </w:rPr>
+        <w:t>checkpoint</w:t>
+      </w:r>
+      <w:r>
+        <w:rPr>
+          <w:b w:val="0"/>
+        </w:rPr>
+        <w:t>s. 0 with a 0 | 1 | 1. 1 with a 0.3 | 0.325 | 0.49. 2 with a 0.45 | 0.15625 | 0.3025</w:t>
+      </w:r>
+    </w:p>
+    <w:p>
+      <w:pPr>
+        <w:spacing w:line="336" w:lineRule="auto" w:after="180"/>
+        <w:shd w:fill="F5F1FB"/>
+      </w:pPr>
+      <w:r>
+        <w:rPr>
+          <w:b w:val="0"/>
+        </w:rPr>
+        <w:t>Read the labels and values. Explain the relationship the model shows.</w:t>
+      </w:r>
+    </w:p>
+    <w:p>
+      <w:pPr>
+        <w:pStyle w:val="Heading3"/>
+      </w:pPr>
+      <w:r>
+        <w:t>Discuss while showing the picture</w:t>
+      </w:r>
+    </w:p>
+    <w:p>
+      <w:pPr>
+        <w:spacing w:line="336" w:lineRule="auto" w:after="180"/>
+        <w:shd w:fill="F1F6F8"/>
+      </w:pPr>
+      <w:r>
+        <w:rPr>
+          <w:b w:val="0"/>
+        </w:rPr>
+        <w:t>Teacher prompt: Read the labels and values. Explain the relationship the model shows. Ask learners to describe one label or arrow in ordinary words. Use the adjacent transcript if the image is difficult to see.</w:t>
+      </w:r>
+    </w:p>
+    <w:p>
+      <w:pPr>
+        <w:pStyle w:val="Heading3"/>
+      </w:pPr>
+      <w:r>
+        <w:t>04. Change one thing. Trace what follows.</w:t>
+      </w:r>
+    </w:p>
+    <w:p>
+      <w:r>
+        <w:drawing>
+          <wp:inline xmlns:a="http://schemas.openxmlformats.org/drawingml/2006/main" xmlns:pic="http://schemas.openxmlformats.org/drawingml/2006/picture">
+            <wp:extent cx="5486400" cy="3026664"/>
+            <wp:docPr id="5" name="Picture 5" descr="Original case: At reserved d1, target 1: prediction 0.75, squared error0.0625. Changed condition: Double the two-update budget while keeping the same training rule. Expected result: Next a values 0.875 and 0.9375; training loss falls to 0.015625. Reason: Each update halves the distance to the training optimum1 in this toy system."/>
+            <wp:cNvGraphicFramePr>
+              <a:graphicFrameLocks noChangeAspect="1"/>
+            </wp:cNvGraphicFramePr>
+            <a:graphic>
+              <a:graphicData uri="http://schemas.openxmlformats.org/drawingml/2006/picture">
+                <pic:pic>
+                  <pic:nvPicPr>
+                    <pic:cNvPr id="0" name="academy-story-ai-5-23-04.png"/>
+                    <pic:cNvPicPr/>
+                  </pic:nvPicPr>
+                  <pic:blipFill>
+                    <a:blip r:embed="rId13"/>
+                    <a:stretch>
+                      <a:fillRect/>
+                    </a:stretch>
+                  </pic:blipFill>
+                  <pic:spPr>
+                    <a:xfrm>
+                      <a:off x="0" y="0"/>
+                      <a:ext cx="5486400" cy="3026664"/>
+                    </a:xfrm>
+                    <a:prstGeom prst="rect"/>
+                  </pic:spPr>
+                </pic:pic>
+              </a:graphicData>
+            </a:graphic>
+          </wp:inline>
+        </w:drawing>
+      </w:r>
+    </w:p>
+    <w:p>
+      <w:pPr>
+        <w:spacing w:line="336" w:lineRule="auto" w:after="180"/>
+      </w:pPr>
+      <w:r>
+        <w:rPr>
+          <w:b w:val="0"/>
+        </w:rPr>
+        <w:t xml:space="preserve">Original case: At reserved d1, target 1: </w:t>
+      </w:r>
+      <w:r>
+        <w:rPr>
+          <w:b/>
+        </w:rPr>
+        <w:t>prediction</w:t>
+      </w:r>
+      <w:r>
+        <w:rPr>
+          <w:b w:val="0"/>
+        </w:rPr>
+        <w:t xml:space="preserve"> 0.75, squared error0.0625. Changed condition: Double the two-update budget while keeping the same </w:t>
+      </w:r>
+      <w:r>
+        <w:rPr>
+          <w:b/>
+        </w:rPr>
+        <w:t>training</w:t>
+      </w:r>
+      <w:r>
+        <w:rPr>
+          <w:b w:val="0"/>
+        </w:rPr>
+        <w:t xml:space="preserve"> rule.</w:t>
+      </w:r>
+    </w:p>
+    <w:p>
+      <w:pPr>
+        <w:spacing w:line="336" w:lineRule="auto" w:after="180"/>
+      </w:pPr>
+      <w:r>
+        <w:rPr>
+          <w:b w:val="0"/>
+        </w:rPr>
+        <w:t xml:space="preserve">Expected result: Next a values 0.875 and 0.9375; </w:t>
+      </w:r>
+      <w:r>
+        <w:rPr>
+          <w:b/>
+        </w:rPr>
+        <w:t>training</w:t>
+      </w:r>
+      <w:r>
+        <w:rPr>
+          <w:b w:val="0"/>
+        </w:rPr>
+        <w:t xml:space="preserve"> loss falls to 0.015625. Reason: Each update halves the distance to the </w:t>
+      </w:r>
+      <w:r>
+        <w:rPr>
+          <w:b/>
+        </w:rPr>
+        <w:t>training</w:t>
+      </w:r>
+      <w:r>
+        <w:rPr>
+          <w:b w:val="0"/>
+        </w:rPr>
+        <w:t xml:space="preserve"> optimum1 in this toy system.</w:t>
+      </w:r>
+    </w:p>
+    <w:p>
+      <w:pPr>
+        <w:spacing w:line="336" w:lineRule="auto" w:after="180"/>
+        <w:shd w:fill="F5F1FB"/>
+      </w:pPr>
+      <w:r>
+        <w:rPr>
+          <w:b w:val="0"/>
+        </w:rPr>
+        <w:t>Predict before checking the worked changed-case result. Name what changed and what the supplied facts allow you to conclude.</w:t>
+      </w:r>
+    </w:p>
+    <w:p>
+      <w:pPr>
+        <w:pStyle w:val="Heading3"/>
+      </w:pPr>
+      <w:r>
+        <w:t>Discuss while showing the picture</w:t>
+      </w:r>
+    </w:p>
+    <w:p>
+      <w:pPr>
+        <w:spacing w:line="336" w:lineRule="auto" w:after="180"/>
+        <w:shd w:fill="F1F6F8"/>
+      </w:pPr>
+      <w:r>
+        <w:rPr>
+          <w:b w:val="0"/>
+        </w:rPr>
+        <w:t>Teacher prompt: Predict before checking the worked changed-case result. Name what changed and what the supplied facts allow you to conclude. Ask learners to describe one label or arrow in ordinary words.</w:t>
+      </w:r>
+    </w:p>
+    <w:p>
+      <w:pPr>
+        <w:spacing w:line="336" w:lineRule="auto" w:after="180"/>
+        <w:shd w:fill="F1F6F8"/>
+      </w:pPr>
+      <w:r>
+        <w:rPr>
+          <w:b w:val="0"/>
+        </w:rPr>
+        <w:t xml:space="preserve">Use the adjacent transcript if the image is difficult to see. Changed-case reasoning: Each update halves the distance to the </w:t>
+      </w:r>
+      <w:r>
+        <w:rPr>
+          <w:b/>
+        </w:rPr>
+        <w:t>training</w:t>
+      </w:r>
+      <w:r>
+        <w:rPr>
+          <w:b w:val="0"/>
+        </w:rPr>
+        <w:t xml:space="preserve"> optimum1 in this toy system.</w:t>
+      </w:r>
+    </w:p>
+    <w:p>
+      <w:pPr>
+        <w:pStyle w:val="Heading3"/>
+      </w:pPr>
+      <w:r>
+        <w:t>05. Connect the explanation to its limit</w:t>
+      </w:r>
+    </w:p>
+    <w:p>
+      <w:r>
+        <w:drawing>
+          <wp:inline xmlns:a="http://schemas.openxmlformats.org/drawingml/2006/main" xmlns:pic="http://schemas.openxmlformats.org/drawingml/2006/picture">
+            <wp:extent cx="5486400" cy="2834640"/>
+            <wp:docPr id="6" name="Picture 6" descr="The image feature is a brightness difference, and training adjusts one output weight multiplying it. Each gradient is computed using the current prediction before the next update. In this example, the rate halves the distance to the training optimum each time. More updates reduce this training loss, but choosing a budget still requires separate validation evidence. Limit: This scalar brightness model is a transparent toy image task, not a claim that a full image network was run."/>
+            <wp:cNvGraphicFramePr>
+              <a:graphicFrameLocks noChangeAspect="1"/>
+            </wp:cNvGraphicFramePr>
+            <a:graphic>
+              <a:graphicData uri="http://schemas.openxmlformats.org/drawingml/2006/picture">
+                <pic:pic>
+                  <pic:nvPicPr>
+                    <pic:cNvPr id="0" name="academy-story-ai-5-23-05.png"/>
+                    <pic:cNvPicPr/>
+                  </pic:nvPicPr>
+                  <pic:blipFill>
+                    <a:blip r:embed="rId14"/>
+                    <a:stretch>
+                      <a:fillRect/>
+                    </a:stretch>
+                  </pic:blipFill>
+                  <pic:spPr>
+                    <a:xfrm>
+                      <a:off x="0" y="0"/>
+                      <a:ext cx="5486400" cy="2834640"/>
+                    </a:xfrm>
+                    <a:prstGeom prst="rect"/>
+                  </pic:spPr>
+                </pic:pic>
+              </a:graphicData>
+            </a:graphic>
+          </wp:inline>
+        </w:drawing>
+      </w:r>
+    </w:p>
+    <w:p>
+      <w:pPr>
+        <w:spacing w:line="336" w:lineRule="auto" w:after="180"/>
+      </w:pPr>
+      <w:r>
+        <w:rPr>
+          <w:b w:val="0"/>
+        </w:rPr>
+        <w:t xml:space="preserve">The image feature is a brightness difference, and </w:t>
+      </w:r>
+      <w:r>
+        <w:rPr>
+          <w:b/>
+        </w:rPr>
+        <w:t>training</w:t>
+      </w:r>
+      <w:r>
+        <w:rPr>
+          <w:b w:val="0"/>
+        </w:rPr>
+        <w:t xml:space="preserve"> adjusts one </w:t>
+      </w:r>
+      <w:r>
+        <w:rPr>
+          <w:b/>
+        </w:rPr>
+        <w:t>output</w:t>
+      </w:r>
+      <w:r>
+        <w:rPr>
+          <w:b w:val="0"/>
+        </w:rPr>
+        <w:t xml:space="preserve"> weight multiplying it. Each gradient is computed using the current </w:t>
+      </w:r>
+      <w:r>
+        <w:rPr>
+          <w:b/>
+        </w:rPr>
+        <w:t>prediction</w:t>
+      </w:r>
+      <w:r>
+        <w:rPr>
+          <w:b w:val="0"/>
+        </w:rPr>
+        <w:t xml:space="preserve"> before the next update.</w:t>
+      </w:r>
+    </w:p>
+    <w:p>
+      <w:pPr>
+        <w:spacing w:line="336" w:lineRule="auto" w:after="180"/>
+      </w:pPr>
+      <w:r>
+        <w:rPr>
+          <w:b w:val="0"/>
+        </w:rPr>
+        <w:t xml:space="preserve">In this example, the rate halves the distance to the </w:t>
+      </w:r>
+      <w:r>
+        <w:rPr>
+          <w:b/>
+        </w:rPr>
+        <w:t>training</w:t>
+      </w:r>
+      <w:r>
+        <w:rPr>
+          <w:b w:val="0"/>
+        </w:rPr>
+        <w:t xml:space="preserve"> optimum each time. More updates reduce this </w:t>
+      </w:r>
+      <w:r>
+        <w:rPr>
+          <w:b/>
+        </w:rPr>
+        <w:t>training</w:t>
+      </w:r>
+      <w:r>
+        <w:rPr>
+          <w:b w:val="0"/>
+        </w:rPr>
+        <w:t xml:space="preserve"> loss, but choosing a budget still requires separate validation </w:t>
+      </w:r>
+      <w:r>
+        <w:rPr>
+          <w:b/>
+        </w:rPr>
+        <w:t>evidence</w:t>
+      </w:r>
+      <w:r>
+        <w:rPr>
+          <w:b w:val="0"/>
+        </w:rPr>
+        <w:t>.</w:t>
+      </w:r>
+    </w:p>
+    <w:p>
+      <w:pPr>
+        <w:spacing w:line="336" w:lineRule="auto" w:after="180"/>
+      </w:pPr>
+      <w:r>
+        <w:rPr>
+          <w:b w:val="0"/>
+        </w:rPr>
+        <w:t>Limit: This scalar brightness model is a transparent toy image task, not a claim that a full image network was run.</w:t>
+      </w:r>
+    </w:p>
+    <w:p>
+      <w:pPr>
+        <w:spacing w:line="336" w:lineRule="auto" w:after="180"/>
+        <w:shd w:fill="F5F1FB"/>
+      </w:pPr>
+      <w:r>
+        <w:rPr>
+          <w:b w:val="0"/>
+        </w:rPr>
+        <w:t>Explain the case, then point to a limit on the claim.</w:t>
+      </w:r>
+    </w:p>
+    <w:p>
+      <w:pPr>
+        <w:pStyle w:val="Heading3"/>
+      </w:pPr>
+      <w:r>
+        <w:t>Discuss while showing the picture</w:t>
+      </w:r>
+    </w:p>
+    <w:p>
+      <w:pPr>
+        <w:spacing w:line="336" w:lineRule="auto" w:after="180"/>
+        <w:shd w:fill="F1F6F8"/>
+      </w:pPr>
+      <w:r>
+        <w:rPr>
+          <w:b w:val="0"/>
+        </w:rPr>
+        <w:t>Teacher prompt: Explain the case, then point to a limit on the claim. Ask learners to describe one label or arrow in ordinary words. Use the adjacent transcript if the image is difficult to see.</w:t>
+      </w:r>
+    </w:p>
+    <w:p>
+      <w:pPr>
+        <w:spacing w:line="336" w:lineRule="auto" w:after="180"/>
+        <w:shd w:fill="F1F6F8"/>
+      </w:pPr>
+      <w:r>
+        <w:rPr>
+          <w:b w:val="0"/>
+        </w:rPr>
+        <w:t>Keep the stated scope: This scalar brightness model is a transparent toy image task, not a claim that a full image network was run.</w:t>
+      </w:r>
+    </w:p>
+    <w:p>
+      <w:pPr>
+        <w:pStyle w:val="Heading3"/>
+      </w:pPr>
+      <w:r>
+        <w:t>06. Make the idea visible in your project</w:t>
+      </w:r>
+    </w:p>
+    <w:p>
+      <w:r>
+        <w:drawing>
+          <wp:inline xmlns:a="http://schemas.openxmlformats.org/drawingml/2006/main" xmlns:pic="http://schemas.openxmlformats.org/drawingml/2006/picture">
+            <wp:extent cx="5486400" cy="3681984"/>
+            <wp:docPr id="7" name="Picture 7" descr="For your Image-pattern Network Investigation, save the input, procedure, observed result and limitation of this check. Label this worked example as practice; use a different, previously unreviewed case when checking independent understanding. Draw your input, deciding step, result and limit. Supported question: Does lower training loss alone establish that four updates generalise better? Point to the relevant step in the picture, then write the changed result and the rule or evidence that supports it."/>
+            <wp:cNvGraphicFramePr>
+              <a:graphicFrameLocks noChangeAspect="1"/>
+            </wp:cNvGraphicFramePr>
+            <a:graphic>
+              <a:graphicData uri="http://schemas.openxmlformats.org/drawingml/2006/picture">
+                <pic:pic>
+                  <pic:nvPicPr>
+                    <pic:cNvPr id="0" name="academy-story-ai-5-23-06.png"/>
+                    <pic:cNvPicPr/>
+                  </pic:nvPicPr>
+                  <pic:blipFill>
+                    <a:blip r:embed="rId15"/>
+                    <a:stretch>
+                      <a:fillRect/>
+                    </a:stretch>
+                  </pic:blipFill>
+                  <pic:spPr>
+                    <a:xfrm>
+                      <a:off x="0" y="0"/>
+                      <a:ext cx="5486400" cy="3681984"/>
+                    </a:xfrm>
+                    <a:prstGeom prst="rect"/>
+                  </pic:spPr>
+                </pic:pic>
+              </a:graphicData>
+            </a:graphic>
+          </wp:inline>
+        </w:drawing>
+      </w:r>
+    </w:p>
+    <w:p>
+      <w:pPr>
+        <w:spacing w:line="336" w:lineRule="auto" w:after="180"/>
+      </w:pPr>
+      <w:r>
+        <w:rPr>
+          <w:b w:val="0"/>
+        </w:rPr>
+        <w:t xml:space="preserve">For your Image-pattern Network Investigation, save the </w:t>
+      </w:r>
+      <w:r>
+        <w:rPr>
+          <w:b/>
+        </w:rPr>
+        <w:t>input</w:t>
+      </w:r>
+      <w:r>
+        <w:rPr>
+          <w:b w:val="0"/>
+        </w:rPr>
+        <w:t>, procedure, observed result and limitation of this check.</w:t>
+      </w:r>
+    </w:p>
+    <w:p>
+      <w:pPr>
+        <w:spacing w:line="336" w:lineRule="auto" w:after="180"/>
+      </w:pPr>
+      <w:r>
+        <w:rPr>
+          <w:b w:val="0"/>
+        </w:rPr>
+        <w:t xml:space="preserve">Label this worked example as practice; use a different, previously unreviewed case when checking independent understanding. Draw your </w:t>
+      </w:r>
+      <w:r>
+        <w:rPr>
+          <w:b/>
+        </w:rPr>
+        <w:t>input</w:t>
+      </w:r>
+      <w:r>
+        <w:rPr>
+          <w:b w:val="0"/>
+        </w:rPr>
+        <w:t>, deciding step, result and limit.</w:t>
+      </w:r>
+    </w:p>
+    <w:p>
+      <w:pPr>
+        <w:spacing w:line="336" w:lineRule="auto" w:after="180"/>
+      </w:pPr>
+      <w:r>
+        <w:rPr>
+          <w:b w:val="0"/>
+        </w:rPr>
+        <w:t xml:space="preserve">Supported question: Does lower </w:t>
+      </w:r>
+      <w:r>
+        <w:rPr>
+          <w:b/>
+        </w:rPr>
+        <w:t>training</w:t>
+      </w:r>
+      <w:r>
+        <w:rPr>
+          <w:b w:val="0"/>
+        </w:rPr>
+        <w:t xml:space="preserve"> loss alone establish that four updates generalise better? Point to the relevant step in the picture, then write the changed result and the rule or </w:t>
+      </w:r>
+      <w:r>
+        <w:rPr>
+          <w:b/>
+        </w:rPr>
+        <w:t>evidence</w:t>
+      </w:r>
+      <w:r>
+        <w:rPr>
+          <w:b w:val="0"/>
+        </w:rPr>
+        <w:t xml:space="preserve"> that supports it.</w:t>
+      </w:r>
+    </w:p>
+    <w:p>
+      <w:pPr>
+        <w:spacing w:line="336" w:lineRule="auto" w:after="180"/>
+        <w:shd w:fill="F5F1FB"/>
+      </w:pPr>
+      <w:r>
+        <w:rPr>
+          <w:b w:val="0"/>
+        </w:rPr>
+        <w:t xml:space="preserve">Draw your project trace and justify the deciding step using </w:t>
+      </w:r>
+      <w:r>
+        <w:rPr>
+          <w:b/>
+        </w:rPr>
+        <w:t>evidence</w:t>
+      </w:r>
+      <w:r>
+        <w:rPr>
+          <w:b w:val="0"/>
+        </w:rPr>
+        <w:t>.</w:t>
+      </w:r>
+    </w:p>
+    <w:p>
+      <w:pPr>
+        <w:pStyle w:val="Heading3"/>
+      </w:pPr>
+      <w:r>
+        <w:t>Discuss while showing the picture</w:t>
+      </w:r>
+    </w:p>
+    <w:p>
+      <w:pPr>
+        <w:spacing w:line="336" w:lineRule="auto" w:after="180"/>
+        <w:shd w:fill="F1F6F8"/>
+      </w:pPr>
+      <w:r>
+        <w:rPr>
+          <w:b w:val="0"/>
+        </w:rPr>
+        <w:t xml:space="preserve">Teacher prompt: Draw your project trace and justify the deciding step using </w:t>
+      </w:r>
+      <w:r>
+        <w:rPr>
+          <w:b/>
+        </w:rPr>
+        <w:t>evidence</w:t>
+      </w:r>
+      <w:r>
+        <w:rPr>
+          <w:b w:val="0"/>
+        </w:rPr>
+        <w:t>. Ask learners to describe one label or arrow in ordinary words. Use the adjacent transcript if the image is difficult to see.</w:t>
+      </w:r>
+    </w:p>
+    <w:p>
+      <w:pPr>
+        <w:spacing w:line="336" w:lineRule="auto" w:after="180"/>
+        <w:shd w:fill="F1F6F8"/>
+      </w:pPr>
+      <w:r>
+        <w:rPr>
+          <w:b w:val="0"/>
+        </w:rPr>
+        <w:t xml:space="preserve">Supported practice key: No. Record the extra budget and score suitable validation </w:t>
+      </w:r>
+      <w:r>
+        <w:rPr>
+          <w:b/>
+        </w:rPr>
+        <w:t>evidence</w:t>
+      </w:r>
+      <w:r>
+        <w:rPr>
+          <w:b w:val="0"/>
+        </w:rPr>
+        <w:t>; use an untouched final evaluation after selecting a schedule.</w:t>
+      </w:r>
+    </w:p>
+    <w:p>
+      <w:pPr>
+        <w:spacing w:line="336" w:lineRule="auto" w:after="180"/>
+        <w:shd w:fill="F1F6F8"/>
+      </w:pPr>
+      <w:r>
+        <w:rPr>
+          <w:b w:val="0"/>
+        </w:rPr>
+        <w:t xml:space="preserve">Changed-case check: Next a values 0.875 and 0.9375; </w:t>
+      </w:r>
+      <w:r>
+        <w:rPr>
+          <w:b/>
+        </w:rPr>
+        <w:t>training</w:t>
+      </w:r>
+      <w:r>
+        <w:rPr>
+          <w:b w:val="0"/>
+        </w:rPr>
+        <w:t xml:space="preserve"> loss falls to 0.015625. Each update halves the distance to the </w:t>
+      </w:r>
+      <w:r>
+        <w:rPr>
+          <w:b/>
+        </w:rPr>
+        <w:t>training</w:t>
+      </w:r>
+      <w:r>
+        <w:rPr>
+          <w:b w:val="0"/>
+        </w:rPr>
+        <w:t xml:space="preserve"> optimum1 in this toy system.</w:t>
       </w:r>
     </w:p>
     <w:sectPr>

--- a/downloads/teacher/ai-5-week-23.docx
+++ b/downloads/teacher/ai-5-week-23.docx
@@ -125,7 +125,7 @@
           </w:tcPr>
           <w:p>
             <w:r>
-              <w:t>Sections 1–6; record the brief recall in the workbook.</w:t>
+              <w:t>Use Your mission, Notice the evidence, See how it works, Words that unlock the idea and Follow a worked example; record recall in the workbook.</w:t>
             </w:r>
           </w:p>
         </w:tc>
@@ -157,7 +157,7 @@
           </w:tcPr>
           <w:p>
             <w:r>
-              <w:t>Sections 7–10; use the matching workbook W2 and misconception check.</w:t>
+              <w:t>Use Find and repair a mistake, Practise together and Build your understanding; use the matching workbook W2 and Individual reasoning check.</w:t>
             </w:r>
           </w:p>
         </w:tc>
@@ -189,7 +189,7 @@
           </w:tcPr>
           <w:p>
             <w:r>
-              <w:t>Sections 9 and 11–14. Give extra time to finish the full task set; use Section 15 when the week includes a coding lab.</w:t>
+              <w:t>Use Run the investigation, Connect your project and Try a new case independently. Allow extra time for the full task set. When code is supplied, use the examples in See how it works or Follow a worked example and the browser lab in Supported practice, repair and portfolio.</w:t>
             </w:r>
           </w:p>
         </w:tc>
@@ -404,7 +404,7 @@
         <w:rPr>
           <w:b w:val="0"/>
         </w:rPr>
-        <w:t xml:space="preserve">Use two 45-minute sessions. The model deliberately trains only one </w:t>
+        <w:t xml:space="preserve">For the compact alternative schedule, use two 45-minute sessions. The model deliberately trains only one </w:t>
       </w:r>
       <w:r>
         <w:rPr>
@@ -1702,7 +1702,7 @@
         <w:drawing>
           <wp:inline xmlns:a="http://schemas.openxmlformats.org/drawingml/2006/main" xmlns:pic="http://schemas.openxmlformats.org/drawingml/2006/picture">
             <wp:extent cx="5486400" cy="5185229"/>
-            <wp:docPr id="1" name="Picture 1" descr="Training a small image model. First update: Gradient2(2a-2)×2=-8; new a =  = 0.5, training loss 1.. Second update: Gradient at 0.5 is-4; new a =  = 0.75, training loss 0.25.. Validation score: At reserved d1, target 1: prediction 0.75, squared error0.0625."/>
+            <wp:docPr id="1" name="Picture 1" descr="Training a small image model. First update: Gradient 2(2a-2)×2=-8; new a = 0.5, training loss 1.. Second update: Gradient at 0.5 is-4; new a = 0.75, training loss 0.25.. Validation score: At reserved d1, target 1: prediction 0.75, squared error 0.0625."/>
             <wp:cNvGraphicFramePr>
               <a:graphicFrameLocks noChangeAspect="1"/>
             </wp:cNvGraphicFramePr>
@@ -1793,7 +1793,7 @@
           </w:tcPr>
           <w:p>
             <w:r>
-              <w:t>Gradient2(2a-2)×2=-8; new a =  = 0.5, training loss 1.</w:t>
+              <w:t>Gradient 2(2a-2)×2=-8; new a = 0.5, training loss 1.</w:t>
             </w:r>
           </w:p>
         </w:tc>
@@ -1815,7 +1815,7 @@
           </w:tcPr>
           <w:p>
             <w:r>
-              <w:t>Gradient at 0.5 is-4; new a =  = 0.75, training loss 0.25.</w:t>
+              <w:t>Gradient at 0.5 is-4; new a = 0.75, training loss 0.25.</w:t>
             </w:r>
           </w:p>
         </w:tc>
@@ -1837,7 +1837,7 @@
           </w:tcPr>
           <w:p>
             <w:r>
-              <w:t>At reserved d1, target 1: prediction 0.75, squared error0.0625.</w:t>
+              <w:t>At reserved d1, target 1: prediction 0.75, squared error 0.0625.</w:t>
             </w:r>
           </w:p>
         </w:tc>
@@ -2095,7 +2095,7 @@
         <w:rPr>
           <w:b w:val="0"/>
         </w:rPr>
-        <w:t xml:space="preserve"> optimum1 in this toy system.</w:t>
+        <w:t xml:space="preserve"> optimum 1 in this toy system.</w:t>
       </w:r>
     </w:p>
     <w:p>
@@ -2393,7 +2393,7 @@
         <w:rPr>
           <w:b w:val="0"/>
         </w:rPr>
-        <w:t xml:space="preserve">Use the worked example in Sections 3 and 6. Collect a </w:t>
+        <w:t xml:space="preserve">Use See how it works and Follow a worked example. Collect a </w:t>
       </w:r>
       <w:r>
         <w:rPr>
@@ -2714,7 +2714,7 @@
         <w:rPr>
           <w:b w:val="0"/>
         </w:rPr>
-        <w:t xml:space="preserve"> optimum1 in this toy system.</w:t>
+        <w:t xml:space="preserve"> optimum 1 in this toy system.</w:t>
       </w:r>
     </w:p>
     <w:p>
@@ -2749,7 +2749,7 @@
         <w:rPr>
           <w:b w:val="0"/>
         </w:rPr>
-        <w:t xml:space="preserve"> optimum1 in this toy system.</w:t>
+        <w:t xml:space="preserve"> optimum 1 in this toy system.</w:t>
       </w:r>
     </w:p>
     <w:p>
@@ -2865,7 +2865,7 @@
         <w:rPr>
           <w:b w:val="0"/>
         </w:rPr>
-        <w:t xml:space="preserve">Use Section 9 for the </w:t>
+        <w:t xml:space="preserve">Use Run the investigation for the </w:t>
       </w:r>
       <w:r>
         <w:rPr>
@@ -4481,7 +4481,7 @@
           </w:tcPr>
           <w:p>
             <w:r>
-              <w:t>Sections 1–6; record the brief recall in the workbook.</w:t>
+              <w:t>Use Your mission, Notice the evidence, See how it works, Words that unlock the idea and Follow a worked example; record recall in the workbook.</w:t>
             </w:r>
           </w:p>
         </w:tc>
@@ -4513,7 +4513,7 @@
           </w:tcPr>
           <w:p>
             <w:r>
-              <w:t>Sections 7–10; use the matching workbook W2 and misconception check.</w:t>
+              <w:t>Use Find and repair a mistake, Practise together and Build your understanding; use the matching workbook W2 and Individual reasoning check.</w:t>
             </w:r>
           </w:p>
         </w:tc>
@@ -4545,7 +4545,7 @@
           </w:tcPr>
           <w:p>
             <w:r>
-              <w:t>Sections 9 and 11–14. Give extra time to finish the full task set; use Section 15 when the week includes a coding lab.</w:t>
+              <w:t>Use Run the investigation, Connect your project and Try a new case independently. Allow extra time for the full task set. When code is supplied, use the examples in See how it works or Follow a worked example and the browser lab in Supported practice, repair and portfolio.</w:t>
             </w:r>
           </w:p>
         </w:tc>
@@ -4757,7 +4757,7 @@
         <w:rPr>
           <w:b w:val="0"/>
         </w:rPr>
-        <w:t xml:space="preserve"> optimum1 in this toy system.</w:t>
+        <w:t xml:space="preserve"> optimum 1 in this toy system.</w:t>
       </w:r>
     </w:p>
     <w:p>
@@ -5288,7 +5288,7 @@
         <w:drawing>
           <wp:inline xmlns:a="http://schemas.openxmlformats.org/drawingml/2006/main" xmlns:pic="http://schemas.openxmlformats.org/drawingml/2006/picture">
             <wp:extent cx="5486400" cy="3182112"/>
-            <wp:docPr id="3" name="Picture 3" descr="First update: Gradient2(2a-2)×2=-8; new a =  = 0.5, training loss 1. → Second update: Gradient at 0.5 is-4; new a =  = 0.75, training loss 0.25. → Validation score: At reserved d1, target 1: prediction 0.75, squared error0.0625."/>
+            <wp:docPr id="3" name="Picture 3" descr="First update: Gradient 2(2a-2)×2=-8; new a = 0.5, training loss 1. → Second update: Gradient at 0.5 is-4; new a = 0.75, training loss 0.25. → Validation score: At reserved d1, target 1: prediction 0.75, squared error 0.0625."/>
             <wp:cNvGraphicFramePr>
               <a:graphicFrameLocks noChangeAspect="1"/>
             </wp:cNvGraphicFramePr>
@@ -5327,7 +5327,7 @@
         <w:rPr>
           <w:b w:val="0"/>
         </w:rPr>
-        <w:t xml:space="preserve">First update: Gradient2(2a-2)×2=-8; new a =  = 0.5, </w:t>
+        <w:t xml:space="preserve">First update: Gradient 2(2a-2)×2=-8; new a = 0.5, </w:t>
       </w:r>
       <w:r>
         <w:rPr>
@@ -5339,7 +5339,7 @@
         <w:rPr>
           <w:b w:val="0"/>
         </w:rPr>
-        <w:t xml:space="preserve"> loss 1. → Second update: Gradient at 0.5 is-4; new a =  = 0.75, </w:t>
+        <w:t xml:space="preserve"> loss 1. → Second update: Gradient at 0.5 is-4; new a = 0.75, </w:t>
       </w:r>
       <w:r>
         <w:rPr>
@@ -5363,7 +5363,7 @@
         <w:rPr>
           <w:b w:val="0"/>
         </w:rPr>
-        <w:t xml:space="preserve"> 0.75, squared error0.0625.</w:t>
+        <w:t xml:space="preserve"> 0.75, squared error 0.0625.</w:t>
       </w:r>
     </w:p>
     <w:p>
@@ -5534,7 +5534,7 @@
         <w:drawing>
           <wp:inline xmlns:a="http://schemas.openxmlformats.org/drawingml/2006/main" xmlns:pic="http://schemas.openxmlformats.org/drawingml/2006/picture">
             <wp:extent cx="5486400" cy="3026664"/>
-            <wp:docPr id="5" name="Picture 5" descr="Original case: At reserved d1, target 1: prediction 0.75, squared error0.0625. Changed condition: Double the two-update budget while keeping the same training rule. Expected result: Next a values 0.875 and 0.9375; training loss falls to 0.015625. Reason: Each update halves the distance to the training optimum1 in this toy system."/>
+            <wp:docPr id="5" name="Picture 5" descr="Original case: At reserved d1, target 1: prediction 0.75, squared error 0.0625. Changed condition: Double the two-update budget while keeping the same training rule. Expected result: Next a values 0.875 and 0.9375; training loss falls to 0.015625. Reason: Each update halves the distance to the training optimum 1 in this toy system."/>
             <wp:cNvGraphicFramePr>
               <a:graphicFrameLocks noChangeAspect="1"/>
             </wp:cNvGraphicFramePr>
@@ -5585,7 +5585,7 @@
         <w:rPr>
           <w:b w:val="0"/>
         </w:rPr>
-        <w:t xml:space="preserve"> 0.75, squared error0.0625. Changed condition: Double the two-update budget while keeping the same </w:t>
+        <w:t xml:space="preserve"> 0.75, squared error 0.0625. Changed condition: Double the two-update budget while keeping the same </w:t>
       </w:r>
       <w:r>
         <w:rPr>
@@ -5632,7 +5632,7 @@
         <w:rPr>
           <w:b w:val="0"/>
         </w:rPr>
-        <w:t xml:space="preserve"> optimum1 in this toy system.</w:t>
+        <w:t xml:space="preserve"> optimum 1 in this toy system.</w:t>
       </w:r>
     </w:p>
     <w:p>
@@ -5688,7 +5688,7 @@
         <w:rPr>
           <w:b w:val="0"/>
         </w:rPr>
-        <w:t xml:space="preserve"> optimum1 in this toy system.</w:t>
+        <w:t xml:space="preserve"> optimum 1 in this toy system.</w:t>
       </w:r>
     </w:p>
     <w:p>
@@ -6122,7 +6122,7 @@
         <w:rPr>
           <w:b w:val="0"/>
         </w:rPr>
-        <w:t xml:space="preserve"> optimum1 in this toy system.</w:t>
+        <w:t xml:space="preserve"> optimum 1 in this toy system.</w:t>
       </w:r>
     </w:p>
     <w:sectPr>

--- a/downloads/teacher/ai-5-week-23.docx
+++ b/downloads/teacher/ai-5-week-23.docx
@@ -25,20 +25,38 @@
         <w:pStyle w:val="Heading1"/>
       </w:pPr>
       <w:r>
-        <w:t>01. Prepare the purpose, prerequisites and materials</w:t>
+        <w:t>Teach exactly what was fitted and which data informed each choice.</w:t>
       </w:r>
     </w:p>
     <w:p>
       <w:r>
-        <w:t>Prepare Training a small image model: check the target, prerequisites, resources and adaptable teaching schedule.</w:t>
+        <w:t>Supply complete public development data and private teacher final references;keep actual freeze/review status and synthetic coverage limits explicit.</w:t>
       </w:r>
     </w:p>
     <w:p>
-      <w:pPr>
-        <w:pStyle w:val="Heading3"/>
-      </w:pPr>
-      <w:r>
-        <w:t>Teach the learning cycle</w:t>
+      <w:r>
+        <w:t>Assess the independent checkpoint calculation and require a full per-case frozen evaluation before broader claims.</w:t>
+      </w:r>
+    </w:p>
+    <w:p>
+      <w:pPr>
+        <w:pStyle w:val="Heading1"/>
+      </w:pPr>
+      <w:r>
+        <w:t>01. Prepare the connected mathematical investigation</w:t>
+      </w:r>
+    </w:p>
+    <w:p>
+      <w:r>
+        <w:t>Keep explanation,shared practice and independent evidence distinct.</w:t>
+      </w:r>
+    </w:p>
+    <w:p>
+      <w:pPr>
+        <w:pStyle w:val="Heading2"/>
+      </w:pPr>
+      <w:r>
+        <w:t>Target and main teaching plan</w:t>
       </w:r>
     </w:p>
     <w:p>
@@ -231,18 +249,21 @@
     </w:p>
     <w:p>
       <w:pPr>
-        <w:pStyle w:val="Heading3"/>
-      </w:pPr>
-      <w:r>
-        <w:t>Retrieval answer guidance</w:t>
+        <w:pStyle w:val="Heading2"/>
+      </w:pPr>
+      <w:r>
+        <w:t>Preparation and prerequisite</w:t>
       </w:r>
     </w:p>
     <w:p>
       <w:pPr>
-        <w:pStyle w:val="Heading3"/>
-      </w:pPr>
-      <w:r>
-        <w:t>Pooling and spatial information</w:t>
+        <w:spacing w:line="336" w:lineRule="auto" w:after="180"/>
+      </w:pPr>
+      <w:r>
+        <w:rPr>
+          <w:b w:val="0"/>
+        </w:rPr>
+        <w:t>Printed lesson and workbook; paper and pencil</w:t>
       </w:r>
     </w:p>
     <w:p>
@@ -253,7 +274,7 @@
         <w:rPr>
           <w:b w:val="0"/>
         </w:rPr>
-        <w:t>Without opening the old lesson, explain one key idea from Pooling and spatial information. Give an example and a mistake that the idea helps you avoid.</w:t>
+        <w:t>Calculator and optional local Python 3 editor; no packages or AI accounts needed</w:t>
       </w:r>
     </w:p>
     <w:p>
@@ -264,7 +285,7 @@
         <w:rPr>
           <w:b w:val="0"/>
         </w:rPr>
-        <w:t>Look for: Compute max and mean pooling under an explicit window rule</w:t>
+        <w:t>Use the fictional examples supplied; prepare the fresh retry before class</w:t>
       </w:r>
     </w:p>
     <w:p>
@@ -275,27 +296,15 @@
         <w:rPr>
           <w:b w:val="0"/>
         </w:rPr>
-        <w:t xml:space="preserve">Reference example, not the only acceptable wording: Teacher explanation: Values are 1, 3, 2 and 7. Sum is 13, maximum 7 and mean 3.25. Each pooled </w:t>
-      </w:r>
-      <w:r>
-        <w:rPr>
-          <w:b/>
-        </w:rPr>
-        <w:t>output</w:t>
-      </w:r>
-      <w:r>
-        <w:rPr>
-          <w:b w:val="0"/>
-        </w:rPr>
-        <w:t xml:space="preserve"> has shape 2 by 2.</w:t>
+        <w:t>Moving the same values between left and right can preserve the maximum and mean. A summary of all four positions may discard the distinction the task needs.</w:t>
       </w:r>
     </w:p>
     <w:p>
       <w:pPr>
-        <w:pStyle w:val="Heading3"/>
-      </w:pPr>
-      <w:r>
-        <w:t>Image tensors and channels</w:t>
+        <w:pStyle w:val="Heading2"/>
+      </w:pPr>
+      <w:r>
+        <w:t>Opening retrieval</w:t>
       </w:r>
     </w:p>
     <w:p>
@@ -306,7 +315,7 @@
         <w:rPr>
           <w:b w:val="0"/>
         </w:rPr>
-        <w:t>Without opening the old lesson, explain one key idea from Image tensors and channels. Give an example and a mistake that the idea helps you avoid.</w:t>
+        <w:t>Without opening the old lesson, explain one key idea from Pooling and spatial information. Give an example and a mistake that the idea helps you avoid.</w:t>
       </w:r>
     </w:p>
     <w:p>
@@ -317,7 +326,7 @@
         <w:rPr>
           <w:b w:val="0"/>
         </w:rPr>
-        <w:t>Look for: Read a pixel using declared row column and channel axes</w:t>
+        <w:t>Look for: Compute max and mean pooling under an explicit window rule</w:t>
       </w:r>
     </w:p>
     <w:p>
@@ -328,15 +337,30 @@
         <w:rPr>
           <w:b w:val="0"/>
         </w:rPr>
-        <w:t>Reference example, not the only acceptable wording: Teacher explanation: The RGB pixel is [0, 0, 255]; its blue value is 255. Shape is 2 by 2 by 3, with four pixels and twelve channel values.</w:t>
+        <w:t xml:space="preserve">Reference example, not the only acceptable wording: Teacher explanation: Values are 1, 3, 2 and 7. Sum is 13, maximum 7 and mean 3.25. Each pooled </w:t>
+      </w:r>
+      <w:r>
+        <w:rPr>
+          <w:b/>
+        </w:rPr>
+        <w:t>output</w:t>
+      </w:r>
+      <w:r>
+        <w:rPr>
+          <w:b w:val="0"/>
+        </w:rPr>
+        <w:t xml:space="preserve"> has shape 2 by 2.</w:t>
       </w:r>
     </w:p>
     <w:p>
       <w:pPr>
-        <w:pStyle w:val="Heading3"/>
-      </w:pPr>
-      <w:r>
-        <w:t>Initialisation and reproducibility</w:t>
+        <w:spacing w:line="336" w:lineRule="auto" w:after="180"/>
+      </w:pPr>
+      <w:r>
+        <w:rPr>
+          <w:b w:val="0"/>
+        </w:rPr>
+        <w:t>Without opening the old lesson, explain one key idea from Image tensors and channels. Give an example and a mistake that the idea helps you avoid.</w:t>
       </w:r>
     </w:p>
     <w:p>
@@ -347,7 +371,7 @@
         <w:rPr>
           <w:b w:val="0"/>
         </w:rPr>
-        <w:t>Without opening the old lesson, explain one key idea from Initialisation and reproducibility. Give an example and a mistake that the idea helps you avoid.</w:t>
+        <w:t>Look for: Read a pixel using declared row column and channel axes</w:t>
       </w:r>
     </w:p>
     <w:p>
@@ -358,19 +382,7 @@
         <w:rPr>
           <w:b w:val="0"/>
         </w:rPr>
-        <w:t xml:space="preserve">Look for: Trace how starting values affect a fixed </w:t>
-      </w:r>
-      <w:r>
-        <w:rPr>
-          <w:b/>
-        </w:rPr>
-        <w:t>training</w:t>
-      </w:r>
-      <w:r>
-        <w:rPr>
-          <w:b w:val="0"/>
-        </w:rPr>
-        <w:t xml:space="preserve"> budget</w:t>
+        <w:t>Reference example, not the only acceptable wording: Teacher explanation: The RGB pixel is [0, 0, 255]; its blue value is 255. Shape is 2 by 2 by 3, with four pixels and twelve channel values.</w:t>
       </w:r>
     </w:p>
     <w:p>
@@ -381,19 +393,7 @@
         <w:rPr>
           <w:b w:val="0"/>
         </w:rPr>
-        <w:t xml:space="preserve">Reference example, not the only acceptable wording: Teacher explanation: States are -2, 0 and 1. Final </w:t>
-      </w:r>
-      <w:r>
-        <w:rPr>
-          <w:b/>
-        </w:rPr>
-        <w:t>training</w:t>
-      </w:r>
-      <w:r>
-        <w:rPr>
-          <w:b w:val="0"/>
-        </w:rPr>
-        <w:t xml:space="preserve"> MSE is 2.5. Each step halves the signed distance from 2.</w:t>
+        <w:t>Without opening the old lesson, explain one key idea from Initialisation and reproducibility. Give an example and a mistake that the idea helps you avoid.</w:t>
       </w:r>
     </w:p>
     <w:p>
@@ -404,19 +404,19 @@
         <w:rPr>
           <w:b w:val="0"/>
         </w:rPr>
-        <w:t xml:space="preserve">For the compact alternative schedule, use two 45-minute sessions. The model deliberately trains only one </w:t>
+        <w:t xml:space="preserve">Look for: Trace how starting values affect a fixed </w:t>
       </w:r>
       <w:r>
         <w:rPr>
           <w:b/>
         </w:rPr>
-        <w:t>output</w:t>
+        <w:t>training</w:t>
       </w:r>
       <w:r>
         <w:rPr>
           <w:b w:val="0"/>
         </w:rPr>
-        <w:t xml:space="preserve"> scalar; do not present the fixed kernels as learned.</w:t>
+        <w:t xml:space="preserve"> budget</w:t>
       </w:r>
     </w:p>
     <w:p>
@@ -427,119 +427,74 @@
         <w:rPr>
           <w:b w:val="0"/>
         </w:rPr>
-        <w:t xml:space="preserve">Keep the final cases below teacher-only until students record the selected </w:t>
+        <w:t xml:space="preserve">Reference example, not the only acceptable wording: Teacher explanation: States are -2, 0 and 1. Final </w:t>
       </w:r>
       <w:r>
         <w:rPr>
           <w:b/>
         </w:rPr>
-        <w:t>checkpoint</w:t>
+        <w:t>training</w:t>
       </w:r>
       <w:r>
         <w:rPr>
           <w:b w:val="0"/>
         </w:rPr>
-        <w:t xml:space="preserve"> and threshold. Supply each final image first for </w:t>
-      </w:r>
-      <w:r>
-        <w:rPr>
-          <w:b/>
-        </w:rPr>
-        <w:t>prediction</w:t>
-      </w:r>
-      <w:r>
-        <w:rPr>
-          <w:b w:val="0"/>
-        </w:rPr>
-        <w:t>, then reveal its label.</w:t>
+        <w:t xml:space="preserve"> MSE is 2.5. Each step halves the signed distance from 2.</w:t>
       </w:r>
     </w:p>
     <w:p>
       <w:pPr>
-        <w:spacing w:line="336" w:lineRule="auto" w:after="180"/>
-      </w:pPr>
-      <w:r>
-        <w:rPr>
-          <w:b w:val="0"/>
-        </w:rPr>
-        <w:t xml:space="preserve">No image download, account or external </w:t>
-      </w:r>
-      <w:r>
-        <w:rPr>
-          <w:b/>
-        </w:rPr>
-        <w:t>training</w:t>
-      </w:r>
-      <w:r>
-        <w:rPr>
-          <w:b w:val="0"/>
-        </w:rPr>
-        <w:t xml:space="preserve"> library is needed.</w:t>
+        <w:pStyle w:val="Heading2"/>
+      </w:pPr>
+      <w:r>
+        <w:t>Pictured end goal</w:t>
       </w:r>
     </w:p>
     <w:p>
       <w:pPr>
-        <w:pStyle w:val="Heading3"/>
-      </w:pPr>
-      <w:r>
-        <w:t>Outcomes</w:t>
+        <w:spacing w:line="336" w:lineRule="auto" w:after="180"/>
+      </w:pPr>
+      <w:r>
+        <w:rPr>
+          <w:b w:val="0"/>
+        </w:rPr>
+        <w:t xml:space="preserve">By the end, I can explain </w:t>
+      </w:r>
+      <w:r>
+        <w:rPr>
+          <w:b/>
+        </w:rPr>
+        <w:t>training</w:t>
+      </w:r>
+      <w:r>
+        <w:rPr>
+          <w:b w:val="0"/>
+        </w:rPr>
+        <w:t xml:space="preserve"> a small image model using a traced example and a stated limitation.</w:t>
       </w:r>
     </w:p>
     <w:p>
       <w:pPr>
-        <w:spacing w:line="336" w:lineRule="auto" w:after="180"/>
-      </w:pPr>
-      <w:r>
-        <w:rPr>
-          <w:b w:val="0"/>
-        </w:rPr>
-        <w:t>Trace a complete image model with fixed features and one trained weight</w:t>
+        <w:pStyle w:val="Heading2"/>
+      </w:pPr>
+      <w:r>
+        <w:t>Earlier wording, alternatives and picture transcripts · reference / check after trying</w:t>
       </w:r>
     </w:p>
     <w:p>
       <w:pPr>
-        <w:spacing w:line="336" w:lineRule="auto" w:after="180"/>
-      </w:pPr>
-      <w:r>
-        <w:rPr>
-          <w:b w:val="0"/>
-        </w:rPr>
-        <w:t xml:space="preserve">Select a </w:t>
-      </w:r>
-      <w:r>
-        <w:rPr>
-          <w:b/>
-        </w:rPr>
-        <w:t>checkpoint</w:t>
-      </w:r>
-      <w:r>
-        <w:rPr>
-          <w:b w:val="0"/>
-        </w:rPr>
-        <w:t xml:space="preserve"> using a declared validation rule</w:t>
+        <w:pStyle w:val="Heading3"/>
+      </w:pPr>
+      <w:r>
+        <w:t>Teach the learning cycle</w:t>
       </w:r>
     </w:p>
     <w:p>
       <w:pPr>
-        <w:spacing w:line="336" w:lineRule="auto" w:after="180"/>
-      </w:pPr>
-      <w:r>
-        <w:rPr>
-          <w:b w:val="0"/>
-        </w:rPr>
-        <w:t xml:space="preserve">Evaluate a frozen model against a </w:t>
-      </w:r>
-      <w:r>
-        <w:rPr>
-          <w:b/>
-        </w:rPr>
-        <w:t>baseline</w:t>
-      </w:r>
-      <w:r>
-        <w:rPr>
-          <w:b w:val="0"/>
-        </w:rPr>
-        <w:t xml:space="preserve"> and limit the conclusion</w:t>
+        <w:pStyle w:val="Heading3"/>
+      </w:pPr>
+      <w:r>
+        <w:t>Retrieval answer guidance</w:t>
       </w:r>
     </w:p>
     <w:p>
@@ -547,29 +502,23 @@
         <w:pStyle w:val="Heading3"/>
       </w:pPr>
       <w:r>
-        <w:t>Preparation</w:t>
+        <w:t>Pooling and spatial information</w:t>
       </w:r>
     </w:p>
     <w:p>
       <w:pPr>
-        <w:spacing w:line="336" w:lineRule="auto" w:after="180"/>
-      </w:pPr>
-      <w:r>
-        <w:rPr>
-          <w:b w:val="0"/>
-        </w:rPr>
-        <w:t>Printed lesson and workbook; paper and pencil</w:t>
+        <w:pStyle w:val="Heading3"/>
+      </w:pPr>
+      <w:r>
+        <w:t>Image tensors and channels</w:t>
       </w:r>
     </w:p>
     <w:p>
       <w:pPr>
-        <w:spacing w:line="336" w:lineRule="auto" w:after="180"/>
-      </w:pPr>
-      <w:r>
-        <w:rPr>
-          <w:b w:val="0"/>
-        </w:rPr>
-        <w:t>Calculator and optional local Python 3 editor; no packages or AI accounts needed</w:t>
+        <w:pStyle w:val="Heading3"/>
+      </w:pPr>
+      <w:r>
+        <w:t>Initialisation and reproducibility</w:t>
       </w:r>
     </w:p>
     <w:p>
@@ -580,15 +529,54 @@
         <w:rPr>
           <w:b w:val="0"/>
         </w:rPr>
-        <w:t>Use the fictional examples supplied; prepare the fresh retry before class</w:t>
+        <w:t xml:space="preserve">For the compact alternative schedule, use two 45-minute sessions. The model deliberately trains only one </w:t>
+      </w:r>
+      <w:r>
+        <w:rPr>
+          <w:b/>
+        </w:rPr>
+        <w:t>output</w:t>
+      </w:r>
+      <w:r>
+        <w:rPr>
+          <w:b w:val="0"/>
+        </w:rPr>
+        <w:t xml:space="preserve"> scalar; do not present the fixed kernels as learned.</w:t>
       </w:r>
     </w:p>
     <w:p>
       <w:pPr>
-        <w:pStyle w:val="Heading3"/>
-      </w:pPr>
-      <w:r>
-        <w:t>Prerequisite answer</w:t>
+        <w:spacing w:line="336" w:lineRule="auto" w:after="180"/>
+      </w:pPr>
+      <w:r>
+        <w:rPr>
+          <w:b w:val="0"/>
+        </w:rPr>
+        <w:t xml:space="preserve">Keep the final cases below teacher-only until students record the selected </w:t>
+      </w:r>
+      <w:r>
+        <w:rPr>
+          <w:b/>
+        </w:rPr>
+        <w:t>checkpoint</w:t>
+      </w:r>
+      <w:r>
+        <w:rPr>
+          <w:b w:val="0"/>
+        </w:rPr>
+        <w:t xml:space="preserve"> and threshold. Supply each final image first for </w:t>
+      </w:r>
+      <w:r>
+        <w:rPr>
+          <w:b/>
+        </w:rPr>
+        <w:t>prediction</w:t>
+      </w:r>
+      <w:r>
+        <w:rPr>
+          <w:b w:val="0"/>
+        </w:rPr>
+        <w:t>, then reveal its label.</w:t>
       </w:r>
     </w:p>
     <w:p>
@@ -599,7 +587,19 @@
         <w:rPr>
           <w:b w:val="0"/>
         </w:rPr>
-        <w:t>Moving the same values between left and right can preserve the maximum and mean. A summary of all four positions may discard the distinction the task needs.</w:t>
+        <w:t xml:space="preserve">No image download, account or external </w:t>
+      </w:r>
+      <w:r>
+        <w:rPr>
+          <w:b/>
+        </w:rPr>
+        <w:t>training</w:t>
+      </w:r>
+      <w:r>
+        <w:rPr>
+          <w:b w:val="0"/>
+        </w:rPr>
+        <w:t xml:space="preserve"> library is needed.</w:t>
       </w:r>
     </w:p>
     <w:p>
@@ -607,7 +607,7 @@
         <w:pStyle w:val="Heading3"/>
       </w:pPr>
       <w:r>
-        <w:t>End goal for the pictorial case</w:t>
+        <w:t>Outcomes</w:t>
       </w:r>
     </w:p>
     <w:p>
@@ -618,19 +618,7 @@
         <w:rPr>
           <w:b w:val="0"/>
         </w:rPr>
-        <w:t xml:space="preserve">By the end, I can explain </w:t>
-      </w:r>
-      <w:r>
-        <w:rPr>
-          <w:b/>
-        </w:rPr>
-        <w:t>training</w:t>
-      </w:r>
-      <w:r>
-        <w:rPr>
-          <w:b w:val="0"/>
-        </w:rPr>
-        <w:t xml:space="preserve"> a small image model using a traced example and a stated limitation.</w:t>
+        <w:t>Trace a complete image model with fixed features and one trained weight</w:t>
       </w:r>
     </w:p>
     <w:p>
@@ -641,20 +629,50 @@
         <w:rPr>
           <w:b w:val="0"/>
         </w:rPr>
-        <w:t>This added worked case illustrates the week’s main idea. Retain all original and connected topics; schedule its practice within the teaching cycle.</w:t>
+        <w:t xml:space="preserve">Select a </w:t>
+      </w:r>
+      <w:r>
+        <w:rPr>
+          <w:b/>
+        </w:rPr>
+        <w:t>checkpoint</w:t>
+      </w:r>
+      <w:r>
+        <w:rPr>
+          <w:b w:val="0"/>
+        </w:rPr>
+        <w:t xml:space="preserve"> using a declared validation rule</w:t>
       </w:r>
     </w:p>
     <w:p>
       <w:pPr>
-        <w:pStyle w:val="Heading1"/>
-      </w:pPr>
-      <w:r>
-        <w:t>02. Explain and model the mechanism</w:t>
+        <w:spacing w:line="336" w:lineRule="auto" w:after="180"/>
+      </w:pPr>
+      <w:r>
+        <w:rPr>
+          <w:b w:val="0"/>
+        </w:rPr>
+        <w:t xml:space="preserve">Evaluate a frozen model against a </w:t>
+      </w:r>
+      <w:r>
+        <w:rPr>
+          <w:b/>
+        </w:rPr>
+        <w:t>baseline</w:t>
+      </w:r>
+      <w:r>
+        <w:rPr>
+          <w:b w:val="0"/>
+        </w:rPr>
+        <w:t xml:space="preserve"> and limit the conclusion</w:t>
       </w:r>
     </w:p>
     <w:p>
-      <w:r>
-        <w:t>Model Training a small image model using the supplied case, labelled mechanism and reasoning. Make the scope of each conclusion explicit.</w:t>
+      <w:pPr>
+        <w:pStyle w:val="Heading3"/>
+      </w:pPr>
+      <w:r>
+        <w:t>Preparation</w:t>
       </w:r>
     </w:p>
     <w:p>
@@ -662,18 +680,15 @@
         <w:pStyle w:val="Heading3"/>
       </w:pPr>
       <w:r>
-        <w:t>Explain Training a small image model · 1</w:t>
+        <w:t>Prerequisite answer</w:t>
       </w:r>
     </w:p>
     <w:p>
       <w:pPr>
-        <w:spacing w:line="336" w:lineRule="auto" w:after="180"/>
-      </w:pPr>
-      <w:r>
-        <w:rPr>
-          <w:b w:val="0"/>
-        </w:rPr>
-        <w:t>Use fictional 2 by 2 binary images, stored as two rows. Predict class 1 when the left column sum exceeds the right column sum; otherwise predict class 0. Equal sums belong to class 0.</w:t>
+        <w:pStyle w:val="Heading3"/>
+      </w:pPr>
+      <w:r>
+        <w:t>End goal for the pictorial case</w:t>
       </w:r>
     </w:p>
     <w:p>
@@ -684,30 +699,15 @@
         <w:rPr>
           <w:b w:val="0"/>
         </w:rPr>
-        <w:t>This known arithmetic task makes every step checkable; it does not establish real-world image recognition.</w:t>
+        <w:t>This added worked case illustrates the week’s main idea. Retain all original and connected topics; schedule its practice within the teaching cycle.</w:t>
       </w:r>
     </w:p>
     <w:p>
       <w:pPr>
-        <w:spacing w:line="336" w:lineRule="auto" w:after="180"/>
-      </w:pPr>
-      <w:r>
-        <w:rPr>
-          <w:b w:val="0"/>
-        </w:rPr>
-        <w:t xml:space="preserve">Apply the fixed kernel [[1, -1], [1, -1]] to the entire image to obtain d. Its negative gives -d. ReLU produces h1 = max(0, d) and h2 = max(0, -d). The </w:t>
-      </w:r>
-      <w:r>
-        <w:rPr>
-          <w:b/>
-        </w:rPr>
-        <w:t>output</w:t>
-      </w:r>
-      <w:r>
-        <w:rPr>
-          <w:b w:val="0"/>
-        </w:rPr>
-        <w:t xml:space="preserve"> score is a(h1 - h2) = ad.</w:t>
+        <w:pStyle w:val="Heading2"/>
+      </w:pPr>
+      <w:r>
+        <w:t>Materials and actual final-release gate</w:t>
       </w:r>
     </w:p>
     <w:p>
@@ -718,61 +718,28 @@
         <w:rPr>
           <w:b w:val="0"/>
         </w:rPr>
-        <w:t>Only the shared scalar a is trained; both kernels stay frozen and there is no bias or pooling.</w:t>
+        <w:t>Prepare the six public A–Fpixel cards and the complete student program. Keep the G–Ireference fixture and evaluator in teacher materials until the selected checkpoint and full procedure have actually been recorded. Provide a paper trace if code cannot be run, and distinguish that trace from observed execution. The supplied reference scores do not stand in for a learner’s own project results or actual review status.</w:t>
       </w:r>
     </w:p>
     <w:p>
       <w:pPr>
-        <w:spacing w:line="336" w:lineRule="auto" w:after="180"/>
-      </w:pPr>
-      <w:r>
-        <w:rPr>
-          <w:b w:val="0"/>
-        </w:rPr>
-        <w:t xml:space="preserve">For squared-error </w:t>
-      </w:r>
-      <w:r>
-        <w:rPr>
-          <w:b/>
-        </w:rPr>
-        <w:t>training</w:t>
-      </w:r>
-      <w:r>
-        <w:rPr>
-          <w:b w:val="0"/>
-        </w:rPr>
-        <w:t>, map class 1 to target t = 1 and class 0 to t = -1. Predict class 1 only when score &gt; 0; otherwise class 0. The score is not a probability.</w:t>
+        <w:pStyle w:val="Heading1"/>
+      </w:pPr>
+      <w:r>
+        <w:t>02. Teach fixed features,training,selection and final release in order</w:t>
       </w:r>
     </w:p>
     <w:p>
-      <w:pPr>
-        <w:spacing w:line="336" w:lineRule="auto" w:after="180"/>
-      </w:pPr>
-      <w:r>
-        <w:rPr>
-          <w:b w:val="0"/>
-        </w:rPr>
-        <w:t xml:space="preserve">Keep the teacher-held final cases unseen until the </w:t>
-      </w:r>
-      <w:r>
-        <w:rPr>
-          <w:b/>
-        </w:rPr>
-        <w:t>checkpoint</w:t>
-      </w:r>
-      <w:r>
-        <w:rPr>
-          <w:b w:val="0"/>
-        </w:rPr>
-        <w:t xml:space="preserve"> is selected and recorded.</w:t>
+      <w:r>
+        <w:t>Keep actual final cases private during development modelling.</w:t>
       </w:r>
     </w:p>
     <w:p>
       <w:pPr>
-        <w:pStyle w:val="Heading3"/>
-      </w:pPr>
-      <w:r>
-        <w:t>Explain Training a small image model · 2</w:t>
+        <w:pStyle w:val="Heading2"/>
+      </w:pPr>
+      <w:r>
+        <w:t>Main model,complete register/checkpoints and guided practice key</w:t>
       </w:r>
     </w:p>
     <w:p>
@@ -783,43 +750,7 @@
         <w:rPr>
           <w:b w:val="0"/>
         </w:rPr>
-        <w:t xml:space="preserve">Start a = 0. Use all four </w:t>
-      </w:r>
-      <w:r>
-        <w:rPr>
-          <w:b/>
-        </w:rPr>
-        <w:t>training</w:t>
-      </w:r>
-      <w:r>
-        <w:rPr>
-          <w:b w:val="0"/>
-        </w:rPr>
-        <w:t xml:space="preserve"> examples in each update, ordinary mean squared error and learning rate 0.1. Save </w:t>
-      </w:r>
-      <w:r>
-        <w:rPr>
-          <w:b/>
-        </w:rPr>
-        <w:t>checkpoint</w:t>
-      </w:r>
-      <w:r>
-        <w:rPr>
-          <w:b w:val="0"/>
-        </w:rPr>
-        <w:t xml:space="preserve">s at updates 0, 1 and 2. The </w:t>
-      </w:r>
-      <w:r>
-        <w:rPr>
-          <w:b/>
-        </w:rPr>
-        <w:t>training</w:t>
-      </w:r>
-      <w:r>
-        <w:rPr>
-          <w:b w:val="0"/>
-        </w:rPr>
-        <w:t xml:space="preserve"> loss is 2.5a squared - 3a + 1, with gradient 5a - 3.</w:t>
+        <w:t>Use fictional 2 by 2 binary images, stored as two rows. Predict class 1 when the left column sum exceeds the right column sum; otherwise predict class 0. Equal sums belong to class 0.</w:t>
       </w:r>
     </w:p>
     <w:p>
@@ -830,15 +761,30 @@
         <w:rPr>
           <w:b w:val="0"/>
         </w:rPr>
-        <w:t>Subtract learning rate times gradient; this gives a = 0.3 then a = 0.45.</w:t>
+        <w:t>This known arithmetic task makes every step checkable; it does not establish real-world image recognition.</w:t>
       </w:r>
     </w:p>
     <w:p>
       <w:pPr>
-        <w:pStyle w:val="Heading3"/>
-      </w:pPr>
-      <w:r>
-        <w:t>Explain Training a small image model · 3</w:t>
+        <w:spacing w:line="336" w:lineRule="auto" w:after="180"/>
+      </w:pPr>
+      <w:r>
+        <w:rPr>
+          <w:b w:val="0"/>
+        </w:rPr>
+        <w:t xml:space="preserve">Apply the fixed kernel [[1, -1], [1, -1]] to the entire image to obtain d. Its negative gives -d. ReLU produces h1 = max(0, d) and h2 = max(0, -d). The </w:t>
+      </w:r>
+      <w:r>
+        <w:rPr>
+          <w:b/>
+        </w:rPr>
+        <w:t>output</w:t>
+      </w:r>
+      <w:r>
+        <w:rPr>
+          <w:b w:val="0"/>
+        </w:rPr>
+        <w:t xml:space="preserve"> score is a(h1 - h2) = ad.</w:t>
       </w:r>
     </w:p>
     <w:p>
@@ -849,19 +795,7 @@
         <w:rPr>
           <w:b w:val="0"/>
         </w:rPr>
-        <w:t xml:space="preserve">The code assumes valid 2 by 2 numeric images and nonempty labelled lists. It prints update, weight, </w:t>
-      </w:r>
-      <w:r>
-        <w:rPr>
-          <w:b/>
-        </w:rPr>
-        <w:t>training</w:t>
-      </w:r>
-      <w:r>
-        <w:rPr>
-          <w:b w:val="0"/>
-        </w:rPr>
-        <w:t xml:space="preserve"> MSE and validation MSE. Validation examples are scored but never used in the gradient.</w:t>
+        <w:t>Only the shared scalar a is trained; both kernels stay frozen and there is no bias or pooling.</w:t>
       </w:r>
     </w:p>
     <w:p>
@@ -872,7 +806,1276 @@
         <w:rPr>
           <w:b w:val="0"/>
         </w:rPr>
+        <w:t xml:space="preserve">For squared-error </w:t>
+      </w:r>
+      <w:r>
+        <w:rPr>
+          <w:b/>
+        </w:rPr>
+        <w:t>training</w:t>
+      </w:r>
+      <w:r>
+        <w:rPr>
+          <w:b w:val="0"/>
+        </w:rPr>
+        <w:t>, map class 1 to target t = 1 and class 0 to t = -1. Predict class 1 only when score &gt; 0; otherwise class 0. The score is not a probability.</w:t>
+      </w:r>
+    </w:p>
+    <w:p>
+      <w:pPr>
+        <w:spacing w:line="336" w:lineRule="auto" w:after="180"/>
+      </w:pPr>
+      <w:r>
+        <w:rPr>
+          <w:b w:val="0"/>
+        </w:rPr>
+        <w:t xml:space="preserve">Keep the teacher-held final cases unseen until the </w:t>
+      </w:r>
+      <w:r>
+        <w:rPr>
+          <w:b/>
+        </w:rPr>
+        <w:t>checkpoint</w:t>
+      </w:r>
+      <w:r>
+        <w:rPr>
+          <w:b w:val="0"/>
+        </w:rPr>
+        <w:t xml:space="preserve"> is selected and recorded.</w:t>
+      </w:r>
+    </w:p>
+    <w:p>
+      <w:pPr>
+        <w:spacing w:line="336" w:lineRule="auto" w:after="180"/>
+      </w:pPr>
+      <w:r>
+        <w:rPr>
+          <w:b w:val="0"/>
+        </w:rPr>
+        <w:t xml:space="preserve">Start a = 0. Use all four </w:t>
+      </w:r>
+      <w:r>
+        <w:rPr>
+          <w:b/>
+        </w:rPr>
+        <w:t>training</w:t>
+      </w:r>
+      <w:r>
+        <w:rPr>
+          <w:b w:val="0"/>
+        </w:rPr>
+        <w:t xml:space="preserve"> examples in each update, ordinary mean squared error and learning rate 0.1. Save </w:t>
+      </w:r>
+      <w:r>
+        <w:rPr>
+          <w:b/>
+        </w:rPr>
+        <w:t>checkpoint</w:t>
+      </w:r>
+      <w:r>
+        <w:rPr>
+          <w:b w:val="0"/>
+        </w:rPr>
+        <w:t xml:space="preserve">s at updates 0, 1 and 2. The </w:t>
+      </w:r>
+      <w:r>
+        <w:rPr>
+          <w:b/>
+        </w:rPr>
+        <w:t>training</w:t>
+      </w:r>
+      <w:r>
+        <w:rPr>
+          <w:b w:val="0"/>
+        </w:rPr>
+        <w:t xml:space="preserve"> loss is 2.5a squared - 3a + 1, with gradient 5a - 3.</w:t>
+      </w:r>
+    </w:p>
+    <w:p>
+      <w:pPr>
+        <w:spacing w:line="336" w:lineRule="auto" w:after="180"/>
+      </w:pPr>
+      <w:r>
+        <w:rPr>
+          <w:b w:val="0"/>
+        </w:rPr>
+        <w:t>Subtract learning rate times gradient; this gives a = 0.3 then a = 0.45.</w:t>
+      </w:r>
+    </w:p>
+    <w:p>
+      <w:pPr>
+        <w:spacing w:line="336" w:lineRule="auto" w:after="180"/>
+      </w:pPr>
+      <w:r>
+        <w:rPr>
+          <w:b w:val="0"/>
+        </w:rPr>
+        <w:t xml:space="preserve">The code assumes valid 2 by 2 numeric images and nonempty labelled lists. It prints update, weight, </w:t>
+      </w:r>
+      <w:r>
+        <w:rPr>
+          <w:b/>
+        </w:rPr>
+        <w:t>training</w:t>
+      </w:r>
+      <w:r>
+        <w:rPr>
+          <w:b w:val="0"/>
+        </w:rPr>
+        <w:t xml:space="preserve"> MSE and validation MSE. Validation examples are scored but never used in the gradient.</w:t>
+      </w:r>
+    </w:p>
+    <w:p>
+      <w:pPr>
+        <w:spacing w:line="336" w:lineRule="auto" w:after="180"/>
+      </w:pPr>
+      <w:r>
+        <w:rPr>
+          <w:b w:val="0"/>
+        </w:rPr>
         <w:t>A single-channel filter spanning the whole image produces one value here, so no further spatial pooling is needed.</w:t>
+      </w:r>
+    </w:p>
+    <w:tbl>
+      <w:tblPr>
+        <w:tblStyle w:val="LightShading-Accent1"/>
+        <w:tblW w:type="auto" w:w="0"/>
+        <w:tblLook w:firstColumn="1" w:firstRow="1" w:lastColumn="0" w:lastRow="0" w:noHBand="0" w:noVBand="1" w:val="04A0"/>
+      </w:tblPr>
+      <w:tblGrid>
+        <w:gridCol w:w="5112"/>
+        <w:gridCol w:w="5112"/>
+      </w:tblGrid>
+      <w:tr>
+        <w:trPr>
+          <w:tblHeader/>
+        </w:trPr>
+        <w:tc>
+          <w:tcPr>
+            <w:tcW w:type="dxa" w:w="5112"/>
+          </w:tcPr>
+          <w:p>
+            <w:r>
+              <w:t>Model component</w:t>
+            </w:r>
+          </w:p>
+        </w:tc>
+        <w:tc>
+          <w:tcPr>
+            <w:tcW w:type="dxa" w:w="5112"/>
+          </w:tcPr>
+          <w:p>
+            <w:r>
+              <w:t>Complete definition / training status</w:t>
+            </w:r>
+          </w:p>
+        </w:tc>
+      </w:tr>
+      <w:tr>
+        <w:tc>
+          <w:tcPr>
+            <w:tcW w:type="dxa" w:w="5112"/>
+          </w:tcPr>
+          <w:p>
+            <w:r>
+              <w:t>Input</w:t>
+            </w:r>
+          </w:p>
+        </w:tc>
+        <w:tc>
+          <w:tcPr>
+            <w:tcW w:type="dxa" w:w="5112"/>
+          </w:tcPr>
+          <w:p>
+            <w:r>
+              <w:t>One valid 2×2 binary image, rows then columns</w:t>
+            </w:r>
+          </w:p>
+        </w:tc>
+      </w:tr>
+      <w:tr>
+        <w:tc>
+          <w:tcPr>
+            <w:tcW w:type="dxa" w:w="5112"/>
+          </w:tcPr>
+          <w:p>
+            <w:r>
+              <w:t>Frozen kernels</w:t>
+            </w:r>
+          </w:p>
+        </w:tc>
+        <w:tc>
+          <w:tcPr>
+            <w:tcW w:type="dxa" w:w="5112"/>
+          </w:tcPr>
+          <w:p>
+            <w:r>
+              <w:t>K[[1, −1], [1, −1]]computes d; its negative computes−d</w:t>
+            </w:r>
+          </w:p>
+        </w:tc>
+      </w:tr>
+      <w:tr>
+        <w:tc>
+          <w:tcPr>
+            <w:tcW w:type="dxa" w:w="5112"/>
+          </w:tcPr>
+          <w:p>
+            <w:r>
+              <w:t>Frozen activation</w:t>
+            </w:r>
+          </w:p>
+        </w:tc>
+        <w:tc>
+          <w:tcPr>
+            <w:tcW w:type="dxa" w:w="5112"/>
+          </w:tcPr>
+          <w:p>
+            <w:r>
+              <w:t>h=[ReLU(d), ReLU(−d)], so h1−h2=d</w:t>
+            </w:r>
+          </w:p>
+        </w:tc>
+      </w:tr>
+      <w:tr>
+        <w:tc>
+          <w:tcPr>
+            <w:tcW w:type="dxa" w:w="5112"/>
+          </w:tcPr>
+          <w:p>
+            <w:r>
+              <w:t>Trainable output</w:t>
+            </w:r>
+          </w:p>
+        </w:tc>
+        <w:tc>
+          <w:tcPr>
+            <w:tcW w:type="dxa" w:w="5112"/>
+          </w:tcPr>
+          <w:p>
+            <w:r>
+              <w:t>Score a(h1−h2)=ad; coefficients[a, −a]are tied to one scalar, not two independent weights</w:t>
+            </w:r>
+          </w:p>
+        </w:tc>
+      </w:tr>
+      <w:tr>
+        <w:tc>
+          <w:tcPr>
+            <w:tcW w:type="dxa" w:w="5112"/>
+          </w:tcPr>
+          <w:p>
+            <w:r>
+              <w:t>Loss and targets</w:t>
+            </w:r>
+          </w:p>
+        </w:tc>
+        <w:tc>
+          <w:tcPr>
+            <w:tcW w:type="dxa" w:w="5112"/>
+          </w:tcPr>
+          <w:p>
+            <w:r>
+              <w:t>Ordinary MSE, class 1 target+1, class 0 target−1</w:t>
+            </w:r>
+          </w:p>
+        </w:tc>
+      </w:tr>
+      <w:tr>
+        <w:tc>
+          <w:tcPr>
+            <w:tcW w:type="dxa" w:w="5112"/>
+          </w:tcPr>
+          <w:p>
+            <w:r>
+              <w:t>Prediction</w:t>
+            </w:r>
+          </w:p>
+        </w:tc>
+        <w:tc>
+          <w:tcPr>
+            <w:tcW w:type="dxa" w:w="5112"/>
+          </w:tcPr>
+          <w:p>
+            <w:r>
+              <w:t>Class1 when score&gt;0; otherwise 0, including equality</w:t>
+            </w:r>
+          </w:p>
+        </w:tc>
+      </w:tr>
+      <w:tr>
+        <w:tc>
+          <w:tcPr>
+            <w:tcW w:type="dxa" w:w="5112"/>
+          </w:tcPr>
+          <w:p>
+            <w:r>
+              <w:t>Training protocol</w:t>
+            </w:r>
+          </w:p>
+        </w:tc>
+        <w:tc>
+          <w:tcPr>
+            <w:tcW w:type="dxa" w:w="5112"/>
+          </w:tcPr>
+          <w:p>
+            <w:r>
+              <w:t>Four training rows, all per update, starta 0, rate.1, two updates; no bias or pooling</w:t>
+            </w:r>
+          </w:p>
+        </w:tc>
+      </w:tr>
+      <w:tr>
+        <w:tc>
+          <w:tcPr>
+            <w:tcW w:type="dxa" w:w="5112"/>
+          </w:tcPr>
+          <w:p>
+            <w:r>
+              <w:t>Selection and baseline</w:t>
+            </w:r>
+          </w:p>
+        </w:tc>
+        <w:tc>
+          <w:tcPr>
+            <w:tcW w:type="dxa" w:w="5112"/>
+          </w:tcPr>
+          <w:p>
+            <w:r>
+              <w:t>Lowest observed validation MSE, earlier exact ties; training-majority class baseline chooses 0on a tie</w:t>
+            </w:r>
+          </w:p>
+        </w:tc>
+      </w:tr>
+    </w:tbl>
+    <w:tbl>
+      <w:tblPr>
+        <w:tblStyle w:val="LightShading-Accent1"/>
+        <w:tblW w:type="auto" w:w="0"/>
+        <w:tblLook w:firstColumn="1" w:firstRow="1" w:lastColumn="0" w:lastRow="0" w:noHBand="0" w:noVBand="1" w:val="04A0"/>
+      </w:tblPr>
+      <w:tblGrid>
+        <w:gridCol w:w="1461"/>
+        <w:gridCol w:w="1461"/>
+        <w:gridCol w:w="1461"/>
+        <w:gridCol w:w="1461"/>
+        <w:gridCol w:w="1461"/>
+        <w:gridCol w:w="1461"/>
+        <w:gridCol w:w="1461"/>
+      </w:tblGrid>
+      <w:tr>
+        <w:trPr>
+          <w:tblHeader/>
+        </w:trPr>
+        <w:tc>
+          <w:tcPr>
+            <w:tcW w:type="dxa" w:w="1461"/>
+          </w:tcPr>
+          <w:p>
+            <w:r>
+              <w:t>Updates completed</w:t>
+            </w:r>
+          </w:p>
+        </w:tc>
+        <w:tc>
+          <w:tcPr>
+            <w:tcW w:type="dxa" w:w="1461"/>
+          </w:tcPr>
+          <w:p>
+            <w:r>
+              <w:t>a</w:t>
+            </w:r>
+          </w:p>
+        </w:tc>
+        <w:tc>
+          <w:tcPr>
+            <w:tcW w:type="dxa" w:w="1461"/>
+          </w:tcPr>
+          <w:p>
+            <w:r>
+              <w:t>Gradient for next update</w:t>
+            </w:r>
+          </w:p>
+        </w:tc>
+        <w:tc>
+          <w:tcPr>
+            <w:tcW w:type="dxa" w:w="1461"/>
+          </w:tcPr>
+          <w:p>
+            <w:r>
+              <w:t>Training MSE</w:t>
+            </w:r>
+          </w:p>
+        </w:tc>
+        <w:tc>
+          <w:tcPr>
+            <w:tcW w:type="dxa" w:w="1461"/>
+          </w:tcPr>
+          <w:p>
+            <w:r>
+              <w:t>Validation MSE</w:t>
+            </w:r>
+          </w:p>
+        </w:tc>
+        <w:tc>
+          <w:tcPr>
+            <w:tcW w:type="dxa" w:w="1461"/>
+          </w:tcPr>
+          <w:p>
+            <w:r>
+              <w:t>Training class correct/4</w:t>
+            </w:r>
+          </w:p>
+        </w:tc>
+        <w:tc>
+          <w:tcPr>
+            <w:tcW w:type="dxa" w:w="1461"/>
+          </w:tcPr>
+          <w:p>
+            <w:r>
+              <w:t>Validation class correct/2</w:t>
+            </w:r>
+          </w:p>
+        </w:tc>
+      </w:tr>
+      <w:tr>
+        <w:tc>
+          <w:tcPr>
+            <w:tcW w:type="dxa" w:w="1461"/>
+          </w:tcPr>
+          <w:p>
+            <w:r>
+              <w:t>0</w:t>
+            </w:r>
+          </w:p>
+        </w:tc>
+        <w:tc>
+          <w:tcPr>
+            <w:tcW w:type="dxa" w:w="1461"/>
+          </w:tcPr>
+          <w:p>
+            <w:r>
+              <w:t>0</w:t>
+            </w:r>
+          </w:p>
+        </w:tc>
+        <w:tc>
+          <w:tcPr>
+            <w:tcW w:type="dxa" w:w="1461"/>
+          </w:tcPr>
+          <w:p>
+            <w:r>
+              <w:t>-3</w:t>
+            </w:r>
+          </w:p>
+        </w:tc>
+        <w:tc>
+          <w:tcPr>
+            <w:tcW w:type="dxa" w:w="1461"/>
+          </w:tcPr>
+          <w:p>
+            <w:r>
+              <w:t>1</w:t>
+            </w:r>
+          </w:p>
+        </w:tc>
+        <w:tc>
+          <w:tcPr>
+            <w:tcW w:type="dxa" w:w="1461"/>
+          </w:tcPr>
+          <w:p>
+            <w:r>
+              <w:t>1</w:t>
+            </w:r>
+          </w:p>
+        </w:tc>
+        <w:tc>
+          <w:tcPr>
+            <w:tcW w:type="dxa" w:w="1461"/>
+          </w:tcPr>
+          <w:p>
+            <w:r>
+              <w:t>2</w:t>
+            </w:r>
+          </w:p>
+        </w:tc>
+        <w:tc>
+          <w:tcPr>
+            <w:tcW w:type="dxa" w:w="1461"/>
+          </w:tcPr>
+          <w:p>
+            <w:r>
+              <w:t>1</w:t>
+            </w:r>
+          </w:p>
+        </w:tc>
+      </w:tr>
+      <w:tr>
+        <w:tc>
+          <w:tcPr>
+            <w:tcW w:type="dxa" w:w="1461"/>
+          </w:tcPr>
+          <w:p>
+            <w:r>
+              <w:t>1</w:t>
+            </w:r>
+          </w:p>
+        </w:tc>
+        <w:tc>
+          <w:tcPr>
+            <w:tcW w:type="dxa" w:w="1461"/>
+          </w:tcPr>
+          <w:p>
+            <w:r>
+              <w:t>0.3</w:t>
+            </w:r>
+          </w:p>
+        </w:tc>
+        <w:tc>
+          <w:tcPr>
+            <w:tcW w:type="dxa" w:w="1461"/>
+          </w:tcPr>
+          <w:p>
+            <w:r>
+              <w:t>-1.5</w:t>
+            </w:r>
+          </w:p>
+        </w:tc>
+        <w:tc>
+          <w:tcPr>
+            <w:tcW w:type="dxa" w:w="1461"/>
+          </w:tcPr>
+          <w:p>
+            <w:r>
+              <w:t>0.325</w:t>
+            </w:r>
+          </w:p>
+        </w:tc>
+        <w:tc>
+          <w:tcPr>
+            <w:tcW w:type="dxa" w:w="1461"/>
+          </w:tcPr>
+          <w:p>
+            <w:r>
+              <w:t>0.49</w:t>
+            </w:r>
+          </w:p>
+        </w:tc>
+        <w:tc>
+          <w:tcPr>
+            <w:tcW w:type="dxa" w:w="1461"/>
+          </w:tcPr>
+          <w:p>
+            <w:r>
+              <w:t>4</w:t>
+            </w:r>
+          </w:p>
+        </w:tc>
+        <w:tc>
+          <w:tcPr>
+            <w:tcW w:type="dxa" w:w="1461"/>
+          </w:tcPr>
+          <w:p>
+            <w:r>
+              <w:t>2</w:t>
+            </w:r>
+          </w:p>
+        </w:tc>
+      </w:tr>
+      <w:tr>
+        <w:tc>
+          <w:tcPr>
+            <w:tcW w:type="dxa" w:w="1461"/>
+          </w:tcPr>
+          <w:p>
+            <w:r>
+              <w:t>2</w:t>
+            </w:r>
+          </w:p>
+        </w:tc>
+        <w:tc>
+          <w:tcPr>
+            <w:tcW w:type="dxa" w:w="1461"/>
+          </w:tcPr>
+          <w:p>
+            <w:r>
+              <w:t>0.45</w:t>
+            </w:r>
+          </w:p>
+        </w:tc>
+        <w:tc>
+          <w:tcPr>
+            <w:tcW w:type="dxa" w:w="1461"/>
+          </w:tcPr>
+          <w:p>
+            <w:r>
+              <w:t>Stop at declared budget</w:t>
+            </w:r>
+          </w:p>
+        </w:tc>
+        <w:tc>
+          <w:tcPr>
+            <w:tcW w:type="dxa" w:w="1461"/>
+          </w:tcPr>
+          <w:p>
+            <w:r>
+              <w:t>0.15625</w:t>
+            </w:r>
+          </w:p>
+        </w:tc>
+        <w:tc>
+          <w:tcPr>
+            <w:tcW w:type="dxa" w:w="1461"/>
+          </w:tcPr>
+          <w:p>
+            <w:r>
+              <w:t>0.3025</w:t>
+            </w:r>
+          </w:p>
+        </w:tc>
+        <w:tc>
+          <w:tcPr>
+            <w:tcW w:type="dxa" w:w="1461"/>
+          </w:tcPr>
+          <w:p>
+            <w:r>
+              <w:t>4</w:t>
+            </w:r>
+          </w:p>
+        </w:tc>
+        <w:tc>
+          <w:tcPr>
+            <w:tcW w:type="dxa" w:w="1461"/>
+          </w:tcPr>
+          <w:p>
+            <w:r>
+              <w:t>2</w:t>
+            </w:r>
+          </w:p>
+        </w:tc>
+      </w:tr>
+    </w:tbl>
+    <w:p>
+      <w:pPr>
+        <w:spacing w:line="336" w:lineRule="auto" w:after="180"/>
+      </w:pPr>
+      <w:r>
+        <w:rPr>
+          <w:b w:val="0"/>
+        </w:rPr>
+        <w:t>The public program supplies all six A–Fdevelopment images, performs the two training updates, selects checkpoint 2(a≈.45)using validation MSE, and audits the frozen class 0 baseline. The two positive checkpoints have the same classification accuracy but different squared losses. Scores are not probabilities. Display rounding makes floating-point output readable; decisions use unrounded scores.</w:t>
+      </w:r>
+    </w:p>
+    <w:p>
+      <w:pPr>
+        <w:spacing w:line="336" w:lineRule="auto" w:after="180"/>
+      </w:pPr>
+      <w:r>
+        <w:rPr>
+          <w:b w:val="0"/>
+        </w:rPr>
+        <w:t>These constructed arrays and reused differences do not establish independent real-object coverage or broad image recognition. The three final cases and references remain in teacher materials until the actual freeze record is checked.</w:t>
+      </w:r>
+    </w:p>
+    <w:p>
+      <w:pPr>
+        <w:spacing w:line="336" w:lineRule="auto" w:after="180"/>
+      </w:pPr>
+      <w:r>
+        <w:rPr>
+          <w:b w:val="0"/>
+        </w:rPr>
+        <w:t>Current guided key only:at a.3, E/Fscores±.3 and at a.45 scores±.45; both classify E1/F0 correctly. Validation MSEchanges.49→.3025, so the declared rule selects update 2. Train classes 2/2 tie gives baseline 0. Keep the separate final-case reference folded until the learner’s actual freeze record is checked.</w:t>
+      </w:r>
+    </w:p>
+    <w:p>
+      <w:pPr>
+        <w:pStyle w:val="Heading2"/>
+      </w:pPr>
+      <w:r>
+        <w:t>All public development images</w:t>
+      </w:r>
+    </w:p>
+    <w:p>
+      <w:r>
+        <w:drawing>
+          <wp:inline xmlns:a="http://schemas.openxmlformats.org/drawingml/2006/main" xmlns:pic="http://schemas.openxmlformats.org/drawingml/2006/picture">
+            <wp:extent cx="4614759" cy="3200399"/>
+            <wp:docPr id="1" name="Picture 1" descr="Six labelled public2by2binary development images. Train A/Bhave positive left-minus-right differences1/2and class1;Train C/Dhave differences−1/−2and class0. Validation E/Fmove a single1to the bottom-left/bottom-right,giving differences1/−1and classes1/0. Only these development cases are shown,not the teacher-held final cases."/>
+            <wp:cNvGraphicFramePr>
+              <a:graphicFrameLocks noChangeAspect="1"/>
+            </wp:cNvGraphicFramePr>
+            <a:graphic>
+              <a:graphicData uri="http://schemas.openxmlformats.org/drawingml/2006/picture">
+                <pic:pic>
+                  <pic:nvPicPr>
+                    <pic:cNvPr id="0" name="ai-5-23-development-image-cards.png"/>
+                    <pic:cNvPicPr/>
+                  </pic:nvPicPr>
+                  <pic:blipFill>
+                    <a:blip r:embed="rId9"/>
+                    <a:stretch>
+                      <a:fillRect/>
+                    </a:stretch>
+                  </pic:blipFill>
+                  <pic:spPr>
+                    <a:xfrm>
+                      <a:off x="0" y="0"/>
+                      <a:ext cx="4614759" cy="3200399"/>
+                    </a:xfrm>
+                    <a:prstGeom prst="rect"/>
+                  </pic:spPr>
+                </pic:pic>
+              </a:graphicData>
+            </a:graphic>
+          </wp:inline>
+        </w:drawing>
+      </w:r>
+    </w:p>
+    <w:p>
+      <w:pPr>
+        <w:pStyle w:val="Heading2"/>
+      </w:pPr>
+      <w:r>
+        <w:t>Separate pictured one-pair experiment</w:t>
+      </w:r>
+    </w:p>
+    <w:p>
+      <w:pPr>
+        <w:spacing w:line="336" w:lineRule="auto" w:after="180"/>
+      </w:pPr>
+      <w:r>
+        <w:rPr>
+          <w:b w:val="0"/>
+        </w:rPr>
+        <w:t>Train one tiny image score with a fixed budget and a separately reserved check.</w:t>
+      </w:r>
+    </w:p>
+    <w:p>
+      <w:pPr>
+        <w:spacing w:line="336" w:lineRule="auto" w:after="180"/>
+      </w:pPr>
+      <w:r>
+        <w:rPr>
+          <w:b w:val="0"/>
+        </w:rPr>
+        <w:t xml:space="preserve">Toy brightness difference d=left−right; score=a×d. </w:t>
+      </w:r>
+      <w:r>
+        <w:rPr>
+          <w:b/>
+        </w:rPr>
+        <w:t>Training</w:t>
+      </w:r>
+      <w:r>
+        <w:rPr>
+          <w:b w:val="0"/>
+        </w:rPr>
+        <w:t xml:space="preserve"> pair d=2, target 2; start a=0; squared loss; learning rate 1/16; two updates.</w:t>
+      </w:r>
+    </w:p>
+    <w:p>
+      <w:pPr>
+        <w:spacing w:line="336" w:lineRule="auto" w:after="180"/>
+      </w:pPr>
+      <w:r>
+        <w:rPr>
+          <w:b w:val="0"/>
+        </w:rPr>
+        <w:t xml:space="preserve">All </w:t>
+      </w:r>
+      <w:r>
+        <w:rPr>
+          <w:b/>
+        </w:rPr>
+        <w:t>input</w:t>
+      </w:r>
+      <w:r>
+        <w:rPr>
+          <w:b w:val="0"/>
+        </w:rPr>
+        <w:t>s and outcomes in this worked example are invented classroom data; no real model run is claimed.</w:t>
+      </w:r>
+    </w:p>
+    <w:p>
+      <w:pPr>
+        <w:spacing w:line="336" w:lineRule="auto" w:after="180"/>
+      </w:pPr>
+      <w:r>
+        <w:rPr>
+          <w:b w:val="0"/>
+        </w:rPr>
+        <w:t>The picture is a separate scalar brightness experiment:d2, target 2, starta 0, squared loss, rate 1/16. Two updates use gradients−8 then−4, giving a.5 then.75 and training losses 1 then.25. Its supplied reserved d1, target 1 pair has score.75, error.0625. Four updates instead reach.875 then.9375, training loss.015625.</w:t>
+      </w:r>
+    </w:p>
+    <w:p>
+      <w:pPr>
+        <w:spacing w:line="336" w:lineRule="auto" w:after="180"/>
+      </w:pPr>
+      <w:r>
+        <w:rPr>
+          <w:b w:val="0"/>
+        </w:rPr>
+        <w:t>This different target/rate does not provide the main image model’s final cases or a comparison of independent performance after choosing the budget.</w:t>
+      </w:r>
+    </w:p>
+    <w:p>
+      <w:pPr>
+        <w:pStyle w:val="Heading2"/>
+      </w:pPr>
+      <w:r>
+        <w:t>Trace the training-budget change without a generalization claim</w:t>
+      </w:r>
+    </w:p>
+    <w:p>
+      <w:r>
+        <w:drawing>
+          <wp:inline xmlns:a="http://schemas.openxmlformats.org/drawingml/2006/main" xmlns:pic="http://schemas.openxmlformats.org/drawingml/2006/picture">
+            <wp:extent cx="5486400" cy="3182112"/>
+            <wp:docPr id="2" name="Picture 2" descr="First update: Gradient 2(2a-2)×2=-8; new a = 0.5, training loss 1. → Second update: Gradient at 0.5 is-4; new a = 0.75, training loss 0.25. → Validation score: At reserved d1, target 1: prediction 0.75, squared error 0.0625."/>
+            <wp:cNvGraphicFramePr>
+              <a:graphicFrameLocks noChangeAspect="1"/>
+            </wp:cNvGraphicFramePr>
+            <a:graphic>
+              <a:graphicData uri="http://schemas.openxmlformats.org/drawingml/2006/picture">
+                <pic:pic>
+                  <pic:nvPicPr>
+                    <pic:cNvPr id="0" name="academy-story-ai-5-23-02.png"/>
+                    <pic:cNvPicPr/>
+                  </pic:nvPicPr>
+                  <pic:blipFill>
+                    <a:blip r:embed="rId10"/>
+                    <a:stretch>
+                      <a:fillRect/>
+                    </a:stretch>
+                  </pic:blipFill>
+                  <pic:spPr>
+                    <a:xfrm>
+                      <a:off x="0" y="0"/>
+                      <a:ext cx="5486400" cy="3182112"/>
+                    </a:xfrm>
+                    <a:prstGeom prst="rect"/>
+                  </pic:spPr>
+                </pic:pic>
+              </a:graphicData>
+            </a:graphic>
+          </wp:inline>
+        </w:drawing>
+      </w:r>
+    </w:p>
+    <w:p>
+      <w:pPr>
+        <w:pStyle w:val="Heading3"/>
+      </w:pPr>
+      <w:r>
+        <w:t>Read the picture one step at a time</w:t>
+      </w:r>
+    </w:p>
+    <w:tbl>
+      <w:tblPr>
+        <w:tblStyle w:val="LightShading-Accent1"/>
+        <w:tblW w:type="auto" w:w="0"/>
+        <w:tblLook w:firstColumn="1" w:firstRow="1" w:lastColumn="0" w:lastRow="0" w:noHBand="0" w:noVBand="1" w:val="04A0"/>
+      </w:tblPr>
+      <w:tblGrid>
+        <w:gridCol w:w="5112"/>
+        <w:gridCol w:w="5112"/>
+      </w:tblGrid>
+      <w:tr>
+        <w:trPr>
+          <w:tblHeader/>
+        </w:trPr>
+        <w:tc>
+          <w:tcPr>
+            <w:tcW w:type="dxa" w:w="5112"/>
+          </w:tcPr>
+          <w:p>
+            <w:r>
+              <w:t>Step</w:t>
+            </w:r>
+          </w:p>
+        </w:tc>
+        <w:tc>
+          <w:tcPr>
+            <w:tcW w:type="dxa" w:w="5112"/>
+          </w:tcPr>
+          <w:p>
+            <w:r>
+              <w:t>What happens and why</w:t>
+            </w:r>
+          </w:p>
+        </w:tc>
+      </w:tr>
+      <w:tr>
+        <w:tc>
+          <w:tcPr>
+            <w:tcW w:type="dxa" w:w="5112"/>
+          </w:tcPr>
+          <w:p>
+            <w:r>
+              <w:t>1. First update</w:t>
+            </w:r>
+          </w:p>
+        </w:tc>
+        <w:tc>
+          <w:tcPr>
+            <w:tcW w:type="dxa" w:w="5112"/>
+          </w:tcPr>
+          <w:p>
+            <w:r>
+              <w:t>Gradient 2(2a-2)×2=-8; new a = 0.5, training loss 1.</w:t>
+            </w:r>
+          </w:p>
+        </w:tc>
+      </w:tr>
+      <w:tr>
+        <w:tc>
+          <w:tcPr>
+            <w:tcW w:type="dxa" w:w="5112"/>
+          </w:tcPr>
+          <w:p>
+            <w:r>
+              <w:t>2. Second update</w:t>
+            </w:r>
+          </w:p>
+        </w:tc>
+        <w:tc>
+          <w:tcPr>
+            <w:tcW w:type="dxa" w:w="5112"/>
+          </w:tcPr>
+          <w:p>
+            <w:r>
+              <w:t>Gradient at 0.5 is-4; new a = 0.75, training loss 0.25.</w:t>
+            </w:r>
+          </w:p>
+        </w:tc>
+      </w:tr>
+      <w:tr>
+        <w:tc>
+          <w:tcPr>
+            <w:tcW w:type="dxa" w:w="5112"/>
+          </w:tcPr>
+          <w:p>
+            <w:r>
+              <w:t>3. Validation score</w:t>
+            </w:r>
+          </w:p>
+        </w:tc>
+        <w:tc>
+          <w:tcPr>
+            <w:tcW w:type="dxa" w:w="5112"/>
+          </w:tcPr>
+          <w:p>
+            <w:r>
+              <w:t>At reserved d1, target 1: prediction 0.75, squared error 0.0625.</w:t>
+            </w:r>
+          </w:p>
+        </w:tc>
+      </w:tr>
+    </w:tbl>
+    <w:p>
+      <w:r>
+        <w:t>Match each pictured step to the supplied facts. This is a worked teaching case, not an independent assessment.</w:t>
+      </w:r>
+    </w:p>
+    <w:p>
+      <w:pPr>
+        <w:spacing w:line="336" w:lineRule="auto" w:after="180"/>
+      </w:pPr>
+      <w:r>
+        <w:rPr>
+          <w:b w:val="0"/>
+        </w:rPr>
+        <w:t xml:space="preserve">The image feature is a brightness difference, and </w:t>
+      </w:r>
+      <w:r>
+        <w:rPr>
+          <w:b/>
+        </w:rPr>
+        <w:t>training</w:t>
+      </w:r>
+      <w:r>
+        <w:rPr>
+          <w:b w:val="0"/>
+        </w:rPr>
+        <w:t xml:space="preserve"> adjusts one </w:t>
+      </w:r>
+      <w:r>
+        <w:rPr>
+          <w:b/>
+        </w:rPr>
+        <w:t>output</w:t>
+      </w:r>
+      <w:r>
+        <w:rPr>
+          <w:b w:val="0"/>
+        </w:rPr>
+        <w:t xml:space="preserve"> weight multiplying it. Each gradient is computed using the current </w:t>
+      </w:r>
+      <w:r>
+        <w:rPr>
+          <w:b/>
+        </w:rPr>
+        <w:t>prediction</w:t>
+      </w:r>
+      <w:r>
+        <w:rPr>
+          <w:b w:val="0"/>
+        </w:rPr>
+        <w:t xml:space="preserve"> before the next update.</w:t>
+      </w:r>
+    </w:p>
+    <w:p>
+      <w:pPr>
+        <w:spacing w:line="336" w:lineRule="auto" w:after="180"/>
+      </w:pPr>
+      <w:r>
+        <w:rPr>
+          <w:b w:val="0"/>
+        </w:rPr>
+        <w:t xml:space="preserve">In this example, the rate halves the distance to the </w:t>
+      </w:r>
+      <w:r>
+        <w:rPr>
+          <w:b/>
+        </w:rPr>
+        <w:t>training</w:t>
+      </w:r>
+      <w:r>
+        <w:rPr>
+          <w:b w:val="0"/>
+        </w:rPr>
+        <w:t xml:space="preserve"> optimum each time. More updates reduce this </w:t>
+      </w:r>
+      <w:r>
+        <w:rPr>
+          <w:b/>
+        </w:rPr>
+        <w:t>training</w:t>
+      </w:r>
+      <w:r>
+        <w:rPr>
+          <w:b w:val="0"/>
+        </w:rPr>
+        <w:t xml:space="preserve"> loss, but choosing a budget still requires separate validation </w:t>
+      </w:r>
+      <w:r>
+        <w:rPr>
+          <w:b/>
+        </w:rPr>
+        <w:t>evidence</w:t>
+      </w:r>
+      <w:r>
+        <w:rPr>
+          <w:b w:val="0"/>
+        </w:rPr>
+        <w:t>.</w:t>
+      </w:r>
+    </w:p>
+    <w:p>
+      <w:pPr>
+        <w:spacing w:line="336" w:lineRule="auto" w:after="180"/>
+      </w:pPr>
+      <w:r>
+        <w:rPr>
+          <w:b w:val="0"/>
+        </w:rPr>
+        <w:t>This scalar brightness model is a transparent toy image task, not a claim that a full image network was run.</w:t>
+      </w:r>
+    </w:p>
+    <w:p>
+      <w:pPr>
+        <w:spacing w:line="336" w:lineRule="auto" w:after="180"/>
+      </w:pPr>
+      <w:r>
+        <w:rPr>
+          <w:b w:val="0"/>
+        </w:rPr>
+        <w:t xml:space="preserve">Change: Double the two-update budget while keeping the same </w:t>
+      </w:r>
+      <w:r>
+        <w:rPr>
+          <w:b/>
+        </w:rPr>
+        <w:t>training</w:t>
+      </w:r>
+      <w:r>
+        <w:rPr>
+          <w:b w:val="0"/>
+        </w:rPr>
+        <w:t xml:space="preserve"> rule.</w:t>
+      </w:r>
+    </w:p>
+    <w:p>
+      <w:pPr>
+        <w:spacing w:line="336" w:lineRule="auto" w:after="180"/>
+      </w:pPr>
+      <w:r>
+        <w:rPr>
+          <w:b/>
+        </w:rPr>
+        <w:t>Prediction</w:t>
+      </w:r>
+      <w:r>
+        <w:rPr>
+          <w:b w:val="0"/>
+        </w:rPr>
+        <w:t xml:space="preserve">: Next a values 0.875 and 0.9375; </w:t>
+      </w:r>
+      <w:r>
+        <w:rPr>
+          <w:b/>
+        </w:rPr>
+        <w:t>training</w:t>
+      </w:r>
+      <w:r>
+        <w:rPr>
+          <w:b w:val="0"/>
+        </w:rPr>
+        <w:t xml:space="preserve"> loss falls to 0.015625.</w:t>
+      </w:r>
+    </w:p>
+    <w:p>
+      <w:pPr>
+        <w:spacing w:line="336" w:lineRule="auto" w:after="180"/>
+      </w:pPr>
+      <w:r>
+        <w:rPr>
+          <w:b w:val="0"/>
+        </w:rPr>
+        <w:t xml:space="preserve">Reason: Each update halves the distance to the </w:t>
+      </w:r>
+      <w:r>
+        <w:rPr>
+          <w:b/>
+        </w:rPr>
+        <w:t>training</w:t>
+      </w:r>
+      <w:r>
+        <w:rPr>
+          <w:b w:val="0"/>
+        </w:rPr>
+        <w:t xml:space="preserve"> optimum 1 in this toy system.</w:t>
+      </w:r>
+    </w:p>
+    <w:p>
+      <w:pPr>
+        <w:pStyle w:val="Heading2"/>
+      </w:pPr>
+      <w:r>
+        <w:t>Teacher-only final-case reference after freeze · reference / check after trying</w:t>
+      </w:r>
+    </w:p>
+    <w:p>
+      <w:pPr>
+        <w:spacing w:line="336" w:lineRule="auto" w:after="180"/>
+      </w:pPr>
+      <w:r>
+        <w:rPr>
+          <w:b w:val="0"/>
+        </w:rPr>
+        <w:t xml:space="preserve">Guided: at a = 0.3, E and F score 0.3 and -0.3; at a = 0.45 they score 0.45 and -0.45. Both </w:t>
+      </w:r>
+      <w:r>
+        <w:rPr>
+          <w:b/>
+        </w:rPr>
+        <w:t>checkpoint</w:t>
+      </w:r>
+      <w:r>
+        <w:rPr>
+          <w:b w:val="0"/>
+        </w:rPr>
+        <w:t>s predict classes 1 and 0 correctly, while squared residuals change from 0.49 to 0.3025.</w:t>
+      </w:r>
+    </w:p>
+    <w:p>
+      <w:pPr>
+        <w:spacing w:line="336" w:lineRule="auto" w:after="180"/>
+      </w:pPr>
+      <w:r>
+        <w:rPr>
+          <w:b w:val="0"/>
+        </w:rPr>
+        <w:t xml:space="preserve">Final cases: G rows [1, 1], [1, 0], class 1; H rows [1, 1], [0, 1], class 0; I rows [1, 0], [0, 1], class 0. Differences are 1, -1, 0; scores 0.45, -0.45, 0; </w:t>
+      </w:r>
+      <w:r>
+        <w:rPr>
+          <w:b/>
+        </w:rPr>
+        <w:t>prediction</w:t>
+      </w:r>
+      <w:r>
+        <w:rPr>
+          <w:b w:val="0"/>
+        </w:rPr>
+        <w:t xml:space="preserve">s 1, 0, 0. Model accuracy is 3 of 3, </w:t>
+      </w:r>
+      <w:r>
+        <w:rPr>
+          <w:b/>
+        </w:rPr>
+        <w:t>baseline</w:t>
+      </w:r>
+      <w:r>
+        <w:rPr>
+          <w:b w:val="0"/>
+        </w:rPr>
+        <w:t xml:space="preserve"> 2 of 3.</w:t>
+      </w:r>
+    </w:p>
+    <w:p>
+      <w:pPr>
+        <w:spacing w:line="336" w:lineRule="auto" w:after="180"/>
+      </w:pPr>
+      <w:r>
+        <w:rPr>
+          <w:b w:val="0"/>
+        </w:rPr>
+        <w:t>Signed-target squared errors are 0.3025, 0.3025, 1, so final MSE is 0.535. The tie case is classified correctly despite nonzero regression error.</w:t>
+      </w:r>
+    </w:p>
+    <w:p>
+      <w:pPr>
+        <w:spacing w:line="336" w:lineRule="auto" w:after="180"/>
+      </w:pPr>
+      <w:r>
+        <w:rPr>
+          <w:b w:val="0"/>
+        </w:rPr>
+        <w:t xml:space="preserve">Exit: only a was learned; using final results to choose a model contaminates final evaluation. Preserve setup, </w:t>
+      </w:r>
+      <w:r>
+        <w:rPr>
+          <w:b/>
+        </w:rPr>
+        <w:t>prediction</w:t>
+      </w:r>
+      <w:r>
+        <w:rPr>
+          <w:b w:val="0"/>
+        </w:rPr>
+        <w:t xml:space="preserve">s, </w:t>
+      </w:r>
+      <w:r>
+        <w:rPr>
+          <w:b/>
+        </w:rPr>
+        <w:t>baseline</w:t>
+      </w:r>
+      <w:r>
+        <w:rPr>
+          <w:b w:val="0"/>
+        </w:rPr>
+        <w:t xml:space="preserve"> and limits.</w:t>
+      </w:r>
+    </w:p>
+    <w:p>
+      <w:pPr>
+        <w:pStyle w:val="Heading2"/>
+      </w:pPr>
+      <w:r>
+        <w:t>Earlier wording, alternatives and picture transcripts · reference / check after trying</w:t>
       </w:r>
     </w:p>
     <w:tbl>
@@ -1160,118 +2363,6 @@
         <w:pStyle w:val="Heading3"/>
       </w:pPr>
       <w:r>
-        <w:t>Explain Training a small image model · 4</w:t>
-      </w:r>
-    </w:p>
-    <w:p>
-      <w:pPr>
-        <w:spacing w:line="336" w:lineRule="auto" w:after="180"/>
-      </w:pPr>
-      <w:r>
-        <w:rPr>
-          <w:b w:val="0"/>
-        </w:rPr>
-        <w:t xml:space="preserve">Guided: at a = 0.3, E and F score 0.3 and -0.3; at a = 0.45 they score 0.45 and -0.45. Both </w:t>
-      </w:r>
-      <w:r>
-        <w:rPr>
-          <w:b/>
-        </w:rPr>
-        <w:t>checkpoint</w:t>
-      </w:r>
-      <w:r>
-        <w:rPr>
-          <w:b w:val="0"/>
-        </w:rPr>
-        <w:t>s predict classes 1 and 0 correctly, while squared residuals change from 0.49 to 0.3025.</w:t>
-      </w:r>
-    </w:p>
-    <w:p>
-      <w:pPr>
-        <w:spacing w:line="336" w:lineRule="auto" w:after="180"/>
-      </w:pPr>
-      <w:r>
-        <w:rPr>
-          <w:b w:val="0"/>
-        </w:rPr>
-        <w:t xml:space="preserve">Final cases: G rows [1, 1], [1, 0], class 1; H rows [1, 1], [0, 1], class 0; I rows [1, 0], [0, 1], class 0. Differences are 1, -1, 0; scores 0.45, -0.45, 0; </w:t>
-      </w:r>
-      <w:r>
-        <w:rPr>
-          <w:b/>
-        </w:rPr>
-        <w:t>prediction</w:t>
-      </w:r>
-      <w:r>
-        <w:rPr>
-          <w:b w:val="0"/>
-        </w:rPr>
-        <w:t xml:space="preserve">s 1, 0, 0. Model accuracy is 3 of 3, </w:t>
-      </w:r>
-      <w:r>
-        <w:rPr>
-          <w:b/>
-        </w:rPr>
-        <w:t>baseline</w:t>
-      </w:r>
-      <w:r>
-        <w:rPr>
-          <w:b w:val="0"/>
-        </w:rPr>
-        <w:t xml:space="preserve"> 2 of 3.</w:t>
-      </w:r>
-    </w:p>
-    <w:p>
-      <w:pPr>
-        <w:spacing w:line="336" w:lineRule="auto" w:after="180"/>
-      </w:pPr>
-      <w:r>
-        <w:rPr>
-          <w:b w:val="0"/>
-        </w:rPr>
-        <w:t>Signed-target squared errors are 0.3025, 0.3025, 1, so final MSE is 0.535. The tie case is classified correctly despite nonzero regression error.</w:t>
-      </w:r>
-    </w:p>
-    <w:p>
-      <w:pPr>
-        <w:spacing w:line="336" w:lineRule="auto" w:after="180"/>
-      </w:pPr>
-      <w:r>
-        <w:rPr>
-          <w:b w:val="0"/>
-        </w:rPr>
-        <w:t xml:space="preserve">Exit: only a was learned; using final results to choose a model contaminates final evaluation. Preserve setup, </w:t>
-      </w:r>
-      <w:r>
-        <w:rPr>
-          <w:b/>
-        </w:rPr>
-        <w:t>prediction</w:t>
-      </w:r>
-      <w:r>
-        <w:rPr>
-          <w:b w:val="0"/>
-        </w:rPr>
-        <w:t xml:space="preserve">s, </w:t>
-      </w:r>
-      <w:r>
-        <w:rPr>
-          <w:b/>
-        </w:rPr>
-        <w:t>baseline</w:t>
-      </w:r>
-      <w:r>
-        <w:rPr>
-          <w:b w:val="0"/>
-        </w:rPr>
-        <w:t xml:space="preserve"> and limits.</w:t>
-      </w:r>
-    </w:p>
-    <w:p>
-      <w:pPr>
-        <w:pStyle w:val="Heading3"/>
-      </w:pPr>
-      <w:r>
         <w:t>Model the reasoning aloud</w:t>
       </w:r>
     </w:p>
@@ -1616,85 +2707,10 @@
     </w:p>
     <w:p>
       <w:pPr>
-        <w:spacing w:line="336" w:lineRule="auto" w:after="180"/>
-      </w:pPr>
-      <w:r>
-        <w:rPr>
-          <w:b w:val="0"/>
-        </w:rPr>
-        <w:t>Train one tiny image score with a fixed budget and a separately reserved check.</w:t>
-      </w:r>
-    </w:p>
-    <w:p>
-      <w:pPr>
         <w:pStyle w:val="Heading3"/>
       </w:pPr>
       <w:r>
         <w:t>The facts we will use</w:t>
-      </w:r>
-    </w:p>
-    <w:p>
-      <w:pPr>
-        <w:pStyle w:val="Heading3"/>
-      </w:pPr>
-      <w:r>
-        <w:t>Supplied facts</w:t>
-      </w:r>
-    </w:p>
-    <w:p>
-      <w:pPr>
-        <w:spacing w:line="336" w:lineRule="auto" w:after="180"/>
-        <w:shd w:fill="F1F6FC"/>
-      </w:pPr>
-      <w:r>
-        <w:rPr>
-          <w:b w:val="0"/>
-        </w:rPr>
-        <w:t xml:space="preserve">Toy brightness difference d=left−right; score=a×d. </w:t>
-      </w:r>
-      <w:r>
-        <w:rPr>
-          <w:b/>
-        </w:rPr>
-        <w:t>Training</w:t>
-      </w:r>
-      <w:r>
-        <w:rPr>
-          <w:b w:val="0"/>
-        </w:rPr>
-        <w:t xml:space="preserve"> pair d=2, target 2; start a=0; squared loss; learning rate 1/16; two updates.</w:t>
-      </w:r>
-    </w:p>
-    <w:p>
-      <w:pPr>
-        <w:pStyle w:val="Heading3"/>
-      </w:pPr>
-      <w:r>
-        <w:t>Supplied facts</w:t>
-      </w:r>
-    </w:p>
-    <w:p>
-      <w:pPr>
-        <w:spacing w:line="336" w:lineRule="auto" w:after="180"/>
-        <w:shd w:fill="F1F6FC"/>
-      </w:pPr>
-      <w:r>
-        <w:rPr>
-          <w:b w:val="0"/>
-        </w:rPr>
-        <w:t xml:space="preserve">All </w:t>
-      </w:r>
-      <w:r>
-        <w:rPr>
-          <w:b/>
-        </w:rPr>
-        <w:t>input</w:t>
-      </w:r>
-      <w:r>
-        <w:rPr>
-          <w:b w:val="0"/>
-        </w:rPr>
-        <w:t>s and outcomes in this worked example are invented classroom data; no real model run is claimed.</w:t>
       </w:r>
     </w:p>
     <w:p>
@@ -1702,7 +2718,7 @@
         <w:drawing>
           <wp:inline xmlns:a="http://schemas.openxmlformats.org/drawingml/2006/main" xmlns:pic="http://schemas.openxmlformats.org/drawingml/2006/picture">
             <wp:extent cx="5486400" cy="5185229"/>
-            <wp:docPr id="1" name="Picture 1" descr="Training a small image model. First update: Gradient 2(2a-2)×2=-8; new a = 0.5, training loss 1.. Second update: Gradient at 0.5 is-4; new a = 0.75, training loss 0.25.. Validation score: At reserved d1, target 1: prediction 0.75, squared error 0.0625."/>
+            <wp:docPr id="3" name="Picture 3" descr="Training a small image model. First update: Gradient 2(2a-2)×2=-8; new a = 0.5, training loss 1.. Second update: Gradient at 0.5 is-4; new a = 0.75, training loss 0.25.. Validation score: At reserved d1, target 1: prediction 0.75, squared error 0.0625."/>
             <wp:cNvGraphicFramePr>
               <a:graphicFrameLocks noChangeAspect="1"/>
             </wp:cNvGraphicFramePr>
@@ -1714,7 +2730,7 @@
                     <pic:cNvPicPr/>
                   </pic:nvPicPr>
                   <pic:blipFill>
-                    <a:blip r:embed="rId9"/>
+                    <a:blip r:embed="rId11"/>
                     <a:stretch>
                       <a:fillRect/>
                     </a:stretch>
@@ -1738,114 +2754,7 @@
         <w:pStyle w:val="Heading3"/>
       </w:pPr>
       <w:r>
-        <w:t>Read the picture one step at a time</w:t>
-      </w:r>
-    </w:p>
-    <w:tbl>
-      <w:tblPr>
-        <w:tblStyle w:val="LightShading-Accent1"/>
-        <w:tblW w:type="auto" w:w="0"/>
-        <w:tblLook w:firstColumn="1" w:firstRow="1" w:lastColumn="0" w:lastRow="0" w:noHBand="0" w:noVBand="1" w:val="04A0"/>
-      </w:tblPr>
-      <w:tblGrid>
-        <w:gridCol w:w="5112"/>
-        <w:gridCol w:w="5112"/>
-      </w:tblGrid>
-      <w:tr>
-        <w:trPr>
-          <w:tblHeader/>
-        </w:trPr>
-        <w:tc>
-          <w:tcPr>
-            <w:tcW w:type="dxa" w:w="5112"/>
-          </w:tcPr>
-          <w:p>
-            <w:r>
-              <w:t>Step</w:t>
-            </w:r>
-          </w:p>
-        </w:tc>
-        <w:tc>
-          <w:tcPr>
-            <w:tcW w:type="dxa" w:w="5112"/>
-          </w:tcPr>
-          <w:p>
-            <w:r>
-              <w:t>What happens and why</w:t>
-            </w:r>
-          </w:p>
-        </w:tc>
-      </w:tr>
-      <w:tr>
-        <w:tc>
-          <w:tcPr>
-            <w:tcW w:type="dxa" w:w="5112"/>
-          </w:tcPr>
-          <w:p>
-            <w:r>
-              <w:t>1. First update</w:t>
-            </w:r>
-          </w:p>
-        </w:tc>
-        <w:tc>
-          <w:tcPr>
-            <w:tcW w:type="dxa" w:w="5112"/>
-          </w:tcPr>
-          <w:p>
-            <w:r>
-              <w:t>Gradient 2(2a-2)×2=-8; new a = 0.5, training loss 1.</w:t>
-            </w:r>
-          </w:p>
-        </w:tc>
-      </w:tr>
-      <w:tr>
-        <w:tc>
-          <w:tcPr>
-            <w:tcW w:type="dxa" w:w="5112"/>
-          </w:tcPr>
-          <w:p>
-            <w:r>
-              <w:t>2. Second update</w:t>
-            </w:r>
-          </w:p>
-        </w:tc>
-        <w:tc>
-          <w:tcPr>
-            <w:tcW w:type="dxa" w:w="5112"/>
-          </w:tcPr>
-          <w:p>
-            <w:r>
-              <w:t>Gradient at 0.5 is-4; new a = 0.75, training loss 0.25.</w:t>
-            </w:r>
-          </w:p>
-        </w:tc>
-      </w:tr>
-      <w:tr>
-        <w:tc>
-          <w:tcPr>
-            <w:tcW w:type="dxa" w:w="5112"/>
-          </w:tcPr>
-          <w:p>
-            <w:r>
-              <w:t>3. Validation score</w:t>
-            </w:r>
-          </w:p>
-        </w:tc>
-        <w:tc>
-          <w:tcPr>
-            <w:tcW w:type="dxa" w:w="5112"/>
-          </w:tcPr>
-          <w:p>
-            <w:r>
-              <w:t>At reserved d1, target 1: prediction 0.75, squared error 0.0625.</w:t>
-            </w:r>
-          </w:p>
-        </w:tc>
-      </w:tr>
-    </w:tbl>
-    <w:p>
-      <w:r>
-        <w:t>Match each pictured step to the supplied facts. This is a worked teaching case, not an independent assessment.</w:t>
+        <w:t>Why this result follows</w:t>
       </w:r>
     </w:p>
     <w:p>
@@ -1853,7 +2762,7 @@
         <w:pStyle w:val="Heading3"/>
       </w:pPr>
       <w:r>
-        <w:t>Why this result follows</w:t>
+        <w:t>What this example does not establish</w:t>
       </w:r>
     </w:p>
     <w:p>
@@ -1861,292 +2770,331 @@
         <w:pStyle w:val="Heading3"/>
       </w:pPr>
       <w:r>
-        <w:t>Why the result follows</w:t>
+        <w:t>Change one thing in the pictured case</w:t>
       </w:r>
     </w:p>
     <w:p>
       <w:pPr>
-        <w:spacing w:line="336" w:lineRule="auto" w:after="180"/>
-        <w:shd w:fill="F1F6FC"/>
-      </w:pPr>
-      <w:r>
-        <w:rPr>
-          <w:b w:val="0"/>
-        </w:rPr>
-        <w:t xml:space="preserve">The image feature is a brightness difference, and </w:t>
-      </w:r>
-      <w:r>
-        <w:rPr>
-          <w:b/>
-        </w:rPr>
-        <w:t>training</w:t>
-      </w:r>
-      <w:r>
-        <w:rPr>
-          <w:b w:val="0"/>
-        </w:rPr>
-        <w:t xml:space="preserve"> adjusts one </w:t>
-      </w:r>
-      <w:r>
-        <w:rPr>
-          <w:b/>
-        </w:rPr>
-        <w:t>output</w:t>
-      </w:r>
-      <w:r>
-        <w:rPr>
-          <w:b w:val="0"/>
-        </w:rPr>
-        <w:t xml:space="preserve"> weight multiplying it. Each gradient is computed using the current </w:t>
-      </w:r>
-      <w:r>
-        <w:rPr>
-          <w:b/>
-        </w:rPr>
-        <w:t>prediction</w:t>
-      </w:r>
-      <w:r>
-        <w:rPr>
-          <w:b w:val="0"/>
-        </w:rPr>
-        <w:t xml:space="preserve"> before the next update.</w:t>
+        <w:pStyle w:val="Heading3"/>
+      </w:pPr>
+      <w:r>
+        <w:t>Ask while showing the picture</w:t>
       </w:r>
     </w:p>
     <w:p>
       <w:pPr>
         <w:spacing w:line="336" w:lineRule="auto" w:after="180"/>
-        <w:shd w:fill="F1F6FC"/>
       </w:pPr>
       <w:r>
         <w:rPr>
           <w:b w:val="0"/>
         </w:rPr>
-        <w:t xml:space="preserve">In this example, the rate halves the distance to the </w:t>
+        <w:t xml:space="preserve">Cover the result. Ask learners to name the </w:t>
       </w:r>
       <w:r>
         <w:rPr>
           <w:b/>
         </w:rPr>
-        <w:t>training</w:t>
+        <w:t>input</w:t>
       </w:r>
       <w:r>
         <w:rPr>
           <w:b w:val="0"/>
         </w:rPr>
-        <w:t xml:space="preserve"> optimum each time. More updates reduce this </w:t>
+        <w:t xml:space="preserve">s and predict the next step. Uncover one step, connect the icon to the actual procedure, and explain its </w:t>
       </w:r>
       <w:r>
         <w:rPr>
           <w:b/>
         </w:rPr>
-        <w:t>training</w:t>
+        <w:t>evidence</w:t>
       </w:r>
       <w:r>
         <w:rPr>
           <w:b w:val="0"/>
         </w:rPr>
-        <w:t xml:space="preserve"> loss, but choosing a budget still requires separate validation </w:t>
-      </w:r>
-      <w:r>
-        <w:rPr>
-          <w:b/>
-        </w:rPr>
-        <w:t>evidence</w:t>
-      </w:r>
-      <w:r>
-        <w:rPr>
-          <w:b w:val="0"/>
-        </w:rPr>
-        <w:t>.</w:t>
+        <w:t>. Then change the supplied condition and compare.</w:t>
       </w:r>
     </w:p>
     <w:p>
       <w:pPr>
-        <w:pStyle w:val="Heading3"/>
-      </w:pPr>
-      <w:r>
-        <w:t>What this example does not establish</w:t>
+        <w:spacing w:line="336" w:lineRule="auto" w:after="180"/>
+      </w:pPr>
+      <w:r>
+        <w:rPr>
+          <w:b w:val="0"/>
+        </w:rPr>
+        <w:t>The picture is a representation; it does not document execution of a real AI model.</w:t>
       </w:r>
     </w:p>
     <w:p>
       <w:pPr>
-        <w:pStyle w:val="Heading3"/>
-      </w:pPr>
-      <w:r>
-        <w:t>Keep the stated limit</w:t>
+        <w:pStyle w:val="Heading2"/>
+      </w:pPr>
+      <w:r>
+        <w:t>Teacher-only complete final evaluator and checked result · reference / check after trying</w:t>
       </w:r>
     </w:p>
     <w:p>
       <w:pPr>
         <w:spacing w:line="336" w:lineRule="auto" w:after="180"/>
-        <w:shd w:fill="FFF5E6"/>
       </w:pPr>
       <w:r>
         <w:rPr>
           <w:b w:val="0"/>
         </w:rPr>
-        <w:t>This scalar brightness model is a transparent toy image task, not a claim that a full image network was run.</w:t>
+        <w:t>Teacher final reference only:after checking the actual saved checkpoint 2/a≈.45 system, the supplied final G/H/Icases yield scores.45/−.45/0, classes 1/0/0, model 3/3 versus fixed-class 0 baseline2/3. Signed-target MSEis.535; the equal-column case is classified correctly despite squared error 1.</w:t>
       </w:r>
     </w:p>
     <w:p>
       <w:pPr>
-        <w:pStyle w:val="Heading3"/>
-      </w:pPr>
-      <w:r>
-        <w:t>Change one thing in the pictured case</w:t>
+        <w:spacing w:line="336" w:lineRule="auto" w:after="180"/>
+      </w:pPr>
+      <w:r>
+        <w:rPr>
+          <w:b w:val="0"/>
+        </w:rPr>
+        <w:t>The executable reproduces this fictional reference calculation; it does not assert a completed classroom approval or broad image-recognition capability. Keep the full ledger and do not retune on these cases while calling a revised result untouched.</w:t>
       </w:r>
     </w:p>
     <w:p>
-      <w:pPr>
-        <w:pStyle w:val="Heading3"/>
-      </w:pPr>
-      <w:r>
-        <w:t>Change one thing</w:t>
+      <w:r>
+        <w:rPr>
+          <w:rFonts w:ascii="Courier New" w:hAnsi="Courier New"/>
+          <w:sz w:val="18"/>
+        </w:rPr>
+        <w:t>def feature(image):</w:t>
+        <w:br/>
+        <w:t xml:space="preserve">    return image[0][0] + image[1][0] - image[0][1] - image[1][1]</w:t>
+        <w:br/>
+        <w:br/>
+        <w:t>train = [([[1, 0], [0, 0]], 1),</w:t>
+        <w:br/>
+        <w:t xml:space="preserve">         ([[1, 0], [1, 0]], 1),</w:t>
+        <w:br/>
+        <w:t xml:space="preserve">         ([[0, 1], [0, 0]], -1),</w:t>
+        <w:br/>
+        <w:t xml:space="preserve">         ([[0, 1], [0, 1]], -1)]</w:t>
+        <w:br/>
+        <w:t>valid = [([[0, 0], [1, 0]], 1),</w:t>
+        <w:br/>
+        <w:t xml:space="preserve">         ([[0, 0], [0, 1]], -1)]</w:t>
+        <w:br/>
+        <w:br/>
+        <w:t>def mse(a, rows):</w:t>
+        <w:br/>
+        <w:t xml:space="preserve">    return sum((a * feature(x) - t)**2 for x, t in rows) / len(rows)</w:t>
+        <w:br/>
+        <w:br/>
+        <w:t>a, checkpoints = 0.0, [0.0]</w:t>
+        <w:br/>
+        <w:t>for _ in range(2):</w:t>
+        <w:br/>
+        <w:t xml:space="preserve">    gradient = sum(2 * (a * feature(x) - t) * feature(x)</w:t>
+        <w:br/>
+        <w:t xml:space="preserve">                   for x, t in train) / len(train)</w:t>
+        <w:br/>
+        <w:t xml:space="preserve">    a -= 0.1 * gradient</w:t>
+        <w:br/>
+        <w:t xml:space="preserve">    checkpoints.append(a)</w:t>
+        <w:br/>
+        <w:t>for step, value in enumerate(checkpoints):</w:t>
+        <w:br/>
+        <w:t xml:space="preserve">    print(step, round(value, 6), round(mse(value, train), 6),</w:t>
+        <w:br/>
+        <w:t xml:space="preserve">          round(mse(value, valid), 6))</w:t>
+        <w:br/>
+        <w:t># Select using validation MSE only; exact ties keep the earlier checkpoint.</w:t>
+        <w:br/>
+        <w:t>best_index = min(range(len(checkpoints)), key=lambda i: (mse(checkpoints[i],valid),i))</w:t>
+        <w:br/>
+        <w:t>selected = checkpoints[best_index]</w:t>
+        <w:br/>
+        <w:t>positive = sum(t == 1 for _,t in train)</w:t>
+        <w:br/>
+        <w:t>negative = sum(t == -1 for _,t in train)</w:t>
+        <w:br/>
+        <w:t>baseline_class = 1 if positive &gt; negative else 0  # Declared class-0 tie rule.</w:t>
+        <w:br/>
+        <w:br/>
+        <w:t>def prediction(weight, image):</w:t>
+        <w:br/>
+        <w:t xml:space="preserve">    d = feature(image)</w:t>
+        <w:br/>
+        <w:t xml:space="preserve">    hidden = [max(0,d),max(0,-d)]</w:t>
+        <w:br/>
+        <w:t xml:space="preserve">    score = weight*(hidden[0]-hidden[1])</w:t>
+        <w:br/>
+        <w:t xml:space="preserve">    return d,hidden,score,int(score &gt; 0)</w:t>
+        <w:br/>
+        <w:br/>
+        <w:t>def audit(weight, rows, ids, baseline):</w:t>
+        <w:br/>
+        <w:t xml:space="preserve">    if len(rows) != len(ids) or not rows:</w:t>
+        <w:br/>
+        <w:t xml:space="preserve">        raise ValueError('Need one ID per nonempty supplied case list')</w:t>
+        <w:br/>
+        <w:t xml:space="preserve">    ledger = []</w:t>
+        <w:br/>
+        <w:t xml:space="preserve">    for name,(image,target) in zip(ids,rows):</w:t>
+        <w:br/>
+        <w:t xml:space="preserve">        d,h,score,pred = prediction(weight,image)</w:t>
+        <w:br/>
+        <w:t xml:space="preserve">        ledger.append({'id':name,'d':d,'hidden':h,'score':score,</w:t>
+        <w:br/>
+        <w:t xml:space="preserve">                       'class':int(target==1),'prediction':pred,'baseline':baseline})</w:t>
+        <w:br/>
+        <w:t xml:space="preserve">    return ledger</w:t>
+        <w:br/>
+        <w:br/>
+        <w:t>print('selected checkpoint / weight', best_index,round(selected,6))</w:t>
+        <w:br/>
+        <w:t>print('training class counts 1/0', positive,negative,'frozen baseline',baseline_class)</w:t>
+        <w:br/>
+        <w:t>for split,rows,ids in [('training',train,['A','B','C','D']),('validation',valid,['E','F'])]:</w:t>
+        <w:br/>
+        <w:t xml:space="preserve">    ledger = audit(selected,rows,ids,baseline_class)</w:t>
+        <w:br/>
+        <w:t xml:space="preserve">    for row in ledger:</w:t>
+        <w:br/>
+        <w:t xml:space="preserve">        print(split,{**row,'score':round(row['score'],6)})  # Display rounding only.</w:t>
+        <w:br/>
+        <w:t xml:space="preserve">    correct = sum(r['prediction']==r['class'] for r in ledger)</w:t>
+        <w:br/>
+        <w:t xml:space="preserve">    base_correct = sum(r['baseline']==r['class'] for r in ledger)</w:t>
+        <w:br/>
+        <w:t xml:space="preserve">    print(split,'candidate / baseline correct / total',correct,base_correct,len(ledger))</w:t>
+        <w:br/>
+        <w:t># This public boundary probe is not one of the teacher-held final cases.</w:t>
+        <w:br/>
+        <w:t>empty_pattern = [[0,0],[0,0]]</w:t>
+        <w:br/>
+        <w:t>print('public equal-column-sum probe d/hidden/score/class',prediction(selected,empty_pattern))</w:t>
+        <w:br/>
+        <w:t>print('Final cases absent. Save selected parameters and protocol before teacher release.')</w:t>
+        <w:br/>
+        <w:t># Fixed kernels, no bias/pooling; only a was fitted. Finite valid binary images assumed.</w:t>
+        <w:br/>
+        <w:br/>
+        <w:t># TEACHER ONLY: inspect the actual saved freeze record before releasing these cases.</w:t>
+        <w:br/>
+        <w:t>assert best_index == 2 and abs(selected-.45) &lt; 1e-12</w:t>
+        <w:br/>
+        <w:t>final = [([[1,1],[1,0]],1), ([[1,1],[0,1]],-1), ([[1,0],[0,1]],-1)]</w:t>
+        <w:br/>
+        <w:t>final_ledger = audit(selected,final,['G','H','I'],baseline_class)</w:t>
+        <w:br/>
+        <w:t>for row in final_ledger:</w:t>
+        <w:br/>
+        <w:t xml:space="preserve">    print('TEACHER frozen final',{**row,'score':round(row['score'],6)})</w:t>
+        <w:br/>
+        <w:t>print('TEACHER candidate / baseline correct / total',</w:t>
+        <w:br/>
+        <w:t xml:space="preserve">      sum(r['prediction']==r['class'] for r in final_ledger),</w:t>
+        <w:br/>
+        <w:t xml:space="preserve">      sum(r['baseline']==r['class'] for r in final_ledger),len(final_ledger))</w:t>
+        <w:br/>
+        <w:t>print('TEACHER candidate signed-target MSE',round(mse(selected,final),6))</w:t>
+        <w:br/>
+        <w:t># This reference run does not assert a real classroom approval or support retuning on final errors.</w:t>
+        <w:br/>
       </w:r>
     </w:p>
     <w:p>
       <w:pPr>
-        <w:spacing w:line="336" w:lineRule="auto" w:after="180"/>
-        <w:shd w:fill="F5F1FB"/>
-      </w:pPr>
-      <w:r>
-        <w:rPr>
-          <w:b w:val="0"/>
-        </w:rPr>
-        <w:t xml:space="preserve">Change: Double the two-update budget while keeping the same </w:t>
-      </w:r>
-      <w:r>
-        <w:rPr>
-          <w:b/>
-        </w:rPr>
-        <w:t>training</w:t>
-      </w:r>
-      <w:r>
-        <w:rPr>
-          <w:b w:val="0"/>
-        </w:rPr>
-        <w:t xml:space="preserve"> rule.</w:t>
+        <w:pStyle w:val="Heading1"/>
+      </w:pPr>
+      <w:r>
+        <w:t>03. Model a step,then remove help</w:t>
       </w:r>
     </w:p>
     <w:p>
-      <w:pPr>
-        <w:pStyle w:val="Heading3"/>
-      </w:pPr>
-      <w:r>
-        <w:t>Predicted result</w:t>
+      <w:r>
+        <w:t>Collect each learner’s reasoning before showing a key.</w:t>
       </w:r>
     </w:p>
     <w:p>
       <w:pPr>
-        <w:spacing w:line="336" w:lineRule="auto" w:after="180"/>
-        <w:shd w:fill="F1F6FC"/>
-      </w:pPr>
-      <w:r>
-        <w:rPr>
-          <w:b/>
-        </w:rPr>
-        <w:t>Prediction</w:t>
-      </w:r>
-      <w:r>
-        <w:rPr>
-          <w:b w:val="0"/>
-        </w:rPr>
-        <w:t xml:space="preserve">: Next a values 0.875 and 0.9375; </w:t>
-      </w:r>
-      <w:r>
-        <w:rPr>
-          <w:b/>
-        </w:rPr>
-        <w:t>training</w:t>
-      </w:r>
-      <w:r>
-        <w:rPr>
-          <w:b w:val="0"/>
-        </w:rPr>
-        <w:t xml:space="preserve"> loss falls to 0.015625.</w:t>
+        <w:pStyle w:val="Heading2"/>
+      </w:pPr>
+      <w:r>
+        <w:t>Current completion task and checked reasoning</w:t>
       </w:r>
     </w:p>
     <w:p>
       <w:pPr>
-        <w:pStyle w:val="Heading3"/>
-      </w:pPr>
-      <w:r>
-        <w:t>Why the result follows</w:t>
+        <w:spacing w:line="336" w:lineRule="auto" w:after="180"/>
+      </w:pPr>
+      <w:r>
+        <w:rPr>
+          <w:b w:val="0"/>
+        </w:rPr>
+        <w:t xml:space="preserve">Completion task: Starting at a = 0, use gradient 5a - 3 and rate 0.1 for two updates. Give each gradient, new weight and </w:t>
+      </w:r>
+      <w:r>
+        <w:rPr>
+          <w:b/>
+        </w:rPr>
+        <w:t>training</w:t>
+      </w:r>
+      <w:r>
+        <w:rPr>
+          <w:b w:val="0"/>
+        </w:rPr>
+        <w:t xml:space="preserve"> MSE.</w:t>
       </w:r>
     </w:p>
     <w:p>
       <w:pPr>
         <w:spacing w:line="336" w:lineRule="auto" w:after="180"/>
-        <w:shd w:fill="F1F6FC"/>
       </w:pPr>
       <w:r>
         <w:rPr>
           <w:b w:val="0"/>
         </w:rPr>
-        <w:t xml:space="preserve">Reason: Each update halves the distance to the </w:t>
-      </w:r>
-      <w:r>
-        <w:rPr>
-          <w:b/>
-        </w:rPr>
-        <w:t>training</w:t>
-      </w:r>
-      <w:r>
-        <w:rPr>
-          <w:b w:val="0"/>
-        </w:rPr>
-        <w:t xml:space="preserve"> optimum 1 in this toy system.</w:t>
+        <w:t>Teacher check: Teacher explanation: First gradient -3 gives a = 0.3 and MSE 0.325. Second gradient -1.5 gives a = 0.45 and MSE 0.15625. Each gradient is computed at the current weight before the update.</w:t>
       </w:r>
     </w:p>
     <w:p>
       <w:pPr>
-        <w:pStyle w:val="Heading3"/>
-      </w:pPr>
-      <w:r>
-        <w:t>Ask while showing the picture</w:t>
+        <w:spacing w:line="336" w:lineRule="auto" w:after="180"/>
+      </w:pPr>
+      <w:r>
+        <w:rPr>
+          <w:b w:val="0"/>
+        </w:rPr>
+        <w:t xml:space="preserve">Start by identifying the given </w:t>
+      </w:r>
+      <w:r>
+        <w:rPr>
+          <w:b/>
+        </w:rPr>
+        <w:t>input</w:t>
+      </w:r>
+      <w:r>
+        <w:rPr>
+          <w:b w:val="0"/>
+        </w:rPr>
+        <w:t>s together. Leave the intermediate steps blank. If needed, model one step, then withdraw that help on the next step. Move to a full trace only when the partial trace is understood.</w:t>
       </w:r>
     </w:p>
     <w:p>
       <w:pPr>
-        <w:pStyle w:val="Heading3"/>
-      </w:pPr>
-      <w:r>
-        <w:t>Ask while showing the picture · 5</w:t>
+        <w:spacing w:line="336" w:lineRule="auto" w:after="180"/>
+      </w:pPr>
+      <w:r>
+        <w:rPr>
+          <w:b w:val="0"/>
+        </w:rPr>
+        <w:t>For partners, alternate explainer and checker; collect a response from every learner before discussion.</w:t>
       </w:r>
     </w:p>
     <w:p>
       <w:pPr>
-        <w:spacing w:line="336" w:lineRule="auto" w:after="180"/>
-      </w:pPr>
-      <w:r>
-        <w:rPr>
-          <w:b w:val="0"/>
-        </w:rPr>
-        <w:t xml:space="preserve">Cover the result. Ask learners to name the </w:t>
-      </w:r>
-      <w:r>
-        <w:rPr>
-          <w:b/>
-        </w:rPr>
-        <w:t>input</w:t>
-      </w:r>
-      <w:r>
-        <w:rPr>
-          <w:b w:val="0"/>
-        </w:rPr>
-        <w:t xml:space="preserve">s and predict the next step. Uncover one step, connect the icon to the actual procedure, and explain its </w:t>
-      </w:r>
-      <w:r>
-        <w:rPr>
-          <w:b/>
-        </w:rPr>
-        <w:t>evidence</w:t>
-      </w:r>
-      <w:r>
-        <w:rPr>
-          <w:b w:val="0"/>
-        </w:rPr>
-        <w:t>. Then change the supplied condition and compare.</w:t>
+        <w:pStyle w:val="Heading2"/>
+      </w:pPr>
+      <w:r>
+        <w:t>Individual misconception check</w:t>
       </w:r>
     </w:p>
     <w:p>
@@ -2157,20 +3105,295 @@
         <w:rPr>
           <w:b w:val="0"/>
         </w:rPr>
-        <w:t>The picture is a representation; it does not document execution of a real AI model.</w:t>
+        <w:t xml:space="preserve">Use the worked case for </w:t>
+      </w:r>
+      <w:r>
+        <w:rPr>
+          <w:b/>
+        </w:rPr>
+        <w:t>Training</w:t>
+      </w:r>
+      <w:r>
+        <w:rPr>
+          <w:b w:val="0"/>
+        </w:rPr>
+        <w:t xml:space="preserve"> a small image model. Proposed explanation: “All parameters in a trained model must have been learned”. Decide whether this explanation is supported.</w:t>
       </w:r>
     </w:p>
     <w:p>
       <w:pPr>
-        <w:pStyle w:val="Heading1"/>
-      </w:pPr>
-      <w:r>
-        <w:t>03. Demonstrate and guide practice</w:t>
+        <w:spacing w:line="336" w:lineRule="auto" w:after="180"/>
+      </w:pPr>
+      <w:r>
+        <w:rPr>
+          <w:b w:val="0"/>
+        </w:rPr>
+        <w:t>Point to the step or supplied fact that decides; explain your repair if needed.</w:t>
       </w:r>
     </w:p>
     <w:p>
-      <w:r>
-        <w:t>Demonstrate Training a small image model, reduce support deliberately and check individual reasoning before discussing answers.</w:t>
+      <w:pPr>
+        <w:spacing w:line="336" w:lineRule="auto" w:after="180"/>
+      </w:pPr>
+      <w:r>
+        <w:rPr>
+          <w:b w:val="0"/>
+        </w:rPr>
+        <w:t>Expected correction: The declared experiment freezes the feature kernels and adjusts only a.</w:t>
+      </w:r>
+    </w:p>
+    <w:p>
+      <w:pPr>
+        <w:spacing w:line="336" w:lineRule="auto" w:after="180"/>
+      </w:pPr>
+      <w:r>
+        <w:rPr>
+          <w:b w:val="0"/>
+        </w:rPr>
+        <w:t>Collect explanations, not only yes/no votes. If a misunderstanding is common, re-model the relevant step for the class.</w:t>
+      </w:r>
+    </w:p>
+    <w:p>
+      <w:pPr>
+        <w:spacing w:line="336" w:lineRule="auto" w:after="180"/>
+      </w:pPr>
+      <w:r>
+        <w:rPr>
+          <w:b w:val="0"/>
+        </w:rPr>
+        <w:t>If it affects a few learners, give a short targeted group explanation while others solve a more demanding variation.</w:t>
+      </w:r>
+    </w:p>
+    <w:p>
+      <w:pPr>
+        <w:pStyle w:val="Heading2"/>
+      </w:pPr>
+      <w:r>
+        <w:t>Pictured reasoning and changed case</w:t>
+      </w:r>
+    </w:p>
+    <w:p>
+      <w:pPr>
+        <w:spacing w:line="336" w:lineRule="auto" w:after="180"/>
+      </w:pPr>
+      <w:r>
+        <w:rPr>
+          <w:b w:val="0"/>
+        </w:rPr>
+        <w:t xml:space="preserve">Does lower </w:t>
+      </w:r>
+      <w:r>
+        <w:rPr>
+          <w:b/>
+        </w:rPr>
+        <w:t>training</w:t>
+      </w:r>
+      <w:r>
+        <w:rPr>
+          <w:b w:val="0"/>
+        </w:rPr>
+        <w:t xml:space="preserve"> loss alone establish that four updates generalise better? Point to the relevant step in the picture, then write the changed result and the rule or </w:t>
+      </w:r>
+      <w:r>
+        <w:rPr>
+          <w:b/>
+        </w:rPr>
+        <w:t>evidence</w:t>
+      </w:r>
+      <w:r>
+        <w:rPr>
+          <w:b w:val="0"/>
+        </w:rPr>
+        <w:t xml:space="preserve"> that supports it.</w:t>
+      </w:r>
+    </w:p>
+    <w:p>
+      <w:pPr>
+        <w:spacing w:line="336" w:lineRule="auto" w:after="180"/>
+      </w:pPr>
+      <w:r>
+        <w:rPr>
+          <w:b w:val="0"/>
+        </w:rPr>
+        <w:t xml:space="preserve">No. Record the extra budget and score suitable validation </w:t>
+      </w:r>
+      <w:r>
+        <w:rPr>
+          <w:b/>
+        </w:rPr>
+        <w:t>evidence</w:t>
+      </w:r>
+      <w:r>
+        <w:rPr>
+          <w:b w:val="0"/>
+        </w:rPr>
+        <w:t xml:space="preserve">; use an untouched final evaluation after selecting a schedule. Changed-case check: Next a values 0.875 and 0.9375; </w:t>
+      </w:r>
+      <w:r>
+        <w:rPr>
+          <w:b/>
+        </w:rPr>
+        <w:t>training</w:t>
+      </w:r>
+      <w:r>
+        <w:rPr>
+          <w:b w:val="0"/>
+        </w:rPr>
+        <w:t xml:space="preserve"> loss falls to 0.015625.</w:t>
+      </w:r>
+    </w:p>
+    <w:p>
+      <w:pPr>
+        <w:spacing w:line="336" w:lineRule="auto" w:after="180"/>
+      </w:pPr>
+      <w:r>
+        <w:rPr>
+          <w:b w:val="0"/>
+        </w:rPr>
+        <w:t xml:space="preserve">Each update halves the distance to the </w:t>
+      </w:r>
+      <w:r>
+        <w:rPr>
+          <w:b/>
+        </w:rPr>
+        <w:t>training</w:t>
+      </w:r>
+      <w:r>
+        <w:rPr>
+          <w:b w:val="0"/>
+        </w:rPr>
+        <w:t xml:space="preserve"> optimum 1 in this toy system.</w:t>
+      </w:r>
+    </w:p>
+    <w:p>
+      <w:pPr>
+        <w:spacing w:line="336" w:lineRule="auto" w:after="180"/>
+      </w:pPr>
+      <w:r>
+        <w:rPr>
+          <w:b w:val="0"/>
+        </w:rPr>
+        <w:t xml:space="preserve">Changed-case reasoning: Next a values 0.875 and 0.9375; </w:t>
+      </w:r>
+      <w:r>
+        <w:rPr>
+          <w:b/>
+        </w:rPr>
+        <w:t>training</w:t>
+      </w:r>
+      <w:r>
+        <w:rPr>
+          <w:b w:val="0"/>
+        </w:rPr>
+        <w:t xml:space="preserve"> loss falls to 0.015625. Each update halves the distance to the </w:t>
+      </w:r>
+      <w:r>
+        <w:rPr>
+          <w:b/>
+        </w:rPr>
+        <w:t>training</w:t>
+      </w:r>
+      <w:r>
+        <w:rPr>
+          <w:b w:val="0"/>
+        </w:rPr>
+        <w:t xml:space="preserve"> optimum 1 in this toy system.</w:t>
+      </w:r>
+    </w:p>
+    <w:p>
+      <w:pPr>
+        <w:spacing w:line="336" w:lineRule="auto" w:after="180"/>
+      </w:pPr>
+      <w:r>
+        <w:rPr>
+          <w:b w:val="0"/>
+        </w:rPr>
+        <w:t xml:space="preserve">Collect each learner’s explanation before discussion. Use the first missing connection between </w:t>
+      </w:r>
+      <w:r>
+        <w:rPr>
+          <w:b/>
+        </w:rPr>
+        <w:t>input</w:t>
+      </w:r>
+      <w:r>
+        <w:rPr>
+          <w:b w:val="0"/>
+        </w:rPr>
+        <w:t xml:space="preserve">, deciding step and result to choose support. This question is worked-case practice, not fresh mastery </w:t>
+      </w:r>
+      <w:r>
+        <w:rPr>
+          <w:b/>
+        </w:rPr>
+        <w:t>evidence</w:t>
+      </w:r>
+      <w:r>
+        <w:rPr>
+          <w:b w:val="0"/>
+        </w:rPr>
+        <w:t>.</w:t>
+      </w:r>
+    </w:p>
+    <w:p>
+      <w:pPr>
+        <w:pStyle w:val="Heading2"/>
+      </w:pPr>
+      <w:r>
+        <w:t>Accessible support and extension</w:t>
+      </w:r>
+    </w:p>
+    <w:p>
+      <w:pPr>
+        <w:spacing w:line="336" w:lineRule="auto" w:after="180"/>
+      </w:pPr>
+      <w:r>
+        <w:rPr>
+          <w:b w:val="0"/>
+        </w:rPr>
+        <w:t xml:space="preserve">Use See how it works and Follow a worked example. Collect a </w:t>
+      </w:r>
+      <w:r>
+        <w:rPr>
+          <w:b/>
+        </w:rPr>
+        <w:t>prediction</w:t>
+      </w:r>
+      <w:r>
+        <w:rPr>
+          <w:b w:val="0"/>
+        </w:rPr>
+        <w:t xml:space="preserve"> before revealing its result; ask the learner to point to each intermediate fact.</w:t>
+      </w:r>
+    </w:p>
+    <w:p>
+      <w:pPr>
+        <w:spacing w:line="336" w:lineRule="auto" w:after="180"/>
+      </w:pPr>
+      <w:r>
+        <w:rPr>
+          <w:b w:val="0"/>
+        </w:rPr>
+        <w:t>Provide a ledger for image, difference, signed target, score, residual and class. Allow calculators and distinguish class 0 from signed target -1.</w:t>
+      </w:r>
+    </w:p>
+    <w:p>
+      <w:pPr>
+        <w:spacing w:line="336" w:lineRule="auto" w:after="180"/>
+      </w:pPr>
+      <w:r>
+        <w:rPr>
+          <w:b w:val="0"/>
+        </w:rPr>
+        <w:t>Extension: enumerate all sixteen binary 2 by 2 images under the frozen model and exact task rule; label this exhaustive toy-domain audit separately from the three-case held-out evaluation.</w:t>
+      </w:r>
+    </w:p>
+    <w:p>
+      <w:pPr>
+        <w:pStyle w:val="Heading2"/>
+      </w:pPr>
+      <w:r>
+        <w:t>Earlier wording, alternatives and picture transcripts · reference / check after trying</w:t>
       </w:r>
     </w:p>
     <w:tbl>
@@ -2387,47 +3610,26 @@
     </w:tbl>
     <w:p>
       <w:pPr>
-        <w:spacing w:line="336" w:lineRule="auto" w:after="180"/>
-      </w:pPr>
-      <w:r>
-        <w:rPr>
-          <w:b w:val="0"/>
-        </w:rPr>
-        <w:t xml:space="preserve">Use See how it works and Follow a worked example. Collect a </w:t>
-      </w:r>
-      <w:r>
-        <w:rPr>
-          <w:b/>
-        </w:rPr>
-        <w:t>prediction</w:t>
-      </w:r>
-      <w:r>
-        <w:rPr>
-          <w:b w:val="0"/>
-        </w:rPr>
-        <w:t xml:space="preserve"> before revealing its result; ask the learner to point to each intermediate fact.</w:t>
+        <w:pStyle w:val="Heading3"/>
+      </w:pPr>
+      <w:r>
+        <w:t>Reduce help deliberately</w:t>
       </w:r>
     </w:p>
     <w:p>
       <w:pPr>
-        <w:spacing w:line="336" w:lineRule="auto" w:after="180"/>
-      </w:pPr>
-      <w:r>
-        <w:rPr>
-          <w:b w:val="0"/>
-        </w:rPr>
-        <w:t>Provide a ledger for image, difference, signed target, score, residual and class. Allow calculators and distinguish class 0 from signed target -1.</w:t>
+        <w:pStyle w:val="Heading3"/>
+      </w:pPr>
+      <w:r>
+        <w:t>Individual reasoning check</w:t>
       </w:r>
     </w:p>
     <w:p>
       <w:pPr>
-        <w:spacing w:line="336" w:lineRule="auto" w:after="180"/>
-      </w:pPr>
-      <w:r>
-        <w:rPr>
-          <w:b w:val="0"/>
-        </w:rPr>
-        <w:t>Extension: enumerate all sixteen binary 2 by 2 images under the frozen model and exact task rule; label this exhaustive toy-domain audit separately from the three-case held-out evaluation.</w:t>
+        <w:pStyle w:val="Heading3"/>
+      </w:pPr>
+      <w:r>
+        <w:t>Pictorial practice question</w:t>
       </w:r>
     </w:p>
     <w:p>
@@ -2435,82 +3637,47 @@
         <w:pStyle w:val="Heading3"/>
       </w:pPr>
       <w:r>
-        <w:t>Reduce help deliberately</w:t>
+        <w:t>Reasoned teacher answer</w:t>
       </w:r>
     </w:p>
     <w:p>
       <w:pPr>
-        <w:pStyle w:val="Heading3"/>
-      </w:pPr>
-      <w:r>
-        <w:t>Completion practice</w:t>
+        <w:pStyle w:val="Heading1"/>
+      </w:pPr>
+      <w:r>
+        <w:t>04. Run the complete supplied investigation</w:t>
       </w:r>
     </w:p>
     <w:p>
-      <w:pPr>
-        <w:spacing w:line="336" w:lineRule="auto" w:after="180"/>
-        <w:shd w:fill="F5F1FB"/>
-      </w:pPr>
-      <w:r>
-        <w:rPr>
-          <w:b w:val="0"/>
-        </w:rPr>
-        <w:t xml:space="preserve">Completion task: Starting at a = 0, use gradient 5a - 3 and rate 0.1 for two updates. Give each gradient, new weight and </w:t>
-      </w:r>
-      <w:r>
-        <w:rPr>
-          <w:b/>
-        </w:rPr>
-        <w:t>training</w:t>
-      </w:r>
-      <w:r>
-        <w:rPr>
-          <w:b w:val="0"/>
-        </w:rPr>
-        <w:t xml:space="preserve"> MSE.</w:t>
+      <w:r>
+        <w:t>Separate predictions,actual runs and paper traces.</w:t>
       </w:r>
     </w:p>
     <w:p>
       <w:pPr>
-        <w:pStyle w:val="Heading3"/>
-      </w:pPr>
-      <w:r>
-        <w:t>Reasoning to listen for</w:t>
+        <w:pStyle w:val="Heading2"/>
+      </w:pPr>
+      <w:r>
+        <w:t>Complete inputs,expected results and limits</w:t>
       </w:r>
     </w:p>
     <w:p>
       <w:pPr>
         <w:spacing w:line="336" w:lineRule="auto" w:after="180"/>
-        <w:shd w:fill="F1F6FC"/>
       </w:pPr>
       <w:r>
         <w:rPr>
           <w:b w:val="0"/>
         </w:rPr>
-        <w:t>Teacher check: Teacher explanation: First gradient -3 gives a = 0.3 and MSE 0.325. Second gradient -1.5 gives a = 0.45 and MSE 0.15625. Each gradient is computed at the current weight before the update.</w:t>
+        <w:t>Main gradients−3 then−1.5 givea.3/.45, MSE.325/.15625; validation selects update 2. Only outputa fitted. Teacher final fixture is in the private reference section, not current student practice. Independentb*dtrainingd±1, t±1, start 0, gradient 2(b−1), rate.25, two updates→b0/.5/.75; validationd±2, t±1 givesMSE1/0/.25, selectupdate 1/b.5. Record separate split roles and preserve any final error before revision.</w:t>
       </w:r>
     </w:p>
     <w:p>
       <w:pPr>
-        <w:spacing w:line="336" w:lineRule="auto" w:after="180"/>
-      </w:pPr>
-      <w:r>
-        <w:rPr>
-          <w:b w:val="0"/>
-        </w:rPr>
-        <w:t xml:space="preserve">Start by identifying the given </w:t>
-      </w:r>
-      <w:r>
-        <w:rPr>
-          <w:b/>
-        </w:rPr>
-        <w:t>input</w:t>
-      </w:r>
-      <w:r>
-        <w:rPr>
-          <w:b w:val="0"/>
-        </w:rPr>
-        <w:t>s together. Leave the intermediate steps blank. If needed, model one step, then withdraw that help on the next step. Move to a full trace only when the partial trace is understood.</w:t>
+        <w:pStyle w:val="Heading2"/>
+      </w:pPr>
+      <w:r>
+        <w:t>Diagnose the current misconceptions</w:t>
       </w:r>
     </w:p>
     <w:p>
@@ -2521,15 +3688,18 @@
         <w:rPr>
           <w:b w:val="0"/>
         </w:rPr>
-        <w:t>For partners, alternate explainer and checker; collect a response from every learner before discussion.</w:t>
+        <w:t>All parameters in a trained model must have been learned: The declared experiment freezes the feature kernels and adjusts only a.</w:t>
       </w:r>
     </w:p>
     <w:p>
       <w:pPr>
-        <w:pStyle w:val="Heading3"/>
-      </w:pPr>
-      <w:r>
-        <w:t>Individual reasoning check</w:t>
+        <w:spacing w:line="336" w:lineRule="auto" w:after="180"/>
+      </w:pPr>
+      <w:r>
+        <w:rPr>
+          <w:b w:val="0"/>
+        </w:rPr>
+        <w:t>Perfect accuracy means zero MSE: Thresholded classes can all be correct while continuous scores differ from signed targets.</w:t>
       </w:r>
     </w:p>
     <w:p>
@@ -2540,19 +3710,31 @@
         <w:rPr>
           <w:b w:val="0"/>
         </w:rPr>
-        <w:t xml:space="preserve">Use the worked case for </w:t>
+        <w:t xml:space="preserve">The last </w:t>
       </w:r>
       <w:r>
         <w:rPr>
           <w:b/>
         </w:rPr>
-        <w:t>Training</w:t>
+        <w:t>checkpoint</w:t>
       </w:r>
       <w:r>
         <w:rPr>
           <w:b w:val="0"/>
         </w:rPr>
-        <w:t xml:space="preserve"> a small image model. Proposed explanation: “All parameters in a trained model must have been learned”. Decide whether this explanation is supported.</w:t>
+        <w:t xml:space="preserve"> must be best: Selection depends on the declared validation rule, not update order or </w:t>
+      </w:r>
+      <w:r>
+        <w:rPr>
+          <w:b/>
+        </w:rPr>
+        <w:t>training</w:t>
+      </w:r>
+      <w:r>
+        <w:rPr>
+          <w:b w:val="0"/>
+        </w:rPr>
+        <w:t xml:space="preserve"> loss alone.</w:t>
       </w:r>
     </w:p>
     <w:p>
@@ -2563,341 +3745,39 @@
         <w:rPr>
           <w:b w:val="0"/>
         </w:rPr>
-        <w:t>Point to the step or supplied fact that decides; explain your repair if needed.</w:t>
+        <w:t xml:space="preserve">Use Run the investigation for the </w:t>
+      </w:r>
+      <w:r>
+        <w:rPr>
+          <w:b/>
+        </w:rPr>
+        <w:t>evidence</w:t>
+      </w:r>
+      <w:r>
+        <w:rPr>
+          <w:b w:val="0"/>
+        </w:rPr>
+        <w:t xml:space="preserve"> ledger. Add a boundary or missing-</w:t>
+      </w:r>
+      <w:r>
+        <w:rPr>
+          <w:b/>
+        </w:rPr>
+        <w:t>input</w:t>
+      </w:r>
+      <w:r>
+        <w:rPr>
+          <w:b w:val="0"/>
+        </w:rPr>
+        <w:t xml:space="preserve"> case and record the expected response before checking. More successful repeats of one case do not establish wider coverage.</w:t>
       </w:r>
     </w:p>
     <w:p>
       <w:pPr>
-        <w:pStyle w:val="Heading3"/>
-      </w:pPr>
-      <w:r>
-        <w:t>Expected repair</w:t>
-      </w:r>
-    </w:p>
-    <w:p>
-      <w:pPr>
-        <w:spacing w:line="336" w:lineRule="auto" w:after="180"/>
-        <w:shd w:fill="F1F6FC"/>
-      </w:pPr>
-      <w:r>
-        <w:rPr>
-          <w:b w:val="0"/>
-        </w:rPr>
-        <w:t>Expected correction: The declared experiment freezes the feature kernels and adjusts only a.</w:t>
-      </w:r>
-    </w:p>
-    <w:p>
-      <w:pPr>
-        <w:spacing w:line="336" w:lineRule="auto" w:after="180"/>
-      </w:pPr>
-      <w:r>
-        <w:rPr>
-          <w:b w:val="0"/>
-        </w:rPr>
-        <w:t>Collect explanations, not only yes/no votes. If a misunderstanding is common, re-model the relevant step for the class.</w:t>
-      </w:r>
-    </w:p>
-    <w:p>
-      <w:pPr>
-        <w:spacing w:line="336" w:lineRule="auto" w:after="180"/>
-      </w:pPr>
-      <w:r>
-        <w:rPr>
-          <w:b w:val="0"/>
-        </w:rPr>
-        <w:t>If it affects a few learners, give a short targeted group explanation while others solve a more demanding variation.</w:t>
-      </w:r>
-    </w:p>
-    <w:p>
-      <w:pPr>
-        <w:pStyle w:val="Heading3"/>
-      </w:pPr>
-      <w:r>
-        <w:t>Pictorial practice question</w:t>
-      </w:r>
-    </w:p>
-    <w:p>
-      <w:pPr>
-        <w:spacing w:line="336" w:lineRule="auto" w:after="180"/>
-      </w:pPr>
-      <w:r>
-        <w:rPr>
-          <w:b w:val="0"/>
-        </w:rPr>
-        <w:t xml:space="preserve">Does lower </w:t>
-      </w:r>
-      <w:r>
-        <w:rPr>
-          <w:b/>
-        </w:rPr>
-        <w:t>training</w:t>
-      </w:r>
-      <w:r>
-        <w:rPr>
-          <w:b w:val="0"/>
-        </w:rPr>
-        <w:t xml:space="preserve"> loss alone establish that four updates generalise better? Point to the relevant step in the picture, then write the changed result and the rule or </w:t>
-      </w:r>
-      <w:r>
-        <w:rPr>
-          <w:b/>
-        </w:rPr>
-        <w:t>evidence</w:t>
-      </w:r>
-      <w:r>
-        <w:rPr>
-          <w:b w:val="0"/>
-        </w:rPr>
-        <w:t xml:space="preserve"> that supports it.</w:t>
-      </w:r>
-    </w:p>
-    <w:p>
-      <w:pPr>
-        <w:pStyle w:val="Heading3"/>
-      </w:pPr>
-      <w:r>
-        <w:t>Reasoned teacher answer</w:t>
-      </w:r>
-    </w:p>
-    <w:p>
-      <w:pPr>
-        <w:spacing w:line="336" w:lineRule="auto" w:after="180"/>
-      </w:pPr>
-      <w:r>
-        <w:rPr>
-          <w:b w:val="0"/>
-        </w:rPr>
-        <w:t xml:space="preserve">No. Record the extra budget and score suitable validation </w:t>
-      </w:r>
-      <w:r>
-        <w:rPr>
-          <w:b/>
-        </w:rPr>
-        <w:t>evidence</w:t>
-      </w:r>
-      <w:r>
-        <w:rPr>
-          <w:b w:val="0"/>
-        </w:rPr>
-        <w:t xml:space="preserve">; use an untouched final evaluation after selecting a schedule. Changed-case check: Next a values 0.875 and 0.9375; </w:t>
-      </w:r>
-      <w:r>
-        <w:rPr>
-          <w:b/>
-        </w:rPr>
-        <w:t>training</w:t>
-      </w:r>
-      <w:r>
-        <w:rPr>
-          <w:b w:val="0"/>
-        </w:rPr>
-        <w:t xml:space="preserve"> loss falls to 0.015625.</w:t>
-      </w:r>
-    </w:p>
-    <w:p>
-      <w:pPr>
-        <w:spacing w:line="336" w:lineRule="auto" w:after="180"/>
-      </w:pPr>
-      <w:r>
-        <w:rPr>
-          <w:b w:val="0"/>
-        </w:rPr>
-        <w:t xml:space="preserve">Each update halves the distance to the </w:t>
-      </w:r>
-      <w:r>
-        <w:rPr>
-          <w:b/>
-        </w:rPr>
-        <w:t>training</w:t>
-      </w:r>
-      <w:r>
-        <w:rPr>
-          <w:b w:val="0"/>
-        </w:rPr>
-        <w:t xml:space="preserve"> optimum 1 in this toy system.</w:t>
-      </w:r>
-    </w:p>
-    <w:p>
-      <w:pPr>
-        <w:spacing w:line="336" w:lineRule="auto" w:after="180"/>
-      </w:pPr>
-      <w:r>
-        <w:rPr>
-          <w:b w:val="0"/>
-        </w:rPr>
-        <w:t xml:space="preserve">Changed-case reasoning: Next a values 0.875 and 0.9375; </w:t>
-      </w:r>
-      <w:r>
-        <w:rPr>
-          <w:b/>
-        </w:rPr>
-        <w:t>training</w:t>
-      </w:r>
-      <w:r>
-        <w:rPr>
-          <w:b w:val="0"/>
-        </w:rPr>
-        <w:t xml:space="preserve"> loss falls to 0.015625. Each update halves the distance to the </w:t>
-      </w:r>
-      <w:r>
-        <w:rPr>
-          <w:b/>
-        </w:rPr>
-        <w:t>training</w:t>
-      </w:r>
-      <w:r>
-        <w:rPr>
-          <w:b w:val="0"/>
-        </w:rPr>
-        <w:t xml:space="preserve"> optimum 1 in this toy system.</w:t>
-      </w:r>
-    </w:p>
-    <w:p>
-      <w:pPr>
-        <w:spacing w:line="336" w:lineRule="auto" w:after="180"/>
-      </w:pPr>
-      <w:r>
-        <w:rPr>
-          <w:b w:val="0"/>
-        </w:rPr>
-        <w:t xml:space="preserve">Collect each learner’s explanation before discussion. Use the first missing connection between </w:t>
-      </w:r>
-      <w:r>
-        <w:rPr>
-          <w:b/>
-        </w:rPr>
-        <w:t>input</w:t>
-      </w:r>
-      <w:r>
-        <w:rPr>
-          <w:b w:val="0"/>
-        </w:rPr>
-        <w:t xml:space="preserve">, deciding step and result to choose support. This question is worked-case practice, not fresh mastery </w:t>
-      </w:r>
-      <w:r>
-        <w:rPr>
-          <w:b/>
-        </w:rPr>
-        <w:t>evidence</w:t>
-      </w:r>
-      <w:r>
-        <w:rPr>
-          <w:b w:val="0"/>
-        </w:rPr>
-        <w:t>.</w:t>
-      </w:r>
-    </w:p>
-    <w:p>
-      <w:pPr>
-        <w:pStyle w:val="Heading1"/>
-      </w:pPr>
-      <w:r>
-        <w:t>04. Run the investigation and diagnose misconceptions</w:t>
-      </w:r>
-    </w:p>
-    <w:p>
-      <w:r>
-        <w:t>Run the Training a small image model investigation and use the first unsupported step to choose a teaching response.</w:t>
-      </w:r>
-    </w:p>
-    <w:p>
-      <w:pPr>
-        <w:spacing w:line="336" w:lineRule="auto" w:after="180"/>
-      </w:pPr>
-      <w:r>
-        <w:rPr>
-          <w:b w:val="0"/>
-        </w:rPr>
-        <w:t>All parameters in a trained model must have been learned: The declared experiment freezes the feature kernels and adjusts only a.</w:t>
-      </w:r>
-    </w:p>
-    <w:p>
-      <w:pPr>
-        <w:spacing w:line="336" w:lineRule="auto" w:after="180"/>
-      </w:pPr>
-      <w:r>
-        <w:rPr>
-          <w:b w:val="0"/>
-        </w:rPr>
-        <w:t>Perfect accuracy means zero MSE: Thresholded classes can all be correct while continuous scores differ from signed targets.</w:t>
-      </w:r>
-    </w:p>
-    <w:p>
-      <w:pPr>
-        <w:spacing w:line="336" w:lineRule="auto" w:after="180"/>
-      </w:pPr>
-      <w:r>
-        <w:rPr>
-          <w:b w:val="0"/>
-        </w:rPr>
-        <w:t xml:space="preserve">The last </w:t>
-      </w:r>
-      <w:r>
-        <w:rPr>
-          <w:b/>
-        </w:rPr>
-        <w:t>checkpoint</w:t>
-      </w:r>
-      <w:r>
-        <w:rPr>
-          <w:b w:val="0"/>
-        </w:rPr>
-        <w:t xml:space="preserve"> must be best: Selection depends on the declared validation rule, not update order or </w:t>
-      </w:r>
-      <w:r>
-        <w:rPr>
-          <w:b/>
-        </w:rPr>
-        <w:t>training</w:t>
-      </w:r>
-      <w:r>
-        <w:rPr>
-          <w:b w:val="0"/>
-        </w:rPr>
-        <w:t xml:space="preserve"> loss alone.</w:t>
-      </w:r>
-    </w:p>
-    <w:p>
-      <w:pPr>
-        <w:spacing w:line="336" w:lineRule="auto" w:after="180"/>
-      </w:pPr>
-      <w:r>
-        <w:rPr>
-          <w:b w:val="0"/>
-        </w:rPr>
-        <w:t xml:space="preserve">Use Run the investigation for the </w:t>
-      </w:r>
-      <w:r>
-        <w:rPr>
-          <w:b/>
-        </w:rPr>
-        <w:t>evidence</w:t>
-      </w:r>
-      <w:r>
-        <w:rPr>
-          <w:b w:val="0"/>
-        </w:rPr>
-        <w:t xml:space="preserve"> ledger. Add a boundary or missing-</w:t>
-      </w:r>
-      <w:r>
-        <w:rPr>
-          <w:b/>
-        </w:rPr>
-        <w:t>input</w:t>
-      </w:r>
-      <w:r>
-        <w:rPr>
-          <w:b w:val="0"/>
-        </w:rPr>
-        <w:t xml:space="preserve"> case and record the expected response before checking. More successful repeats of one case do not establish wider coverage.</w:t>
-      </w:r>
-    </w:p>
-    <w:p>
-      <w:pPr>
-        <w:pStyle w:val="Heading3"/>
-      </w:pPr>
-      <w:r>
-        <w:t>Match the support to the first error</w:t>
+        <w:pStyle w:val="Heading2"/>
+      </w:pPr>
+      <w:r>
+        <w:t>Choose accessible support</w:t>
       </w:r>
     </w:p>
     <w:tbl>
@@ -3070,81 +3950,39 @@
     </w:p>
     <w:p>
       <w:pPr>
-        <w:pStyle w:val="Heading1"/>
-      </w:pPr>
-      <w:r>
-        <w:t>05. Assess and explain the answers</w:t>
+        <w:pStyle w:val="Heading2"/>
+      </w:pPr>
+      <w:r>
+        <w:t>Earlier wording, alternatives and picture transcripts · reference / check after trying</w:t>
       </w:r>
     </w:p>
     <w:p>
-      <w:r>
-        <w:t>Use the Training a small image model questions, teacher keys and criteria after the relevant attempts. Previously discussed cases are practice; protect the separately selected independent task.</w:t>
+      <w:pPr>
+        <w:pStyle w:val="Heading3"/>
+      </w:pPr>
+      <w:r>
+        <w:t>Match the support to the first error</w:t>
       </w:r>
     </w:p>
     <w:p>
       <w:pPr>
-        <w:pStyle w:val="Heading3"/>
-      </w:pPr>
-      <w:r>
-        <w:t>Guided and exit questions</w:t>
+        <w:pStyle w:val="Heading1"/>
+      </w:pPr>
+      <w:r>
+        <w:t>05. Assess the new schema or calculation transfer</w:t>
       </w:r>
     </w:p>
     <w:p>
-      <w:pPr>
-        <w:spacing w:line="336" w:lineRule="auto" w:after="180"/>
-      </w:pPr>
-      <w:r>
-        <w:rPr>
-          <w:b w:val="0"/>
-        </w:rPr>
-        <w:t xml:space="preserve">Guided: at a = 0.3, E and F score 0.3 and -0.3; at a = 0.45 they score 0.45 and -0.45. Both </w:t>
-      </w:r>
-      <w:r>
-        <w:rPr>
-          <w:b/>
-        </w:rPr>
-        <w:t>checkpoint</w:t>
-      </w:r>
-      <w:r>
-        <w:rPr>
-          <w:b w:val="0"/>
-        </w:rPr>
-        <w:t>s predict classes 1 and 0 correctly, while squared residuals change from 0.49 to 0.3025.</w:t>
+      <w:r>
+        <w:t>Keep the selected answer private until after a first attempt.</w:t>
       </w:r>
     </w:p>
     <w:p>
       <w:pPr>
-        <w:spacing w:line="336" w:lineRule="auto" w:after="180"/>
-      </w:pPr>
-      <w:r>
-        <w:rPr>
-          <w:b w:val="0"/>
-        </w:rPr>
-        <w:t xml:space="preserve">Final cases: G rows [1, 1], [1, 0], class 1; H rows [1, 1], [0, 1], class 0; I rows [1, 0], [0, 1], class 0. Differences are 1, -1, 0; scores 0.45, -0.45, 0; </w:t>
-      </w:r>
-      <w:r>
-        <w:rPr>
-          <w:b/>
-        </w:rPr>
-        <w:t>prediction</w:t>
-      </w:r>
-      <w:r>
-        <w:rPr>
-          <w:b w:val="0"/>
-        </w:rPr>
-        <w:t xml:space="preserve">s 1, 0, 0. Model accuracy is 3 of 3, </w:t>
-      </w:r>
-      <w:r>
-        <w:rPr>
-          <w:b/>
-        </w:rPr>
-        <w:t>baseline</w:t>
-      </w:r>
-      <w:r>
-        <w:rPr>
-          <w:b w:val="0"/>
-        </w:rPr>
-        <w:t xml:space="preserve"> 2 of 3.</w:t>
+        <w:pStyle w:val="Heading2"/>
+      </w:pPr>
+      <w:r>
+        <w:t>Selected independent task and checked answer</w:t>
       </w:r>
     </w:p>
     <w:p>
@@ -3155,7 +3993,19 @@
         <w:rPr>
           <w:b w:val="0"/>
         </w:rPr>
-        <w:t>Signed-target squared errors are 0.3025, 0.3025, 1, so final MSE is 0.535. The tie case is classified correctly despite nonzero regression error.</w:t>
+        <w:t xml:space="preserve">Selected case: A separate model scores bd. Its </w:t>
+      </w:r>
+      <w:r>
+        <w:rPr>
+          <w:b/>
+        </w:rPr>
+        <w:t>training</w:t>
+      </w:r>
+      <w:r>
+        <w:rPr>
+          <w:b w:val="0"/>
+        </w:rPr>
+        <w:t xml:space="preserve"> examples have d = 1 and -1 with signed targets 1 and -1. Start b = 0; gradient is 2(b - 1), rate 0.25 and budget two updates.</w:t>
       </w:r>
     </w:p>
     <w:p>
@@ -3166,625 +4016,43 @@
         <w:rPr>
           <w:b w:val="0"/>
         </w:rPr>
-        <w:t xml:space="preserve">Exit: only a was learned; using final results to choose a model contaminates final evaluation. Preserve setup, </w:t>
-      </w:r>
-      <w:r>
-        <w:rPr>
-          <w:b/>
-        </w:rPr>
-        <w:t>prediction</w:t>
-      </w:r>
-      <w:r>
-        <w:rPr>
-          <w:b w:val="0"/>
-        </w:rPr>
-        <w:t xml:space="preserve">s, </w:t>
-      </w:r>
-      <w:r>
-        <w:rPr>
-          <w:b/>
-        </w:rPr>
-        <w:t>baseline</w:t>
-      </w:r>
-      <w:r>
-        <w:rPr>
-          <w:b w:val="0"/>
-        </w:rPr>
-        <w:t xml:space="preserve"> and limits.</w:t>
+        <w:t>Validation differences are 2 and -2 with targets 1 and -1. Calculate all three weights and their validation MSEs, then select by lowest validation MSE.</w:t>
       </w:r>
     </w:p>
     <w:p>
       <w:pPr>
-        <w:pStyle w:val="Heading3"/>
-      </w:pPr>
-      <w:r>
-        <w:t>W1 Trace features and a prediction</w:t>
+        <w:spacing w:line="336" w:lineRule="auto" w:after="180"/>
+      </w:pPr>
+      <w:r>
+        <w:rPr>
+          <w:b w:val="0"/>
+        </w:rPr>
+        <w:t>Teacher explanation: Weights are 0, 0.5 and 0.75. Validation scores are [0, 0], [1, -1] and [1.5, -1.5], so validation MSEs are 1, 0 and 0.25. Select update 1 with b = 0.5, even though a later update exists.</w:t>
       </w:r>
     </w:p>
     <w:p>
       <w:pPr>
-        <w:pStyle w:val="Heading3"/>
-      </w:pPr>
-      <w:r>
-        <w:t>Workbook question · W1</w:t>
+        <w:spacing w:line="336" w:lineRule="auto" w:after="180"/>
+      </w:pPr>
+      <w:r>
+        <w:rPr>
+          <w:b/>
+        </w:rPr>
+        <w:t>Training</w:t>
+      </w:r>
+      <w:r>
+        <w:rPr>
+          <w:b w:val="0"/>
+        </w:rPr>
+        <w:t xml:space="preserve"> MSE falls from 1 to 0.25 to 0.0625.</w:t>
       </w:r>
     </w:p>
     <w:p>
       <w:pPr>
-        <w:spacing w:line="336" w:lineRule="auto" w:after="180"/>
-        <w:shd w:fill="F5F1FB"/>
-      </w:pPr>
-      <w:r>
-        <w:rPr>
-          <w:b w:val="0"/>
-        </w:rPr>
-        <w:t xml:space="preserve">For Train B, compute d, h1, h2 and the score at a = 0.45. Give the class </w:t>
-      </w:r>
-      <w:r>
-        <w:rPr>
-          <w:b/>
-        </w:rPr>
-        <w:t>prediction</w:t>
-      </w:r>
-      <w:r>
-        <w:rPr>
-          <w:b w:val="0"/>
-        </w:rPr>
-        <w:t xml:space="preserve"> and squared error against its signed target.</w:t>
-      </w:r>
-    </w:p>
-    <w:p>
-      <w:pPr>
-        <w:pStyle w:val="Heading3"/>
-      </w:pPr>
-      <w:r>
-        <w:t>Teacher reasoning · W1</w:t>
-      </w:r>
-    </w:p>
-    <w:p>
-      <w:pPr>
-        <w:spacing w:line="336" w:lineRule="auto" w:after="180"/>
-        <w:shd w:fill="F1F6FC"/>
-      </w:pPr>
-      <w:r>
-        <w:rPr>
-          <w:b w:val="0"/>
-        </w:rPr>
-        <w:t xml:space="preserve">Teacher explanation: d = 2, h1 = 2 and h2 = 0. Score is 0.9, </w:t>
-      </w:r>
-      <w:r>
-        <w:rPr>
-          <w:b/>
-        </w:rPr>
-        <w:t>prediction</w:t>
-      </w:r>
-      <w:r>
-        <w:rPr>
-          <w:b w:val="0"/>
-        </w:rPr>
-        <w:t xml:space="preserve"> class 1 and squared error (0.9 - 1) squared = 0.01.</w:t>
-      </w:r>
-    </w:p>
-    <w:p>
-      <w:pPr>
-        <w:pStyle w:val="Heading3"/>
-      </w:pPr>
-      <w:r>
-        <w:t>W2 Check both updates</w:t>
-      </w:r>
-    </w:p>
-    <w:p>
-      <w:pPr>
-        <w:pStyle w:val="Heading3"/>
-      </w:pPr>
-      <w:r>
-        <w:t>Workbook question · W2</w:t>
-      </w:r>
-    </w:p>
-    <w:p>
-      <w:pPr>
-        <w:spacing w:line="336" w:lineRule="auto" w:after="180"/>
-        <w:shd w:fill="F5F1FB"/>
-      </w:pPr>
-      <w:r>
-        <w:rPr>
-          <w:b w:val="0"/>
-        </w:rPr>
-        <w:t xml:space="preserve">Starting at a = 0, use gradient 5a - 3 and rate 0.1 for two updates. Give each gradient, new weight and </w:t>
-      </w:r>
-      <w:r>
-        <w:rPr>
-          <w:b/>
-        </w:rPr>
-        <w:t>training</w:t>
-      </w:r>
-      <w:r>
-        <w:rPr>
-          <w:b w:val="0"/>
-        </w:rPr>
-        <w:t xml:space="preserve"> MSE.</w:t>
-      </w:r>
-    </w:p>
-    <w:p>
-      <w:pPr>
-        <w:pStyle w:val="Heading3"/>
-      </w:pPr>
-      <w:r>
-        <w:t>Teacher reasoning · W2</w:t>
-      </w:r>
-    </w:p>
-    <w:p>
-      <w:pPr>
-        <w:spacing w:line="336" w:lineRule="auto" w:after="180"/>
-        <w:shd w:fill="F1F6FC"/>
-      </w:pPr>
-      <w:r>
-        <w:rPr>
-          <w:b w:val="0"/>
-        </w:rPr>
-        <w:t>Teacher explanation: First gradient -3 gives a = 0.3 and MSE 0.325. Second gradient -1.5 gives a = 0.45 and MSE 0.15625. Each gradient is computed at the current weight before the update.</w:t>
-      </w:r>
-    </w:p>
-    <w:p>
-      <w:pPr>
-        <w:pStyle w:val="Heading3"/>
-      </w:pPr>
-      <w:r>
-        <w:t>W3 Apply the selection rule</w:t>
-      </w:r>
-    </w:p>
-    <w:p>
-      <w:pPr>
-        <w:pStyle w:val="Heading3"/>
-      </w:pPr>
-      <w:r>
-        <w:t>Workbook question · W3</w:t>
-      </w:r>
-    </w:p>
-    <w:p>
-      <w:pPr>
-        <w:spacing w:line="336" w:lineRule="auto" w:after="180"/>
-        <w:shd w:fill="F5F1FB"/>
-      </w:pPr>
-      <w:r>
-        <w:rPr>
-          <w:b w:val="0"/>
-        </w:rPr>
-        <w:t xml:space="preserve">Select among the three saved lesson </w:t>
-      </w:r>
-      <w:r>
-        <w:rPr>
-          <w:b/>
-        </w:rPr>
-        <w:t>checkpoint</w:t>
-      </w:r>
-      <w:r>
-        <w:rPr>
-          <w:b w:val="0"/>
-        </w:rPr>
-        <w:t xml:space="preserve">s using validation MSE, with earliest update breaking a tie. Is selecting by </w:t>
-      </w:r>
-      <w:r>
-        <w:rPr>
-          <w:b/>
-        </w:rPr>
-        <w:t>training</w:t>
-      </w:r>
-      <w:r>
-        <w:rPr>
-          <w:b w:val="0"/>
-        </w:rPr>
-        <w:t xml:space="preserve"> accuracy the same declared procedure?</w:t>
-      </w:r>
-    </w:p>
-    <w:p>
-      <w:pPr>
-        <w:pStyle w:val="Heading3"/>
-      </w:pPr>
-      <w:r>
-        <w:t>Teacher reasoning · W3</w:t>
-      </w:r>
-    </w:p>
-    <w:p>
-      <w:pPr>
-        <w:spacing w:line="336" w:lineRule="auto" w:after="180"/>
-        <w:shd w:fill="F1F6FC"/>
-      </w:pPr>
-      <w:r>
-        <w:rPr>
-          <w:b w:val="0"/>
-        </w:rPr>
-        <w:t>Teacher explanation: Select update 2 with a = 0.45 and validation MSE 0.3025.</w:t>
-      </w:r>
-    </w:p>
-    <w:p>
-      <w:pPr>
-        <w:spacing w:line="336" w:lineRule="auto" w:after="180"/>
-        <w:shd w:fill="F1F6FC"/>
-      </w:pPr>
-      <w:r>
-        <w:rPr>
-          <w:b/>
-        </w:rPr>
-        <w:t>Training</w:t>
-      </w:r>
-      <w:r>
-        <w:rPr>
-          <w:b w:val="0"/>
-        </w:rPr>
-        <w:t xml:space="preserve"> accuracy is a different </w:t>
-      </w:r>
-      <w:r>
-        <w:rPr>
-          <w:b/>
-        </w:rPr>
-        <w:t>selection metric</w:t>
-      </w:r>
-      <w:r>
-        <w:rPr>
-          <w:b w:val="0"/>
-        </w:rPr>
-        <w:t xml:space="preserve">; both trained </w:t>
-      </w:r>
-      <w:r>
-        <w:rPr>
-          <w:b/>
-        </w:rPr>
-        <w:t>checkpoint</w:t>
-      </w:r>
-      <w:r>
-        <w:rPr>
-          <w:b w:val="0"/>
-        </w:rPr>
-        <w:t xml:space="preserve">s have perfect </w:t>
-      </w:r>
-      <w:r>
-        <w:rPr>
-          <w:b/>
-        </w:rPr>
-        <w:t>training</w:t>
-      </w:r>
-      <w:r>
-        <w:rPr>
-          <w:b w:val="0"/>
-        </w:rPr>
-        <w:t xml:space="preserve"> accuracy, so it does not establish the same choice.</w:t>
-      </w:r>
-    </w:p>
-    <w:p>
-      <w:pPr>
-        <w:pStyle w:val="Heading3"/>
-      </w:pPr>
-      <w:r>
-        <w:t>W4 Choose a checkpoint independently</w:t>
-      </w:r>
-    </w:p>
-    <w:p>
-      <w:pPr>
-        <w:pStyle w:val="Heading3"/>
-      </w:pPr>
-      <w:r>
-        <w:t>Workbook question · W4</w:t>
-      </w:r>
-    </w:p>
-    <w:p>
-      <w:pPr>
-        <w:spacing w:line="336" w:lineRule="auto" w:after="180"/>
-        <w:shd w:fill="F5F1FB"/>
-      </w:pPr>
-      <w:r>
-        <w:rPr>
-          <w:b w:val="0"/>
-        </w:rPr>
-        <w:t xml:space="preserve">A separate model scores bd. Its </w:t>
-      </w:r>
-      <w:r>
-        <w:rPr>
-          <w:b/>
-        </w:rPr>
-        <w:t>training</w:t>
-      </w:r>
-      <w:r>
-        <w:rPr>
-          <w:b w:val="0"/>
-        </w:rPr>
-        <w:t xml:space="preserve"> examples have d = 1 and -1 with signed targets 1 and -1. Start b = 0; gradient is 2(b - 1), rate 0.25 and budget two updates. Validation differences are 2 and -2 with targets 1 and -1.</w:t>
-      </w:r>
-    </w:p>
-    <w:p>
-      <w:pPr>
-        <w:spacing w:line="336" w:lineRule="auto" w:after="180"/>
-        <w:shd w:fill="F5F1FB"/>
-      </w:pPr>
-      <w:r>
-        <w:rPr>
-          <w:b w:val="0"/>
-        </w:rPr>
-        <w:t>Calculate all three weights and their validation MSEs, then select by lowest validation MSE.</w:t>
-      </w:r>
-    </w:p>
-    <w:p>
-      <w:pPr>
-        <w:pStyle w:val="Heading3"/>
-      </w:pPr>
-      <w:r>
-        <w:t>Teacher reasoning · W4</w:t>
-      </w:r>
-    </w:p>
-    <w:p>
-      <w:pPr>
-        <w:spacing w:line="336" w:lineRule="auto" w:after="180"/>
-        <w:shd w:fill="F1F6FC"/>
-      </w:pPr>
-      <w:r>
-        <w:rPr>
-          <w:b w:val="0"/>
-        </w:rPr>
-        <w:t>Teacher explanation: Weights are 0, 0.5 and 0.75. Validation scores are [0, 0], [1, -1] and [1.5, -1.5], so validation MSEs are 1, 0 and 0.25. Select update 1 with b = 0.5, even though a later update exists.</w:t>
-      </w:r>
-    </w:p>
-    <w:p>
-      <w:pPr>
-        <w:spacing w:line="336" w:lineRule="auto" w:after="180"/>
-        <w:shd w:fill="F1F6FC"/>
-      </w:pPr>
-      <w:r>
-        <w:rPr>
-          <w:b/>
-        </w:rPr>
-        <w:t>Training</w:t>
-      </w:r>
-      <w:r>
-        <w:rPr>
-          <w:b w:val="0"/>
-        </w:rPr>
-        <w:t xml:space="preserve"> MSE falls from 1 to 0.25 to 0.0625.</w:t>
-      </w:r>
-    </w:p>
-    <w:p>
-      <w:pPr>
-        <w:pStyle w:val="Heading3"/>
-      </w:pPr>
-      <w:r>
-        <w:t>W5 Audit a final evaluation</w:t>
-      </w:r>
-    </w:p>
-    <w:p>
-      <w:pPr>
-        <w:pStyle w:val="Heading3"/>
-      </w:pPr>
-      <w:r>
-        <w:t>Workbook question · W5</w:t>
-      </w:r>
-    </w:p>
-    <w:p>
-      <w:pPr>
-        <w:spacing w:line="336" w:lineRule="auto" w:after="180"/>
-        <w:shd w:fill="F5F1FB"/>
-      </w:pPr>
-      <w:r>
-        <w:rPr>
-          <w:b w:val="0"/>
-        </w:rPr>
-        <w:t>After inspecting the final cases, a team changes the decision threshold and reports the best result as an unseen test score. Explain the problem and list two things the original report should preserve.</w:t>
-      </w:r>
-    </w:p>
-    <w:p>
-      <w:pPr>
-        <w:pStyle w:val="Heading3"/>
-      </w:pPr>
-      <w:r>
-        <w:t>Teacher reasoning · W5</w:t>
-      </w:r>
-    </w:p>
-    <w:p>
-      <w:pPr>
-        <w:spacing w:line="336" w:lineRule="auto" w:after="180"/>
-        <w:shd w:fill="F1F6FC"/>
-      </w:pPr>
-      <w:r>
-        <w:rPr>
-          <w:b w:val="0"/>
-        </w:rPr>
-        <w:t xml:space="preserve">Teacher explanation: Final outcomes influenced the revised model, so that set is no longer unseen </w:t>
-      </w:r>
-      <w:r>
-        <w:rPr>
-          <w:b/>
-        </w:rPr>
-        <w:t>evidence</w:t>
-      </w:r>
-      <w:r>
-        <w:rPr>
-          <w:b w:val="0"/>
-        </w:rPr>
-        <w:t xml:space="preserve"> for the revision.</w:t>
-      </w:r>
-    </w:p>
-    <w:p>
-      <w:pPr>
-        <w:spacing w:line="336" w:lineRule="auto" w:after="180"/>
-        <w:shd w:fill="F1F6FC"/>
-      </w:pPr>
-      <w:r>
-        <w:rPr>
-          <w:b w:val="0"/>
-        </w:rPr>
-        <w:t xml:space="preserve">Preserve the original frozen </w:t>
-      </w:r>
-      <w:r>
-        <w:rPr>
-          <w:b/>
-        </w:rPr>
-        <w:t>checkpoint</w:t>
-      </w:r>
-      <w:r>
-        <w:rPr>
-          <w:b w:val="0"/>
-        </w:rPr>
-        <w:t xml:space="preserve"> and threshold, per-case </w:t>
-      </w:r>
-      <w:r>
-        <w:rPr>
-          <w:b/>
-        </w:rPr>
-        <w:t>prediction</w:t>
-      </w:r>
-      <w:r>
-        <w:rPr>
-          <w:b w:val="0"/>
-        </w:rPr>
-        <w:t xml:space="preserve">s and errors, </w:t>
-      </w:r>
-      <w:r>
-        <w:rPr>
-          <w:b/>
-        </w:rPr>
-        <w:t>baseline</w:t>
-      </w:r>
-      <w:r>
-        <w:rPr>
-          <w:b w:val="0"/>
-        </w:rPr>
-        <w:t xml:space="preserve"> results, and split IDs. Evaluate the revision on new reserved cases.</w:t>
-      </w:r>
-    </w:p>
-    <w:p>
-      <w:pPr>
-        <w:pStyle w:val="Heading3"/>
-      </w:pPr>
-      <w:r>
-        <w:t>Independent assessment and fresh retry</w:t>
-      </w:r>
-    </w:p>
-    <w:p>
-      <w:pPr>
-        <w:pStyle w:val="Heading3"/>
-      </w:pPr>
-      <w:r>
-        <w:t>Teacher key · Independent assessment and fresh retry</w:t>
-      </w:r>
-    </w:p>
-    <w:p>
-      <w:pPr>
-        <w:spacing w:line="336" w:lineRule="auto" w:after="180"/>
-        <w:shd w:fill="F1F6FC"/>
-      </w:pPr>
-      <w:r>
-        <w:rPr>
-          <w:b w:val="0"/>
-        </w:rPr>
-        <w:t>W4 requires weights 0, 0.5, 0.75 and validation MSEs 1, 0, 0.25; select update 1. Fresh retry: train on d = 2 and -2, signed targets 1 and -1; gradient 8b - 4, rate 0.0625, start 0 and two updates. Weights are 0, 0.25, 0.375.</w:t>
-      </w:r>
-    </w:p>
-    <w:p>
-      <w:pPr>
-        <w:spacing w:line="336" w:lineRule="auto" w:after="180"/>
-        <w:shd w:fill="F1F6FC"/>
-      </w:pPr>
-      <w:r>
-        <w:rPr>
-          <w:b w:val="0"/>
-        </w:rPr>
-        <w:t>Validate on d = 4 and -4 with targets 1 and -1: MSEs are 1, 0, 0.25. Select update 1 with b = 0.25.</w:t>
-      </w:r>
-    </w:p>
-    <w:p>
-      <w:pPr>
-        <w:pStyle w:val="Heading3"/>
-      </w:pPr>
-      <w:r>
-        <w:t>Assess independent transfer</w:t>
-      </w:r>
-    </w:p>
-    <w:p>
-      <w:pPr>
-        <w:pStyle w:val="Heading3"/>
-      </w:pPr>
-      <w:r>
-        <w:t>Independent question · withhold the key</w:t>
-      </w:r>
-    </w:p>
-    <w:p>
-      <w:pPr>
-        <w:spacing w:line="336" w:lineRule="auto" w:after="180"/>
-        <w:shd w:fill="F5F1FB"/>
-      </w:pPr>
-      <w:r>
-        <w:rPr>
-          <w:b w:val="0"/>
-        </w:rPr>
-        <w:t xml:space="preserve">Selected case: A separate model scores bd. Its </w:t>
-      </w:r>
-      <w:r>
-        <w:rPr>
-          <w:b/>
-        </w:rPr>
-        <w:t>training</w:t>
-      </w:r>
-      <w:r>
-        <w:rPr>
-          <w:b w:val="0"/>
-        </w:rPr>
-        <w:t xml:space="preserve"> examples have d = 1 and -1 with signed targets 1 and -1. Start b = 0; gradient is 2(b - 1), rate 0.25 and budget two updates.</w:t>
-      </w:r>
-    </w:p>
-    <w:p>
-      <w:pPr>
-        <w:spacing w:line="336" w:lineRule="auto" w:after="180"/>
-        <w:shd w:fill="F5F1FB"/>
-      </w:pPr>
-      <w:r>
-        <w:rPr>
-          <w:b w:val="0"/>
-        </w:rPr>
-        <w:t>Validation differences are 2 and -2 with targets 1 and -1. Calculate all three weights and their validation MSEs, then select by lowest validation MSE.</w:t>
-      </w:r>
-    </w:p>
-    <w:p>
-      <w:pPr>
-        <w:pStyle w:val="Heading3"/>
-      </w:pPr>
-      <w:r>
-        <w:t>Selected case answer</w:t>
-      </w:r>
-    </w:p>
-    <w:p>
-      <w:pPr>
-        <w:pStyle w:val="Heading3"/>
-      </w:pPr>
-      <w:r>
-        <w:t>Teacher key · Selected case answer</w:t>
-      </w:r>
-    </w:p>
-    <w:p>
-      <w:pPr>
-        <w:spacing w:line="336" w:lineRule="auto" w:after="180"/>
-        <w:shd w:fill="F1F6FC"/>
-      </w:pPr>
-      <w:r>
-        <w:rPr>
-          <w:b w:val="0"/>
-        </w:rPr>
-        <w:t>Teacher explanation: Weights are 0, 0.5 and 0.75. Validation scores are [0, 0], [1, -1] and [1.5, -1.5], so validation MSEs are 1, 0 and 0.25. Select update 1 with b = 0.5, even though a later update exists.</w:t>
-      </w:r>
-    </w:p>
-    <w:p>
-      <w:pPr>
-        <w:spacing w:line="336" w:lineRule="auto" w:after="180"/>
-        <w:shd w:fill="F1F6FC"/>
-      </w:pPr>
-      <w:r>
-        <w:rPr>
-          <w:b/>
-        </w:rPr>
-        <w:t>Training</w:t>
-      </w:r>
-      <w:r>
-        <w:rPr>
-          <w:b w:val="0"/>
-        </w:rPr>
-        <w:t xml:space="preserve"> MSE falls from 1 to 0.25 to 0.0625.</w:t>
+        <w:pStyle w:val="Heading2"/>
+      </w:pPr>
+      <w:r>
+        <w:t>Judge explanation,trace and limits</w:t>
       </w:r>
     </w:p>
     <w:tbl>
@@ -3891,54 +4159,55 @@
     </w:tbl>
     <w:p>
       <w:pPr>
-        <w:pStyle w:val="Heading3"/>
-      </w:pPr>
-      <w:r>
-        <w:t>Teacher key · Selected case answer</w:t>
+        <w:spacing w:line="336" w:lineRule="auto" w:after="180"/>
+      </w:pPr>
+      <w:r>
+        <w:rPr>
+          <w:b w:val="0"/>
+        </w:rPr>
+        <w:t>Record each dimension as not yet, with support, or independent. Accept a valid alternative procedure with a defensible trace.</w:t>
       </w:r>
     </w:p>
     <w:p>
       <w:pPr>
         <w:spacing w:line="336" w:lineRule="auto" w:after="180"/>
-        <w:shd w:fill="F1F6FC"/>
       </w:pPr>
       <w:r>
         <w:rPr>
           <w:b w:val="0"/>
         </w:rPr>
-        <w:t>Record each dimension as not yet, with support, or independent. Accept a valid alternative procedure with a defensible trace.</w:t>
+        <w:t xml:space="preserve">Do not penalise an honestly recorded model failure if the learner correctly explains its </w:t>
+      </w:r>
+      <w:r>
+        <w:rPr>
+          <w:b/>
+        </w:rPr>
+        <w:t>evidence</w:t>
+      </w:r>
+      <w:r>
+        <w:rPr>
+          <w:b w:val="0"/>
+        </w:rPr>
+        <w:t xml:space="preserve"> and limits.</w:t>
       </w:r>
     </w:p>
     <w:p>
       <w:pPr>
-        <w:spacing w:line="336" w:lineRule="auto" w:after="180"/>
-        <w:shd w:fill="F1F6FC"/>
-      </w:pPr>
-      <w:r>
-        <w:rPr>
-          <w:b w:val="0"/>
-        </w:rPr>
-        <w:t xml:space="preserve">Do not penalise an honestly recorded model failure if the learner correctly explains its </w:t>
-      </w:r>
-      <w:r>
-        <w:rPr>
-          <w:b/>
-        </w:rPr>
-        <w:t>evidence</w:t>
-      </w:r>
-      <w:r>
-        <w:rPr>
-          <w:b w:val="0"/>
-        </w:rPr>
-        <w:t xml:space="preserve"> and limits.</w:t>
+        <w:pStyle w:val="Heading2"/>
+      </w:pPr>
+      <w:r>
+        <w:t>Give one usable repair</w:t>
       </w:r>
     </w:p>
     <w:p>
       <w:pPr>
-        <w:pStyle w:val="Heading3"/>
-      </w:pPr>
-      <w:r>
-        <w:t>Feedback that the learner uses</w:t>
+        <w:spacing w:line="336" w:lineRule="auto" w:after="180"/>
+      </w:pPr>
+      <w:r>
+        <w:rPr>
+          <w:b w:val="0"/>
+        </w:rPr>
+        <w:t>Name the earliest unsupported step and give one action to repair it. Have the learner make that repair now and explain why. Then assess the relevant skill on a fresh, fully specified case.</w:t>
       </w:r>
     </w:p>
     <w:p>
@@ -3949,66 +4218,69 @@
         <w:rPr>
           <w:b w:val="0"/>
         </w:rPr>
-        <w:t>Name the earliest unsupported step and give one action to repair it. Have the learner make that repair now and explain why. Then assess the relevant skill on a fresh, fully specified case.</w:t>
+        <w:t>Confirm it was not previously practised with feedback; solve and check the new case before assigning it. A follow-up design prompt is a starting brief, not automatically an equivalent test.</w:t>
       </w:r>
     </w:p>
     <w:p>
       <w:pPr>
-        <w:spacing w:line="336" w:lineRule="auto" w:after="180"/>
-      </w:pPr>
-      <w:r>
-        <w:rPr>
-          <w:b w:val="0"/>
-        </w:rPr>
-        <w:t>Confirm it was not previously practised with feedback; solve and check the new case before assigning it. A follow-up design prompt is a starting brief, not automatically an equivalent test.</w:t>
+        <w:pStyle w:val="Heading2"/>
+      </w:pPr>
+      <w:r>
+        <w:t>W1 Trace features and a prediction</w:t>
       </w:r>
     </w:p>
     <w:p>
       <w:pPr>
-        <w:pStyle w:val="Heading1"/>
-      </w:pPr>
-      <w:r>
-        <w:t>06. Connect the project, support and next lesson</w:t>
+        <w:spacing w:line="336" w:lineRule="auto" w:after="180"/>
+      </w:pPr>
+      <w:r>
+        <w:rPr>
+          <w:b w:val="0"/>
+        </w:rPr>
+        <w:t xml:space="preserve">For Train B, compute d, h1, h2 and the score at a = 0.45. Give the class </w:t>
+      </w:r>
+      <w:r>
+        <w:rPr>
+          <w:b/>
+        </w:rPr>
+        <w:t>prediction</w:t>
+      </w:r>
+      <w:r>
+        <w:rPr>
+          <w:b w:val="0"/>
+        </w:rPr>
+        <w:t xml:space="preserve"> and squared error against its signed target.</w:t>
       </w:r>
     </w:p>
     <w:p>
-      <w:r>
-        <w:t>Connect Training a small image model to Image-pattern Network Investigation, adapt support and plan a later changed-case check.</w:t>
+      <w:pPr>
+        <w:spacing w:line="336" w:lineRule="auto" w:after="180"/>
+      </w:pPr>
+      <w:r>
+        <w:rPr>
+          <w:b w:val="0"/>
+        </w:rPr>
+        <w:t xml:space="preserve">Teacher explanation: d = 2, h1 = 2 and h2 = 0. Score is 0.9, </w:t>
+      </w:r>
+      <w:r>
+        <w:rPr>
+          <w:b/>
+        </w:rPr>
+        <w:t>prediction</w:t>
+      </w:r>
+      <w:r>
+        <w:rPr>
+          <w:b w:val="0"/>
+        </w:rPr>
+        <w:t xml:space="preserve"> class 1 and squared error (0.9 - 1) squared = 0.01.</w:t>
       </w:r>
     </w:p>
     <w:p>
       <w:pPr>
-        <w:spacing w:line="336" w:lineRule="auto" w:after="180"/>
-      </w:pPr>
-      <w:r>
-        <w:rPr>
-          <w:b w:val="0"/>
-        </w:rPr>
-        <w:t xml:space="preserve">Add a labelled </w:t>
-      </w:r>
-      <w:r>
-        <w:rPr>
-          <w:b/>
-        </w:rPr>
-        <w:t>training</w:t>
-      </w:r>
-      <w:r>
-        <w:rPr>
-          <w:b w:val="0"/>
-        </w:rPr>
-        <w:t xml:space="preserve"> a small image model </w:t>
-      </w:r>
-      <w:r>
-        <w:rPr>
-          <w:b/>
-        </w:rPr>
-        <w:t>evidence</w:t>
-      </w:r>
-      <w:r>
-        <w:rPr>
-          <w:b w:val="0"/>
-        </w:rPr>
-        <w:t xml:space="preserve"> sheet to Image-pattern Network Investigation. Show how you can trace a complete image model with fixed features and one trained weight.</w:t>
+        <w:pStyle w:val="Heading2"/>
+      </w:pPr>
+      <w:r>
+        <w:t>W2 Check both updates</w:t>
       </w:r>
     </w:p>
     <w:p>
@@ -4019,31 +4291,19 @@
         <w:rPr>
           <w:b w:val="0"/>
         </w:rPr>
-        <w:t xml:space="preserve">Use the supplied fictional case and keep its </w:t>
+        <w:t xml:space="preserve">Starting at a = 0, use gradient 5a - 3 and rate 0.1 for two updates. Give each gradient, new weight and </w:t>
       </w:r>
       <w:r>
         <w:rPr>
           <w:b/>
         </w:rPr>
-        <w:t>input</w:t>
+        <w:t>training</w:t>
       </w:r>
       <w:r>
         <w:rPr>
           <w:b w:val="0"/>
         </w:rPr>
-        <w:t xml:space="preserve">s, intermediate steps, calculation or </w:t>
-      </w:r>
-      <w:r>
-        <w:rPr>
-          <w:b/>
-        </w:rPr>
-        <w:t>prediction</w:t>
-      </w:r>
-      <w:r>
-        <w:rPr>
-          <w:b w:val="0"/>
-        </w:rPr>
-        <w:t>, and limitation. Connect this record to last week’s record; a matching answer without a trace is insufficient.</w:t>
+        <w:t xml:space="preserve"> MSE.</w:t>
       </w:r>
     </w:p>
     <w:p>
@@ -4054,18 +4314,15 @@
         <w:rPr>
           <w:b w:val="0"/>
         </w:rPr>
-        <w:t>Provide a ledger for image, difference, signed target, score, residual and class. Allow calculators and distinguish class 0 from signed target -1.</w:t>
+        <w:t>Teacher explanation: First gradient -3 gives a = 0.3 and MSE 0.325. Second gradient -1.5 gives a = 0.45 and MSE 0.15625. Each gradient is computed at the current weight before the update.</w:t>
       </w:r>
     </w:p>
     <w:p>
       <w:pPr>
-        <w:spacing w:line="336" w:lineRule="auto" w:after="180"/>
-      </w:pPr>
-      <w:r>
-        <w:rPr>
-          <w:b w:val="0"/>
-        </w:rPr>
-        <w:t>Extension: enumerate all sixteen binary 2 by 2 images under the frozen model and exact task rule; label this exhaustive toy-domain audit separately from the three-case held-out evaluation.</w:t>
+        <w:pStyle w:val="Heading2"/>
+      </w:pPr>
+      <w:r>
+        <w:t>W3 Apply the selection rule</w:t>
       </w:r>
     </w:p>
     <w:p>
@@ -4076,7 +4333,31 @@
         <w:rPr>
           <w:b w:val="0"/>
         </w:rPr>
-        <w:t>Week 24 examines augmentation and leakage, including how related image variants should remain in the same split.</w:t>
+        <w:t xml:space="preserve">Select among the three saved lesson </w:t>
+      </w:r>
+      <w:r>
+        <w:rPr>
+          <w:b/>
+        </w:rPr>
+        <w:t>checkpoint</w:t>
+      </w:r>
+      <w:r>
+        <w:rPr>
+          <w:b w:val="0"/>
+        </w:rPr>
+        <w:t xml:space="preserve">s using validation MSE, with earliest update breaking a tie. Is selecting by </w:t>
+      </w:r>
+      <w:r>
+        <w:rPr>
+          <w:b/>
+        </w:rPr>
+        <w:t>training</w:t>
+      </w:r>
+      <w:r>
+        <w:rPr>
+          <w:b w:val="0"/>
+        </w:rPr>
+        <w:t xml:space="preserve"> accuracy the same declared procedure?</w:t>
       </w:r>
     </w:p>
     <w:p>
@@ -4087,15 +4368,602 @@
         <w:rPr>
           <w:b w:val="0"/>
         </w:rPr>
-        <w:t>Retain the project ledger and assess a changed case after support. Check the relevant prerequisite before carrying this component forward.</w:t>
+        <w:t>Teacher explanation: Select update 2 with a = 0.45 and validation MSE 0.3025.</w:t>
       </w:r>
     </w:p>
     <w:p>
       <w:pPr>
+        <w:spacing w:line="336" w:lineRule="auto" w:after="180"/>
+      </w:pPr>
+      <w:r>
+        <w:rPr>
+          <w:b/>
+        </w:rPr>
+        <w:t>Training</w:t>
+      </w:r>
+      <w:r>
+        <w:rPr>
+          <w:b w:val="0"/>
+        </w:rPr>
+        <w:t xml:space="preserve"> accuracy is a different </w:t>
+      </w:r>
+      <w:r>
+        <w:rPr>
+          <w:b/>
+        </w:rPr>
+        <w:t>selection metric</w:t>
+      </w:r>
+      <w:r>
+        <w:rPr>
+          <w:b w:val="0"/>
+        </w:rPr>
+        <w:t xml:space="preserve">; both trained </w:t>
+      </w:r>
+      <w:r>
+        <w:rPr>
+          <w:b/>
+        </w:rPr>
+        <w:t>checkpoint</w:t>
+      </w:r>
+      <w:r>
+        <w:rPr>
+          <w:b w:val="0"/>
+        </w:rPr>
+        <w:t xml:space="preserve">s have perfect </w:t>
+      </w:r>
+      <w:r>
+        <w:rPr>
+          <w:b/>
+        </w:rPr>
+        <w:t>training</w:t>
+      </w:r>
+      <w:r>
+        <w:rPr>
+          <w:b w:val="0"/>
+        </w:rPr>
+        <w:t xml:space="preserve"> accuracy, so it does not establish the same choice.</w:t>
+      </w:r>
+    </w:p>
+    <w:p>
+      <w:pPr>
+        <w:pStyle w:val="Heading2"/>
+      </w:pPr>
+      <w:r>
+        <w:t>W5 Audit a final evaluation</w:t>
+      </w:r>
+    </w:p>
+    <w:p>
+      <w:pPr>
+        <w:spacing w:line="336" w:lineRule="auto" w:after="180"/>
+      </w:pPr>
+      <w:r>
+        <w:rPr>
+          <w:b w:val="0"/>
+        </w:rPr>
+        <w:t>After inspecting the final cases, a team changes the decision threshold and reports the best result as an unseen test score. Explain the problem and list two things the original report should preserve.</w:t>
+      </w:r>
+    </w:p>
+    <w:p>
+      <w:pPr>
+        <w:spacing w:line="336" w:lineRule="auto" w:after="180"/>
+      </w:pPr>
+      <w:r>
+        <w:rPr>
+          <w:b w:val="0"/>
+        </w:rPr>
+        <w:t xml:space="preserve">Teacher explanation: Final outcomes influenced the revised model, so that set is no longer unseen </w:t>
+      </w:r>
+      <w:r>
+        <w:rPr>
+          <w:b/>
+        </w:rPr>
+        <w:t>evidence</w:t>
+      </w:r>
+      <w:r>
+        <w:rPr>
+          <w:b w:val="0"/>
+        </w:rPr>
+        <w:t xml:space="preserve"> for the revision.</w:t>
+      </w:r>
+    </w:p>
+    <w:p>
+      <w:pPr>
+        <w:spacing w:line="336" w:lineRule="auto" w:after="180"/>
+      </w:pPr>
+      <w:r>
+        <w:rPr>
+          <w:b w:val="0"/>
+        </w:rPr>
+        <w:t xml:space="preserve">Preserve the original frozen </w:t>
+      </w:r>
+      <w:r>
+        <w:rPr>
+          <w:b/>
+        </w:rPr>
+        <w:t>checkpoint</w:t>
+      </w:r>
+      <w:r>
+        <w:rPr>
+          <w:b w:val="0"/>
+        </w:rPr>
+        <w:t xml:space="preserve"> and threshold, per-case </w:t>
+      </w:r>
+      <w:r>
+        <w:rPr>
+          <w:b/>
+        </w:rPr>
+        <w:t>prediction</w:t>
+      </w:r>
+      <w:r>
+        <w:rPr>
+          <w:b w:val="0"/>
+        </w:rPr>
+        <w:t xml:space="preserve">s and errors, </w:t>
+      </w:r>
+      <w:r>
+        <w:rPr>
+          <w:b/>
+        </w:rPr>
+        <w:t>baseline</w:t>
+      </w:r>
+      <w:r>
+        <w:rPr>
+          <w:b w:val="0"/>
+        </w:rPr>
+        <w:t xml:space="preserve"> results, and split IDs. Evaluate the revision on new reserved cases.</w:t>
+      </w:r>
+    </w:p>
+    <w:p>
+      <w:pPr>
+        <w:pStyle w:val="Heading2"/>
+      </w:pPr>
+      <w:r>
+        <w:t>Earlier wording, alternatives and picture transcripts · reference / check after trying</w:t>
+      </w:r>
+    </w:p>
+    <w:p>
+      <w:pPr>
         <w:pStyle w:val="Heading3"/>
       </w:pPr>
       <w:r>
-        <w:t>Plan the delayed return</w:t>
+        <w:t>Guided and exit questions</w:t>
+      </w:r>
+    </w:p>
+    <w:p>
+      <w:pPr>
+        <w:spacing w:line="336" w:lineRule="auto" w:after="180"/>
+      </w:pPr>
+      <w:r>
+        <w:rPr>
+          <w:b w:val="0"/>
+        </w:rPr>
+        <w:t xml:space="preserve">Guided: at a = 0.3, E and F score 0.3 and -0.3; at a = 0.45 they score 0.45 and -0.45. Both </w:t>
+      </w:r>
+      <w:r>
+        <w:rPr>
+          <w:b/>
+        </w:rPr>
+        <w:t>checkpoint</w:t>
+      </w:r>
+      <w:r>
+        <w:rPr>
+          <w:b w:val="0"/>
+        </w:rPr>
+        <w:t>s predict classes 1 and 0 correctly, while squared residuals change from 0.49 to 0.3025.</w:t>
+      </w:r>
+    </w:p>
+    <w:p>
+      <w:pPr>
+        <w:spacing w:line="336" w:lineRule="auto" w:after="180"/>
+      </w:pPr>
+      <w:r>
+        <w:rPr>
+          <w:b w:val="0"/>
+        </w:rPr>
+        <w:t xml:space="preserve">Final cases: G rows [1, 1], [1, 0], class 1; H rows [1, 1], [0, 1], class 0; I rows [1, 0], [0, 1], class 0. Differences are 1, -1, 0; scores 0.45, -0.45, 0; </w:t>
+      </w:r>
+      <w:r>
+        <w:rPr>
+          <w:b/>
+        </w:rPr>
+        <w:t>prediction</w:t>
+      </w:r>
+      <w:r>
+        <w:rPr>
+          <w:b w:val="0"/>
+        </w:rPr>
+        <w:t xml:space="preserve">s 1, 0, 0. Model accuracy is 3 of 3, </w:t>
+      </w:r>
+      <w:r>
+        <w:rPr>
+          <w:b/>
+        </w:rPr>
+        <w:t>baseline</w:t>
+      </w:r>
+      <w:r>
+        <w:rPr>
+          <w:b w:val="0"/>
+        </w:rPr>
+        <w:t xml:space="preserve"> 2 of 3.</w:t>
+      </w:r>
+    </w:p>
+    <w:p>
+      <w:pPr>
+        <w:spacing w:line="336" w:lineRule="auto" w:after="180"/>
+      </w:pPr>
+      <w:r>
+        <w:rPr>
+          <w:b w:val="0"/>
+        </w:rPr>
+        <w:t>Signed-target squared errors are 0.3025, 0.3025, 1, so final MSE is 0.535. The tie case is classified correctly despite nonzero regression error.</w:t>
+      </w:r>
+    </w:p>
+    <w:p>
+      <w:pPr>
+        <w:spacing w:line="336" w:lineRule="auto" w:after="180"/>
+      </w:pPr>
+      <w:r>
+        <w:rPr>
+          <w:b w:val="0"/>
+        </w:rPr>
+        <w:t xml:space="preserve">Exit: only a was learned; using final results to choose a model contaminates final evaluation. Preserve setup, </w:t>
+      </w:r>
+      <w:r>
+        <w:rPr>
+          <w:b/>
+        </w:rPr>
+        <w:t>prediction</w:t>
+      </w:r>
+      <w:r>
+        <w:rPr>
+          <w:b w:val="0"/>
+        </w:rPr>
+        <w:t xml:space="preserve">s, </w:t>
+      </w:r>
+      <w:r>
+        <w:rPr>
+          <w:b/>
+        </w:rPr>
+        <w:t>baseline</w:t>
+      </w:r>
+      <w:r>
+        <w:rPr>
+          <w:b w:val="0"/>
+        </w:rPr>
+        <w:t xml:space="preserve"> and limits.</w:t>
+      </w:r>
+    </w:p>
+    <w:p>
+      <w:pPr>
+        <w:pStyle w:val="Heading3"/>
+      </w:pPr>
+      <w:r>
+        <w:t>W1 Trace features and a prediction</w:t>
+      </w:r>
+    </w:p>
+    <w:p>
+      <w:pPr>
+        <w:pStyle w:val="Heading3"/>
+      </w:pPr>
+      <w:r>
+        <w:t>W2 Check both updates</w:t>
+      </w:r>
+    </w:p>
+    <w:p>
+      <w:pPr>
+        <w:pStyle w:val="Heading3"/>
+      </w:pPr>
+      <w:r>
+        <w:t>W3 Apply the selection rule</w:t>
+      </w:r>
+    </w:p>
+    <w:p>
+      <w:pPr>
+        <w:pStyle w:val="Heading3"/>
+      </w:pPr>
+      <w:r>
+        <w:t>W4 Choose a checkpoint independently</w:t>
+      </w:r>
+    </w:p>
+    <w:p>
+      <w:pPr>
+        <w:spacing w:line="336" w:lineRule="auto" w:after="180"/>
+      </w:pPr>
+      <w:r>
+        <w:rPr>
+          <w:b w:val="0"/>
+        </w:rPr>
+        <w:t xml:space="preserve">A separate model scores bd. Its </w:t>
+      </w:r>
+      <w:r>
+        <w:rPr>
+          <w:b/>
+        </w:rPr>
+        <w:t>training</w:t>
+      </w:r>
+      <w:r>
+        <w:rPr>
+          <w:b w:val="0"/>
+        </w:rPr>
+        <w:t xml:space="preserve"> examples have d = 1 and -1 with signed targets 1 and -1. Start b = 0; gradient is 2(b - 1), rate 0.25 and budget two updates. Validation differences are 2 and -2 with targets 1 and -1.</w:t>
+      </w:r>
+    </w:p>
+    <w:p>
+      <w:pPr>
+        <w:spacing w:line="336" w:lineRule="auto" w:after="180"/>
+      </w:pPr>
+      <w:r>
+        <w:rPr>
+          <w:b w:val="0"/>
+        </w:rPr>
+        <w:t>Calculate all three weights and their validation MSEs, then select by lowest validation MSE.</w:t>
+      </w:r>
+    </w:p>
+    <w:p>
+      <w:pPr>
+        <w:spacing w:line="336" w:lineRule="auto" w:after="180"/>
+      </w:pPr>
+      <w:r>
+        <w:rPr>
+          <w:b w:val="0"/>
+        </w:rPr>
+        <w:t>Teacher explanation: Weights are 0, 0.5 and 0.75. Validation scores are [0, 0], [1, -1] and [1.5, -1.5], so validation MSEs are 1, 0 and 0.25. Select update 1 with b = 0.5, even though a later update exists.</w:t>
+      </w:r>
+    </w:p>
+    <w:p>
+      <w:pPr>
+        <w:spacing w:line="336" w:lineRule="auto" w:after="180"/>
+      </w:pPr>
+      <w:r>
+        <w:rPr>
+          <w:b/>
+        </w:rPr>
+        <w:t>Training</w:t>
+      </w:r>
+      <w:r>
+        <w:rPr>
+          <w:b w:val="0"/>
+        </w:rPr>
+        <w:t xml:space="preserve"> MSE falls from 1 to 0.25 to 0.0625.</w:t>
+      </w:r>
+    </w:p>
+    <w:p>
+      <w:pPr>
+        <w:pStyle w:val="Heading3"/>
+      </w:pPr>
+      <w:r>
+        <w:t>W5 Audit a final evaluation</w:t>
+      </w:r>
+    </w:p>
+    <w:p>
+      <w:pPr>
+        <w:pStyle w:val="Heading3"/>
+      </w:pPr>
+      <w:r>
+        <w:t>Independent assessment and fresh retry</w:t>
+      </w:r>
+    </w:p>
+    <w:p>
+      <w:pPr>
+        <w:spacing w:line="336" w:lineRule="auto" w:after="180"/>
+      </w:pPr>
+      <w:r>
+        <w:rPr>
+          <w:b w:val="0"/>
+        </w:rPr>
+        <w:t>W4 requires weights 0, 0.5, 0.75 and validation MSEs 1, 0, 0.25; select update 1. Fresh retry: train on d = 2 and -2, signed targets 1 and -1; gradient 8b - 4, rate 0.0625, start 0 and two updates. Weights are 0, 0.25, 0.375.</w:t>
+      </w:r>
+    </w:p>
+    <w:p>
+      <w:pPr>
+        <w:spacing w:line="336" w:lineRule="auto" w:after="180"/>
+      </w:pPr>
+      <w:r>
+        <w:rPr>
+          <w:b w:val="0"/>
+        </w:rPr>
+        <w:t>Validate on d = 4 and -4 with targets 1 and -1: MSEs are 1, 0, 0.25. Select update 1 with b = 0.25.</w:t>
+      </w:r>
+    </w:p>
+    <w:p>
+      <w:pPr>
+        <w:pStyle w:val="Heading3"/>
+      </w:pPr>
+      <w:r>
+        <w:t>Assess independent transfer</w:t>
+      </w:r>
+    </w:p>
+    <w:p>
+      <w:pPr>
+        <w:pStyle w:val="Heading3"/>
+      </w:pPr>
+      <w:r>
+        <w:t>Selected case answer</w:t>
+      </w:r>
+    </w:p>
+    <w:p>
+      <w:pPr>
+        <w:pStyle w:val="Heading3"/>
+      </w:pPr>
+      <w:r>
+        <w:t>Feedback that the learner uses</w:t>
+      </w:r>
+    </w:p>
+    <w:p>
+      <w:pPr>
+        <w:pStyle w:val="Heading1"/>
+      </w:pPr>
+      <w:r>
+        <w:t>06. Connect,support and revisit the mathematics</w:t>
+      </w:r>
+    </w:p>
+    <w:p>
+      <w:r>
+        <w:t>Use the saved evidence to choose the next step.</w:t>
+      </w:r>
+    </w:p>
+    <w:p>
+      <w:pPr>
+        <w:pStyle w:val="Heading2"/>
+      </w:pPr>
+      <w:r>
+        <w:t>Project and next-week bridge</w:t>
+      </w:r>
+    </w:p>
+    <w:p>
+      <w:pPr>
+        <w:spacing w:line="336" w:lineRule="auto" w:after="180"/>
+      </w:pPr>
+      <w:r>
+        <w:rPr>
+          <w:b w:val="0"/>
+        </w:rPr>
+        <w:t xml:space="preserve">Add a labelled </w:t>
+      </w:r>
+      <w:r>
+        <w:rPr>
+          <w:b/>
+        </w:rPr>
+        <w:t>training</w:t>
+      </w:r>
+      <w:r>
+        <w:rPr>
+          <w:b w:val="0"/>
+        </w:rPr>
+        <w:t xml:space="preserve"> a small image model </w:t>
+      </w:r>
+      <w:r>
+        <w:rPr>
+          <w:b/>
+        </w:rPr>
+        <w:t>evidence</w:t>
+      </w:r>
+      <w:r>
+        <w:rPr>
+          <w:b w:val="0"/>
+        </w:rPr>
+        <w:t xml:space="preserve"> sheet to Image-pattern Network Investigation. Show how you can trace a complete image model with fixed features and one trained weight.</w:t>
+      </w:r>
+    </w:p>
+    <w:p>
+      <w:pPr>
+        <w:spacing w:line="336" w:lineRule="auto" w:after="180"/>
+      </w:pPr>
+      <w:r>
+        <w:rPr>
+          <w:b w:val="0"/>
+        </w:rPr>
+        <w:t xml:space="preserve">Use the supplied fictional case and keep its </w:t>
+      </w:r>
+      <w:r>
+        <w:rPr>
+          <w:b/>
+        </w:rPr>
+        <w:t>input</w:t>
+      </w:r>
+      <w:r>
+        <w:rPr>
+          <w:b w:val="0"/>
+        </w:rPr>
+        <w:t xml:space="preserve">s, intermediate steps, calculation or </w:t>
+      </w:r>
+      <w:r>
+        <w:rPr>
+          <w:b/>
+        </w:rPr>
+        <w:t>prediction</w:t>
+      </w:r>
+      <w:r>
+        <w:rPr>
+          <w:b w:val="0"/>
+        </w:rPr>
+        <w:t>, and limitation. Connect this record to last week’s record; a matching answer without a trace is insufficient.</w:t>
+      </w:r>
+    </w:p>
+    <w:p>
+      <w:pPr>
+        <w:spacing w:line="336" w:lineRule="auto" w:after="180"/>
+      </w:pPr>
+      <w:r>
+        <w:rPr>
+          <w:b w:val="0"/>
+        </w:rPr>
+        <w:t>Provide a ledger for image, difference, signed target, score, residual and class. Allow calculators and distinguish class 0 from signed target -1.</w:t>
+      </w:r>
+    </w:p>
+    <w:p>
+      <w:pPr>
+        <w:spacing w:line="336" w:lineRule="auto" w:after="180"/>
+      </w:pPr>
+      <w:r>
+        <w:rPr>
+          <w:b w:val="0"/>
+        </w:rPr>
+        <w:t>Extension: enumerate all sixteen binary 2 by 2 images under the frozen model and exact task rule; label this exhaustive toy-domain audit separately from the three-case held-out evaluation.</w:t>
+      </w:r>
+    </w:p>
+    <w:p>
+      <w:pPr>
+        <w:spacing w:line="336" w:lineRule="auto" w:after="180"/>
+      </w:pPr>
+      <w:r>
+        <w:rPr>
+          <w:b w:val="0"/>
+        </w:rPr>
+        <w:t>Week 24 examines augmentation and leakage, including how related image variants should remain in the same split.</w:t>
+      </w:r>
+    </w:p>
+    <w:p>
+      <w:pPr>
+        <w:spacing w:line="336" w:lineRule="auto" w:after="180"/>
+      </w:pPr>
+      <w:r>
+        <w:rPr>
+          <w:b w:val="0"/>
+        </w:rPr>
+        <w:t>Retain the project ledger and assess a changed case after support. Check the relevant prerequisite before carrying this component forward.</w:t>
+      </w:r>
+    </w:p>
+    <w:p>
+      <w:pPr>
+        <w:spacing w:line="336" w:lineRule="auto" w:after="180"/>
+      </w:pPr>
+      <w:r>
+        <w:rPr>
+          <w:b w:val="0"/>
+        </w:rPr>
+        <w:t xml:space="preserve">For your Image-pattern Network Investigation, save the </w:t>
+      </w:r>
+      <w:r>
+        <w:rPr>
+          <w:b/>
+        </w:rPr>
+        <w:t>input</w:t>
+      </w:r>
+      <w:r>
+        <w:rPr>
+          <w:b w:val="0"/>
+        </w:rPr>
+        <w:t>, procedure, observed result and limitation of this check.</w:t>
+      </w:r>
+    </w:p>
+    <w:p>
+      <w:pPr>
+        <w:spacing w:line="336" w:lineRule="auto" w:after="180"/>
+      </w:pPr>
+      <w:r>
+        <w:rPr>
+          <w:b w:val="0"/>
+        </w:rPr>
+        <w:t>Label this worked example as practice; use a different, previously unreviewed case when checking independent understanding.</w:t>
+      </w:r>
+    </w:p>
+    <w:p>
+      <w:pPr>
+        <w:pStyle w:val="Heading2"/>
+      </w:pPr>
+      <w:r>
+        <w:t>Delayed return and support record</w:t>
       </w:r>
     </w:p>
     <w:p>
@@ -4312,44 +5180,26 @@
     </w:p>
     <w:p>
       <w:pPr>
-        <w:pStyle w:val="Heading3"/>
-      </w:pPr>
-      <w:r>
-        <w:t>Project evidence from this case</w:t>
+        <w:pStyle w:val="Heading2"/>
+      </w:pPr>
+      <w:r>
+        <w:t>Earlier wording, alternatives and picture transcripts · reference / check after trying</w:t>
       </w:r>
     </w:p>
     <w:p>
       <w:pPr>
-        <w:spacing w:line="336" w:lineRule="auto" w:after="180"/>
-      </w:pPr>
-      <w:r>
-        <w:rPr>
-          <w:b w:val="0"/>
-        </w:rPr>
-        <w:t xml:space="preserve">For your Image-pattern Network Investigation, save the </w:t>
-      </w:r>
-      <w:r>
-        <w:rPr>
-          <w:b/>
-        </w:rPr>
-        <w:t>input</w:t>
-      </w:r>
-      <w:r>
-        <w:rPr>
-          <w:b w:val="0"/>
-        </w:rPr>
-        <w:t>, procedure, observed result and limitation of this check.</w:t>
+        <w:pStyle w:val="Heading3"/>
+      </w:pPr>
+      <w:r>
+        <w:t>Plan the delayed return</w:t>
       </w:r>
     </w:p>
     <w:p>
       <w:pPr>
-        <w:spacing w:line="336" w:lineRule="auto" w:after="180"/>
-      </w:pPr>
-      <w:r>
-        <w:rPr>
-          <w:b w:val="0"/>
-        </w:rPr>
-        <w:t>Label this worked example as practice; use a different, previously unreviewed case when checking independent understanding.</w:t>
+        <w:pStyle w:val="Heading3"/>
+      </w:pPr>
+      <w:r>
+        <w:t>Project evidence from this case</w:t>
       </w:r>
     </w:p>
     <w:p>
@@ -4357,26 +5207,33 @@
         <w:pStyle w:val="Heading1"/>
       </w:pPr>
       <w:r>
-        <w:t>07. Prepare, teach and assess</w:t>
+        <w:t>Reference bank and extra practice</w:t>
       </w:r>
     </w:p>
     <w:p>
-      <w:r>
-        <w:t>Use this preparation summary alongside the detailed Training a small image model lesson; it is a checklist rather than a replacement for the full sequence.</w:t>
+      <w:pPr>
+        <w:pStyle w:val="Heading1"/>
+      </w:pPr>
+      <w:r>
+        <w:t>07. Reference · Alternative planning checklist</w:t>
       </w:r>
     </w:p>
     <w:p>
-      <w:pPr>
-        <w:pStyle w:val="Heading3"/>
-      </w:pPr>
-      <w:r>
-        <w:t>Teaching target</w:t>
+      <w:r>
+        <w:t>Use alongside the main route when helpful.</w:t>
       </w:r>
     </w:p>
     <w:p>
       <w:pPr>
+        <w:pStyle w:val="Heading2"/>
+      </w:pPr>
+      <w:r>
+        <w:t>Planning,assessment and project reminders</w:t>
+      </w:r>
+    </w:p>
+    <w:p>
+      <w:pPr>
         <w:spacing w:line="336" w:lineRule="auto" w:after="180"/>
-        <w:shd w:fill="EDF7F3"/>
       </w:pPr>
       <w:r>
         <w:rPr>
@@ -4576,22 +5433,36 @@
     </w:p>
     <w:p>
       <w:pPr>
-        <w:pStyle w:val="Heading3"/>
-      </w:pPr>
-      <w:r>
-        <w:t>Supported practice answer</w:t>
+        <w:spacing w:line="336" w:lineRule="auto" w:after="180"/>
+      </w:pPr>
+      <w:r>
+        <w:rPr>
+          <w:b w:val="0"/>
+        </w:rPr>
+        <w:t>Reasoned practice answer: Teacher explanation: First gradient -3 gives a = 0.3 and MSE 0.325. Second gradient -1.5 gives a = 0.45 and MSE 0.15625. Each gradient is computed at the current weight before the update.</w:t>
       </w:r>
     </w:p>
     <w:p>
       <w:pPr>
         <w:spacing w:line="336" w:lineRule="auto" w:after="180"/>
-        <w:shd w:fill="F1F6FC"/>
       </w:pPr>
       <w:r>
         <w:rPr>
           <w:b w:val="0"/>
         </w:rPr>
-        <w:t>Reasoned practice answer: Teacher explanation: First gradient -3 gives a = 0.3 and MSE 0.325. Second gradient -1.5 gives a = 0.45 and MSE 0.15625. Each gradient is computed at the current weight before the update.</w:t>
+        <w:t xml:space="preserve">Check every learner before discussion: Use the worked case for </w:t>
+      </w:r>
+      <w:r>
+        <w:rPr>
+          <w:b/>
+        </w:rPr>
+        <w:t>Training</w:t>
+      </w:r>
+      <w:r>
+        <w:rPr>
+          <w:b w:val="0"/>
+        </w:rPr>
+        <w:t xml:space="preserve"> a small image model. Proposed explanation: “All parameters in a trained model must have been learned”. Decide whether this explanation is supported.</w:t>
       </w:r>
     </w:p>
     <w:p>
@@ -4602,19 +5473,7 @@
         <w:rPr>
           <w:b w:val="0"/>
         </w:rPr>
-        <w:t xml:space="preserve">Check every learner before discussion: Use the worked case for </w:t>
-      </w:r>
-      <w:r>
-        <w:rPr>
-          <w:b/>
-        </w:rPr>
-        <w:t>Training</w:t>
-      </w:r>
-      <w:r>
-        <w:rPr>
-          <w:b w:val="0"/>
-        </w:rPr>
-        <w:t xml:space="preserve"> a small image model. Proposed explanation: “All parameters in a trained model must have been learned”. Decide whether this explanation is supported.</w:t>
+        <w:t>Point to the step or supplied fact that decides; explain your repair if needed.</w:t>
       </w:r>
     </w:p>
     <w:p>
@@ -4625,153 +5484,105 @@
         <w:rPr>
           <w:b w:val="0"/>
         </w:rPr>
-        <w:t>Point to the step or supplied fact that decides; explain your repair if needed.</w:t>
+        <w:t>Misconception repair: The declared experiment freezes the feature kernels and adjusts only a.</w:t>
       </w:r>
     </w:p>
     <w:p>
       <w:pPr>
-        <w:pStyle w:val="Heading3"/>
-      </w:pPr>
-      <w:r>
-        <w:t>Repair the misconception</w:t>
+        <w:spacing w:line="336" w:lineRule="auto" w:after="180"/>
+      </w:pPr>
+      <w:r>
+        <w:rPr>
+          <w:b w:val="0"/>
+        </w:rPr>
+        <w:t xml:space="preserve">Support: read the exact case aloud, enlarge the labelled picture, supply </w:t>
+      </w:r>
+      <w:r>
+        <w:rPr>
+          <w:b/>
+        </w:rPr>
+        <w:t>input</w:t>
+      </w:r>
+      <w:r>
+        <w:rPr>
+          <w:b w:val="0"/>
+        </w:rPr>
+        <w:t xml:space="preserve"> cards and model only the first deciding step. Accept a spoken explanation or drawing; retain the reasoning goal.</w:t>
       </w:r>
     </w:p>
     <w:p>
       <w:pPr>
         <w:spacing w:line="336" w:lineRule="auto" w:after="180"/>
-        <w:shd w:fill="FFF5E6"/>
       </w:pPr>
       <w:r>
         <w:rPr>
           <w:b w:val="0"/>
         </w:rPr>
-        <w:t>Misconception repair: The declared experiment freezes the feature kernels and adjusts only a.</w:t>
+        <w:t xml:space="preserve">Extension: Double the two-update budget while keeping the same </w:t>
+      </w:r>
+      <w:r>
+        <w:rPr>
+          <w:b/>
+        </w:rPr>
+        <w:t>training</w:t>
+      </w:r>
+      <w:r>
+        <w:rPr>
+          <w:b w:val="0"/>
+        </w:rPr>
+        <w:t xml:space="preserve"> rule. Require a </w:t>
+      </w:r>
+      <w:r>
+        <w:rPr>
+          <w:b/>
+        </w:rPr>
+        <w:t>prediction</w:t>
+      </w:r>
+      <w:r>
+        <w:rPr>
+          <w:b w:val="0"/>
+        </w:rPr>
+        <w:t xml:space="preserve"> and a reason before comparing. Expected result: Next a values 0.875 and 0.9375; </w:t>
+      </w:r>
+      <w:r>
+        <w:rPr>
+          <w:b/>
+        </w:rPr>
+        <w:t>training</w:t>
+      </w:r>
+      <w:r>
+        <w:rPr>
+          <w:b w:val="0"/>
+        </w:rPr>
+        <w:t xml:space="preserve"> loss falls to 0.015625.</w:t>
       </w:r>
     </w:p>
     <w:p>
       <w:pPr>
-        <w:pStyle w:val="Heading3"/>
-      </w:pPr>
-      <w:r>
-        <w:t>Support without giving away the answer</w:t>
+        <w:spacing w:line="336" w:lineRule="auto" w:after="180"/>
+      </w:pPr>
+      <w:r>
+        <w:rPr>
+          <w:b w:val="0"/>
+        </w:rPr>
+        <w:t xml:space="preserve">Reason: Each update halves the distance to the </w:t>
+      </w:r>
+      <w:r>
+        <w:rPr>
+          <w:b/>
+        </w:rPr>
+        <w:t>training</w:t>
+      </w:r>
+      <w:r>
+        <w:rPr>
+          <w:b w:val="0"/>
+        </w:rPr>
+        <w:t xml:space="preserve"> optimum 1 in this toy system.</w:t>
       </w:r>
     </w:p>
     <w:p>
       <w:pPr>
         <w:spacing w:line="336" w:lineRule="auto" w:after="180"/>
-        <w:shd w:fill="F1F6F8"/>
-      </w:pPr>
-      <w:r>
-        <w:rPr>
-          <w:b w:val="0"/>
-        </w:rPr>
-        <w:t xml:space="preserve">Support: read the exact case aloud, enlarge the labelled picture, supply </w:t>
-      </w:r>
-      <w:r>
-        <w:rPr>
-          <w:b/>
-        </w:rPr>
-        <w:t>input</w:t>
-      </w:r>
-      <w:r>
-        <w:rPr>
-          <w:b w:val="0"/>
-        </w:rPr>
-        <w:t xml:space="preserve"> cards and model only the first deciding step. Accept a spoken explanation or drawing; retain the reasoning goal.</w:t>
-      </w:r>
-    </w:p>
-    <w:p>
-      <w:pPr>
-        <w:pStyle w:val="Heading3"/>
-      </w:pPr>
-      <w:r>
-        <w:t>Extend the reasoning</w:t>
-      </w:r>
-    </w:p>
-    <w:p>
-      <w:pPr>
-        <w:spacing w:line="336" w:lineRule="auto" w:after="180"/>
-        <w:shd w:fill="F5F1FB"/>
-      </w:pPr>
-      <w:r>
-        <w:rPr>
-          <w:b w:val="0"/>
-        </w:rPr>
-        <w:t xml:space="preserve">Extension: Double the two-update budget while keeping the same </w:t>
-      </w:r>
-      <w:r>
-        <w:rPr>
-          <w:b/>
-        </w:rPr>
-        <w:t>training</w:t>
-      </w:r>
-      <w:r>
-        <w:rPr>
-          <w:b w:val="0"/>
-        </w:rPr>
-        <w:t xml:space="preserve"> rule. Require a </w:t>
-      </w:r>
-      <w:r>
-        <w:rPr>
-          <w:b/>
-        </w:rPr>
-        <w:t>prediction</w:t>
-      </w:r>
-      <w:r>
-        <w:rPr>
-          <w:b w:val="0"/>
-        </w:rPr>
-        <w:t xml:space="preserve"> and a reason before comparing. Expected result: Next a values 0.875 and 0.9375; </w:t>
-      </w:r>
-      <w:r>
-        <w:rPr>
-          <w:b/>
-        </w:rPr>
-        <w:t>training</w:t>
-      </w:r>
-      <w:r>
-        <w:rPr>
-          <w:b w:val="0"/>
-        </w:rPr>
-        <w:t xml:space="preserve"> loss falls to 0.015625.</w:t>
-      </w:r>
-    </w:p>
-    <w:p>
-      <w:pPr>
-        <w:spacing w:line="336" w:lineRule="auto" w:after="180"/>
-        <w:shd w:fill="F5F1FB"/>
-      </w:pPr>
-      <w:r>
-        <w:rPr>
-          <w:b w:val="0"/>
-        </w:rPr>
-        <w:t xml:space="preserve">Reason: Each update halves the distance to the </w:t>
-      </w:r>
-      <w:r>
-        <w:rPr>
-          <w:b/>
-        </w:rPr>
-        <w:t>training</w:t>
-      </w:r>
-      <w:r>
-        <w:rPr>
-          <w:b w:val="0"/>
-        </w:rPr>
-        <w:t xml:space="preserve"> optimum 1 in this toy system.</w:t>
-      </w:r>
-    </w:p>
-    <w:p>
-      <w:pPr>
-        <w:pStyle w:val="Heading3"/>
-      </w:pPr>
-      <w:r>
-        <w:t>Protect the independent attempt</w:t>
-      </w:r>
-    </w:p>
-    <w:p>
-      <w:pPr>
-        <w:spacing w:line="336" w:lineRule="auto" w:after="180"/>
-        <w:shd w:fill="FFF5E6"/>
       </w:pPr>
       <w:r>
         <w:rPr>
@@ -4966,70 +5777,69 @@
     </w:tbl>
     <w:p>
       <w:pPr>
-        <w:pStyle w:val="Heading3"/>
-      </w:pPr>
-      <w:r>
-        <w:t>Project checkpoint</w:t>
+        <w:spacing w:line="336" w:lineRule="auto" w:after="180"/>
+      </w:pPr>
+      <w:r>
+        <w:rPr>
+          <w:b w:val="0"/>
+        </w:rPr>
+        <w:t xml:space="preserve">Project </w:t>
+      </w:r>
+      <w:r>
+        <w:rPr>
+          <w:b/>
+        </w:rPr>
+        <w:t>checkpoint</w:t>
+      </w:r>
+      <w:r>
+        <w:rPr>
+          <w:b w:val="0"/>
+        </w:rPr>
+        <w:t>: Evaluate and revise. Compare with your starting method, explain errors and record a justified revision.</w:t>
       </w:r>
     </w:p>
     <w:p>
       <w:pPr>
         <w:spacing w:line="336" w:lineRule="auto" w:after="180"/>
-        <w:shd w:fill="EDF7F3"/>
       </w:pPr>
       <w:r>
         <w:rPr>
           <w:b w:val="0"/>
         </w:rPr>
-        <w:t xml:space="preserve">Project </w:t>
+        <w:t xml:space="preserve">Use the weekly teacher answer for topic-specific reasoning. A saved progress tick is an activity record; judge mastery from the learner’s explanation and </w:t>
       </w:r>
       <w:r>
         <w:rPr>
           <w:b/>
         </w:rPr>
-        <w:t>checkpoint</w:t>
+        <w:t>evidence</w:t>
       </w:r>
       <w:r>
         <w:rPr>
           <w:b w:val="0"/>
         </w:rPr>
-        <w:t>: Evaluate and revise. Compare with your starting method, explain errors and record a justified revision.</w:t>
+        <w:t>.</w:t>
       </w:r>
     </w:p>
     <w:p>
       <w:pPr>
-        <w:spacing w:line="336" w:lineRule="auto" w:after="180"/>
-      </w:pPr>
-      <w:r>
-        <w:rPr>
-          <w:b w:val="0"/>
-        </w:rPr>
-        <w:t xml:space="preserve">Use the weekly teacher answer for topic-specific reasoning. A saved progress tick is an activity record; judge mastery from the learner’s explanation and </w:t>
-      </w:r>
-      <w:r>
-        <w:rPr>
-          <w:b/>
-        </w:rPr>
-        <w:t>evidence</w:t>
-      </w:r>
-      <w:r>
-        <w:rPr>
-          <w:b w:val="0"/>
-        </w:rPr>
-        <w:t>.</w:t>
+        <w:pStyle w:val="Heading1"/>
+      </w:pPr>
+      <w:r>
+        <w:t>08. Reference · Feedback,labs and repair paths</w:t>
       </w:r>
     </w:p>
     <w:p>
-      <w:pPr>
-        <w:pStyle w:val="Heading1"/>
-      </w:pPr>
-      <w:r>
-        <w:t>08. Use feedback, labs and repair paths</w:t>
+      <w:r>
+        <w:t>Retain the first attempt and the evidence used for a repair.</w:t>
       </w:r>
     </w:p>
     <w:p>
-      <w:r>
-        <w:t>Use feedback, earlier review and portfolios purposefully. Apply the coding routine only when this lesson has an executable lab.</w:t>
+      <w:pPr>
+        <w:pStyle w:val="Heading2"/>
+      </w:pPr>
+      <w:r>
+        <w:t>Feedback and record guidance</w:t>
       </w:r>
     </w:p>
     <w:p>
@@ -5128,40 +5938,17 @@
         <w:pStyle w:val="Heading1"/>
       </w:pPr>
       <w:r>
-        <w:t>09. Visual concept journey</w:t>
+        <w:t>09. Reference · Teach with the six pictures</w:t>
       </w:r>
     </w:p>
     <w:p>
       <w:r>
-        <w:t>Show one Training a small image model graphic at a time, request a prediction and discuss its trace before the independent assessment.</w:t>
+        <w:t>Choose one picture for a particular reasoning move.</w:t>
       </w:r>
     </w:p>
     <w:p>
       <w:pPr>
-        <w:spacing w:line="336" w:lineRule="auto" w:after="180"/>
-      </w:pPr>
-      <w:r>
-        <w:rPr>
-          <w:b w:val="0"/>
-        </w:rPr>
-        <w:t xml:space="preserve">Use one picture at a time. Hide a worked result before asking for a </w:t>
-      </w:r>
-      <w:r>
-        <w:rPr>
-          <w:b/>
-        </w:rPr>
-        <w:t>prediction</w:t>
-      </w:r>
-      <w:r>
-        <w:rPr>
-          <w:b w:val="0"/>
-        </w:rPr>
-        <w:t>, then reveal it for feedback. These are supported teaching cases; retain the separate independent assessment for a fresh first attempt.</w:t>
-      </w:r>
-    </w:p>
-    <w:p>
-      <w:pPr>
-        <w:pStyle w:val="Heading3"/>
+        <w:pStyle w:val="Heading2"/>
       </w:pPr>
       <w:r>
         <w:t>01. Training a small image model: the case</w:t>
@@ -5172,7 +5959,7 @@
         <w:drawing>
           <wp:inline xmlns:a="http://schemas.openxmlformats.org/drawingml/2006/main" xmlns:pic="http://schemas.openxmlformats.org/drawingml/2006/picture">
             <wp:extent cx="5486400" cy="3291840"/>
-            <wp:docPr id="2" name="Picture 2" descr="Train one tiny image score with a fixed budget and a separately reserved check. Supplied facts: Toy brightness difference d=left−right; score=a×d. Training pair d=2, target 2; start a=0; squared loss; learning rate 1/16; two updates. All inputs and outcomes in this worked example are invented classroom data; no real model run is claimed."/>
+            <wp:docPr id="4" name="Picture 4" descr="Train one tiny image score with a fixed budget and a separately reserved check. Supplied facts: Toy brightness difference d=left−right; score=a×d. Training pair d=2, target 2; start a=0; squared loss; learning rate 1/16; two updates. All inputs and outcomes in this worked example are invented classroom data; no real model run is claimed."/>
             <wp:cNvGraphicFramePr>
               <a:graphicFrameLocks noChangeAspect="1"/>
             </wp:cNvGraphicFramePr>
@@ -5184,7 +5971,7 @@
                     <pic:cNvPicPr/>
                   </pic:nvPicPr>
                   <pic:blipFill>
-                    <a:blip r:embed="rId10"/>
+                    <a:blip r:embed="rId12"/>
                     <a:stretch>
                       <a:fillRect/>
                     </a:stretch>
@@ -5246,7 +6033,6 @@
     <w:p>
       <w:pPr>
         <w:spacing w:line="336" w:lineRule="auto" w:after="180"/>
-        <w:shd w:fill="F5F1FB"/>
       </w:pPr>
       <w:r>
         <w:rPr>
@@ -5257,27 +6043,18 @@
     </w:p>
     <w:p>
       <w:pPr>
-        <w:pStyle w:val="Heading3"/>
-      </w:pPr>
-      <w:r>
-        <w:t>Discuss while showing the picture</w:t>
+        <w:spacing w:line="336" w:lineRule="auto" w:after="180"/>
+      </w:pPr>
+      <w:r>
+        <w:rPr>
+          <w:b w:val="0"/>
+        </w:rPr>
+        <w:t>Teacher prompt: Point to the given fact that matters most. Explain why it matters. Ask learners to describe one label or arrow in ordinary words. Use the adjacent transcript if the image is difficult to see.</w:t>
       </w:r>
     </w:p>
     <w:p>
       <w:pPr>
-        <w:spacing w:line="336" w:lineRule="auto" w:after="180"/>
-        <w:shd w:fill="F1F6F8"/>
-      </w:pPr>
-      <w:r>
-        <w:rPr>
-          <w:b w:val="0"/>
-        </w:rPr>
-        <w:t>Teacher prompt: Point to the given fact that matters most. Explain why it matters. Ask learners to describe one label or arrow in ordinary words. Use the adjacent transcript if the image is difficult to see.</w:t>
-      </w:r>
-    </w:p>
-    <w:p>
-      <w:pPr>
-        <w:pStyle w:val="Heading3"/>
+        <w:pStyle w:val="Heading2"/>
       </w:pPr>
       <w:r>
         <w:t>02. Follow the deciding steps</w:t>
@@ -5288,7 +6065,7 @@
         <w:drawing>
           <wp:inline xmlns:a="http://schemas.openxmlformats.org/drawingml/2006/main" xmlns:pic="http://schemas.openxmlformats.org/drawingml/2006/picture">
             <wp:extent cx="5486400" cy="3182112"/>
-            <wp:docPr id="3" name="Picture 3" descr="First update: Gradient 2(2a-2)×2=-8; new a = 0.5, training loss 1. → Second update: Gradient at 0.5 is-4; new a = 0.75, training loss 0.25. → Validation score: At reserved d1, target 1: prediction 0.75, squared error 0.0625."/>
+            <wp:docPr id="5" name="Picture 5" descr="First update: Gradient 2(2a-2)×2=-8; new a = 0.5, training loss 1. → Second update: Gradient at 0.5 is-4; new a = 0.75, training loss 0.25. → Validation score: At reserved d1, target 1: prediction 0.75, squared error 0.0625."/>
             <wp:cNvGraphicFramePr>
               <a:graphicFrameLocks noChangeAspect="1"/>
             </wp:cNvGraphicFramePr>
@@ -5300,7 +6077,7 @@
                     <pic:cNvPicPr/>
                   </pic:nvPicPr>
                   <pic:blipFill>
-                    <a:blip r:embed="rId11"/>
+                    <a:blip r:embed="rId10"/>
                     <a:stretch>
                       <a:fillRect/>
                     </a:stretch>
@@ -5369,7 +6146,6 @@
     <w:p>
       <w:pPr>
         <w:spacing w:line="336" w:lineRule="auto" w:after="180"/>
-        <w:shd w:fill="F5F1FB"/>
       </w:pPr>
       <w:r>
         <w:rPr>
@@ -5392,39 +6168,30 @@
     </w:p>
     <w:p>
       <w:pPr>
-        <w:pStyle w:val="Heading3"/>
-      </w:pPr>
-      <w:r>
-        <w:t>Discuss while showing the picture</w:t>
+        <w:spacing w:line="336" w:lineRule="auto" w:after="180"/>
+      </w:pPr>
+      <w:r>
+        <w:rPr>
+          <w:b w:val="0"/>
+        </w:rPr>
+        <w:t xml:space="preserve">Teacher prompt: Point to each numbered stage and explain which recorded </w:t>
+      </w:r>
+      <w:r>
+        <w:rPr>
+          <w:b/>
+        </w:rPr>
+        <w:t>input</w:t>
+      </w:r>
+      <w:r>
+        <w:rPr>
+          <w:b w:val="0"/>
+        </w:rPr>
+        <w:t xml:space="preserve"> it uses. Ask learners to describe one label or arrow in ordinary words. Use the adjacent transcript if the image is difficult to see.</w:t>
       </w:r>
     </w:p>
     <w:p>
       <w:pPr>
-        <w:spacing w:line="336" w:lineRule="auto" w:after="180"/>
-        <w:shd w:fill="F1F6F8"/>
-      </w:pPr>
-      <w:r>
-        <w:rPr>
-          <w:b w:val="0"/>
-        </w:rPr>
-        <w:t xml:space="preserve">Teacher prompt: Point to each numbered stage and explain which recorded </w:t>
-      </w:r>
-      <w:r>
-        <w:rPr>
-          <w:b/>
-        </w:rPr>
-        <w:t>input</w:t>
-      </w:r>
-      <w:r>
-        <w:rPr>
-          <w:b w:val="0"/>
-        </w:rPr>
-        <w:t xml:space="preserve"> it uses. Ask learners to describe one label or arrow in ordinary words. Use the adjacent transcript if the image is difficult to see.</w:t>
-      </w:r>
-    </w:p>
-    <w:p>
-      <w:pPr>
-        <w:pStyle w:val="Heading3"/>
+        <w:pStyle w:val="Heading2"/>
       </w:pPr>
       <w:r>
         <w:t>03. Compare the saved checkpoints</w:t>
@@ -5435,7 +6202,7 @@
         <w:drawing>
           <wp:inline xmlns:a="http://schemas.openxmlformats.org/drawingml/2006/main" xmlns:pic="http://schemas.openxmlformats.org/drawingml/2006/picture">
             <wp:extent cx="5486400" cy="2834640"/>
-            <wp:docPr id="4" name="Picture 4" descr="Compare the saved checkpoints. 0 with a 0 | 1 | 1. 1 with a 0.3 | 0.325 | 0.49. 2 with a 0.45 | 0.15625 | 0.3025"/>
+            <wp:docPr id="6" name="Picture 6" descr="Compare the saved checkpoints. 0 with a 0 | 1 | 1. 1 with a 0.3 | 0.325 | 0.49. 2 with a 0.45 | 0.15625 | 0.3025"/>
             <wp:cNvGraphicFramePr>
               <a:graphicFrameLocks noChangeAspect="1"/>
             </wp:cNvGraphicFramePr>
@@ -5447,7 +6214,7 @@
                     <pic:cNvPicPr/>
                   </pic:nvPicPr>
                   <pic:blipFill>
-                    <a:blip r:embed="rId12"/>
+                    <a:blip r:embed="rId13"/>
                     <a:stretch>
                       <a:fillRect/>
                     </a:stretch>
@@ -5492,7 +6259,6 @@
     <w:p>
       <w:pPr>
         <w:spacing w:line="336" w:lineRule="auto" w:after="180"/>
-        <w:shd w:fill="F5F1FB"/>
       </w:pPr>
       <w:r>
         <w:rPr>
@@ -5503,27 +6269,18 @@
     </w:p>
     <w:p>
       <w:pPr>
-        <w:pStyle w:val="Heading3"/>
-      </w:pPr>
-      <w:r>
-        <w:t>Discuss while showing the picture</w:t>
+        <w:spacing w:line="336" w:lineRule="auto" w:after="180"/>
+      </w:pPr>
+      <w:r>
+        <w:rPr>
+          <w:b w:val="0"/>
+        </w:rPr>
+        <w:t>Teacher prompt: Read the labels and values. Explain the relationship the model shows. Ask learners to describe one label or arrow in ordinary words. Use the adjacent transcript if the image is difficult to see.</w:t>
       </w:r>
     </w:p>
     <w:p>
       <w:pPr>
-        <w:spacing w:line="336" w:lineRule="auto" w:after="180"/>
-        <w:shd w:fill="F1F6F8"/>
-      </w:pPr>
-      <w:r>
-        <w:rPr>
-          <w:b w:val="0"/>
-        </w:rPr>
-        <w:t>Teacher prompt: Read the labels and values. Explain the relationship the model shows. Ask learners to describe one label or arrow in ordinary words. Use the adjacent transcript if the image is difficult to see.</w:t>
-      </w:r>
-    </w:p>
-    <w:p>
-      <w:pPr>
-        <w:pStyle w:val="Heading3"/>
+        <w:pStyle w:val="Heading2"/>
       </w:pPr>
       <w:r>
         <w:t>04. Change one thing. Trace what follows.</w:t>
@@ -5534,7 +6291,7 @@
         <w:drawing>
           <wp:inline xmlns:a="http://schemas.openxmlformats.org/drawingml/2006/main" xmlns:pic="http://schemas.openxmlformats.org/drawingml/2006/picture">
             <wp:extent cx="5486400" cy="3026664"/>
-            <wp:docPr id="5" name="Picture 5" descr="Original case: At reserved d1, target 1: prediction 0.75, squared error 0.0625. Changed condition: Double the two-update budget while keeping the same training rule. Expected result: Next a values 0.875 and 0.9375; training loss falls to 0.015625. Reason: Each update halves the distance to the training optimum 1 in this toy system."/>
+            <wp:docPr id="7" name="Picture 7" descr="Original case: At reserved d1, target 1: prediction 0.75, squared error 0.0625. Changed condition: Double the two-update budget while keeping the same training rule. Expected result: Next a values 0.875 and 0.9375; training loss falls to 0.015625. Reason: Each update halves the distance to the training optimum 1 in this toy system."/>
             <wp:cNvGraphicFramePr>
               <a:graphicFrameLocks noChangeAspect="1"/>
             </wp:cNvGraphicFramePr>
@@ -5546,7 +6303,7 @@
                     <pic:cNvPicPr/>
                   </pic:nvPicPr>
                   <pic:blipFill>
-                    <a:blip r:embed="rId13"/>
+                    <a:blip r:embed="rId14"/>
                     <a:stretch>
                       <a:fillRect/>
                     </a:stretch>
@@ -5638,7 +6395,6 @@
     <w:p>
       <w:pPr>
         <w:spacing w:line="336" w:lineRule="auto" w:after="180"/>
-        <w:shd w:fill="F5F1FB"/>
       </w:pPr>
       <w:r>
         <w:rPr>
@@ -5649,51 +6405,41 @@
     </w:p>
     <w:p>
       <w:pPr>
-        <w:pStyle w:val="Heading3"/>
-      </w:pPr>
-      <w:r>
-        <w:t>Discuss while showing the picture</w:t>
+        <w:spacing w:line="336" w:lineRule="auto" w:after="180"/>
+      </w:pPr>
+      <w:r>
+        <w:rPr>
+          <w:b w:val="0"/>
+        </w:rPr>
+        <w:t>Teacher prompt: Predict before checking the worked changed-case result. Name what changed and what the supplied facts allow you to conclude. Ask learners to describe one label or arrow in ordinary words.</w:t>
       </w:r>
     </w:p>
     <w:p>
       <w:pPr>
         <w:spacing w:line="336" w:lineRule="auto" w:after="180"/>
-        <w:shd w:fill="F1F6F8"/>
       </w:pPr>
       <w:r>
         <w:rPr>
           <w:b w:val="0"/>
         </w:rPr>
-        <w:t>Teacher prompt: Predict before checking the worked changed-case result. Name what changed and what the supplied facts allow you to conclude. Ask learners to describe one label or arrow in ordinary words.</w:t>
+        <w:t xml:space="preserve">Use the adjacent transcript if the image is difficult to see. Changed-case reasoning: Each update halves the distance to the </w:t>
+      </w:r>
+      <w:r>
+        <w:rPr>
+          <w:b/>
+        </w:rPr>
+        <w:t>training</w:t>
+      </w:r>
+      <w:r>
+        <w:rPr>
+          <w:b w:val="0"/>
+        </w:rPr>
+        <w:t xml:space="preserve"> optimum 1 in this toy system.</w:t>
       </w:r>
     </w:p>
     <w:p>
       <w:pPr>
-        <w:spacing w:line="336" w:lineRule="auto" w:after="180"/>
-        <w:shd w:fill="F1F6F8"/>
-      </w:pPr>
-      <w:r>
-        <w:rPr>
-          <w:b w:val="0"/>
-        </w:rPr>
-        <w:t xml:space="preserve">Use the adjacent transcript if the image is difficult to see. Changed-case reasoning: Each update halves the distance to the </w:t>
-      </w:r>
-      <w:r>
-        <w:rPr>
-          <w:b/>
-        </w:rPr>
-        <w:t>training</w:t>
-      </w:r>
-      <w:r>
-        <w:rPr>
-          <w:b w:val="0"/>
-        </w:rPr>
-        <w:t xml:space="preserve"> optimum 1 in this toy system.</w:t>
-      </w:r>
-    </w:p>
-    <w:p>
-      <w:pPr>
-        <w:pStyle w:val="Heading3"/>
+        <w:pStyle w:val="Heading2"/>
       </w:pPr>
       <w:r>
         <w:t>05. Connect the explanation to its limit</w:t>
@@ -5704,7 +6450,7 @@
         <w:drawing>
           <wp:inline xmlns:a="http://schemas.openxmlformats.org/drawingml/2006/main" xmlns:pic="http://schemas.openxmlformats.org/drawingml/2006/picture">
             <wp:extent cx="5486400" cy="2834640"/>
-            <wp:docPr id="6" name="Picture 6" descr="The image feature is a brightness difference, and training adjusts one output weight multiplying it. Each gradient is computed using the current prediction before the next update. In this example, the rate halves the distance to the training optimum each time. More updates reduce this training loss, but choosing a budget still requires separate validation evidence. Limit: This scalar brightness model is a transparent toy image task, not a claim that a full image network was run."/>
+            <wp:docPr id="8" name="Picture 8" descr="The image feature is a brightness difference, and training adjusts one output weight multiplying it. Each gradient is computed using the current prediction before the next update. In this example, the rate halves the distance to the training optimum each time. More updates reduce this training loss, but choosing a budget still requires separate validation evidence. Limit: This scalar brightness model is a transparent toy image task, not a claim that a full image network was run."/>
             <wp:cNvGraphicFramePr>
               <a:graphicFrameLocks noChangeAspect="1"/>
             </wp:cNvGraphicFramePr>
@@ -5716,7 +6462,7 @@
                     <pic:cNvPicPr/>
                   </pic:nvPicPr>
                   <pic:blipFill>
-                    <a:blip r:embed="rId14"/>
+                    <a:blip r:embed="rId15"/>
                     <a:stretch>
                       <a:fillRect/>
                     </a:stretch>
@@ -5843,7 +6589,6 @@
     <w:p>
       <w:pPr>
         <w:spacing w:line="336" w:lineRule="auto" w:after="180"/>
-        <w:shd w:fill="F5F1FB"/>
       </w:pPr>
       <w:r>
         <w:rPr>
@@ -5854,39 +6599,29 @@
     </w:p>
     <w:p>
       <w:pPr>
-        <w:pStyle w:val="Heading3"/>
-      </w:pPr>
-      <w:r>
-        <w:t>Discuss while showing the picture</w:t>
+        <w:spacing w:line="336" w:lineRule="auto" w:after="180"/>
+      </w:pPr>
+      <w:r>
+        <w:rPr>
+          <w:b w:val="0"/>
+        </w:rPr>
+        <w:t>Teacher prompt: Explain the case, then point to a limit on the claim. Ask learners to describe one label or arrow in ordinary words. Use the adjacent transcript if the image is difficult to see.</w:t>
       </w:r>
     </w:p>
     <w:p>
       <w:pPr>
         <w:spacing w:line="336" w:lineRule="auto" w:after="180"/>
-        <w:shd w:fill="F1F6F8"/>
       </w:pPr>
       <w:r>
         <w:rPr>
           <w:b w:val="0"/>
         </w:rPr>
-        <w:t>Teacher prompt: Explain the case, then point to a limit on the claim. Ask learners to describe one label or arrow in ordinary words. Use the adjacent transcript if the image is difficult to see.</w:t>
+        <w:t>Keep the stated scope: This scalar brightness model is a transparent toy image task, not a claim that a full image network was run.</w:t>
       </w:r>
     </w:p>
     <w:p>
       <w:pPr>
-        <w:spacing w:line="336" w:lineRule="auto" w:after="180"/>
-        <w:shd w:fill="F1F6F8"/>
-      </w:pPr>
-      <w:r>
-        <w:rPr>
-          <w:b w:val="0"/>
-        </w:rPr>
-        <w:t>Keep the stated scope: This scalar brightness model is a transparent toy image task, not a claim that a full image network was run.</w:t>
-      </w:r>
-    </w:p>
-    <w:p>
-      <w:pPr>
-        <w:pStyle w:val="Heading3"/>
+        <w:pStyle w:val="Heading2"/>
       </w:pPr>
       <w:r>
         <w:t>06. Make the idea visible in your project</w:t>
@@ -5897,7 +6632,7 @@
         <w:drawing>
           <wp:inline xmlns:a="http://schemas.openxmlformats.org/drawingml/2006/main" xmlns:pic="http://schemas.openxmlformats.org/drawingml/2006/picture">
             <wp:extent cx="5486400" cy="3681984"/>
-            <wp:docPr id="7" name="Picture 7" descr="For your Image-pattern Network Investigation, save the input, procedure, observed result and limitation of this check. Label this worked example as practice; use a different, previously unreviewed case when checking independent understanding. Draw your input, deciding step, result and limit. Supported question: Does lower training loss alone establish that four updates generalise better? Point to the relevant step in the picture, then write the changed result and the rule or evidence that supports it."/>
+            <wp:docPr id="9" name="Picture 9" descr="For your Image-pattern Network Investigation, save the input, procedure, observed result and limitation of this check. Label this worked example as practice; use a different, previously unreviewed case when checking independent understanding. Draw your input, deciding step, result and limit. Supported question: Does lower training loss alone establish that four updates generalise better? Point to the relevant step in the picture, then write the changed result and the rule or evidence that supports it."/>
             <wp:cNvGraphicFramePr>
               <a:graphicFrameLocks noChangeAspect="1"/>
             </wp:cNvGraphicFramePr>
@@ -5909,7 +6644,7 @@
                     <pic:cNvPicPr/>
                   </pic:nvPicPr>
                   <pic:blipFill>
-                    <a:blip r:embed="rId15"/>
+                    <a:blip r:embed="rId16"/>
                     <a:stretch>
                       <a:fillRect/>
                     </a:stretch>
@@ -6012,7 +6747,6 @@
     <w:p>
       <w:pPr>
         <w:spacing w:line="336" w:lineRule="auto" w:after="180"/>
-        <w:shd w:fill="F5F1FB"/>
       </w:pPr>
       <w:r>
         <w:rPr>
@@ -6035,22 +6769,36 @@
     </w:p>
     <w:p>
       <w:pPr>
-        <w:pStyle w:val="Heading3"/>
-      </w:pPr>
-      <w:r>
-        <w:t>Discuss while showing the picture</w:t>
+        <w:spacing w:line="336" w:lineRule="auto" w:after="180"/>
+      </w:pPr>
+      <w:r>
+        <w:rPr>
+          <w:b w:val="0"/>
+        </w:rPr>
+        <w:t xml:space="preserve">Teacher prompt: Draw your project trace and justify the deciding step using </w:t>
+      </w:r>
+      <w:r>
+        <w:rPr>
+          <w:b/>
+        </w:rPr>
+        <w:t>evidence</w:t>
+      </w:r>
+      <w:r>
+        <w:rPr>
+          <w:b w:val="0"/>
+        </w:rPr>
+        <w:t>. Ask learners to describe one label or arrow in ordinary words. Use the adjacent transcript if the image is difficult to see.</w:t>
       </w:r>
     </w:p>
     <w:p>
       <w:pPr>
         <w:spacing w:line="336" w:lineRule="auto" w:after="180"/>
-        <w:shd w:fill="F1F6F8"/>
       </w:pPr>
       <w:r>
         <w:rPr>
           <w:b w:val="0"/>
         </w:rPr>
-        <w:t xml:space="preserve">Teacher prompt: Draw your project trace and justify the deciding step using </w:t>
+        <w:t xml:space="preserve">Supported practice key: No. Record the extra budget and score suitable validation </w:t>
       </w:r>
       <w:r>
         <w:rPr>
@@ -6062,67 +6810,121 @@
         <w:rPr>
           <w:b w:val="0"/>
         </w:rPr>
-        <w:t>. Ask learners to describe one label or arrow in ordinary words. Use the adjacent transcript if the image is difficult to see.</w:t>
+        <w:t>; use an untouched final evaluation after selecting a schedule.</w:t>
       </w:r>
     </w:p>
     <w:p>
       <w:pPr>
         <w:spacing w:line="336" w:lineRule="auto" w:after="180"/>
-        <w:shd w:fill="F1F6F8"/>
       </w:pPr>
       <w:r>
         <w:rPr>
           <w:b w:val="0"/>
         </w:rPr>
-        <w:t xml:space="preserve">Supported practice key: No. Record the extra budget and score suitable validation </w:t>
+        <w:t xml:space="preserve">Changed-case check: Next a values 0.875 and 0.9375; </w:t>
       </w:r>
       <w:r>
         <w:rPr>
           <w:b/>
         </w:rPr>
-        <w:t>evidence</w:t>
+        <w:t>training</w:t>
       </w:r>
       <w:r>
         <w:rPr>
           <w:b w:val="0"/>
         </w:rPr>
-        <w:t>; use an untouched final evaluation after selecting a schedule.</w:t>
+        <w:t xml:space="preserve"> loss falls to 0.015625. Each update halves the distance to the </w:t>
+      </w:r>
+      <w:r>
+        <w:rPr>
+          <w:b/>
+        </w:rPr>
+        <w:t>training</w:t>
+      </w:r>
+      <w:r>
+        <w:rPr>
+          <w:b w:val="0"/>
+        </w:rPr>
+        <w:t xml:space="preserve"> optimum 1 in this toy system.</w:t>
       </w:r>
     </w:p>
     <w:p>
       <w:pPr>
+        <w:pStyle w:val="Heading2"/>
+      </w:pPr>
+      <w:r>
+        <w:t>Earlier wording, alternatives and picture transcripts · reference / check after trying</w:t>
+      </w:r>
+    </w:p>
+    <w:p>
+      <w:pPr>
         <w:spacing w:line="336" w:lineRule="auto" w:after="180"/>
-        <w:shd w:fill="F1F6F8"/>
       </w:pPr>
       <w:r>
         <w:rPr>
           <w:b w:val="0"/>
         </w:rPr>
-        <w:t xml:space="preserve">Changed-case check: Next a values 0.875 and 0.9375; </w:t>
+        <w:t xml:space="preserve">Use one picture at a time. Hide a worked result before asking for a </w:t>
       </w:r>
       <w:r>
         <w:rPr>
           <w:b/>
         </w:rPr>
-        <w:t>training</w:t>
+        <w:t>prediction</w:t>
       </w:r>
       <w:r>
         <w:rPr>
           <w:b w:val="0"/>
         </w:rPr>
-        <w:t xml:space="preserve"> loss falls to 0.015625. Each update halves the distance to the </w:t>
-      </w:r>
-      <w:r>
-        <w:rPr>
-          <w:b/>
-        </w:rPr>
-        <w:t>training</w:t>
-      </w:r>
-      <w:r>
-        <w:rPr>
-          <w:b w:val="0"/>
-        </w:rPr>
-        <w:t xml:space="preserve"> optimum 1 in this toy system.</w:t>
+        <w:t>, then reveal it for feedback. These are supported teaching cases; retain the separate independent assessment for a fresh first attempt.</w:t>
+      </w:r>
+    </w:p>
+    <w:p>
+      <w:pPr>
+        <w:pStyle w:val="Heading3"/>
+      </w:pPr>
+      <w:r>
+        <w:t>01. Training a small image model: the case</w:t>
+      </w:r>
+    </w:p>
+    <w:p>
+      <w:pPr>
+        <w:pStyle w:val="Heading3"/>
+      </w:pPr>
+      <w:r>
+        <w:t>02. Follow the deciding steps</w:t>
+      </w:r>
+    </w:p>
+    <w:p>
+      <w:pPr>
+        <w:pStyle w:val="Heading3"/>
+      </w:pPr>
+      <w:r>
+        <w:t>03. Compare the saved checkpoints</w:t>
+      </w:r>
+    </w:p>
+    <w:p>
+      <w:pPr>
+        <w:pStyle w:val="Heading3"/>
+      </w:pPr>
+      <w:r>
+        <w:t>04. Change one thing. Trace what follows.</w:t>
+      </w:r>
+    </w:p>
+    <w:p>
+      <w:pPr>
+        <w:pStyle w:val="Heading3"/>
+      </w:pPr>
+      <w:r>
+        <w:t>05. Connect the explanation to its limit</w:t>
+      </w:r>
+    </w:p>
+    <w:p>
+      <w:pPr>
+        <w:pStyle w:val="Heading3"/>
+      </w:pPr>
+      <w:r>
+        <w:t>06. Make the idea visible in your project</w:t>
       </w:r>
     </w:p>
     <w:sectPr>
